--- a/Docu_TFG/16.04Plantilla memoria escrita_FEEDBACK.docx
+++ b/Docu_TFG/16.04Plantilla memoria escrita_FEEDBACK.docx
@@ -331,10 +331,6 @@
         <w:p>
           <w:pPr>
             <w:pStyle w:val="TDC1"/>
-            <w:tabs>
-              <w:tab w:val="left" w:pos="440"/>
-              <w:tab w:val="right" w:leader="dot" w:pos="9019"/>
-            </w:tabs>
             <w:rPr>
               <w:rFonts w:asciiTheme="minorHAnsi" w:eastAsiaTheme="minorEastAsia" w:hAnsiTheme="minorHAnsi" w:cstheme="minorBidi"/>
               <w:noProof/>
@@ -420,7 +416,7 @@
                 <w:noProof/>
                 <w:webHidden/>
               </w:rPr>
-              <w:t>6</w:t>
+              <w:t>5</w:t>
             </w:r>
             <w:r>
               <w:rPr>
@@ -514,7 +510,7 @@
                 <w:noProof/>
                 <w:webHidden/>
               </w:rPr>
-              <w:t>6</w:t>
+              <w:t>5</w:t>
             </w:r>
             <w:r>
               <w:rPr>
@@ -608,7 +604,7 @@
                 <w:noProof/>
                 <w:webHidden/>
               </w:rPr>
-              <w:t>6</w:t>
+              <w:t>5</w:t>
             </w:r>
             <w:r>
               <w:rPr>
@@ -702,7 +698,7 @@
                 <w:noProof/>
                 <w:webHidden/>
               </w:rPr>
-              <w:t>7</w:t>
+              <w:t>6</w:t>
             </w:r>
             <w:r>
               <w:rPr>
@@ -716,10 +712,6 @@
         <w:p>
           <w:pPr>
             <w:pStyle w:val="TDC1"/>
-            <w:tabs>
-              <w:tab w:val="left" w:pos="440"/>
-              <w:tab w:val="right" w:leader="dot" w:pos="9019"/>
-            </w:tabs>
             <w:rPr>
               <w:rFonts w:asciiTheme="minorHAnsi" w:eastAsiaTheme="minorEastAsia" w:hAnsiTheme="minorHAnsi" w:cstheme="minorBidi"/>
               <w:noProof/>
@@ -796,7 +788,7 @@
                 <w:noProof/>
                 <w:webHidden/>
               </w:rPr>
-              <w:t>8</w:t>
+              <w:t>7</w:t>
             </w:r>
             <w:r>
               <w:rPr>
@@ -890,7 +882,7 @@
                 <w:noProof/>
                 <w:webHidden/>
               </w:rPr>
-              <w:t>8</w:t>
+              <w:t>7</w:t>
             </w:r>
             <w:r>
               <w:rPr>
@@ -984,7 +976,7 @@
                 <w:noProof/>
                 <w:webHidden/>
               </w:rPr>
-              <w:t>9</w:t>
+              <w:t>8</w:t>
             </w:r>
             <w:r>
               <w:rPr>
@@ -1078,7 +1070,7 @@
                 <w:noProof/>
                 <w:webHidden/>
               </w:rPr>
-              <w:t>10</w:t>
+              <w:t>9</w:t>
             </w:r>
             <w:r>
               <w:rPr>
@@ -1172,7 +1164,7 @@
                 <w:noProof/>
                 <w:webHidden/>
               </w:rPr>
-              <w:t>11</w:t>
+              <w:t>10</w:t>
             </w:r>
             <w:r>
               <w:rPr>
@@ -1186,10 +1178,6 @@
         <w:p>
           <w:pPr>
             <w:pStyle w:val="TDC1"/>
-            <w:tabs>
-              <w:tab w:val="left" w:pos="440"/>
-              <w:tab w:val="right" w:leader="dot" w:pos="9019"/>
-            </w:tabs>
             <w:rPr>
               <w:rFonts w:asciiTheme="minorHAnsi" w:eastAsiaTheme="minorEastAsia" w:hAnsiTheme="minorHAnsi" w:cstheme="minorBidi"/>
               <w:noProof/>
@@ -1266,7 +1254,7 @@
                 <w:noProof/>
                 <w:webHidden/>
               </w:rPr>
-              <w:t>11</w:t>
+              <w:t>10</w:t>
             </w:r>
             <w:r>
               <w:rPr>
@@ -1280,10 +1268,6 @@
         <w:p>
           <w:pPr>
             <w:pStyle w:val="TDC1"/>
-            <w:tabs>
-              <w:tab w:val="left" w:pos="440"/>
-              <w:tab w:val="right" w:leader="dot" w:pos="9019"/>
-            </w:tabs>
             <w:rPr>
               <w:rFonts w:asciiTheme="minorHAnsi" w:eastAsiaTheme="minorEastAsia" w:hAnsiTheme="minorHAnsi" w:cstheme="minorBidi"/>
               <w:noProof/>
@@ -1360,7 +1344,7 @@
                 <w:noProof/>
                 <w:webHidden/>
               </w:rPr>
-              <w:t>13</w:t>
+              <w:t>12</w:t>
             </w:r>
             <w:r>
               <w:rPr>
@@ -1454,7 +1438,7 @@
                 <w:noProof/>
                 <w:webHidden/>
               </w:rPr>
-              <w:t>14</w:t>
+              <w:t>13</w:t>
             </w:r>
             <w:r>
               <w:rPr>
@@ -1548,7 +1532,7 @@
                 <w:noProof/>
                 <w:webHidden/>
               </w:rPr>
-              <w:t>15</w:t>
+              <w:t>14</w:t>
             </w:r>
             <w:r>
               <w:rPr>
@@ -1642,7 +1626,7 @@
                 <w:noProof/>
                 <w:webHidden/>
               </w:rPr>
-              <w:t>16</w:t>
+              <w:t>15</w:t>
             </w:r>
             <w:r>
               <w:rPr>
@@ -1656,10 +1640,6 @@
         <w:p>
           <w:pPr>
             <w:pStyle w:val="TDC1"/>
-            <w:tabs>
-              <w:tab w:val="left" w:pos="440"/>
-              <w:tab w:val="right" w:leader="dot" w:pos="9019"/>
-            </w:tabs>
             <w:rPr>
               <w:rFonts w:asciiTheme="minorHAnsi" w:eastAsiaTheme="minorEastAsia" w:hAnsiTheme="minorHAnsi" w:cstheme="minorBidi"/>
               <w:noProof/>
@@ -1736,7 +1716,7 @@
                 <w:noProof/>
                 <w:webHidden/>
               </w:rPr>
-              <w:t>16</w:t>
+              <w:t>15</w:t>
             </w:r>
             <w:r>
               <w:rPr>
@@ -1830,7 +1810,7 @@
                 <w:noProof/>
                 <w:webHidden/>
               </w:rPr>
-              <w:t>16</w:t>
+              <w:t>15</w:t>
             </w:r>
             <w:r>
               <w:rPr>
@@ -1924,7 +1904,7 @@
                 <w:noProof/>
                 <w:webHidden/>
               </w:rPr>
-              <w:t>17</w:t>
+              <w:t>16</w:t>
             </w:r>
             <w:r>
               <w:rPr>
@@ -2018,7 +1998,7 @@
                 <w:noProof/>
                 <w:webHidden/>
               </w:rPr>
-              <w:t>18</w:t>
+              <w:t>17</w:t>
             </w:r>
             <w:r>
               <w:rPr>
@@ -2032,10 +2012,6 @@
         <w:p>
           <w:pPr>
             <w:pStyle w:val="TDC1"/>
-            <w:tabs>
-              <w:tab w:val="left" w:pos="440"/>
-              <w:tab w:val="right" w:leader="dot" w:pos="9019"/>
-            </w:tabs>
             <w:rPr>
               <w:rFonts w:asciiTheme="minorHAnsi" w:eastAsiaTheme="minorEastAsia" w:hAnsiTheme="minorHAnsi" w:cstheme="minorBidi"/>
               <w:noProof/>
@@ -2112,7 +2088,7 @@
                 <w:noProof/>
                 <w:webHidden/>
               </w:rPr>
-              <w:t>19</w:t>
+              <w:t>18</w:t>
             </w:r>
             <w:r>
               <w:rPr>
@@ -2206,7 +2182,7 @@
                 <w:noProof/>
                 <w:webHidden/>
               </w:rPr>
-              <w:t>20</w:t>
+              <w:t>19</w:t>
             </w:r>
             <w:r>
               <w:rPr>
@@ -2300,7 +2276,7 @@
                 <w:noProof/>
                 <w:webHidden/>
               </w:rPr>
-              <w:t>24</w:t>
+              <w:t>23</w:t>
             </w:r>
             <w:r>
               <w:rPr>
@@ -2394,7 +2370,7 @@
                 <w:noProof/>
                 <w:webHidden/>
               </w:rPr>
-              <w:t>26</w:t>
+              <w:t>25</w:t>
             </w:r>
             <w:r>
               <w:rPr>
@@ -2468,7 +2444,7 @@
                 <w:noProof/>
                 <w:webHidden/>
               </w:rPr>
-              <w:t>27</w:t>
+              <w:t>26</w:t>
             </w:r>
             <w:r>
               <w:rPr>
@@ -2542,7 +2518,7 @@
                 <w:noProof/>
                 <w:webHidden/>
               </w:rPr>
-              <w:t>28</w:t>
+              <w:t>27</w:t>
             </w:r>
             <w:r>
               <w:rPr>
@@ -2616,7 +2592,7 @@
                 <w:noProof/>
                 <w:webHidden/>
               </w:rPr>
-              <w:t>32</w:t>
+              <w:t>31</w:t>
             </w:r>
             <w:r>
               <w:rPr>
@@ -2690,7 +2666,7 @@
                 <w:noProof/>
                 <w:webHidden/>
               </w:rPr>
-              <w:t>32</w:t>
+              <w:t>31</w:t>
             </w:r>
             <w:r>
               <w:rPr>
@@ -2764,7 +2740,7 @@
                 <w:noProof/>
                 <w:webHidden/>
               </w:rPr>
-              <w:t>34</w:t>
+              <w:t>33</w:t>
             </w:r>
             <w:r>
               <w:rPr>
@@ -2838,7 +2814,7 @@
                 <w:noProof/>
                 <w:webHidden/>
               </w:rPr>
-              <w:t>35</w:t>
+              <w:t>34</w:t>
             </w:r>
             <w:r>
               <w:rPr>
@@ -2912,7 +2888,7 @@
                 <w:noProof/>
                 <w:webHidden/>
               </w:rPr>
-              <w:t>35</w:t>
+              <w:t>34</w:t>
             </w:r>
             <w:r>
               <w:rPr>
@@ -2986,7 +2962,7 @@
                 <w:noProof/>
                 <w:webHidden/>
               </w:rPr>
-              <w:t>35</w:t>
+              <w:t>34</w:t>
             </w:r>
             <w:r>
               <w:rPr>
@@ -3060,7 +3036,7 @@
                 <w:noProof/>
                 <w:webHidden/>
               </w:rPr>
-              <w:t>36</w:t>
+              <w:t>35</w:t>
             </w:r>
             <w:r>
               <w:rPr>
@@ -3134,7 +3110,7 @@
                 <w:noProof/>
                 <w:webHidden/>
               </w:rPr>
-              <w:t>36</w:t>
+              <w:t>35</w:t>
             </w:r>
             <w:r>
               <w:rPr>
@@ -3208,7 +3184,7 @@
                 <w:noProof/>
                 <w:webHidden/>
               </w:rPr>
-              <w:t>37</w:t>
+              <w:t>36</w:t>
             </w:r>
             <w:r>
               <w:rPr>
@@ -3282,7 +3258,7 @@
                 <w:noProof/>
                 <w:webHidden/>
               </w:rPr>
-              <w:t>37</w:t>
+              <w:t>36</w:t>
             </w:r>
             <w:r>
               <w:rPr>
@@ -3356,7 +3332,7 @@
                 <w:noProof/>
                 <w:webHidden/>
               </w:rPr>
-              <w:t>38</w:t>
+              <w:t>37</w:t>
             </w:r>
             <w:r>
               <w:rPr>
@@ -3370,10 +3346,6 @@
         <w:p>
           <w:pPr>
             <w:pStyle w:val="TDC1"/>
-            <w:tabs>
-              <w:tab w:val="left" w:pos="440"/>
-              <w:tab w:val="right" w:leader="dot" w:pos="9019"/>
-            </w:tabs>
             <w:rPr>
               <w:rFonts w:asciiTheme="minorHAnsi" w:eastAsiaTheme="minorEastAsia" w:hAnsiTheme="minorHAnsi" w:cstheme="minorBidi"/>
               <w:noProof/>
@@ -3450,7 +3422,7 @@
                 <w:noProof/>
                 <w:webHidden/>
               </w:rPr>
-              <w:t>39</w:t>
+              <w:t>38</w:t>
             </w:r>
             <w:r>
               <w:rPr>
@@ -3524,7 +3496,7 @@
                 <w:noProof/>
                 <w:webHidden/>
               </w:rPr>
-              <w:t>39</w:t>
+              <w:t>38</w:t>
             </w:r>
             <w:r>
               <w:rPr>
@@ -3598,7 +3570,7 @@
                 <w:noProof/>
                 <w:webHidden/>
               </w:rPr>
-              <w:t>39</w:t>
+              <w:t>38</w:t>
             </w:r>
             <w:r>
               <w:rPr>
@@ -3672,7 +3644,7 @@
                 <w:noProof/>
                 <w:webHidden/>
               </w:rPr>
-              <w:t>40</w:t>
+              <w:t>39</w:t>
             </w:r>
             <w:r>
               <w:rPr>
@@ -3746,7 +3718,7 @@
                 <w:noProof/>
                 <w:webHidden/>
               </w:rPr>
-              <w:t>40</w:t>
+              <w:t>39</w:t>
             </w:r>
             <w:r>
               <w:rPr>
@@ -3820,7 +3792,7 @@
                 <w:noProof/>
                 <w:webHidden/>
               </w:rPr>
-              <w:t>40</w:t>
+              <w:t>39</w:t>
             </w:r>
             <w:r>
               <w:rPr>
@@ -3894,7 +3866,7 @@
                 <w:noProof/>
                 <w:webHidden/>
               </w:rPr>
-              <w:t>40</w:t>
+              <w:t>39</w:t>
             </w:r>
             <w:r>
               <w:rPr>
@@ -3968,7 +3940,7 @@
                 <w:noProof/>
                 <w:webHidden/>
               </w:rPr>
-              <w:t>41</w:t>
+              <w:t>40</w:t>
             </w:r>
             <w:r>
               <w:rPr>
@@ -4042,7 +4014,7 @@
                 <w:noProof/>
                 <w:webHidden/>
               </w:rPr>
-              <w:t>41</w:t>
+              <w:t>40</w:t>
             </w:r>
             <w:r>
               <w:rPr>
@@ -4116,7 +4088,7 @@
                 <w:noProof/>
                 <w:webHidden/>
               </w:rPr>
-              <w:t>42</w:t>
+              <w:t>41</w:t>
             </w:r>
             <w:r>
               <w:rPr>
@@ -4190,7 +4162,7 @@
                 <w:noProof/>
                 <w:webHidden/>
               </w:rPr>
-              <w:t>42</w:t>
+              <w:t>41</w:t>
             </w:r>
             <w:r>
               <w:rPr>
@@ -4204,10 +4176,6 @@
         <w:p>
           <w:pPr>
             <w:pStyle w:val="TDC1"/>
-            <w:tabs>
-              <w:tab w:val="left" w:pos="440"/>
-              <w:tab w:val="right" w:leader="dot" w:pos="9019"/>
-            </w:tabs>
             <w:rPr>
               <w:rFonts w:asciiTheme="minorHAnsi" w:eastAsiaTheme="minorEastAsia" w:hAnsiTheme="minorHAnsi" w:cstheme="minorBidi"/>
               <w:noProof/>
@@ -4284,7 +4252,7 @@
                 <w:noProof/>
                 <w:webHidden/>
               </w:rPr>
-              <w:t>43</w:t>
+              <w:t>42</w:t>
             </w:r>
             <w:r>
               <w:rPr>
@@ -4358,7 +4326,7 @@
                 <w:noProof/>
                 <w:webHidden/>
               </w:rPr>
-              <w:t>43</w:t>
+              <w:t>42</w:t>
             </w:r>
             <w:r>
               <w:rPr>
@@ -4432,7 +4400,7 @@
                 <w:noProof/>
                 <w:webHidden/>
               </w:rPr>
-              <w:t>43</w:t>
+              <w:t>42</w:t>
             </w:r>
             <w:r>
               <w:rPr>
@@ -4506,7 +4474,7 @@
                 <w:noProof/>
                 <w:webHidden/>
               </w:rPr>
-              <w:t>44</w:t>
+              <w:t>43</w:t>
             </w:r>
             <w:r>
               <w:rPr>
@@ -4580,7 +4548,7 @@
                 <w:noProof/>
                 <w:webHidden/>
               </w:rPr>
-              <w:t>44</w:t>
+              <w:t>43</w:t>
             </w:r>
             <w:r>
               <w:rPr>
@@ -4654,7 +4622,7 @@
                 <w:noProof/>
                 <w:webHidden/>
               </w:rPr>
-              <w:t>44</w:t>
+              <w:t>43</w:t>
             </w:r>
             <w:r>
               <w:rPr>
@@ -4728,7 +4696,7 @@
                 <w:noProof/>
                 <w:webHidden/>
               </w:rPr>
-              <w:t>45</w:t>
+              <w:t>44</w:t>
             </w:r>
             <w:r>
               <w:rPr>
@@ -4802,7 +4770,7 @@
                 <w:noProof/>
                 <w:webHidden/>
               </w:rPr>
-              <w:t>45</w:t>
+              <w:t>44</w:t>
             </w:r>
             <w:r>
               <w:rPr>
@@ -4876,7 +4844,7 @@
                 <w:noProof/>
                 <w:webHidden/>
               </w:rPr>
-              <w:t>45</w:t>
+              <w:t>44</w:t>
             </w:r>
             <w:r>
               <w:rPr>
@@ -4950,7 +4918,7 @@
                 <w:noProof/>
                 <w:webHidden/>
               </w:rPr>
-              <w:t>46</w:t>
+              <w:t>45</w:t>
             </w:r>
             <w:r>
               <w:rPr>
@@ -5024,7 +4992,7 @@
                 <w:noProof/>
                 <w:webHidden/>
               </w:rPr>
-              <w:t>46</w:t>
+              <w:t>45</w:t>
             </w:r>
             <w:r>
               <w:rPr>
@@ -5098,7 +5066,7 @@
                 <w:noProof/>
                 <w:webHidden/>
               </w:rPr>
-              <w:t>47</w:t>
+              <w:t>46</w:t>
             </w:r>
             <w:r>
               <w:rPr>
@@ -5172,7 +5140,7 @@
                 <w:noProof/>
                 <w:webHidden/>
               </w:rPr>
-              <w:t>49</w:t>
+              <w:t>48</w:t>
             </w:r>
             <w:r>
               <w:rPr>
@@ -5246,7 +5214,7 @@
                 <w:noProof/>
                 <w:webHidden/>
               </w:rPr>
-              <w:t>49</w:t>
+              <w:t>48</w:t>
             </w:r>
             <w:r>
               <w:rPr>
@@ -5320,7 +5288,7 @@
                 <w:noProof/>
                 <w:webHidden/>
               </w:rPr>
-              <w:t>51</w:t>
+              <w:t>50</w:t>
             </w:r>
             <w:r>
               <w:rPr>
@@ -5334,10 +5302,6 @@
         <w:p>
           <w:pPr>
             <w:pStyle w:val="TDC1"/>
-            <w:tabs>
-              <w:tab w:val="left" w:pos="440"/>
-              <w:tab w:val="right" w:leader="dot" w:pos="9019"/>
-            </w:tabs>
             <w:rPr>
               <w:rFonts w:asciiTheme="minorHAnsi" w:eastAsiaTheme="minorEastAsia" w:hAnsiTheme="minorHAnsi" w:cstheme="minorBidi"/>
               <w:noProof/>
@@ -5414,7 +5378,7 @@
                 <w:noProof/>
                 <w:webHidden/>
               </w:rPr>
-              <w:t>51</w:t>
+              <w:t>50</w:t>
             </w:r>
             <w:r>
               <w:rPr>
@@ -5488,7 +5452,7 @@
                 <w:noProof/>
                 <w:webHidden/>
               </w:rPr>
-              <w:t>51</w:t>
+              <w:t>50</w:t>
             </w:r>
             <w:r>
               <w:rPr>
@@ -5562,7 +5526,7 @@
                 <w:noProof/>
                 <w:webHidden/>
               </w:rPr>
-              <w:t>52</w:t>
+              <w:t>51</w:t>
             </w:r>
             <w:r>
               <w:rPr>
@@ -5636,7 +5600,7 @@
                 <w:noProof/>
                 <w:webHidden/>
               </w:rPr>
-              <w:t>53</w:t>
+              <w:t>52</w:t>
             </w:r>
             <w:r>
               <w:rPr>
@@ -5650,10 +5614,6 @@
         <w:p>
           <w:pPr>
             <w:pStyle w:val="TDC1"/>
-            <w:tabs>
-              <w:tab w:val="left" w:pos="720"/>
-              <w:tab w:val="right" w:leader="dot" w:pos="9019"/>
-            </w:tabs>
             <w:rPr>
               <w:rFonts w:asciiTheme="minorHAnsi" w:eastAsiaTheme="minorEastAsia" w:hAnsiTheme="minorHAnsi" w:cstheme="minorBidi"/>
               <w:noProof/>
@@ -5730,7 +5690,7 @@
                 <w:noProof/>
                 <w:webHidden/>
               </w:rPr>
-              <w:t>55</w:t>
+              <w:t>54</w:t>
             </w:r>
             <w:r>
               <w:rPr>
@@ -5804,7 +5764,7 @@
                 <w:noProof/>
                 <w:webHidden/>
               </w:rPr>
-              <w:t>55</w:t>
+              <w:t>54</w:t>
             </w:r>
             <w:r>
               <w:rPr>
@@ -5878,7 +5838,7 @@
                 <w:noProof/>
                 <w:webHidden/>
               </w:rPr>
-              <w:t>55</w:t>
+              <w:t>54</w:t>
             </w:r>
             <w:r>
               <w:rPr>
@@ -5952,7 +5912,7 @@
                 <w:noProof/>
                 <w:webHidden/>
               </w:rPr>
-              <w:t>56</w:t>
+              <w:t>55</w:t>
             </w:r>
             <w:r>
               <w:rPr>
@@ -6026,7 +5986,7 @@
                 <w:noProof/>
                 <w:webHidden/>
               </w:rPr>
-              <w:t>57</w:t>
+              <w:t>56</w:t>
             </w:r>
             <w:r>
               <w:rPr>
@@ -6100,7 +6060,7 @@
                 <w:noProof/>
                 <w:webHidden/>
               </w:rPr>
-              <w:t>58</w:t>
+              <w:t>57</w:t>
             </w:r>
             <w:r>
               <w:rPr>
@@ -6114,10 +6074,6 @@
         <w:p>
           <w:pPr>
             <w:pStyle w:val="TDC1"/>
-            <w:tabs>
-              <w:tab w:val="left" w:pos="720"/>
-              <w:tab w:val="right" w:leader="dot" w:pos="9019"/>
-            </w:tabs>
             <w:rPr>
               <w:rFonts w:asciiTheme="minorHAnsi" w:eastAsiaTheme="minorEastAsia" w:hAnsiTheme="minorHAnsi" w:cstheme="minorBidi"/>
               <w:noProof/>
@@ -6153,21 +6109,7 @@
                 <w:rStyle w:val="Hipervnculo"/>
                 <w:noProof/>
               </w:rPr>
-              <w:t>Bibliog</w:t>
-            </w:r>
-            <w:r>
-              <w:rPr>
-                <w:rStyle w:val="Hipervnculo"/>
-                <w:noProof/>
-              </w:rPr>
-              <w:t>r</w:t>
-            </w:r>
-            <w:r>
-              <w:rPr>
-                <w:rStyle w:val="Hipervnculo"/>
-                <w:noProof/>
-              </w:rPr>
-              <w:t>afía / Webgrafía</w:t>
+              <w:t>Bibliografía / Webgrafía</w:t>
             </w:r>
             <w:r>
               <w:rPr>
@@ -6208,7 +6150,7 @@
                 <w:noProof/>
                 <w:webHidden/>
               </w:rPr>
-              <w:t>59</w:t>
+              <w:t>58</w:t>
             </w:r>
             <w:r>
               <w:rPr>
@@ -6282,7 +6224,7 @@
                 <w:noProof/>
                 <w:webHidden/>
               </w:rPr>
-              <w:t>59</w:t>
+              <w:t>58</w:t>
             </w:r>
             <w:r>
               <w:rPr>
@@ -6356,7 +6298,7 @@
                 <w:noProof/>
                 <w:webHidden/>
               </w:rPr>
-              <w:t>59</w:t>
+              <w:t>58</w:t>
             </w:r>
             <w:r>
               <w:rPr>
@@ -6430,7 +6372,7 @@
                 <w:noProof/>
                 <w:webHidden/>
               </w:rPr>
-              <w:t>59</w:t>
+              <w:t>58</w:t>
             </w:r>
             <w:r>
               <w:rPr>
@@ -6504,7 +6446,7 @@
                 <w:noProof/>
                 <w:webHidden/>
               </w:rPr>
-              <w:t>60</w:t>
+              <w:t>59</w:t>
             </w:r>
             <w:r>
               <w:rPr>
@@ -6578,7 +6520,7 @@
                 <w:noProof/>
                 <w:webHidden/>
               </w:rPr>
-              <w:t>60</w:t>
+              <w:t>59</w:t>
             </w:r>
             <w:r>
               <w:rPr>
@@ -6652,7 +6594,7 @@
                 <w:noProof/>
                 <w:webHidden/>
               </w:rPr>
-              <w:t>60</w:t>
+              <w:t>59</w:t>
             </w:r>
             <w:r>
               <w:rPr>
@@ -6666,10 +6608,6 @@
         <w:p>
           <w:pPr>
             <w:pStyle w:val="TDC1"/>
-            <w:tabs>
-              <w:tab w:val="left" w:pos="720"/>
-              <w:tab w:val="right" w:leader="dot" w:pos="9019"/>
-            </w:tabs>
             <w:rPr>
               <w:rFonts w:asciiTheme="minorHAnsi" w:eastAsiaTheme="minorEastAsia" w:hAnsiTheme="minorHAnsi" w:cstheme="minorBidi"/>
               <w:noProof/>
@@ -6746,7 +6684,7 @@
                 <w:noProof/>
                 <w:webHidden/>
               </w:rPr>
-              <w:t>60</w:t>
+              <w:t>59</w:t>
             </w:r>
             <w:r>
               <w:rPr>
@@ -6840,7 +6778,7 @@
                 <w:noProof/>
                 <w:webHidden/>
               </w:rPr>
-              <w:t>60</w:t>
+              <w:t>59</w:t>
             </w:r>
             <w:r>
               <w:rPr>
@@ -6934,7 +6872,7 @@
                 <w:noProof/>
                 <w:webHidden/>
               </w:rPr>
-              <w:t>61</w:t>
+              <w:t>60</w:t>
             </w:r>
             <w:r>
               <w:rPr>
@@ -6951,7 +6889,6 @@
               <w:b/>
               <w:bCs/>
             </w:rPr>
-            <w:lastRenderedPageBreak/>
             <w:fldChar w:fldCharType="end"/>
           </w:r>
         </w:p>
@@ -6982,7 +6919,7 @@
         <w:pStyle w:val="Ttulo1"/>
         <w:numPr>
           <w:ilvl w:val="0"/>
-          <w:numId w:val="11"/>
+          <w:numId w:val="4"/>
         </w:numPr>
         <w:spacing w:before="0" w:after="0"/>
       </w:pPr>
@@ -7006,7 +6943,7 @@
         <w:pStyle w:val="Ttulo2"/>
         <w:numPr>
           <w:ilvl w:val="1"/>
-          <w:numId w:val="11"/>
+          <w:numId w:val="4"/>
         </w:numPr>
         <w:spacing w:before="0" w:after="0"/>
       </w:pPr>
@@ -7069,7 +7006,7 @@
         <w:pStyle w:val="Ttulo2"/>
         <w:numPr>
           <w:ilvl w:val="1"/>
-          <w:numId w:val="11"/>
+          <w:numId w:val="4"/>
         </w:numPr>
         <w:spacing w:before="0" w:after="0"/>
       </w:pPr>
@@ -8372,7 +8309,7 @@
         <w:pStyle w:val="Ttulo2"/>
         <w:numPr>
           <w:ilvl w:val="1"/>
-          <w:numId w:val="11"/>
+          <w:numId w:val="4"/>
         </w:numPr>
         <w:spacing w:before="0" w:after="0"/>
       </w:pPr>
@@ -9241,7 +9178,6 @@
                 <w:bCs/>
                 <w:color w:val="262626"/>
               </w:rPr>
-              <w:lastRenderedPageBreak/>
               <w:t>OE-05</w:t>
             </w:r>
           </w:p>
@@ -9867,7 +9803,7 @@
         <w:pStyle w:val="Ttulo1"/>
         <w:numPr>
           <w:ilvl w:val="0"/>
-          <w:numId w:val="11"/>
+          <w:numId w:val="4"/>
         </w:numPr>
         <w:spacing w:before="0" w:after="0"/>
       </w:pPr>
@@ -9901,7 +9837,7 @@
         <w:pStyle w:val="Ttulo2"/>
         <w:numPr>
           <w:ilvl w:val="1"/>
-          <w:numId w:val="11"/>
+          <w:numId w:val="4"/>
         </w:numPr>
         <w:spacing w:before="0" w:after="0"/>
       </w:pPr>
@@ -9986,7 +9922,7 @@
         <w:pStyle w:val="Ttulo2"/>
         <w:numPr>
           <w:ilvl w:val="1"/>
-          <w:numId w:val="11"/>
+          <w:numId w:val="4"/>
         </w:numPr>
         <w:spacing w:before="0" w:after="0"/>
       </w:pPr>
@@ -10016,7 +9952,7 @@
       <w:pPr>
         <w:numPr>
           <w:ilvl w:val="0"/>
-          <w:numId w:val="10"/>
+          <w:numId w:val="3"/>
         </w:numPr>
         <w:pBdr>
           <w:top w:val="nil"/>
@@ -10087,7 +10023,7 @@
       <w:pPr>
         <w:numPr>
           <w:ilvl w:val="0"/>
-          <w:numId w:val="10"/>
+          <w:numId w:val="3"/>
         </w:numPr>
         <w:pBdr>
           <w:top w:val="nil"/>
@@ -10158,7 +10094,7 @@
       <w:pPr>
         <w:numPr>
           <w:ilvl w:val="0"/>
-          <w:numId w:val="10"/>
+          <w:numId w:val="3"/>
         </w:numPr>
         <w:pBdr>
           <w:top w:val="nil"/>
@@ -10244,7 +10180,7 @@
       <w:pPr>
         <w:numPr>
           <w:ilvl w:val="0"/>
-          <w:numId w:val="10"/>
+          <w:numId w:val="3"/>
         </w:numPr>
         <w:pBdr>
           <w:top w:val="nil"/>
@@ -10936,7 +10872,7 @@
         <w:pStyle w:val="Ttulo2"/>
         <w:numPr>
           <w:ilvl w:val="1"/>
-          <w:numId w:val="11"/>
+          <w:numId w:val="4"/>
         </w:numPr>
         <w:spacing w:before="0" w:after="0"/>
       </w:pPr>
@@ -10958,7 +10894,7 @@
       <w:pPr>
         <w:numPr>
           <w:ilvl w:val="0"/>
-          <w:numId w:val="9"/>
+          <w:numId w:val="2"/>
         </w:numPr>
         <w:pBdr>
           <w:top w:val="nil"/>
@@ -11086,7 +11022,7 @@
       <w:pPr>
         <w:numPr>
           <w:ilvl w:val="0"/>
-          <w:numId w:val="9"/>
+          <w:numId w:val="2"/>
         </w:numPr>
         <w:pBdr>
           <w:top w:val="nil"/>
@@ -11148,7 +11084,7 @@
         <w:pStyle w:val="Ttulo2"/>
         <w:numPr>
           <w:ilvl w:val="1"/>
-          <w:numId w:val="11"/>
+          <w:numId w:val="4"/>
         </w:numPr>
         <w:spacing w:before="0" w:after="0"/>
       </w:pPr>
@@ -11216,7 +11152,7 @@
         <w:pStyle w:val="Ttulo1"/>
         <w:numPr>
           <w:ilvl w:val="0"/>
-          <w:numId w:val="11"/>
+          <w:numId w:val="4"/>
         </w:numPr>
         <w:spacing w:before="0" w:after="0"/>
       </w:pPr>
@@ -11505,7 +11441,7 @@
       <w:pPr>
         <w:numPr>
           <w:ilvl w:val="0"/>
-          <w:numId w:val="12"/>
+          <w:numId w:val="5"/>
         </w:numPr>
         <w:pBdr>
           <w:top w:val="nil"/>
@@ -11544,7 +11480,7 @@
       <w:pPr>
         <w:numPr>
           <w:ilvl w:val="0"/>
-          <w:numId w:val="12"/>
+          <w:numId w:val="5"/>
         </w:numPr>
         <w:pBdr>
           <w:top w:val="nil"/>
@@ -11611,7 +11547,7 @@
       <w:pPr>
         <w:numPr>
           <w:ilvl w:val="0"/>
-          <w:numId w:val="12"/>
+          <w:numId w:val="5"/>
         </w:numPr>
         <w:pBdr>
           <w:top w:val="nil"/>
@@ -11670,7 +11606,7 @@
       <w:pPr>
         <w:numPr>
           <w:ilvl w:val="0"/>
-          <w:numId w:val="12"/>
+          <w:numId w:val="5"/>
         </w:numPr>
         <w:pBdr>
           <w:top w:val="nil"/>
@@ -11755,7 +11691,7 @@
       <w:pPr>
         <w:numPr>
           <w:ilvl w:val="0"/>
-          <w:numId w:val="12"/>
+          <w:numId w:val="5"/>
         </w:numPr>
         <w:pBdr>
           <w:top w:val="nil"/>
@@ -11791,7 +11727,7 @@
         <w:pStyle w:val="Ttulo1"/>
         <w:numPr>
           <w:ilvl w:val="0"/>
-          <w:numId w:val="11"/>
+          <w:numId w:val="4"/>
         </w:numPr>
         <w:spacing w:before="0" w:after="0"/>
       </w:pPr>
@@ -11823,7 +11759,7 @@
         <w:pStyle w:val="Ttulo2"/>
         <w:numPr>
           <w:ilvl w:val="1"/>
-          <w:numId w:val="11"/>
+          <w:numId w:val="4"/>
         </w:numPr>
         <w:spacing w:before="0" w:after="0"/>
       </w:pPr>
@@ -12823,7 +12759,7 @@
         <w:pStyle w:val="Ttulo2"/>
         <w:numPr>
           <w:ilvl w:val="1"/>
-          <w:numId w:val="11"/>
+          <w:numId w:val="4"/>
         </w:numPr>
         <w:spacing w:before="0" w:after="0"/>
       </w:pPr>
@@ -13109,7 +13045,7 @@
         <w:pStyle w:val="Ttulo2"/>
         <w:numPr>
           <w:ilvl w:val="1"/>
-          <w:numId w:val="11"/>
+          <w:numId w:val="4"/>
         </w:numPr>
         <w:spacing w:before="0" w:after="0"/>
       </w:pPr>
@@ -13123,7 +13059,7 @@
       <w:pPr>
         <w:numPr>
           <w:ilvl w:val="0"/>
-          <w:numId w:val="8"/>
+          <w:numId w:val="1"/>
         </w:numPr>
         <w:pBdr>
           <w:top w:val="nil"/>
@@ -13226,7 +13162,7 @@
       <w:pPr>
         <w:numPr>
           <w:ilvl w:val="0"/>
-          <w:numId w:val="8"/>
+          <w:numId w:val="1"/>
         </w:numPr>
         <w:pBdr>
           <w:top w:val="nil"/>
@@ -13259,7 +13195,7 @@
       <w:pPr>
         <w:numPr>
           <w:ilvl w:val="0"/>
-          <w:numId w:val="8"/>
+          <w:numId w:val="1"/>
         </w:numPr>
         <w:pBdr>
           <w:top w:val="nil"/>
@@ -13302,7 +13238,7 @@
       <w:pPr>
         <w:numPr>
           <w:ilvl w:val="0"/>
-          <w:numId w:val="8"/>
+          <w:numId w:val="1"/>
         </w:numPr>
         <w:pBdr>
           <w:top w:val="nil"/>
@@ -13338,7 +13274,7 @@
       <w:pPr>
         <w:numPr>
           <w:ilvl w:val="0"/>
-          <w:numId w:val="8"/>
+          <w:numId w:val="1"/>
         </w:numPr>
         <w:pBdr>
           <w:top w:val="nil"/>
@@ -13371,7 +13307,7 @@
       <w:pPr>
         <w:numPr>
           <w:ilvl w:val="0"/>
-          <w:numId w:val="8"/>
+          <w:numId w:val="1"/>
         </w:numPr>
         <w:pBdr>
           <w:top w:val="nil"/>
@@ -13404,7 +13340,7 @@
       <w:pPr>
         <w:numPr>
           <w:ilvl w:val="0"/>
-          <w:numId w:val="8"/>
+          <w:numId w:val="1"/>
         </w:numPr>
         <w:pBdr>
           <w:top w:val="nil"/>
@@ -13437,7 +13373,7 @@
       <w:pPr>
         <w:numPr>
           <w:ilvl w:val="0"/>
-          <w:numId w:val="8"/>
+          <w:numId w:val="1"/>
         </w:numPr>
         <w:pBdr>
           <w:top w:val="nil"/>
@@ -13480,7 +13416,7 @@
       <w:pPr>
         <w:numPr>
           <w:ilvl w:val="0"/>
-          <w:numId w:val="8"/>
+          <w:numId w:val="1"/>
         </w:numPr>
         <w:pBdr>
           <w:top w:val="nil"/>
@@ -13529,7 +13465,7 @@
       <w:pPr>
         <w:numPr>
           <w:ilvl w:val="0"/>
-          <w:numId w:val="8"/>
+          <w:numId w:val="1"/>
         </w:numPr>
         <w:pBdr>
           <w:top w:val="nil"/>
@@ -13567,7 +13503,7 @@
         <w:pStyle w:val="Ttulo1"/>
         <w:numPr>
           <w:ilvl w:val="0"/>
-          <w:numId w:val="11"/>
+          <w:numId w:val="4"/>
         </w:numPr>
         <w:spacing w:before="0" w:after="0"/>
       </w:pPr>
@@ -13593,7 +13529,7 @@
         <w:pStyle w:val="Ttulo2"/>
         <w:numPr>
           <w:ilvl w:val="1"/>
-          <w:numId w:val="11"/>
+          <w:numId w:val="4"/>
         </w:numPr>
         <w:spacing w:before="0" w:after="0"/>
       </w:pPr>
@@ -13632,7 +13568,7 @@
         <w:pStyle w:val="Ttulo2"/>
         <w:numPr>
           <w:ilvl w:val="1"/>
-          <w:numId w:val="11"/>
+          <w:numId w:val="4"/>
         </w:numPr>
         <w:spacing w:before="0" w:after="0"/>
       </w:pPr>
@@ -13915,6 +13851,7 @@
           <w:p>
             <w:pPr>
               <w:spacing w:before="0" w:after="0" w:line="240" w:lineRule="auto"/>
+              <w:jc w:val="center"/>
             </w:pPr>
             <w:r>
               <w:rPr>
@@ -14159,6 +14096,7 @@
           <w:p>
             <w:pPr>
               <w:spacing w:before="0" w:after="0" w:line="240" w:lineRule="auto"/>
+              <w:jc w:val="center"/>
               <w:rPr>
                 <w:b/>
                 <w:bCs/>
@@ -14353,6 +14291,7 @@
           <w:p>
             <w:pPr>
               <w:spacing w:before="0" w:after="0" w:line="240" w:lineRule="auto"/>
+              <w:jc w:val="center"/>
             </w:pPr>
             <w:r>
               <w:rPr>
@@ -14575,6 +14514,7 @@
           <w:p>
             <w:pPr>
               <w:spacing w:before="0" w:after="0" w:line="240" w:lineRule="auto"/>
+              <w:jc w:val="center"/>
             </w:pPr>
             <w:r>
               <w:rPr>
@@ -14763,6 +14703,7 @@
           <w:p>
             <w:pPr>
               <w:spacing w:before="0" w:after="0" w:line="240" w:lineRule="auto"/>
+              <w:jc w:val="center"/>
             </w:pPr>
             <w:r>
               <w:rPr>
@@ -14955,6 +14896,7 @@
           <w:p>
             <w:pPr>
               <w:spacing w:before="0" w:after="0" w:line="240" w:lineRule="auto"/>
+              <w:jc w:val="center"/>
               <w:rPr>
                 <w:b/>
                 <w:bCs/>
@@ -15168,6 +15110,7 @@
           <w:p>
             <w:pPr>
               <w:spacing w:before="0" w:after="0" w:line="240" w:lineRule="auto"/>
+              <w:jc w:val="center"/>
             </w:pPr>
             <w:r>
               <w:rPr>
@@ -15370,7 +15313,6 @@
         <w:rPr>
           <w:color w:val="595959"/>
         </w:rPr>
-        <w:lastRenderedPageBreak/>
         <w:t>Tabla 4. Planificación estimada vs. real del proyecto. Elaboración propia</w:t>
       </w:r>
     </w:p>
@@ -15492,7 +15434,7 @@
         <w:pStyle w:val="Ttulo2"/>
         <w:numPr>
           <w:ilvl w:val="1"/>
-          <w:numId w:val="11"/>
+          <w:numId w:val="4"/>
         </w:numPr>
         <w:spacing w:before="0" w:after="0"/>
       </w:pPr>
@@ -15924,7 +15866,7 @@
         <w:pStyle w:val="Ttulo1"/>
         <w:numPr>
           <w:ilvl w:val="0"/>
-          <w:numId w:val="11"/>
+          <w:numId w:val="4"/>
         </w:numPr>
         <w:spacing w:before="0" w:after="0"/>
       </w:pPr>
@@ -15938,7 +15880,7 @@
       <w:pPr>
         <w:numPr>
           <w:ilvl w:val="1"/>
-          <w:numId w:val="11"/>
+          <w:numId w:val="4"/>
         </w:numPr>
         <w:spacing w:before="0" w:after="0"/>
         <w:rPr>
@@ -15976,7 +15918,7 @@
         <w:pStyle w:val="Ttulo2"/>
         <w:numPr>
           <w:ilvl w:val="2"/>
-          <w:numId w:val="11"/>
+          <w:numId w:val="4"/>
         </w:numPr>
         <w:spacing w:before="0" w:after="0"/>
         <w:rPr>
@@ -19490,6 +19432,13 @@
                 <w:bCs/>
               </w:rPr>
             </w:pPr>
+            <w:r>
+              <w:rPr>
+                <w:b/>
+                <w:bCs/>
+              </w:rPr>
+              <w:t>RF</w:t>
+            </w:r>
           </w:p>
         </w:tc>
         <w:tc>
@@ -19506,7 +19455,18 @@
           <w:p>
             <w:pPr>
               <w:spacing w:before="0" w:after="0"/>
-            </w:pPr>
+              <w:rPr>
+                <w:lang w:val="es-ES"/>
+              </w:rPr>
+            </w:pPr>
+            <w:r>
+              <w:rPr>
+                <w:b/>
+                <w:bCs/>
+                <w:lang w:val="es-ES"/>
+              </w:rPr>
+              <w:t>Módulo de notificaciones</w:t>
+            </w:r>
           </w:p>
         </w:tc>
         <w:tc>
@@ -19528,6 +19488,13 @@
                 <w:bCs/>
               </w:rPr>
             </w:pPr>
+            <w:r>
+              <w:rPr>
+                <w:b/>
+                <w:bCs/>
+              </w:rPr>
+              <w:t>Prioridad</w:t>
+            </w:r>
           </w:p>
         </w:tc>
         <w:tc>
@@ -19549,6 +19516,13 @@
                 <w:bCs/>
               </w:rPr>
             </w:pPr>
+            <w:r>
+              <w:rPr>
+                <w:b/>
+                <w:bCs/>
+              </w:rPr>
+              <w:t>Estado</w:t>
+            </w:r>
           </w:p>
         </w:tc>
       </w:tr>
@@ -19783,7 +19757,7 @@
         <w:pStyle w:val="Ttulo2"/>
         <w:numPr>
           <w:ilvl w:val="2"/>
-          <w:numId w:val="11"/>
+          <w:numId w:val="4"/>
         </w:numPr>
         <w:spacing w:before="0" w:after="0"/>
         <w:rPr>
@@ -24452,7 +24426,7 @@
         <w:pStyle w:val="Ttulo2"/>
         <w:numPr>
           <w:ilvl w:val="1"/>
-          <w:numId w:val="11"/>
+          <w:numId w:val="4"/>
         </w:numPr>
         <w:spacing w:before="0" w:after="0"/>
       </w:pPr>
@@ -24511,7 +24485,7 @@
       <w:pPr>
         <w:numPr>
           <w:ilvl w:val="0"/>
-          <w:numId w:val="30"/>
+          <w:numId w:val="6"/>
         </w:numPr>
         <w:spacing w:before="0" w:after="0"/>
         <w:rPr>
@@ -24536,7 +24510,7 @@
       <w:pPr>
         <w:numPr>
           <w:ilvl w:val="0"/>
-          <w:numId w:val="30"/>
+          <w:numId w:val="6"/>
         </w:numPr>
         <w:spacing w:before="0" w:after="0"/>
       </w:pPr>
@@ -24556,7 +24530,7 @@
       <w:pPr>
         <w:numPr>
           <w:ilvl w:val="0"/>
-          <w:numId w:val="30"/>
+          <w:numId w:val="6"/>
         </w:numPr>
         <w:spacing w:before="0" w:after="0"/>
       </w:pPr>
@@ -26104,7 +26078,7 @@
             <w:pPr>
               <w:numPr>
                 <w:ilvl w:val="0"/>
-                <w:numId w:val="31"/>
+                <w:numId w:val="7"/>
               </w:numPr>
               <w:spacing w:before="0" w:after="0" w:line="240" w:lineRule="auto"/>
             </w:pPr>
@@ -26116,7 +26090,7 @@
             <w:pPr>
               <w:numPr>
                 <w:ilvl w:val="0"/>
-                <w:numId w:val="31"/>
+                <w:numId w:val="7"/>
               </w:numPr>
               <w:spacing w:before="0" w:after="0" w:line="240" w:lineRule="auto"/>
             </w:pPr>
@@ -26128,7 +26102,7 @@
             <w:pPr>
               <w:numPr>
                 <w:ilvl w:val="0"/>
-                <w:numId w:val="31"/>
+                <w:numId w:val="7"/>
               </w:numPr>
               <w:spacing w:before="0" w:after="0" w:line="240" w:lineRule="auto"/>
             </w:pPr>
@@ -26140,7 +26114,7 @@
             <w:pPr>
               <w:numPr>
                 <w:ilvl w:val="0"/>
-                <w:numId w:val="31"/>
+                <w:numId w:val="7"/>
               </w:numPr>
               <w:spacing w:before="0" w:after="0" w:line="240" w:lineRule="auto"/>
             </w:pPr>
@@ -26152,7 +26126,7 @@
             <w:pPr>
               <w:numPr>
                 <w:ilvl w:val="0"/>
-                <w:numId w:val="31"/>
+                <w:numId w:val="7"/>
               </w:numPr>
               <w:spacing w:before="0" w:after="0" w:line="240" w:lineRule="auto"/>
             </w:pPr>
@@ -26164,7 +26138,7 @@
             <w:pPr>
               <w:numPr>
                 <w:ilvl w:val="0"/>
-                <w:numId w:val="31"/>
+                <w:numId w:val="7"/>
               </w:numPr>
               <w:spacing w:before="0" w:after="0" w:line="240" w:lineRule="auto"/>
             </w:pPr>
@@ -26184,7 +26158,7 @@
             <w:pPr>
               <w:numPr>
                 <w:ilvl w:val="0"/>
-                <w:numId w:val="31"/>
+                <w:numId w:val="7"/>
               </w:numPr>
               <w:spacing w:before="0" w:after="0" w:line="240" w:lineRule="auto"/>
             </w:pPr>
@@ -26559,7 +26533,7 @@
             <w:pPr>
               <w:numPr>
                 <w:ilvl w:val="0"/>
-                <w:numId w:val="32"/>
+                <w:numId w:val="8"/>
               </w:numPr>
               <w:spacing w:before="0" w:after="0" w:line="240" w:lineRule="auto"/>
             </w:pPr>
@@ -26571,7 +26545,7 @@
             <w:pPr>
               <w:numPr>
                 <w:ilvl w:val="0"/>
-                <w:numId w:val="32"/>
+                <w:numId w:val="8"/>
               </w:numPr>
               <w:spacing w:before="0" w:after="0" w:line="240" w:lineRule="auto"/>
             </w:pPr>
@@ -26583,7 +26557,7 @@
             <w:pPr>
               <w:numPr>
                 <w:ilvl w:val="0"/>
-                <w:numId w:val="32"/>
+                <w:numId w:val="8"/>
               </w:numPr>
               <w:spacing w:before="0" w:after="0" w:line="240" w:lineRule="auto"/>
             </w:pPr>
@@ -26603,7 +26577,7 @@
             <w:pPr>
               <w:numPr>
                 <w:ilvl w:val="0"/>
-                <w:numId w:val="32"/>
+                <w:numId w:val="8"/>
               </w:numPr>
               <w:spacing w:before="0" w:after="0" w:line="240" w:lineRule="auto"/>
             </w:pPr>
@@ -26623,7 +26597,7 @@
             <w:pPr>
               <w:numPr>
                 <w:ilvl w:val="0"/>
-                <w:numId w:val="32"/>
+                <w:numId w:val="8"/>
               </w:numPr>
               <w:spacing w:before="0" w:after="0" w:line="240" w:lineRule="auto"/>
             </w:pPr>
@@ -26991,7 +26965,7 @@
             <w:pPr>
               <w:numPr>
                 <w:ilvl w:val="0"/>
-                <w:numId w:val="33"/>
+                <w:numId w:val="9"/>
               </w:numPr>
               <w:spacing w:before="0" w:after="0" w:line="240" w:lineRule="auto"/>
             </w:pPr>
@@ -27011,7 +26985,7 @@
             <w:pPr>
               <w:numPr>
                 <w:ilvl w:val="0"/>
-                <w:numId w:val="33"/>
+                <w:numId w:val="9"/>
               </w:numPr>
               <w:spacing w:before="0" w:after="0" w:line="240" w:lineRule="auto"/>
             </w:pPr>
@@ -27023,7 +26997,7 @@
             <w:pPr>
               <w:numPr>
                 <w:ilvl w:val="0"/>
-                <w:numId w:val="33"/>
+                <w:numId w:val="9"/>
               </w:numPr>
               <w:spacing w:before="0" w:after="0" w:line="240" w:lineRule="auto"/>
             </w:pPr>
@@ -27035,7 +27009,7 @@
             <w:pPr>
               <w:numPr>
                 <w:ilvl w:val="0"/>
-                <w:numId w:val="33"/>
+                <w:numId w:val="9"/>
               </w:numPr>
               <w:spacing w:before="0" w:after="0" w:line="240" w:lineRule="auto"/>
             </w:pPr>
@@ -27394,7 +27368,7 @@
             <w:pPr>
               <w:numPr>
                 <w:ilvl w:val="0"/>
-                <w:numId w:val="34"/>
+                <w:numId w:val="10"/>
               </w:numPr>
               <w:spacing w:before="0" w:after="0" w:line="240" w:lineRule="auto"/>
             </w:pPr>
@@ -27406,7 +27380,7 @@
             <w:pPr>
               <w:numPr>
                 <w:ilvl w:val="0"/>
-                <w:numId w:val="34"/>
+                <w:numId w:val="10"/>
               </w:numPr>
               <w:spacing w:before="0" w:after="0" w:line="240" w:lineRule="auto"/>
             </w:pPr>
@@ -27418,7 +27392,7 @@
             <w:pPr>
               <w:numPr>
                 <w:ilvl w:val="0"/>
-                <w:numId w:val="34"/>
+                <w:numId w:val="10"/>
               </w:numPr>
               <w:spacing w:before="0" w:after="0" w:line="240" w:lineRule="auto"/>
             </w:pPr>
@@ -27430,7 +27404,7 @@
             <w:pPr>
               <w:numPr>
                 <w:ilvl w:val="0"/>
-                <w:numId w:val="34"/>
+                <w:numId w:val="10"/>
               </w:numPr>
               <w:spacing w:before="0" w:after="0" w:line="240" w:lineRule="auto"/>
             </w:pPr>
@@ -27442,7 +27416,7 @@
             <w:pPr>
               <w:numPr>
                 <w:ilvl w:val="0"/>
-                <w:numId w:val="34"/>
+                <w:numId w:val="10"/>
               </w:numPr>
               <w:spacing w:before="0" w:after="0" w:line="240" w:lineRule="auto"/>
             </w:pPr>
@@ -27454,7 +27428,7 @@
             <w:pPr>
               <w:numPr>
                 <w:ilvl w:val="0"/>
-                <w:numId w:val="34"/>
+                <w:numId w:val="10"/>
               </w:numPr>
               <w:spacing w:before="0" w:after="0" w:line="240" w:lineRule="auto"/>
             </w:pPr>
@@ -27466,7 +27440,7 @@
             <w:pPr>
               <w:numPr>
                 <w:ilvl w:val="0"/>
-                <w:numId w:val="34"/>
+                <w:numId w:val="10"/>
               </w:numPr>
               <w:spacing w:before="0" w:after="0" w:line="240" w:lineRule="auto"/>
             </w:pPr>
@@ -27834,7 +27808,7 @@
             <w:pPr>
               <w:numPr>
                 <w:ilvl w:val="0"/>
-                <w:numId w:val="35"/>
+                <w:numId w:val="11"/>
               </w:numPr>
               <w:spacing w:before="0" w:after="0" w:line="240" w:lineRule="auto"/>
             </w:pPr>
@@ -27846,7 +27820,7 @@
             <w:pPr>
               <w:numPr>
                 <w:ilvl w:val="0"/>
-                <w:numId w:val="35"/>
+                <w:numId w:val="11"/>
               </w:numPr>
               <w:spacing w:before="0" w:after="0" w:line="240" w:lineRule="auto"/>
             </w:pPr>
@@ -27858,7 +27832,7 @@
             <w:pPr>
               <w:numPr>
                 <w:ilvl w:val="0"/>
-                <w:numId w:val="35"/>
+                <w:numId w:val="11"/>
               </w:numPr>
               <w:spacing w:before="0" w:after="0" w:line="240" w:lineRule="auto"/>
             </w:pPr>
@@ -27870,7 +27844,7 @@
             <w:pPr>
               <w:numPr>
                 <w:ilvl w:val="0"/>
-                <w:numId w:val="35"/>
+                <w:numId w:val="11"/>
               </w:numPr>
               <w:spacing w:before="0" w:after="0" w:line="240" w:lineRule="auto"/>
             </w:pPr>
@@ -27882,7 +27856,7 @@
             <w:pPr>
               <w:numPr>
                 <w:ilvl w:val="0"/>
-                <w:numId w:val="35"/>
+                <w:numId w:val="11"/>
               </w:numPr>
               <w:spacing w:before="0" w:after="0" w:line="240" w:lineRule="auto"/>
             </w:pPr>
@@ -27949,7 +27923,7 @@
             <w:pPr>
               <w:numPr>
                 <w:ilvl w:val="0"/>
-                <w:numId w:val="36"/>
+                <w:numId w:val="12"/>
               </w:numPr>
               <w:spacing w:before="0" w:after="0" w:line="240" w:lineRule="auto"/>
             </w:pPr>
@@ -27961,7 +27935,7 @@
             <w:pPr>
               <w:numPr>
                 <w:ilvl w:val="0"/>
-                <w:numId w:val="36"/>
+                <w:numId w:val="12"/>
               </w:numPr>
               <w:spacing w:before="0" w:after="0" w:line="240" w:lineRule="auto"/>
             </w:pPr>
@@ -27973,7 +27947,7 @@
             <w:pPr>
               <w:numPr>
                 <w:ilvl w:val="0"/>
-                <w:numId w:val="36"/>
+                <w:numId w:val="12"/>
               </w:numPr>
               <w:spacing w:before="0" w:after="0" w:line="240" w:lineRule="auto"/>
             </w:pPr>
@@ -27985,7 +27959,7 @@
             <w:pPr>
               <w:numPr>
                 <w:ilvl w:val="0"/>
-                <w:numId w:val="36"/>
+                <w:numId w:val="12"/>
               </w:numPr>
               <w:spacing w:before="0" w:after="0" w:line="240" w:lineRule="auto"/>
             </w:pPr>
@@ -28346,7 +28320,7 @@
             <w:pPr>
               <w:numPr>
                 <w:ilvl w:val="0"/>
-                <w:numId w:val="37"/>
+                <w:numId w:val="13"/>
               </w:numPr>
               <w:spacing w:before="0" w:after="0" w:line="240" w:lineRule="auto"/>
             </w:pPr>
@@ -28358,7 +28332,7 @@
             <w:pPr>
               <w:numPr>
                 <w:ilvl w:val="0"/>
-                <w:numId w:val="37"/>
+                <w:numId w:val="13"/>
               </w:numPr>
               <w:spacing w:before="0" w:after="0" w:line="240" w:lineRule="auto"/>
             </w:pPr>
@@ -28370,7 +28344,7 @@
             <w:pPr>
               <w:numPr>
                 <w:ilvl w:val="0"/>
-                <w:numId w:val="37"/>
+                <w:numId w:val="13"/>
               </w:numPr>
               <w:spacing w:before="0" w:after="0" w:line="240" w:lineRule="auto"/>
             </w:pPr>
@@ -28382,7 +28356,7 @@
             <w:pPr>
               <w:numPr>
                 <w:ilvl w:val="0"/>
-                <w:numId w:val="37"/>
+                <w:numId w:val="13"/>
               </w:numPr>
               <w:spacing w:before="0" w:after="0" w:line="240" w:lineRule="auto"/>
             </w:pPr>
@@ -28394,7 +28368,7 @@
             <w:pPr>
               <w:numPr>
                 <w:ilvl w:val="0"/>
-                <w:numId w:val="37"/>
+                <w:numId w:val="13"/>
               </w:numPr>
               <w:spacing w:before="0" w:after="0" w:line="240" w:lineRule="auto"/>
             </w:pPr>
@@ -28406,7 +28380,7 @@
             <w:pPr>
               <w:numPr>
                 <w:ilvl w:val="0"/>
-                <w:numId w:val="37"/>
+                <w:numId w:val="13"/>
               </w:numPr>
               <w:spacing w:before="0" w:after="0" w:line="240" w:lineRule="auto"/>
             </w:pPr>
@@ -28418,7 +28392,7 @@
             <w:pPr>
               <w:numPr>
                 <w:ilvl w:val="0"/>
-                <w:numId w:val="37"/>
+                <w:numId w:val="13"/>
               </w:numPr>
               <w:spacing w:before="0" w:after="0" w:line="240" w:lineRule="auto"/>
             </w:pPr>
@@ -28851,7 +28825,7 @@
             <w:pPr>
               <w:numPr>
                 <w:ilvl w:val="0"/>
-                <w:numId w:val="38"/>
+                <w:numId w:val="14"/>
               </w:numPr>
               <w:spacing w:before="0" w:after="0" w:line="240" w:lineRule="auto"/>
             </w:pPr>
@@ -28863,7 +28837,7 @@
             <w:pPr>
               <w:numPr>
                 <w:ilvl w:val="0"/>
-                <w:numId w:val="38"/>
+                <w:numId w:val="14"/>
               </w:numPr>
               <w:spacing w:before="0" w:after="0" w:line="240" w:lineRule="auto"/>
             </w:pPr>
@@ -28875,7 +28849,7 @@
             <w:pPr>
               <w:numPr>
                 <w:ilvl w:val="0"/>
-                <w:numId w:val="38"/>
+                <w:numId w:val="14"/>
               </w:numPr>
               <w:spacing w:before="0" w:after="0" w:line="240" w:lineRule="auto"/>
             </w:pPr>
@@ -28887,7 +28861,7 @@
             <w:pPr>
               <w:numPr>
                 <w:ilvl w:val="0"/>
-                <w:numId w:val="38"/>
+                <w:numId w:val="14"/>
               </w:numPr>
               <w:spacing w:before="0" w:after="0" w:line="240" w:lineRule="auto"/>
             </w:pPr>
@@ -28899,7 +28873,7 @@
             <w:pPr>
               <w:numPr>
                 <w:ilvl w:val="0"/>
-                <w:numId w:val="38"/>
+                <w:numId w:val="14"/>
               </w:numPr>
               <w:spacing w:before="0" w:after="0" w:line="240" w:lineRule="auto"/>
             </w:pPr>
@@ -28911,7 +28885,7 @@
             <w:pPr>
               <w:numPr>
                 <w:ilvl w:val="0"/>
-                <w:numId w:val="38"/>
+                <w:numId w:val="14"/>
               </w:numPr>
               <w:spacing w:before="0" w:after="0" w:line="240" w:lineRule="auto"/>
             </w:pPr>
@@ -29270,7 +29244,7 @@
             <w:pPr>
               <w:numPr>
                 <w:ilvl w:val="0"/>
-                <w:numId w:val="39"/>
+                <w:numId w:val="15"/>
               </w:numPr>
               <w:spacing w:before="0" w:after="0" w:line="240" w:lineRule="auto"/>
             </w:pPr>
@@ -29282,7 +29256,7 @@
             <w:pPr>
               <w:numPr>
                 <w:ilvl w:val="0"/>
-                <w:numId w:val="39"/>
+                <w:numId w:val="15"/>
               </w:numPr>
               <w:spacing w:before="0" w:after="0" w:line="240" w:lineRule="auto"/>
             </w:pPr>
@@ -29302,7 +29276,7 @@
             <w:pPr>
               <w:numPr>
                 <w:ilvl w:val="0"/>
-                <w:numId w:val="39"/>
+                <w:numId w:val="15"/>
               </w:numPr>
               <w:spacing w:before="0" w:after="0" w:line="240" w:lineRule="auto"/>
             </w:pPr>
@@ -29314,7 +29288,7 @@
             <w:pPr>
               <w:numPr>
                 <w:ilvl w:val="0"/>
-                <w:numId w:val="39"/>
+                <w:numId w:val="15"/>
               </w:numPr>
               <w:spacing w:before="0" w:after="0" w:line="240" w:lineRule="auto"/>
             </w:pPr>
@@ -29326,7 +29300,7 @@
             <w:pPr>
               <w:numPr>
                 <w:ilvl w:val="0"/>
-                <w:numId w:val="39"/>
+                <w:numId w:val="15"/>
               </w:numPr>
               <w:spacing w:before="0" w:after="0" w:line="240" w:lineRule="auto"/>
             </w:pPr>
@@ -29338,7 +29312,7 @@
             <w:pPr>
               <w:numPr>
                 <w:ilvl w:val="0"/>
-                <w:numId w:val="39"/>
+                <w:numId w:val="15"/>
               </w:numPr>
               <w:spacing w:before="0" w:after="0" w:line="240" w:lineRule="auto"/>
             </w:pPr>
@@ -29350,7 +29324,7 @@
             <w:pPr>
               <w:numPr>
                 <w:ilvl w:val="0"/>
-                <w:numId w:val="39"/>
+                <w:numId w:val="15"/>
               </w:numPr>
               <w:spacing w:before="0" w:after="0" w:line="240" w:lineRule="auto"/>
             </w:pPr>
@@ -29362,7 +29336,7 @@
             <w:pPr>
               <w:numPr>
                 <w:ilvl w:val="0"/>
-                <w:numId w:val="39"/>
+                <w:numId w:val="15"/>
               </w:numPr>
               <w:spacing w:before="0" w:after="0" w:line="240" w:lineRule="auto"/>
             </w:pPr>
@@ -34333,7 +34307,7 @@
       <w:pPr>
         <w:numPr>
           <w:ilvl w:val="0"/>
-          <w:numId w:val="40"/>
+          <w:numId w:val="16"/>
         </w:numPr>
         <w:spacing w:before="0" w:after="0"/>
         <w:rPr>
@@ -34401,7 +34375,7 @@
       <w:pPr>
         <w:numPr>
           <w:ilvl w:val="0"/>
-          <w:numId w:val="40"/>
+          <w:numId w:val="16"/>
         </w:numPr>
         <w:spacing w:before="0" w:after="0"/>
       </w:pPr>
@@ -34500,7 +34474,7 @@
       <w:pPr>
         <w:numPr>
           <w:ilvl w:val="0"/>
-          <w:numId w:val="41"/>
+          <w:numId w:val="17"/>
         </w:numPr>
         <w:spacing w:before="0" w:after="0"/>
         <w:rPr>
@@ -34598,7 +34572,7 @@
       <w:pPr>
         <w:numPr>
           <w:ilvl w:val="0"/>
-          <w:numId w:val="41"/>
+          <w:numId w:val="17"/>
         </w:numPr>
         <w:spacing w:before="0" w:after="0"/>
       </w:pPr>
@@ -34699,7 +34673,7 @@
       <w:pPr>
         <w:numPr>
           <w:ilvl w:val="0"/>
-          <w:numId w:val="41"/>
+          <w:numId w:val="17"/>
         </w:numPr>
         <w:spacing w:before="0" w:after="0"/>
       </w:pPr>
@@ -34746,7 +34720,7 @@
       <w:pPr>
         <w:numPr>
           <w:ilvl w:val="0"/>
-          <w:numId w:val="41"/>
+          <w:numId w:val="17"/>
         </w:numPr>
         <w:spacing w:before="0" w:after="0"/>
       </w:pPr>
@@ -34908,7 +34882,7 @@
       <w:pPr>
         <w:numPr>
           <w:ilvl w:val="0"/>
-          <w:numId w:val="42"/>
+          <w:numId w:val="18"/>
         </w:numPr>
         <w:spacing w:before="0" w:after="0"/>
         <w:rPr>
@@ -35004,7 +34978,7 @@
       <w:pPr>
         <w:numPr>
           <w:ilvl w:val="0"/>
-          <w:numId w:val="42"/>
+          <w:numId w:val="18"/>
         </w:numPr>
         <w:spacing w:before="0" w:after="0"/>
       </w:pPr>
@@ -35066,7 +35040,7 @@
       <w:pPr>
         <w:numPr>
           <w:ilvl w:val="0"/>
-          <w:numId w:val="42"/>
+          <w:numId w:val="18"/>
         </w:numPr>
         <w:spacing w:before="0" w:after="0"/>
       </w:pPr>
@@ -35120,7 +35094,7 @@
       <w:pPr>
         <w:numPr>
           <w:ilvl w:val="0"/>
-          <w:numId w:val="42"/>
+          <w:numId w:val="18"/>
         </w:numPr>
         <w:spacing w:before="0" w:after="0"/>
       </w:pPr>
@@ -35174,7 +35148,7 @@
       <w:pPr>
         <w:numPr>
           <w:ilvl w:val="0"/>
-          <w:numId w:val="42"/>
+          <w:numId w:val="18"/>
         </w:numPr>
         <w:spacing w:before="0" w:after="0"/>
       </w:pPr>
@@ -35244,7 +35218,7 @@
       <w:pPr>
         <w:numPr>
           <w:ilvl w:val="0"/>
-          <w:numId w:val="42"/>
+          <w:numId w:val="18"/>
         </w:numPr>
         <w:spacing w:before="0" w:after="0"/>
       </w:pPr>
@@ -35290,7 +35264,7 @@
       <w:pPr>
         <w:numPr>
           <w:ilvl w:val="0"/>
-          <w:numId w:val="42"/>
+          <w:numId w:val="18"/>
         </w:numPr>
         <w:spacing w:before="0" w:after="0"/>
       </w:pPr>
@@ -35368,7 +35342,7 @@
       <w:pPr>
         <w:numPr>
           <w:ilvl w:val="0"/>
-          <w:numId w:val="42"/>
+          <w:numId w:val="18"/>
         </w:numPr>
         <w:spacing w:before="0" w:after="0"/>
       </w:pPr>
@@ -35438,7 +35412,7 @@
       <w:pPr>
         <w:numPr>
           <w:ilvl w:val="0"/>
-          <w:numId w:val="42"/>
+          <w:numId w:val="18"/>
         </w:numPr>
         <w:spacing w:before="0" w:after="0"/>
       </w:pPr>
@@ -35543,7 +35517,7 @@
       <w:pPr>
         <w:numPr>
           <w:ilvl w:val="0"/>
-          <w:numId w:val="43"/>
+          <w:numId w:val="19"/>
         </w:numPr>
         <w:spacing w:before="0" w:after="0"/>
         <w:rPr>
@@ -35584,7 +35558,7 @@
       <w:pPr>
         <w:numPr>
           <w:ilvl w:val="0"/>
-          <w:numId w:val="43"/>
+          <w:numId w:val="19"/>
         </w:numPr>
         <w:spacing w:before="0" w:after="0"/>
       </w:pPr>
@@ -35628,7 +35602,7 @@
       <w:pPr>
         <w:numPr>
           <w:ilvl w:val="0"/>
-          <w:numId w:val="43"/>
+          <w:numId w:val="19"/>
         </w:numPr>
         <w:spacing w:before="0" w:after="0"/>
       </w:pPr>
@@ -35674,7 +35648,7 @@
       <w:pPr>
         <w:numPr>
           <w:ilvl w:val="0"/>
-          <w:numId w:val="43"/>
+          <w:numId w:val="19"/>
         </w:numPr>
         <w:spacing w:before="0" w:after="0"/>
       </w:pPr>
@@ -35694,7 +35668,7 @@
       <w:pPr>
         <w:numPr>
           <w:ilvl w:val="0"/>
-          <w:numId w:val="43"/>
+          <w:numId w:val="19"/>
         </w:numPr>
         <w:spacing w:before="0" w:after="0"/>
       </w:pPr>
@@ -35794,7 +35768,7 @@
         <w:pStyle w:val="Ttulo1"/>
         <w:numPr>
           <w:ilvl w:val="0"/>
-          <w:numId w:val="11"/>
+          <w:numId w:val="4"/>
         </w:numPr>
         <w:spacing w:before="0" w:after="0"/>
       </w:pPr>
@@ -35938,7 +35912,7 @@
       <w:pPr>
         <w:numPr>
           <w:ilvl w:val="0"/>
-          <w:numId w:val="44"/>
+          <w:numId w:val="20"/>
         </w:numPr>
         <w:spacing w:before="0" w:after="0"/>
         <w:rPr>
@@ -35955,7 +35929,7 @@
       <w:pPr>
         <w:numPr>
           <w:ilvl w:val="0"/>
-          <w:numId w:val="44"/>
+          <w:numId w:val="20"/>
         </w:numPr>
         <w:spacing w:before="0" w:after="0"/>
       </w:pPr>
@@ -35999,7 +35973,7 @@
       <w:pPr>
         <w:numPr>
           <w:ilvl w:val="0"/>
-          <w:numId w:val="44"/>
+          <w:numId w:val="20"/>
         </w:numPr>
         <w:spacing w:before="0" w:after="0"/>
       </w:pPr>
@@ -36011,7 +35985,7 @@
       <w:pPr>
         <w:numPr>
           <w:ilvl w:val="0"/>
-          <w:numId w:val="44"/>
+          <w:numId w:val="20"/>
         </w:numPr>
         <w:spacing w:before="0" w:after="0"/>
       </w:pPr>
@@ -36683,7 +36657,7 @@
       <w:pPr>
         <w:numPr>
           <w:ilvl w:val="0"/>
-          <w:numId w:val="45"/>
+          <w:numId w:val="21"/>
         </w:numPr>
         <w:spacing w:before="0" w:after="0"/>
         <w:rPr>
@@ -36725,7 +36699,7 @@
       <w:pPr>
         <w:numPr>
           <w:ilvl w:val="0"/>
-          <w:numId w:val="45"/>
+          <w:numId w:val="21"/>
         </w:numPr>
         <w:spacing w:before="0" w:after="0"/>
       </w:pPr>
@@ -36760,7 +36734,7 @@
       <w:pPr>
         <w:numPr>
           <w:ilvl w:val="0"/>
-          <w:numId w:val="45"/>
+          <w:numId w:val="21"/>
         </w:numPr>
         <w:spacing w:before="0" w:after="0"/>
       </w:pPr>
@@ -36779,7 +36753,7 @@
       <w:pPr>
         <w:numPr>
           <w:ilvl w:val="0"/>
-          <w:numId w:val="45"/>
+          <w:numId w:val="21"/>
         </w:numPr>
         <w:spacing w:before="0" w:after="0"/>
       </w:pPr>
@@ -36814,7 +36788,7 @@
       <w:pPr>
         <w:numPr>
           <w:ilvl w:val="0"/>
-          <w:numId w:val="45"/>
+          <w:numId w:val="21"/>
         </w:numPr>
         <w:spacing w:before="0" w:after="0"/>
       </w:pPr>
@@ -36884,7 +36858,7 @@
         <w:pStyle w:val="Ttulo1"/>
         <w:numPr>
           <w:ilvl w:val="0"/>
-          <w:numId w:val="11"/>
+          <w:numId w:val="4"/>
         </w:numPr>
         <w:spacing w:before="0" w:after="0"/>
       </w:pPr>
@@ -43166,7 +43140,7 @@
       <w:pPr>
         <w:numPr>
           <w:ilvl w:val="0"/>
-          <w:numId w:val="47"/>
+          <w:numId w:val="23"/>
         </w:numPr>
         <w:spacing w:before="0" w:after="0"/>
         <w:rPr>
@@ -43198,7 +43172,7 @@
       <w:pPr>
         <w:numPr>
           <w:ilvl w:val="0"/>
-          <w:numId w:val="47"/>
+          <w:numId w:val="23"/>
         </w:numPr>
         <w:spacing w:before="0" w:after="0"/>
       </w:pPr>
@@ -43225,7 +43199,7 @@
       <w:pPr>
         <w:numPr>
           <w:ilvl w:val="0"/>
-          <w:numId w:val="47"/>
+          <w:numId w:val="23"/>
         </w:numPr>
         <w:spacing w:before="0" w:after="0"/>
       </w:pPr>
@@ -43244,7 +43218,7 @@
       <w:pPr>
         <w:numPr>
           <w:ilvl w:val="0"/>
-          <w:numId w:val="47"/>
+          <w:numId w:val="23"/>
         </w:numPr>
         <w:spacing w:before="0" w:after="0"/>
       </w:pPr>
@@ -43328,7 +43302,7 @@
       <w:pPr>
         <w:numPr>
           <w:ilvl w:val="0"/>
-          <w:numId w:val="46"/>
+          <w:numId w:val="22"/>
         </w:numPr>
         <w:spacing w:before="0" w:after="0"/>
         <w:rPr>
@@ -43351,7 +43325,7 @@
       <w:pPr>
         <w:numPr>
           <w:ilvl w:val="0"/>
-          <w:numId w:val="48"/>
+          <w:numId w:val="24"/>
         </w:numPr>
         <w:spacing w:before="0" w:after="0"/>
       </w:pPr>
@@ -43363,7 +43337,7 @@
       <w:pPr>
         <w:numPr>
           <w:ilvl w:val="0"/>
-          <w:numId w:val="48"/>
+          <w:numId w:val="24"/>
         </w:numPr>
         <w:spacing w:before="0" w:after="0"/>
       </w:pPr>
@@ -43376,7 +43350,7 @@
       <w:pPr>
         <w:numPr>
           <w:ilvl w:val="0"/>
-          <w:numId w:val="48"/>
+          <w:numId w:val="24"/>
         </w:numPr>
         <w:spacing w:before="0" w:after="0"/>
       </w:pPr>
@@ -43388,7 +43362,7 @@
       <w:pPr>
         <w:numPr>
           <w:ilvl w:val="0"/>
-          <w:numId w:val="48"/>
+          <w:numId w:val="24"/>
         </w:numPr>
         <w:spacing w:before="0" w:after="0"/>
       </w:pPr>
@@ -43400,7 +43374,7 @@
       <w:pPr>
         <w:numPr>
           <w:ilvl w:val="0"/>
-          <w:numId w:val="48"/>
+          <w:numId w:val="24"/>
         </w:numPr>
         <w:spacing w:before="0" w:after="0"/>
       </w:pPr>
@@ -43420,7 +43394,7 @@
       <w:pPr>
         <w:numPr>
           <w:ilvl w:val="0"/>
-          <w:numId w:val="48"/>
+          <w:numId w:val="24"/>
         </w:numPr>
         <w:spacing w:before="0" w:after="0"/>
       </w:pPr>
@@ -43432,7 +43406,7 @@
       <w:pPr>
         <w:numPr>
           <w:ilvl w:val="0"/>
-          <w:numId w:val="48"/>
+          <w:numId w:val="24"/>
         </w:numPr>
         <w:spacing w:before="0" w:after="0"/>
       </w:pPr>
@@ -43444,7 +43418,7 @@
       <w:pPr>
         <w:numPr>
           <w:ilvl w:val="0"/>
-          <w:numId w:val="48"/>
+          <w:numId w:val="24"/>
         </w:numPr>
         <w:spacing w:before="0" w:after="0"/>
       </w:pPr>
@@ -43456,7 +43430,7 @@
       <w:pPr>
         <w:numPr>
           <w:ilvl w:val="0"/>
-          <w:numId w:val="48"/>
+          <w:numId w:val="24"/>
         </w:numPr>
         <w:spacing w:before="0" w:after="0"/>
       </w:pPr>
@@ -43476,7 +43450,7 @@
       <w:pPr>
         <w:numPr>
           <w:ilvl w:val="0"/>
-          <w:numId w:val="48"/>
+          <w:numId w:val="24"/>
         </w:numPr>
         <w:spacing w:before="0" w:after="0"/>
       </w:pPr>
@@ -43488,7 +43462,7 @@
       <w:pPr>
         <w:numPr>
           <w:ilvl w:val="0"/>
-          <w:numId w:val="48"/>
+          <w:numId w:val="24"/>
         </w:numPr>
         <w:spacing w:before="0" w:after="0"/>
       </w:pPr>
@@ -43508,7 +43482,7 @@
       <w:pPr>
         <w:numPr>
           <w:ilvl w:val="0"/>
-          <w:numId w:val="48"/>
+          <w:numId w:val="24"/>
         </w:numPr>
         <w:spacing w:before="0" w:after="0"/>
       </w:pPr>
@@ -43520,7 +43494,7 @@
       <w:pPr>
         <w:numPr>
           <w:ilvl w:val="0"/>
-          <w:numId w:val="46"/>
+          <w:numId w:val="22"/>
         </w:numPr>
         <w:spacing w:before="0" w:after="0"/>
       </w:pPr>
@@ -43532,7 +43506,7 @@
       <w:pPr>
         <w:numPr>
           <w:ilvl w:val="0"/>
-          <w:numId w:val="46"/>
+          <w:numId w:val="22"/>
         </w:numPr>
         <w:spacing w:before="0" w:after="0"/>
       </w:pPr>
@@ -43544,7 +43518,7 @@
       <w:pPr>
         <w:numPr>
           <w:ilvl w:val="0"/>
-          <w:numId w:val="46"/>
+          <w:numId w:val="22"/>
         </w:numPr>
         <w:spacing w:before="0" w:after="0"/>
       </w:pPr>
@@ -43556,7 +43530,7 @@
       <w:pPr>
         <w:numPr>
           <w:ilvl w:val="0"/>
-          <w:numId w:val="46"/>
+          <w:numId w:val="22"/>
         </w:numPr>
         <w:spacing w:before="0" w:after="0"/>
       </w:pPr>
@@ -43568,7 +43542,7 @@
       <w:pPr>
         <w:numPr>
           <w:ilvl w:val="0"/>
-          <w:numId w:val="46"/>
+          <w:numId w:val="22"/>
         </w:numPr>
         <w:spacing w:before="0" w:after="0"/>
       </w:pPr>
@@ -43596,7 +43570,7 @@
       <w:pPr>
         <w:numPr>
           <w:ilvl w:val="0"/>
-          <w:numId w:val="46"/>
+          <w:numId w:val="22"/>
         </w:numPr>
         <w:spacing w:before="0" w:after="0"/>
       </w:pPr>
@@ -43608,7 +43582,7 @@
       <w:pPr>
         <w:numPr>
           <w:ilvl w:val="0"/>
-          <w:numId w:val="46"/>
+          <w:numId w:val="22"/>
         </w:numPr>
         <w:spacing w:before="0" w:after="0"/>
       </w:pPr>
@@ -43691,7 +43665,7 @@
       <w:pPr>
         <w:numPr>
           <w:ilvl w:val="0"/>
-          <w:numId w:val="49"/>
+          <w:numId w:val="25"/>
         </w:numPr>
         <w:spacing w:before="0" w:after="0"/>
         <w:rPr>
@@ -43763,7 +43737,7 @@
       <w:pPr>
         <w:numPr>
           <w:ilvl w:val="0"/>
-          <w:numId w:val="49"/>
+          <w:numId w:val="25"/>
         </w:numPr>
         <w:spacing w:before="0" w:after="0"/>
       </w:pPr>
@@ -43790,7 +43764,7 @@
       <w:pPr>
         <w:numPr>
           <w:ilvl w:val="0"/>
-          <w:numId w:val="49"/>
+          <w:numId w:val="25"/>
         </w:numPr>
         <w:spacing w:before="0" w:after="0"/>
       </w:pPr>
@@ -43809,7 +43783,7 @@
       <w:pPr>
         <w:numPr>
           <w:ilvl w:val="0"/>
-          <w:numId w:val="49"/>
+          <w:numId w:val="25"/>
         </w:numPr>
         <w:spacing w:before="0" w:after="0"/>
       </w:pPr>
@@ -43845,7 +43819,7 @@
         <w:pStyle w:val="Ttulo1"/>
         <w:numPr>
           <w:ilvl w:val="0"/>
-          <w:numId w:val="11"/>
+          <w:numId w:val="4"/>
         </w:numPr>
         <w:spacing w:before="0" w:after="0"/>
       </w:pPr>
@@ -44386,7 +44360,7 @@
         <w:pStyle w:val="Ttulo1"/>
         <w:numPr>
           <w:ilvl w:val="0"/>
-          <w:numId w:val="11"/>
+          <w:numId w:val="4"/>
         </w:numPr>
         <w:spacing w:before="0" w:after="0"/>
       </w:pPr>
@@ -44432,7 +44406,7 @@
       <w:pPr>
         <w:numPr>
           <w:ilvl w:val="0"/>
-          <w:numId w:val="50"/>
+          <w:numId w:val="26"/>
         </w:numPr>
         <w:spacing w:before="0" w:after="0"/>
         <w:rPr>
@@ -44489,7 +44463,7 @@
       <w:pPr>
         <w:numPr>
           <w:ilvl w:val="0"/>
-          <w:numId w:val="50"/>
+          <w:numId w:val="26"/>
         </w:numPr>
         <w:spacing w:before="0" w:after="0"/>
       </w:pPr>
@@ -44580,7 +44554,7 @@
       <w:pPr>
         <w:numPr>
           <w:ilvl w:val="0"/>
-          <w:numId w:val="51"/>
+          <w:numId w:val="27"/>
         </w:numPr>
         <w:spacing w:before="0" w:after="0"/>
         <w:rPr>
@@ -44620,7 +44594,7 @@
       <w:pPr>
         <w:numPr>
           <w:ilvl w:val="0"/>
-          <w:numId w:val="51"/>
+          <w:numId w:val="27"/>
         </w:numPr>
         <w:spacing w:before="0" w:after="0"/>
       </w:pPr>
@@ -44721,7 +44695,7 @@
       <w:pPr>
         <w:numPr>
           <w:ilvl w:val="0"/>
-          <w:numId w:val="51"/>
+          <w:numId w:val="27"/>
         </w:numPr>
         <w:spacing w:before="0" w:after="0"/>
       </w:pPr>
@@ -44812,7 +44786,7 @@
       <w:pPr>
         <w:numPr>
           <w:ilvl w:val="0"/>
-          <w:numId w:val="51"/>
+          <w:numId w:val="27"/>
         </w:numPr>
         <w:spacing w:before="0" w:after="0"/>
       </w:pPr>
@@ -44863,7 +44837,7 @@
       <w:pPr>
         <w:numPr>
           <w:ilvl w:val="0"/>
-          <w:numId w:val="51"/>
+          <w:numId w:val="27"/>
         </w:numPr>
         <w:spacing w:before="0" w:after="0"/>
       </w:pPr>
@@ -44921,7 +44895,7 @@
       <w:pPr>
         <w:numPr>
           <w:ilvl w:val="0"/>
-          <w:numId w:val="52"/>
+          <w:numId w:val="28"/>
         </w:numPr>
         <w:spacing w:before="0" w:after="0"/>
         <w:rPr>
@@ -44961,7 +44935,7 @@
       <w:pPr>
         <w:numPr>
           <w:ilvl w:val="0"/>
-          <w:numId w:val="52"/>
+          <w:numId w:val="28"/>
         </w:numPr>
         <w:spacing w:before="0" w:after="0"/>
       </w:pPr>
@@ -45024,7 +44998,7 @@
       <w:pPr>
         <w:numPr>
           <w:ilvl w:val="0"/>
-          <w:numId w:val="52"/>
+          <w:numId w:val="28"/>
         </w:numPr>
         <w:spacing w:before="0" w:after="0"/>
       </w:pPr>
@@ -45043,7 +45017,7 @@
       <w:pPr>
         <w:numPr>
           <w:ilvl w:val="0"/>
-          <w:numId w:val="52"/>
+          <w:numId w:val="28"/>
         </w:numPr>
         <w:spacing w:before="0" w:after="0"/>
       </w:pPr>
@@ -45077,7 +45051,7 @@
       <w:pPr>
         <w:numPr>
           <w:ilvl w:val="0"/>
-          <w:numId w:val="53"/>
+          <w:numId w:val="29"/>
         </w:numPr>
         <w:spacing w:before="0" w:after="0"/>
         <w:rPr>
@@ -45122,7 +45096,7 @@
       <w:pPr>
         <w:numPr>
           <w:ilvl w:val="0"/>
-          <w:numId w:val="53"/>
+          <w:numId w:val="29"/>
         </w:numPr>
         <w:spacing w:before="0" w:after="0"/>
       </w:pPr>
@@ -45173,7 +45147,7 @@
       <w:pPr>
         <w:numPr>
           <w:ilvl w:val="0"/>
-          <w:numId w:val="53"/>
+          <w:numId w:val="29"/>
         </w:numPr>
         <w:spacing w:before="0" w:after="0"/>
       </w:pPr>
@@ -45248,7 +45222,7 @@
       <w:pPr>
         <w:numPr>
           <w:ilvl w:val="0"/>
-          <w:numId w:val="53"/>
+          <w:numId w:val="29"/>
         </w:numPr>
         <w:spacing w:before="0" w:after="0"/>
       </w:pPr>
@@ -45267,7 +45241,7 @@
       <w:pPr>
         <w:numPr>
           <w:ilvl w:val="0"/>
-          <w:numId w:val="53"/>
+          <w:numId w:val="29"/>
         </w:numPr>
         <w:spacing w:before="0" w:after="0"/>
       </w:pPr>
@@ -45316,7 +45290,7 @@
       <w:pPr>
         <w:numPr>
           <w:ilvl w:val="0"/>
-          <w:numId w:val="53"/>
+          <w:numId w:val="29"/>
         </w:numPr>
         <w:spacing w:before="0" w:after="0"/>
       </w:pPr>
@@ -45406,7 +45380,7 @@
       <w:pPr>
         <w:numPr>
           <w:ilvl w:val="0"/>
-          <w:numId w:val="54"/>
+          <w:numId w:val="30"/>
         </w:numPr>
         <w:spacing w:before="0" w:after="0"/>
         <w:rPr>
@@ -45438,7 +45412,7 @@
       <w:pPr>
         <w:numPr>
           <w:ilvl w:val="0"/>
-          <w:numId w:val="54"/>
+          <w:numId w:val="30"/>
         </w:numPr>
         <w:spacing w:before="0" w:after="0"/>
       </w:pPr>
@@ -45481,7 +45455,7 @@
       <w:pPr>
         <w:numPr>
           <w:ilvl w:val="0"/>
-          <w:numId w:val="54"/>
+          <w:numId w:val="30"/>
         </w:numPr>
         <w:spacing w:before="0" w:after="0"/>
       </w:pPr>
@@ -45524,7 +45498,7 @@
       <w:pPr>
         <w:numPr>
           <w:ilvl w:val="0"/>
-          <w:numId w:val="54"/>
+          <w:numId w:val="30"/>
         </w:numPr>
         <w:spacing w:before="0" w:after="0"/>
       </w:pPr>
@@ -45560,7 +45534,7 @@
         <w:pStyle w:val="Ttulo1"/>
         <w:numPr>
           <w:ilvl w:val="0"/>
-          <w:numId w:val="11"/>
+          <w:numId w:val="4"/>
         </w:numPr>
         <w:spacing w:before="0" w:after="0"/>
       </w:pPr>
@@ -46698,7 +46672,7 @@
         <w:pStyle w:val="Ttulo1"/>
         <w:numPr>
           <w:ilvl w:val="0"/>
-          <w:numId w:val="11"/>
+          <w:numId w:val="4"/>
         </w:numPr>
         <w:spacing w:before="0" w:after="0"/>
       </w:pPr>
@@ -46713,7 +46687,7 @@
         <w:pStyle w:val="Ttulo2"/>
         <w:numPr>
           <w:ilvl w:val="1"/>
-          <w:numId w:val="11"/>
+          <w:numId w:val="4"/>
         </w:numPr>
         <w:spacing w:before="0" w:after="0"/>
       </w:pPr>
@@ -46733,7 +46707,7 @@
         <w:pStyle w:val="Ttulo2"/>
         <w:numPr>
           <w:ilvl w:val="1"/>
-          <w:numId w:val="11"/>
+          <w:numId w:val="4"/>
         </w:numPr>
         <w:spacing w:before="0" w:after="0"/>
       </w:pPr>
@@ -47438,232 +47412,6 @@
 <file path=word/numbering.xml><?xml version="1.0" encoding="utf-8"?>
 <w:numbering xmlns:wpc="http://schemas.microsoft.com/office/word/2010/wordprocessingCanvas" xmlns:cx="http://schemas.microsoft.com/office/drawing/2014/chartex" xmlns:cx1="http://schemas.microsoft.com/office/drawing/2015/9/8/chartex" xmlns:cx2="http://schemas.microsoft.com/office/drawing/2015/10/21/chartex" xmlns:cx3="http://schemas.microsoft.com/office/drawing/2016/5/9/chartex" xmlns:cx4="http://schemas.microsoft.com/office/drawing/2016/5/10/chartex" xmlns:cx5="http://schemas.microsoft.com/office/drawing/2016/5/11/chartex" xmlns:cx6="http://schemas.microsoft.com/office/drawing/2016/5/12/chartex" xmlns:cx7="http://schemas.microsoft.com/office/drawing/2016/5/13/chartex" xmlns:cx8="http://schemas.microsoft.com/office/drawing/2016/5/14/chartex" xmlns:mc="http://schemas.openxmlformats.org/markup-compatibility/2006" xmlns:aink="http://schemas.microsoft.com/office/drawing/2016/ink" xmlns:am3d="http://schemas.microsoft.com/office/drawing/2017/model3d" xmlns:o="urn:schemas-microsoft-com:office:office" xmlns:oel="http://schemas.microsoft.com/office/2019/extlst" xmlns:r="http://schemas.openxmlformats.org/officeDocument/2006/relationships" xmlns:m="http://schemas.openxmlformats.org/officeDocument/2006/math" xmlns:v="urn:schemas-microsoft-com:vml" xmlns:wp14="http://schemas.microsoft.com/office/word/2010/wordprocessingDrawing" xmlns:wp="http://schemas.openxmlformats.org/drawingml/2006/wordprocessingDrawing" xmlns:w10="urn:schemas-microsoft-com:office:word" xmlns:w="http://schemas.openxmlformats.org/wordprocessingml/2006/main" xmlns:w14="http://schemas.microsoft.com/office/word/2010/wordml" xmlns:w15="http://schemas.microsoft.com/office/word/2012/wordml" xmlns:w16cex="http://schemas.microsoft.com/office/word/2018/wordml/cex" xmlns:w16cid="http://schemas.microsoft.com/office/word/2016/wordml/cid" xmlns:w16="http://schemas.microsoft.com/office/word/2018/wordml" xmlns:w16du="http://schemas.microsoft.com/office/word/2023/wordml/word16du" xmlns:w16sdtdh="http://schemas.microsoft.com/office/word/2020/wordml/sdtdatahash" xmlns:w16sdtfl="http://schemas.microsoft.com/office/word/2024/wordml/sdtformatlock" xmlns:w16se="http://schemas.microsoft.com/office/word/2015/wordml/symex" xmlns:wpg="http://schemas.microsoft.com/office/word/2010/wordprocessingGroup" xmlns:wpi="http://schemas.microsoft.com/office/word/2010/wordprocessingInk" xmlns:wne="http://schemas.microsoft.com/office/word/2006/wordml" xmlns:wps="http://schemas.microsoft.com/office/word/2010/wordprocessingShape" mc:Ignorable="w14 w15 w16se w16cid w16 w16cex w16sdtdh w16sdtfl w16du wp14">
   <w:abstractNum w:abstractNumId="0" w15:restartNumberingAfterBreak="0">
-    <w:nsid w:val="009D3741"/>
-    <w:multiLevelType w:val="multilevel"/>
-    <w:tmpl w:val="CC50B7AA"/>
-    <w:lvl w:ilvl="0">
-      <w:start w:val="1"/>
-      <w:numFmt w:val="bullet"/>
-      <w:lvlText w:val="●"/>
-      <w:lvlJc w:val="left"/>
-      <w:pPr>
-        <w:ind w:left="720" w:hanging="360"/>
-      </w:pPr>
-      <w:rPr>
-        <w:u w:val="none"/>
-      </w:rPr>
-    </w:lvl>
-    <w:lvl w:ilvl="1">
-      <w:start w:val="1"/>
-      <w:numFmt w:val="bullet"/>
-      <w:lvlText w:val="○"/>
-      <w:lvlJc w:val="left"/>
-      <w:pPr>
-        <w:ind w:left="1440" w:hanging="360"/>
-      </w:pPr>
-      <w:rPr>
-        <w:u w:val="none"/>
-      </w:rPr>
-    </w:lvl>
-    <w:lvl w:ilvl="2">
-      <w:start w:val="1"/>
-      <w:numFmt w:val="bullet"/>
-      <w:lvlText w:val="■"/>
-      <w:lvlJc w:val="left"/>
-      <w:pPr>
-        <w:ind w:left="2160" w:hanging="360"/>
-      </w:pPr>
-      <w:rPr>
-        <w:u w:val="none"/>
-      </w:rPr>
-    </w:lvl>
-    <w:lvl w:ilvl="3">
-      <w:start w:val="1"/>
-      <w:numFmt w:val="bullet"/>
-      <w:lvlText w:val="●"/>
-      <w:lvlJc w:val="left"/>
-      <w:pPr>
-        <w:ind w:left="2880" w:hanging="360"/>
-      </w:pPr>
-      <w:rPr>
-        <w:u w:val="none"/>
-      </w:rPr>
-    </w:lvl>
-    <w:lvl w:ilvl="4">
-      <w:start w:val="1"/>
-      <w:numFmt w:val="bullet"/>
-      <w:lvlText w:val="○"/>
-      <w:lvlJc w:val="left"/>
-      <w:pPr>
-        <w:ind w:left="3600" w:hanging="360"/>
-      </w:pPr>
-      <w:rPr>
-        <w:u w:val="none"/>
-      </w:rPr>
-    </w:lvl>
-    <w:lvl w:ilvl="5">
-      <w:start w:val="1"/>
-      <w:numFmt w:val="bullet"/>
-      <w:lvlText w:val="■"/>
-      <w:lvlJc w:val="left"/>
-      <w:pPr>
-        <w:ind w:left="4320" w:hanging="360"/>
-      </w:pPr>
-      <w:rPr>
-        <w:u w:val="none"/>
-      </w:rPr>
-    </w:lvl>
-    <w:lvl w:ilvl="6">
-      <w:start w:val="1"/>
-      <w:numFmt w:val="bullet"/>
-      <w:lvlText w:val="●"/>
-      <w:lvlJc w:val="left"/>
-      <w:pPr>
-        <w:ind w:left="5040" w:hanging="360"/>
-      </w:pPr>
-      <w:rPr>
-        <w:u w:val="none"/>
-      </w:rPr>
-    </w:lvl>
-    <w:lvl w:ilvl="7">
-      <w:start w:val="1"/>
-      <w:numFmt w:val="bullet"/>
-      <w:lvlText w:val="○"/>
-      <w:lvlJc w:val="left"/>
-      <w:pPr>
-        <w:ind w:left="5760" w:hanging="360"/>
-      </w:pPr>
-      <w:rPr>
-        <w:u w:val="none"/>
-      </w:rPr>
-    </w:lvl>
-    <w:lvl w:ilvl="8">
-      <w:start w:val="1"/>
-      <w:numFmt w:val="bullet"/>
-      <w:lvlText w:val="■"/>
-      <w:lvlJc w:val="left"/>
-      <w:pPr>
-        <w:ind w:left="6480" w:hanging="360"/>
-      </w:pPr>
-      <w:rPr>
-        <w:u w:val="none"/>
-      </w:rPr>
-    </w:lvl>
-  </w:abstractNum>
-  <w:abstractNum w:abstractNumId="1" w15:restartNumberingAfterBreak="0">
-    <w:nsid w:val="05901E4C"/>
-    <w:multiLevelType w:val="multilevel"/>
-    <w:tmpl w:val="1F66E876"/>
-    <w:lvl w:ilvl="0">
-      <w:start w:val="1"/>
-      <w:numFmt w:val="bullet"/>
-      <w:lvlText w:val="●"/>
-      <w:lvlJc w:val="left"/>
-      <w:pPr>
-        <w:ind w:left="720" w:hanging="360"/>
-      </w:pPr>
-      <w:rPr>
-        <w:u w:val="none"/>
-      </w:rPr>
-    </w:lvl>
-    <w:lvl w:ilvl="1">
-      <w:start w:val="1"/>
-      <w:numFmt w:val="bullet"/>
-      <w:lvlText w:val="○"/>
-      <w:lvlJc w:val="left"/>
-      <w:pPr>
-        <w:ind w:left="1440" w:hanging="360"/>
-      </w:pPr>
-      <w:rPr>
-        <w:u w:val="none"/>
-      </w:rPr>
-    </w:lvl>
-    <w:lvl w:ilvl="2">
-      <w:start w:val="1"/>
-      <w:numFmt w:val="bullet"/>
-      <w:lvlText w:val="■"/>
-      <w:lvlJc w:val="left"/>
-      <w:pPr>
-        <w:ind w:left="2160" w:hanging="360"/>
-      </w:pPr>
-      <w:rPr>
-        <w:u w:val="none"/>
-      </w:rPr>
-    </w:lvl>
-    <w:lvl w:ilvl="3">
-      <w:start w:val="1"/>
-      <w:numFmt w:val="bullet"/>
-      <w:lvlText w:val="●"/>
-      <w:lvlJc w:val="left"/>
-      <w:pPr>
-        <w:ind w:left="2880" w:hanging="360"/>
-      </w:pPr>
-      <w:rPr>
-        <w:u w:val="none"/>
-      </w:rPr>
-    </w:lvl>
-    <w:lvl w:ilvl="4">
-      <w:start w:val="1"/>
-      <w:numFmt w:val="bullet"/>
-      <w:lvlText w:val="○"/>
-      <w:lvlJc w:val="left"/>
-      <w:pPr>
-        <w:ind w:left="3600" w:hanging="360"/>
-      </w:pPr>
-      <w:rPr>
-        <w:u w:val="none"/>
-      </w:rPr>
-    </w:lvl>
-    <w:lvl w:ilvl="5">
-      <w:start w:val="1"/>
-      <w:numFmt w:val="bullet"/>
-      <w:lvlText w:val="■"/>
-      <w:lvlJc w:val="left"/>
-      <w:pPr>
-        <w:ind w:left="4320" w:hanging="360"/>
-      </w:pPr>
-      <w:rPr>
-        <w:u w:val="none"/>
-      </w:rPr>
-    </w:lvl>
-    <w:lvl w:ilvl="6">
-      <w:start w:val="1"/>
-      <w:numFmt w:val="bullet"/>
-      <w:lvlText w:val="●"/>
-      <w:lvlJc w:val="left"/>
-      <w:pPr>
-        <w:ind w:left="5040" w:hanging="360"/>
-      </w:pPr>
-      <w:rPr>
-        <w:u w:val="none"/>
-      </w:rPr>
-    </w:lvl>
-    <w:lvl w:ilvl="7">
-      <w:start w:val="1"/>
-      <w:numFmt w:val="bullet"/>
-      <w:lvlText w:val="○"/>
-      <w:lvlJc w:val="left"/>
-      <w:pPr>
-        <w:ind w:left="5760" w:hanging="360"/>
-      </w:pPr>
-      <w:rPr>
-        <w:u w:val="none"/>
-      </w:rPr>
-    </w:lvl>
-    <w:lvl w:ilvl="8">
-      <w:start w:val="1"/>
-      <w:numFmt w:val="bullet"/>
-      <w:lvlText w:val="■"/>
-      <w:lvlJc w:val="left"/>
-      <w:pPr>
-        <w:ind w:left="6480" w:hanging="360"/>
-      </w:pPr>
-      <w:rPr>
-        <w:u w:val="none"/>
-      </w:rPr>
-    </w:lvl>
-  </w:abstractNum>
-  <w:abstractNum w:abstractNumId="2" w15:restartNumberingAfterBreak="0">
     <w:nsid w:val="05AF3D82"/>
     <w:multiLevelType w:val="multilevel"/>
     <w:tmpl w:val="B12A4096"/>
@@ -47812,7 +47560,7 @@
       </w:rPr>
     </w:lvl>
   </w:abstractNum>
-  <w:abstractNum w:abstractNumId="3" w15:restartNumberingAfterBreak="0">
+  <w:abstractNum w:abstractNumId="1" w15:restartNumberingAfterBreak="0">
     <w:nsid w:val="062D103D"/>
     <w:multiLevelType w:val="multilevel"/>
     <w:tmpl w:val="2B20F8EA"/>
@@ -47925,7 +47673,7 @@
       </w:pPr>
     </w:lvl>
   </w:abstractNum>
-  <w:abstractNum w:abstractNumId="4" w15:restartNumberingAfterBreak="0">
+  <w:abstractNum w:abstractNumId="2" w15:restartNumberingAfterBreak="0">
     <w:nsid w:val="09424F6D"/>
     <w:multiLevelType w:val="multilevel"/>
     <w:tmpl w:val="8FA4155E"/>
@@ -48038,123 +47786,10 @@
       </w:rPr>
     </w:lvl>
   </w:abstractNum>
-  <w:abstractNum w:abstractNumId="5" w15:restartNumberingAfterBreak="0">
-    <w:nsid w:val="097A2C27"/>
+  <w:abstractNum w:abstractNumId="3" w15:restartNumberingAfterBreak="0">
+    <w:nsid w:val="199C255B"/>
     <w:multiLevelType w:val="multilevel"/>
-    <w:tmpl w:val="344CB0F2"/>
-    <w:lvl w:ilvl="0">
-      <w:start w:val="1"/>
-      <w:numFmt w:val="bullet"/>
-      <w:lvlText w:val="●"/>
-      <w:lvlJc w:val="left"/>
-      <w:pPr>
-        <w:ind w:left="720" w:hanging="360"/>
-      </w:pPr>
-      <w:rPr>
-        <w:u w:val="none"/>
-      </w:rPr>
-    </w:lvl>
-    <w:lvl w:ilvl="1">
-      <w:start w:val="1"/>
-      <w:numFmt w:val="bullet"/>
-      <w:lvlText w:val="○"/>
-      <w:lvlJc w:val="left"/>
-      <w:pPr>
-        <w:ind w:left="1440" w:hanging="360"/>
-      </w:pPr>
-      <w:rPr>
-        <w:u w:val="none"/>
-      </w:rPr>
-    </w:lvl>
-    <w:lvl w:ilvl="2">
-      <w:start w:val="1"/>
-      <w:numFmt w:val="bullet"/>
-      <w:lvlText w:val="■"/>
-      <w:lvlJc w:val="left"/>
-      <w:pPr>
-        <w:ind w:left="2160" w:hanging="360"/>
-      </w:pPr>
-      <w:rPr>
-        <w:u w:val="none"/>
-      </w:rPr>
-    </w:lvl>
-    <w:lvl w:ilvl="3">
-      <w:start w:val="1"/>
-      <w:numFmt w:val="bullet"/>
-      <w:lvlText w:val="●"/>
-      <w:lvlJc w:val="left"/>
-      <w:pPr>
-        <w:ind w:left="2880" w:hanging="360"/>
-      </w:pPr>
-      <w:rPr>
-        <w:u w:val="none"/>
-      </w:rPr>
-    </w:lvl>
-    <w:lvl w:ilvl="4">
-      <w:start w:val="1"/>
-      <w:numFmt w:val="bullet"/>
-      <w:lvlText w:val="○"/>
-      <w:lvlJc w:val="left"/>
-      <w:pPr>
-        <w:ind w:left="3600" w:hanging="360"/>
-      </w:pPr>
-      <w:rPr>
-        <w:u w:val="none"/>
-      </w:rPr>
-    </w:lvl>
-    <w:lvl w:ilvl="5">
-      <w:start w:val="1"/>
-      <w:numFmt w:val="bullet"/>
-      <w:lvlText w:val="■"/>
-      <w:lvlJc w:val="left"/>
-      <w:pPr>
-        <w:ind w:left="4320" w:hanging="360"/>
-      </w:pPr>
-      <w:rPr>
-        <w:u w:val="none"/>
-      </w:rPr>
-    </w:lvl>
-    <w:lvl w:ilvl="6">
-      <w:start w:val="1"/>
-      <w:numFmt w:val="bullet"/>
-      <w:lvlText w:val="●"/>
-      <w:lvlJc w:val="left"/>
-      <w:pPr>
-        <w:ind w:left="5040" w:hanging="360"/>
-      </w:pPr>
-      <w:rPr>
-        <w:u w:val="none"/>
-      </w:rPr>
-    </w:lvl>
-    <w:lvl w:ilvl="7">
-      <w:start w:val="1"/>
-      <w:numFmt w:val="bullet"/>
-      <w:lvlText w:val="○"/>
-      <w:lvlJc w:val="left"/>
-      <w:pPr>
-        <w:ind w:left="5760" w:hanging="360"/>
-      </w:pPr>
-      <w:rPr>
-        <w:u w:val="none"/>
-      </w:rPr>
-    </w:lvl>
-    <w:lvl w:ilvl="8">
-      <w:start w:val="1"/>
-      <w:numFmt w:val="bullet"/>
-      <w:lvlText w:val="■"/>
-      <w:lvlJc w:val="left"/>
-      <w:pPr>
-        <w:ind w:left="6480" w:hanging="360"/>
-      </w:pPr>
-      <w:rPr>
-        <w:u w:val="none"/>
-      </w:rPr>
-    </w:lvl>
-  </w:abstractNum>
-  <w:abstractNum w:abstractNumId="6" w15:restartNumberingAfterBreak="0">
-    <w:nsid w:val="12DF26F8"/>
-    <w:multiLevelType w:val="multilevel"/>
-    <w:tmpl w:val="690E9A7E"/>
+    <w:tmpl w:val="98F8081E"/>
     <w:lvl w:ilvl="0">
       <w:start w:val="1"/>
       <w:numFmt w:val="bullet"/>
@@ -48300,231 +47935,10 @@
       </w:rPr>
     </w:lvl>
   </w:abstractNum>
-  <w:abstractNum w:abstractNumId="7" w15:restartNumberingAfterBreak="0">
-    <w:nsid w:val="187613E3"/>
+  <w:abstractNum w:abstractNumId="4" w15:restartNumberingAfterBreak="0">
+    <w:nsid w:val="19B26BC6"/>
     <w:multiLevelType w:val="multilevel"/>
-    <w:tmpl w:val="1EE21792"/>
-    <w:lvl w:ilvl="0">
-      <w:start w:val="1"/>
-      <w:numFmt w:val="bullet"/>
-      <w:lvlText w:val="●"/>
-      <w:lvlJc w:val="left"/>
-      <w:pPr>
-        <w:ind w:left="720" w:hanging="360"/>
-      </w:pPr>
-      <w:rPr>
-        <w:rFonts w:ascii="Arial" w:eastAsia="Arial" w:hAnsi="Arial" w:cs="Arial"/>
-        <w:b w:val="0"/>
-        <w:bCs w:val="0"/>
-        <w:i w:val="0"/>
-        <w:iCs w:val="0"/>
-        <w:smallCaps w:val="0"/>
-        <w:strike w:val="0"/>
-        <w:color w:val="000000"/>
-        <w:sz w:val="22"/>
-        <w:szCs w:val="22"/>
-        <w:u w:val="none"/>
-        <w:shd w:val="clear" w:color="auto" w:fill="auto"/>
-        <w:vertAlign w:val="baseline"/>
-      </w:rPr>
-    </w:lvl>
-    <w:lvl w:ilvl="1">
-      <w:start w:val="1"/>
-      <w:numFmt w:val="lowerLetter"/>
-      <w:lvlText w:val="%2."/>
-      <w:lvlJc w:val="left"/>
-      <w:pPr>
-        <w:ind w:left="1440" w:hanging="360"/>
-      </w:pPr>
-      <w:rPr>
-        <w:rFonts w:ascii="Arial" w:eastAsia="Arial" w:hAnsi="Arial" w:cs="Arial"/>
-        <w:b w:val="0"/>
-        <w:bCs w:val="0"/>
-        <w:i w:val="0"/>
-        <w:iCs w:val="0"/>
-        <w:smallCaps w:val="0"/>
-        <w:strike w:val="0"/>
-        <w:color w:val="000000"/>
-        <w:sz w:val="22"/>
-        <w:szCs w:val="22"/>
-        <w:u w:val="none"/>
-        <w:shd w:val="clear" w:color="auto" w:fill="auto"/>
-        <w:vertAlign w:val="baseline"/>
-      </w:rPr>
-    </w:lvl>
-    <w:lvl w:ilvl="2">
-      <w:start w:val="1"/>
-      <w:numFmt w:val="lowerRoman"/>
-      <w:lvlText w:val="%3."/>
-      <w:lvlJc w:val="left"/>
-      <w:pPr>
-        <w:ind w:left="2160" w:hanging="360"/>
-      </w:pPr>
-      <w:rPr>
-        <w:rFonts w:ascii="Arial" w:eastAsia="Arial" w:hAnsi="Arial" w:cs="Arial"/>
-        <w:b w:val="0"/>
-        <w:bCs w:val="0"/>
-        <w:i w:val="0"/>
-        <w:iCs w:val="0"/>
-        <w:smallCaps w:val="0"/>
-        <w:strike w:val="0"/>
-        <w:color w:val="000000"/>
-        <w:sz w:val="22"/>
-        <w:szCs w:val="22"/>
-        <w:u w:val="none"/>
-        <w:shd w:val="clear" w:color="auto" w:fill="auto"/>
-        <w:vertAlign w:val="baseline"/>
-      </w:rPr>
-    </w:lvl>
-    <w:lvl w:ilvl="3">
-      <w:start w:val="1"/>
-      <w:numFmt w:val="decimal"/>
-      <w:lvlText w:val="%4."/>
-      <w:lvlJc w:val="left"/>
-      <w:pPr>
-        <w:ind w:left="2880" w:hanging="360"/>
-      </w:pPr>
-      <w:rPr>
-        <w:rFonts w:ascii="Arial" w:eastAsia="Arial" w:hAnsi="Arial" w:cs="Arial"/>
-        <w:b w:val="0"/>
-        <w:bCs w:val="0"/>
-        <w:i w:val="0"/>
-        <w:iCs w:val="0"/>
-        <w:smallCaps w:val="0"/>
-        <w:strike w:val="0"/>
-        <w:color w:val="000000"/>
-        <w:sz w:val="22"/>
-        <w:szCs w:val="22"/>
-        <w:u w:val="none"/>
-        <w:shd w:val="clear" w:color="auto" w:fill="auto"/>
-        <w:vertAlign w:val="baseline"/>
-      </w:rPr>
-    </w:lvl>
-    <w:lvl w:ilvl="4">
-      <w:start w:val="1"/>
-      <w:numFmt w:val="lowerLetter"/>
-      <w:lvlText w:val="%5."/>
-      <w:lvlJc w:val="left"/>
-      <w:pPr>
-        <w:ind w:left="3600" w:hanging="360"/>
-      </w:pPr>
-      <w:rPr>
-        <w:rFonts w:ascii="Arial" w:eastAsia="Arial" w:hAnsi="Arial" w:cs="Arial"/>
-        <w:b w:val="0"/>
-        <w:bCs w:val="0"/>
-        <w:i w:val="0"/>
-        <w:iCs w:val="0"/>
-        <w:smallCaps w:val="0"/>
-        <w:strike w:val="0"/>
-        <w:color w:val="000000"/>
-        <w:sz w:val="22"/>
-        <w:szCs w:val="22"/>
-        <w:u w:val="none"/>
-        <w:shd w:val="clear" w:color="auto" w:fill="auto"/>
-        <w:vertAlign w:val="baseline"/>
-      </w:rPr>
-    </w:lvl>
-    <w:lvl w:ilvl="5">
-      <w:start w:val="1"/>
-      <w:numFmt w:val="lowerRoman"/>
-      <w:lvlText w:val="%6."/>
-      <w:lvlJc w:val="left"/>
-      <w:pPr>
-        <w:ind w:left="4320" w:hanging="360"/>
-      </w:pPr>
-      <w:rPr>
-        <w:rFonts w:ascii="Arial" w:eastAsia="Arial" w:hAnsi="Arial" w:cs="Arial"/>
-        <w:b w:val="0"/>
-        <w:bCs w:val="0"/>
-        <w:i w:val="0"/>
-        <w:iCs w:val="0"/>
-        <w:smallCaps w:val="0"/>
-        <w:strike w:val="0"/>
-        <w:color w:val="000000"/>
-        <w:sz w:val="22"/>
-        <w:szCs w:val="22"/>
-        <w:u w:val="none"/>
-        <w:shd w:val="clear" w:color="auto" w:fill="auto"/>
-        <w:vertAlign w:val="baseline"/>
-      </w:rPr>
-    </w:lvl>
-    <w:lvl w:ilvl="6">
-      <w:start w:val="1"/>
-      <w:numFmt w:val="decimal"/>
-      <w:lvlText w:val="%7."/>
-      <w:lvlJc w:val="left"/>
-      <w:pPr>
-        <w:ind w:left="5040" w:hanging="360"/>
-      </w:pPr>
-      <w:rPr>
-        <w:rFonts w:ascii="Arial" w:eastAsia="Arial" w:hAnsi="Arial" w:cs="Arial"/>
-        <w:b w:val="0"/>
-        <w:bCs w:val="0"/>
-        <w:i w:val="0"/>
-        <w:iCs w:val="0"/>
-        <w:smallCaps w:val="0"/>
-        <w:strike w:val="0"/>
-        <w:color w:val="000000"/>
-        <w:sz w:val="22"/>
-        <w:szCs w:val="22"/>
-        <w:u w:val="none"/>
-        <w:shd w:val="clear" w:color="auto" w:fill="auto"/>
-        <w:vertAlign w:val="baseline"/>
-      </w:rPr>
-    </w:lvl>
-    <w:lvl w:ilvl="7">
-      <w:start w:val="1"/>
-      <w:numFmt w:val="lowerLetter"/>
-      <w:lvlText w:val="%8."/>
-      <w:lvlJc w:val="left"/>
-      <w:pPr>
-        <w:ind w:left="5760" w:hanging="360"/>
-      </w:pPr>
-      <w:rPr>
-        <w:rFonts w:ascii="Arial" w:eastAsia="Arial" w:hAnsi="Arial" w:cs="Arial"/>
-        <w:b w:val="0"/>
-        <w:bCs w:val="0"/>
-        <w:i w:val="0"/>
-        <w:iCs w:val="0"/>
-        <w:smallCaps w:val="0"/>
-        <w:strike w:val="0"/>
-        <w:color w:val="000000"/>
-        <w:sz w:val="22"/>
-        <w:szCs w:val="22"/>
-        <w:u w:val="none"/>
-        <w:shd w:val="clear" w:color="auto" w:fill="auto"/>
-        <w:vertAlign w:val="baseline"/>
-      </w:rPr>
-    </w:lvl>
-    <w:lvl w:ilvl="8">
-      <w:start w:val="1"/>
-      <w:numFmt w:val="lowerRoman"/>
-      <w:lvlText w:val="%9."/>
-      <w:lvlJc w:val="left"/>
-      <w:pPr>
-        <w:ind w:left="6480" w:hanging="360"/>
-      </w:pPr>
-      <w:rPr>
-        <w:rFonts w:ascii="Arial" w:eastAsia="Arial" w:hAnsi="Arial" w:cs="Arial"/>
-        <w:b w:val="0"/>
-        <w:bCs w:val="0"/>
-        <w:i w:val="0"/>
-        <w:iCs w:val="0"/>
-        <w:smallCaps w:val="0"/>
-        <w:strike w:val="0"/>
-        <w:color w:val="000000"/>
-        <w:sz w:val="22"/>
-        <w:szCs w:val="22"/>
-        <w:u w:val="none"/>
-        <w:shd w:val="clear" w:color="auto" w:fill="auto"/>
-        <w:vertAlign w:val="baseline"/>
-      </w:rPr>
-    </w:lvl>
-  </w:abstractNum>
-  <w:abstractNum w:abstractNumId="8" w15:restartNumberingAfterBreak="0">
-    <w:nsid w:val="199C255B"/>
-    <w:multiLevelType w:val="multilevel"/>
-    <w:tmpl w:val="98F8081E"/>
+    <w:tmpl w:val="C5DAF18C"/>
     <w:lvl w:ilvl="0">
       <w:start w:val="1"/>
       <w:numFmt w:val="bullet"/>
@@ -48670,10 +48084,96 @@
       </w:rPr>
     </w:lvl>
   </w:abstractNum>
-  <w:abstractNum w:abstractNumId="9" w15:restartNumberingAfterBreak="0">
-    <w:nsid w:val="19B26BC6"/>
+  <w:abstractNum w:abstractNumId="5" w15:restartNumberingAfterBreak="0">
+    <w:nsid w:val="1DDB0D57"/>
     <w:multiLevelType w:val="multilevel"/>
-    <w:tmpl w:val="C5DAF18C"/>
+    <w:tmpl w:val="026076DA"/>
+    <w:lvl w:ilvl="0">
+      <w:start w:val="1"/>
+      <w:numFmt w:val="decimal"/>
+      <w:lvlText w:val="%1."/>
+      <w:lvlJc w:val="left"/>
+      <w:pPr>
+        <w:ind w:left="360" w:hanging="360"/>
+      </w:pPr>
+    </w:lvl>
+    <w:lvl w:ilvl="1">
+      <w:start w:val="1"/>
+      <w:numFmt w:val="decimal"/>
+      <w:lvlText w:val="%1.%2."/>
+      <w:lvlJc w:val="left"/>
+      <w:pPr>
+        <w:ind w:left="792" w:hanging="432"/>
+      </w:pPr>
+    </w:lvl>
+    <w:lvl w:ilvl="2">
+      <w:start w:val="1"/>
+      <w:numFmt w:val="decimal"/>
+      <w:lvlText w:val="%1.%2.%3."/>
+      <w:lvlJc w:val="left"/>
+      <w:pPr>
+        <w:ind w:left="1224" w:hanging="504"/>
+      </w:pPr>
+    </w:lvl>
+    <w:lvl w:ilvl="3">
+      <w:start w:val="1"/>
+      <w:numFmt w:val="decimal"/>
+      <w:lvlText w:val="%1.%2.%3.%4."/>
+      <w:lvlJc w:val="left"/>
+      <w:pPr>
+        <w:ind w:left="1728" w:hanging="647"/>
+      </w:pPr>
+    </w:lvl>
+    <w:lvl w:ilvl="4">
+      <w:start w:val="1"/>
+      <w:numFmt w:val="decimal"/>
+      <w:lvlText w:val="%1.%2.%3.%4.%5."/>
+      <w:lvlJc w:val="left"/>
+      <w:pPr>
+        <w:ind w:left="2232" w:hanging="792"/>
+      </w:pPr>
+    </w:lvl>
+    <w:lvl w:ilvl="5">
+      <w:start w:val="1"/>
+      <w:numFmt w:val="decimal"/>
+      <w:lvlText w:val="%1.%2.%3.%4.%5.%6."/>
+      <w:lvlJc w:val="left"/>
+      <w:pPr>
+        <w:ind w:left="2736" w:hanging="933"/>
+      </w:pPr>
+    </w:lvl>
+    <w:lvl w:ilvl="6">
+      <w:start w:val="1"/>
+      <w:numFmt w:val="decimal"/>
+      <w:lvlText w:val="%1.%2.%3.%4.%5.%6.%7."/>
+      <w:lvlJc w:val="left"/>
+      <w:pPr>
+        <w:ind w:left="3240" w:hanging="1080"/>
+      </w:pPr>
+    </w:lvl>
+    <w:lvl w:ilvl="7">
+      <w:start w:val="1"/>
+      <w:numFmt w:val="decimal"/>
+      <w:lvlText w:val="%1.%2.%3.%4.%5.%6.%7.%8."/>
+      <w:lvlJc w:val="left"/>
+      <w:pPr>
+        <w:ind w:left="3744" w:hanging="1224"/>
+      </w:pPr>
+    </w:lvl>
+    <w:lvl w:ilvl="8">
+      <w:start w:val="1"/>
+      <w:numFmt w:val="decimal"/>
+      <w:lvlText w:val="%1.%2.%3.%4.%5.%6.%7.%8.%9."/>
+      <w:lvlJc w:val="left"/>
+      <w:pPr>
+        <w:ind w:left="4320" w:hanging="1440"/>
+      </w:pPr>
+    </w:lvl>
+  </w:abstractNum>
+  <w:abstractNum w:abstractNumId="6" w15:restartNumberingAfterBreak="0">
+    <w:nsid w:val="1DEE5D70"/>
+    <w:multiLevelType w:val="multilevel"/>
+    <w:tmpl w:val="AC42070A"/>
     <w:lvl w:ilvl="0">
       <w:start w:val="1"/>
       <w:numFmt w:val="bullet"/>
@@ -48819,209 +48319,123 @@
       </w:rPr>
     </w:lvl>
   </w:abstractNum>
-  <w:abstractNum w:abstractNumId="10" w15:restartNumberingAfterBreak="0">
-    <w:nsid w:val="1BBE6BA9"/>
+  <w:abstractNum w:abstractNumId="7" w15:restartNumberingAfterBreak="0">
+    <w:nsid w:val="21C40915"/>
     <w:multiLevelType w:val="multilevel"/>
-    <w:tmpl w:val="E062D0B2"/>
-    <w:lvl w:ilvl="0">
-      <w:start w:val="1"/>
-      <w:numFmt w:val="bullet"/>
-      <w:lvlText w:val="●"/>
-      <w:lvlJc w:val="left"/>
-      <w:pPr>
-        <w:ind w:left="720" w:hanging="360"/>
-      </w:pPr>
-      <w:rPr>
-        <w:u w:val="none"/>
-      </w:rPr>
-    </w:lvl>
-    <w:lvl w:ilvl="1">
-      <w:start w:val="1"/>
-      <w:numFmt w:val="bullet"/>
-      <w:lvlText w:val="○"/>
-      <w:lvlJc w:val="left"/>
-      <w:pPr>
-        <w:ind w:left="1440" w:hanging="360"/>
-      </w:pPr>
-      <w:rPr>
-        <w:u w:val="none"/>
-      </w:rPr>
-    </w:lvl>
-    <w:lvl w:ilvl="2">
-      <w:start w:val="1"/>
-      <w:numFmt w:val="bullet"/>
-      <w:lvlText w:val="■"/>
-      <w:lvlJc w:val="left"/>
-      <w:pPr>
-        <w:ind w:left="2160" w:hanging="360"/>
-      </w:pPr>
-      <w:rPr>
-        <w:u w:val="none"/>
-      </w:rPr>
-    </w:lvl>
-    <w:lvl w:ilvl="3">
-      <w:start w:val="1"/>
-      <w:numFmt w:val="bullet"/>
-      <w:lvlText w:val="●"/>
-      <w:lvlJc w:val="left"/>
-      <w:pPr>
-        <w:ind w:left="2880" w:hanging="360"/>
-      </w:pPr>
-      <w:rPr>
-        <w:u w:val="none"/>
-      </w:rPr>
-    </w:lvl>
-    <w:lvl w:ilvl="4">
-      <w:start w:val="1"/>
-      <w:numFmt w:val="bullet"/>
-      <w:lvlText w:val="○"/>
-      <w:lvlJc w:val="left"/>
-      <w:pPr>
-        <w:ind w:left="3600" w:hanging="360"/>
-      </w:pPr>
-      <w:rPr>
-        <w:u w:val="none"/>
-      </w:rPr>
-    </w:lvl>
-    <w:lvl w:ilvl="5">
-      <w:start w:val="1"/>
-      <w:numFmt w:val="bullet"/>
-      <w:lvlText w:val="■"/>
-      <w:lvlJc w:val="left"/>
-      <w:pPr>
-        <w:ind w:left="4320" w:hanging="360"/>
-      </w:pPr>
-      <w:rPr>
-        <w:u w:val="none"/>
-      </w:rPr>
-    </w:lvl>
-    <w:lvl w:ilvl="6">
-      <w:start w:val="1"/>
-      <w:numFmt w:val="bullet"/>
-      <w:lvlText w:val="●"/>
-      <w:lvlJc w:val="left"/>
-      <w:pPr>
-        <w:ind w:left="5040" w:hanging="360"/>
-      </w:pPr>
-      <w:rPr>
-        <w:u w:val="none"/>
-      </w:rPr>
-    </w:lvl>
-    <w:lvl w:ilvl="7">
-      <w:start w:val="1"/>
-      <w:numFmt w:val="bullet"/>
-      <w:lvlText w:val="○"/>
-      <w:lvlJc w:val="left"/>
-      <w:pPr>
-        <w:ind w:left="5760" w:hanging="360"/>
-      </w:pPr>
-      <w:rPr>
-        <w:u w:val="none"/>
-      </w:rPr>
-    </w:lvl>
-    <w:lvl w:ilvl="8">
-      <w:start w:val="1"/>
-      <w:numFmt w:val="bullet"/>
-      <w:lvlText w:val="■"/>
-      <w:lvlJc w:val="left"/>
-      <w:pPr>
-        <w:ind w:left="6480" w:hanging="360"/>
-      </w:pPr>
-      <w:rPr>
-        <w:u w:val="none"/>
-      </w:rPr>
-    </w:lvl>
-  </w:abstractNum>
-  <w:abstractNum w:abstractNumId="11" w15:restartNumberingAfterBreak="0">
-    <w:nsid w:val="1DDB0D57"/>
-    <w:multiLevelType w:val="multilevel"/>
-    <w:tmpl w:val="026076DA"/>
+    <w:tmpl w:val="3946863E"/>
     <w:lvl w:ilvl="0">
       <w:start w:val="1"/>
       <w:numFmt w:val="decimal"/>
       <w:lvlText w:val="%1."/>
       <w:lvlJc w:val="left"/>
       <w:pPr>
-        <w:ind w:left="360" w:hanging="360"/>
+        <w:tabs>
+          <w:tab w:val="num" w:pos="720"/>
+        </w:tabs>
+        <w:ind w:left="720" w:hanging="360"/>
       </w:pPr>
     </w:lvl>
-    <w:lvl w:ilvl="1">
+    <w:lvl w:ilvl="1" w:tentative="1">
       <w:start w:val="1"/>
       <w:numFmt w:val="decimal"/>
-      <w:lvlText w:val="%1.%2."/>
+      <w:lvlText w:val="%2."/>
       <w:lvlJc w:val="left"/>
       <w:pPr>
-        <w:ind w:left="792" w:hanging="432"/>
+        <w:tabs>
+          <w:tab w:val="num" w:pos="1440"/>
+        </w:tabs>
+        <w:ind w:left="1440" w:hanging="360"/>
       </w:pPr>
     </w:lvl>
-    <w:lvl w:ilvl="2">
+    <w:lvl w:ilvl="2" w:tentative="1">
       <w:start w:val="1"/>
       <w:numFmt w:val="decimal"/>
-      <w:lvlText w:val="%1.%2.%3."/>
+      <w:lvlText w:val="%3."/>
       <w:lvlJc w:val="left"/>
       <w:pPr>
-        <w:ind w:left="1224" w:hanging="504"/>
+        <w:tabs>
+          <w:tab w:val="num" w:pos="2160"/>
+        </w:tabs>
+        <w:ind w:left="2160" w:hanging="360"/>
       </w:pPr>
     </w:lvl>
-    <w:lvl w:ilvl="3">
+    <w:lvl w:ilvl="3" w:tentative="1">
       <w:start w:val="1"/>
       <w:numFmt w:val="decimal"/>
-      <w:lvlText w:val="%1.%2.%3.%4."/>
+      <w:lvlText w:val="%4."/>
       <w:lvlJc w:val="left"/>
       <w:pPr>
-        <w:ind w:left="1728" w:hanging="647"/>
+        <w:tabs>
+          <w:tab w:val="num" w:pos="2880"/>
+        </w:tabs>
+        <w:ind w:left="2880" w:hanging="360"/>
       </w:pPr>
     </w:lvl>
-    <w:lvl w:ilvl="4">
+    <w:lvl w:ilvl="4" w:tentative="1">
       <w:start w:val="1"/>
       <w:numFmt w:val="decimal"/>
-      <w:lvlText w:val="%1.%2.%3.%4.%5."/>
+      <w:lvlText w:val="%5."/>
       <w:lvlJc w:val="left"/>
       <w:pPr>
-        <w:ind w:left="2232" w:hanging="792"/>
+        <w:tabs>
+          <w:tab w:val="num" w:pos="3600"/>
+        </w:tabs>
+        <w:ind w:left="3600" w:hanging="360"/>
       </w:pPr>
     </w:lvl>
-    <w:lvl w:ilvl="5">
+    <w:lvl w:ilvl="5" w:tentative="1">
       <w:start w:val="1"/>
       <w:numFmt w:val="decimal"/>
-      <w:lvlText w:val="%1.%2.%3.%4.%5.%6."/>
+      <w:lvlText w:val="%6."/>
       <w:lvlJc w:val="left"/>
       <w:pPr>
-        <w:ind w:left="2736" w:hanging="933"/>
+        <w:tabs>
+          <w:tab w:val="num" w:pos="4320"/>
+        </w:tabs>
+        <w:ind w:left="4320" w:hanging="360"/>
       </w:pPr>
     </w:lvl>
-    <w:lvl w:ilvl="6">
+    <w:lvl w:ilvl="6" w:tentative="1">
       <w:start w:val="1"/>
       <w:numFmt w:val="decimal"/>
-      <w:lvlText w:val="%1.%2.%3.%4.%5.%6.%7."/>
+      <w:lvlText w:val="%7."/>
       <w:lvlJc w:val="left"/>
       <w:pPr>
-        <w:ind w:left="3240" w:hanging="1080"/>
+        <w:tabs>
+          <w:tab w:val="num" w:pos="5040"/>
+        </w:tabs>
+        <w:ind w:left="5040" w:hanging="360"/>
       </w:pPr>
     </w:lvl>
-    <w:lvl w:ilvl="7">
+    <w:lvl w:ilvl="7" w:tentative="1">
       <w:start w:val="1"/>
       <w:numFmt w:val="decimal"/>
-      <w:lvlText w:val="%1.%2.%3.%4.%5.%6.%7.%8."/>
+      <w:lvlText w:val="%8."/>
       <w:lvlJc w:val="left"/>
       <w:pPr>
-        <w:ind w:left="3744" w:hanging="1224"/>
+        <w:tabs>
+          <w:tab w:val="num" w:pos="5760"/>
+        </w:tabs>
+        <w:ind w:left="5760" w:hanging="360"/>
       </w:pPr>
     </w:lvl>
-    <w:lvl w:ilvl="8">
+    <w:lvl w:ilvl="8" w:tentative="1">
       <w:start w:val="1"/>
       <w:numFmt w:val="decimal"/>
-      <w:lvlText w:val="%1.%2.%3.%4.%5.%6.%7.%8.%9."/>
+      <w:lvlText w:val="%9."/>
       <w:lvlJc w:val="left"/>
       <w:pPr>
-        <w:ind w:left="4320" w:hanging="1440"/>
+        <w:tabs>
+          <w:tab w:val="num" w:pos="6480"/>
+        </w:tabs>
+        <w:ind w:left="6480" w:hanging="360"/>
       </w:pPr>
     </w:lvl>
   </w:abstractNum>
-  <w:abstractNum w:abstractNumId="12" w15:restartNumberingAfterBreak="0">
-    <w:nsid w:val="1DEE5D70"/>
+  <w:abstractNum w:abstractNumId="8" w15:restartNumberingAfterBreak="0">
+    <w:nsid w:val="235938D2"/>
     <w:multiLevelType w:val="multilevel"/>
-    <w:tmpl w:val="AC42070A"/>
+    <w:tmpl w:val="0D46BAE2"/>
     <w:lvl w:ilvl="0">
       <w:start w:val="1"/>
       <w:numFmt w:val="bullet"/>
@@ -49167,10 +48581,123 @@
       </w:rPr>
     </w:lvl>
   </w:abstractNum>
-  <w:abstractNum w:abstractNumId="13" w15:restartNumberingAfterBreak="0">
-    <w:nsid w:val="1E8913CE"/>
+  <w:abstractNum w:abstractNumId="9" w15:restartNumberingAfterBreak="0">
+    <w:nsid w:val="2B895326"/>
     <w:multiLevelType w:val="multilevel"/>
-    <w:tmpl w:val="EF7E77AE"/>
+    <w:tmpl w:val="48205DCA"/>
+    <w:lvl w:ilvl="0">
+      <w:start w:val="1"/>
+      <w:numFmt w:val="decimal"/>
+      <w:lvlText w:val="%1."/>
+      <w:lvlJc w:val="left"/>
+      <w:pPr>
+        <w:tabs>
+          <w:tab w:val="num" w:pos="720"/>
+        </w:tabs>
+        <w:ind w:left="720" w:hanging="360"/>
+      </w:pPr>
+    </w:lvl>
+    <w:lvl w:ilvl="1" w:tentative="1">
+      <w:start w:val="1"/>
+      <w:numFmt w:val="decimal"/>
+      <w:lvlText w:val="%2."/>
+      <w:lvlJc w:val="left"/>
+      <w:pPr>
+        <w:tabs>
+          <w:tab w:val="num" w:pos="1440"/>
+        </w:tabs>
+        <w:ind w:left="1440" w:hanging="360"/>
+      </w:pPr>
+    </w:lvl>
+    <w:lvl w:ilvl="2" w:tentative="1">
+      <w:start w:val="1"/>
+      <w:numFmt w:val="decimal"/>
+      <w:lvlText w:val="%3."/>
+      <w:lvlJc w:val="left"/>
+      <w:pPr>
+        <w:tabs>
+          <w:tab w:val="num" w:pos="2160"/>
+        </w:tabs>
+        <w:ind w:left="2160" w:hanging="360"/>
+      </w:pPr>
+    </w:lvl>
+    <w:lvl w:ilvl="3" w:tentative="1">
+      <w:start w:val="1"/>
+      <w:numFmt w:val="decimal"/>
+      <w:lvlText w:val="%4."/>
+      <w:lvlJc w:val="left"/>
+      <w:pPr>
+        <w:tabs>
+          <w:tab w:val="num" w:pos="2880"/>
+        </w:tabs>
+        <w:ind w:left="2880" w:hanging="360"/>
+      </w:pPr>
+    </w:lvl>
+    <w:lvl w:ilvl="4" w:tentative="1">
+      <w:start w:val="1"/>
+      <w:numFmt w:val="decimal"/>
+      <w:lvlText w:val="%5."/>
+      <w:lvlJc w:val="left"/>
+      <w:pPr>
+        <w:tabs>
+          <w:tab w:val="num" w:pos="3600"/>
+        </w:tabs>
+        <w:ind w:left="3600" w:hanging="360"/>
+      </w:pPr>
+    </w:lvl>
+    <w:lvl w:ilvl="5" w:tentative="1">
+      <w:start w:val="1"/>
+      <w:numFmt w:val="decimal"/>
+      <w:lvlText w:val="%6."/>
+      <w:lvlJc w:val="left"/>
+      <w:pPr>
+        <w:tabs>
+          <w:tab w:val="num" w:pos="4320"/>
+        </w:tabs>
+        <w:ind w:left="4320" w:hanging="360"/>
+      </w:pPr>
+    </w:lvl>
+    <w:lvl w:ilvl="6" w:tentative="1">
+      <w:start w:val="1"/>
+      <w:numFmt w:val="decimal"/>
+      <w:lvlText w:val="%7."/>
+      <w:lvlJc w:val="left"/>
+      <w:pPr>
+        <w:tabs>
+          <w:tab w:val="num" w:pos="5040"/>
+        </w:tabs>
+        <w:ind w:left="5040" w:hanging="360"/>
+      </w:pPr>
+    </w:lvl>
+    <w:lvl w:ilvl="7" w:tentative="1">
+      <w:start w:val="1"/>
+      <w:numFmt w:val="decimal"/>
+      <w:lvlText w:val="%8."/>
+      <w:lvlJc w:val="left"/>
+      <w:pPr>
+        <w:tabs>
+          <w:tab w:val="num" w:pos="5760"/>
+        </w:tabs>
+        <w:ind w:left="5760" w:hanging="360"/>
+      </w:pPr>
+    </w:lvl>
+    <w:lvl w:ilvl="8" w:tentative="1">
+      <w:start w:val="1"/>
+      <w:numFmt w:val="decimal"/>
+      <w:lvlText w:val="%9."/>
+      <w:lvlJc w:val="left"/>
+      <w:pPr>
+        <w:tabs>
+          <w:tab w:val="num" w:pos="6480"/>
+        </w:tabs>
+        <w:ind w:left="6480" w:hanging="360"/>
+      </w:pPr>
+    </w:lvl>
+  </w:abstractNum>
+  <w:abstractNum w:abstractNumId="10" w15:restartNumberingAfterBreak="0">
+    <w:nsid w:val="2DCA4CAD"/>
+    <w:multiLevelType w:val="multilevel"/>
+    <w:tmpl w:val="7FFC6722"/>
     <w:lvl w:ilvl="0">
       <w:start w:val="1"/>
       <w:numFmt w:val="bullet"/>
@@ -49316,10 +48843,10 @@
       </w:rPr>
     </w:lvl>
   </w:abstractNum>
-  <w:abstractNum w:abstractNumId="14" w15:restartNumberingAfterBreak="0">
-    <w:nsid w:val="20AA4E84"/>
+  <w:abstractNum w:abstractNumId="11" w15:restartNumberingAfterBreak="0">
+    <w:nsid w:val="3A3129A9"/>
     <w:multiLevelType w:val="multilevel"/>
-    <w:tmpl w:val="A93836BA"/>
+    <w:tmpl w:val="E8E434E0"/>
     <w:lvl w:ilvl="0">
       <w:start w:val="1"/>
       <w:numFmt w:val="bullet"/>
@@ -49465,123 +48992,10 @@
       </w:rPr>
     </w:lvl>
   </w:abstractNum>
-  <w:abstractNum w:abstractNumId="15" w15:restartNumberingAfterBreak="0">
-    <w:nsid w:val="21C40915"/>
+  <w:abstractNum w:abstractNumId="12" w15:restartNumberingAfterBreak="0">
+    <w:nsid w:val="3E7D016A"/>
     <w:multiLevelType w:val="multilevel"/>
-    <w:tmpl w:val="3946863E"/>
-    <w:lvl w:ilvl="0">
-      <w:start w:val="1"/>
-      <w:numFmt w:val="decimal"/>
-      <w:lvlText w:val="%1."/>
-      <w:lvlJc w:val="left"/>
-      <w:pPr>
-        <w:tabs>
-          <w:tab w:val="num" w:pos="720"/>
-        </w:tabs>
-        <w:ind w:left="720" w:hanging="360"/>
-      </w:pPr>
-    </w:lvl>
-    <w:lvl w:ilvl="1" w:tentative="1">
-      <w:start w:val="1"/>
-      <w:numFmt w:val="decimal"/>
-      <w:lvlText w:val="%2."/>
-      <w:lvlJc w:val="left"/>
-      <w:pPr>
-        <w:tabs>
-          <w:tab w:val="num" w:pos="1440"/>
-        </w:tabs>
-        <w:ind w:left="1440" w:hanging="360"/>
-      </w:pPr>
-    </w:lvl>
-    <w:lvl w:ilvl="2" w:tentative="1">
-      <w:start w:val="1"/>
-      <w:numFmt w:val="decimal"/>
-      <w:lvlText w:val="%3."/>
-      <w:lvlJc w:val="left"/>
-      <w:pPr>
-        <w:tabs>
-          <w:tab w:val="num" w:pos="2160"/>
-        </w:tabs>
-        <w:ind w:left="2160" w:hanging="360"/>
-      </w:pPr>
-    </w:lvl>
-    <w:lvl w:ilvl="3" w:tentative="1">
-      <w:start w:val="1"/>
-      <w:numFmt w:val="decimal"/>
-      <w:lvlText w:val="%4."/>
-      <w:lvlJc w:val="left"/>
-      <w:pPr>
-        <w:tabs>
-          <w:tab w:val="num" w:pos="2880"/>
-        </w:tabs>
-        <w:ind w:left="2880" w:hanging="360"/>
-      </w:pPr>
-    </w:lvl>
-    <w:lvl w:ilvl="4" w:tentative="1">
-      <w:start w:val="1"/>
-      <w:numFmt w:val="decimal"/>
-      <w:lvlText w:val="%5."/>
-      <w:lvlJc w:val="left"/>
-      <w:pPr>
-        <w:tabs>
-          <w:tab w:val="num" w:pos="3600"/>
-        </w:tabs>
-        <w:ind w:left="3600" w:hanging="360"/>
-      </w:pPr>
-    </w:lvl>
-    <w:lvl w:ilvl="5" w:tentative="1">
-      <w:start w:val="1"/>
-      <w:numFmt w:val="decimal"/>
-      <w:lvlText w:val="%6."/>
-      <w:lvlJc w:val="left"/>
-      <w:pPr>
-        <w:tabs>
-          <w:tab w:val="num" w:pos="4320"/>
-        </w:tabs>
-        <w:ind w:left="4320" w:hanging="360"/>
-      </w:pPr>
-    </w:lvl>
-    <w:lvl w:ilvl="6" w:tentative="1">
-      <w:start w:val="1"/>
-      <w:numFmt w:val="decimal"/>
-      <w:lvlText w:val="%7."/>
-      <w:lvlJc w:val="left"/>
-      <w:pPr>
-        <w:tabs>
-          <w:tab w:val="num" w:pos="5040"/>
-        </w:tabs>
-        <w:ind w:left="5040" w:hanging="360"/>
-      </w:pPr>
-    </w:lvl>
-    <w:lvl w:ilvl="7" w:tentative="1">
-      <w:start w:val="1"/>
-      <w:numFmt w:val="decimal"/>
-      <w:lvlText w:val="%8."/>
-      <w:lvlJc w:val="left"/>
-      <w:pPr>
-        <w:tabs>
-          <w:tab w:val="num" w:pos="5760"/>
-        </w:tabs>
-        <w:ind w:left="5760" w:hanging="360"/>
-      </w:pPr>
-    </w:lvl>
-    <w:lvl w:ilvl="8" w:tentative="1">
-      <w:start w:val="1"/>
-      <w:numFmt w:val="decimal"/>
-      <w:lvlText w:val="%9."/>
-      <w:lvlJc w:val="left"/>
-      <w:pPr>
-        <w:tabs>
-          <w:tab w:val="num" w:pos="6480"/>
-        </w:tabs>
-        <w:ind w:left="6480" w:hanging="360"/>
-      </w:pPr>
-    </w:lvl>
-  </w:abstractNum>
-  <w:abstractNum w:abstractNumId="16" w15:restartNumberingAfterBreak="0">
-    <w:nsid w:val="2319244A"/>
-    <w:multiLevelType w:val="multilevel"/>
-    <w:tmpl w:val="BD96DD06"/>
+    <w:tmpl w:val="BB288838"/>
     <w:lvl w:ilvl="0">
       <w:start w:val="1"/>
       <w:numFmt w:val="bullet"/>
@@ -49727,10 +49141,349 @@
       </w:rPr>
     </w:lvl>
   </w:abstractNum>
-  <w:abstractNum w:abstractNumId="17" w15:restartNumberingAfterBreak="0">
-    <w:nsid w:val="235938D2"/>
+  <w:abstractNum w:abstractNumId="13" w15:restartNumberingAfterBreak="0">
+    <w:nsid w:val="457C5F8B"/>
     <w:multiLevelType w:val="multilevel"/>
-    <w:tmpl w:val="0D46BAE2"/>
+    <w:tmpl w:val="3ACC0C42"/>
+    <w:lvl w:ilvl="0">
+      <w:start w:val="1"/>
+      <w:numFmt w:val="decimal"/>
+      <w:lvlText w:val="%1."/>
+      <w:lvlJc w:val="left"/>
+      <w:pPr>
+        <w:tabs>
+          <w:tab w:val="num" w:pos="720"/>
+        </w:tabs>
+        <w:ind w:left="720" w:hanging="360"/>
+      </w:pPr>
+    </w:lvl>
+    <w:lvl w:ilvl="1" w:tentative="1">
+      <w:start w:val="1"/>
+      <w:numFmt w:val="decimal"/>
+      <w:lvlText w:val="%2."/>
+      <w:lvlJc w:val="left"/>
+      <w:pPr>
+        <w:tabs>
+          <w:tab w:val="num" w:pos="1440"/>
+        </w:tabs>
+        <w:ind w:left="1440" w:hanging="360"/>
+      </w:pPr>
+    </w:lvl>
+    <w:lvl w:ilvl="2" w:tentative="1">
+      <w:start w:val="1"/>
+      <w:numFmt w:val="decimal"/>
+      <w:lvlText w:val="%3."/>
+      <w:lvlJc w:val="left"/>
+      <w:pPr>
+        <w:tabs>
+          <w:tab w:val="num" w:pos="2160"/>
+        </w:tabs>
+        <w:ind w:left="2160" w:hanging="360"/>
+      </w:pPr>
+    </w:lvl>
+    <w:lvl w:ilvl="3" w:tentative="1">
+      <w:start w:val="1"/>
+      <w:numFmt w:val="decimal"/>
+      <w:lvlText w:val="%4."/>
+      <w:lvlJc w:val="left"/>
+      <w:pPr>
+        <w:tabs>
+          <w:tab w:val="num" w:pos="2880"/>
+        </w:tabs>
+        <w:ind w:left="2880" w:hanging="360"/>
+      </w:pPr>
+    </w:lvl>
+    <w:lvl w:ilvl="4" w:tentative="1">
+      <w:start w:val="1"/>
+      <w:numFmt w:val="decimal"/>
+      <w:lvlText w:val="%5."/>
+      <w:lvlJc w:val="left"/>
+      <w:pPr>
+        <w:tabs>
+          <w:tab w:val="num" w:pos="3600"/>
+        </w:tabs>
+        <w:ind w:left="3600" w:hanging="360"/>
+      </w:pPr>
+    </w:lvl>
+    <w:lvl w:ilvl="5" w:tentative="1">
+      <w:start w:val="1"/>
+      <w:numFmt w:val="decimal"/>
+      <w:lvlText w:val="%6."/>
+      <w:lvlJc w:val="left"/>
+      <w:pPr>
+        <w:tabs>
+          <w:tab w:val="num" w:pos="4320"/>
+        </w:tabs>
+        <w:ind w:left="4320" w:hanging="360"/>
+      </w:pPr>
+    </w:lvl>
+    <w:lvl w:ilvl="6" w:tentative="1">
+      <w:start w:val="1"/>
+      <w:numFmt w:val="decimal"/>
+      <w:lvlText w:val="%7."/>
+      <w:lvlJc w:val="left"/>
+      <w:pPr>
+        <w:tabs>
+          <w:tab w:val="num" w:pos="5040"/>
+        </w:tabs>
+        <w:ind w:left="5040" w:hanging="360"/>
+      </w:pPr>
+    </w:lvl>
+    <w:lvl w:ilvl="7" w:tentative="1">
+      <w:start w:val="1"/>
+      <w:numFmt w:val="decimal"/>
+      <w:lvlText w:val="%8."/>
+      <w:lvlJc w:val="left"/>
+      <w:pPr>
+        <w:tabs>
+          <w:tab w:val="num" w:pos="5760"/>
+        </w:tabs>
+        <w:ind w:left="5760" w:hanging="360"/>
+      </w:pPr>
+    </w:lvl>
+    <w:lvl w:ilvl="8" w:tentative="1">
+      <w:start w:val="1"/>
+      <w:numFmt w:val="decimal"/>
+      <w:lvlText w:val="%9."/>
+      <w:lvlJc w:val="left"/>
+      <w:pPr>
+        <w:tabs>
+          <w:tab w:val="num" w:pos="6480"/>
+        </w:tabs>
+        <w:ind w:left="6480" w:hanging="360"/>
+      </w:pPr>
+    </w:lvl>
+  </w:abstractNum>
+  <w:abstractNum w:abstractNumId="14" w15:restartNumberingAfterBreak="0">
+    <w:nsid w:val="58D07504"/>
+    <w:multiLevelType w:val="multilevel"/>
+    <w:tmpl w:val="BC8E1D6E"/>
+    <w:lvl w:ilvl="0">
+      <w:start w:val="1"/>
+      <w:numFmt w:val="decimal"/>
+      <w:lvlText w:val="%1."/>
+      <w:lvlJc w:val="left"/>
+      <w:pPr>
+        <w:tabs>
+          <w:tab w:val="num" w:pos="720"/>
+        </w:tabs>
+        <w:ind w:left="720" w:hanging="360"/>
+      </w:pPr>
+    </w:lvl>
+    <w:lvl w:ilvl="1" w:tentative="1">
+      <w:start w:val="1"/>
+      <w:numFmt w:val="decimal"/>
+      <w:lvlText w:val="%2."/>
+      <w:lvlJc w:val="left"/>
+      <w:pPr>
+        <w:tabs>
+          <w:tab w:val="num" w:pos="1440"/>
+        </w:tabs>
+        <w:ind w:left="1440" w:hanging="360"/>
+      </w:pPr>
+    </w:lvl>
+    <w:lvl w:ilvl="2" w:tentative="1">
+      <w:start w:val="1"/>
+      <w:numFmt w:val="decimal"/>
+      <w:lvlText w:val="%3."/>
+      <w:lvlJc w:val="left"/>
+      <w:pPr>
+        <w:tabs>
+          <w:tab w:val="num" w:pos="2160"/>
+        </w:tabs>
+        <w:ind w:left="2160" w:hanging="360"/>
+      </w:pPr>
+    </w:lvl>
+    <w:lvl w:ilvl="3" w:tentative="1">
+      <w:start w:val="1"/>
+      <w:numFmt w:val="decimal"/>
+      <w:lvlText w:val="%4."/>
+      <w:lvlJc w:val="left"/>
+      <w:pPr>
+        <w:tabs>
+          <w:tab w:val="num" w:pos="2880"/>
+        </w:tabs>
+        <w:ind w:left="2880" w:hanging="360"/>
+      </w:pPr>
+    </w:lvl>
+    <w:lvl w:ilvl="4" w:tentative="1">
+      <w:start w:val="1"/>
+      <w:numFmt w:val="decimal"/>
+      <w:lvlText w:val="%5."/>
+      <w:lvlJc w:val="left"/>
+      <w:pPr>
+        <w:tabs>
+          <w:tab w:val="num" w:pos="3600"/>
+        </w:tabs>
+        <w:ind w:left="3600" w:hanging="360"/>
+      </w:pPr>
+    </w:lvl>
+    <w:lvl w:ilvl="5" w:tentative="1">
+      <w:start w:val="1"/>
+      <w:numFmt w:val="decimal"/>
+      <w:lvlText w:val="%6."/>
+      <w:lvlJc w:val="left"/>
+      <w:pPr>
+        <w:tabs>
+          <w:tab w:val="num" w:pos="4320"/>
+        </w:tabs>
+        <w:ind w:left="4320" w:hanging="360"/>
+      </w:pPr>
+    </w:lvl>
+    <w:lvl w:ilvl="6" w:tentative="1">
+      <w:start w:val="1"/>
+      <w:numFmt w:val="decimal"/>
+      <w:lvlText w:val="%7."/>
+      <w:lvlJc w:val="left"/>
+      <w:pPr>
+        <w:tabs>
+          <w:tab w:val="num" w:pos="5040"/>
+        </w:tabs>
+        <w:ind w:left="5040" w:hanging="360"/>
+      </w:pPr>
+    </w:lvl>
+    <w:lvl w:ilvl="7" w:tentative="1">
+      <w:start w:val="1"/>
+      <w:numFmt w:val="decimal"/>
+      <w:lvlText w:val="%8."/>
+      <w:lvlJc w:val="left"/>
+      <w:pPr>
+        <w:tabs>
+          <w:tab w:val="num" w:pos="5760"/>
+        </w:tabs>
+        <w:ind w:left="5760" w:hanging="360"/>
+      </w:pPr>
+    </w:lvl>
+    <w:lvl w:ilvl="8" w:tentative="1">
+      <w:start w:val="1"/>
+      <w:numFmt w:val="decimal"/>
+      <w:lvlText w:val="%9."/>
+      <w:lvlJc w:val="left"/>
+      <w:pPr>
+        <w:tabs>
+          <w:tab w:val="num" w:pos="6480"/>
+        </w:tabs>
+        <w:ind w:left="6480" w:hanging="360"/>
+      </w:pPr>
+    </w:lvl>
+  </w:abstractNum>
+  <w:abstractNum w:abstractNumId="15" w15:restartNumberingAfterBreak="0">
+    <w:nsid w:val="5A820361"/>
+    <w:multiLevelType w:val="multilevel"/>
+    <w:tmpl w:val="99FE3BCE"/>
+    <w:lvl w:ilvl="0">
+      <w:start w:val="1"/>
+      <w:numFmt w:val="decimal"/>
+      <w:lvlText w:val="%1."/>
+      <w:lvlJc w:val="left"/>
+      <w:pPr>
+        <w:tabs>
+          <w:tab w:val="num" w:pos="720"/>
+        </w:tabs>
+        <w:ind w:left="720" w:hanging="360"/>
+      </w:pPr>
+    </w:lvl>
+    <w:lvl w:ilvl="1" w:tentative="1">
+      <w:start w:val="1"/>
+      <w:numFmt w:val="decimal"/>
+      <w:lvlText w:val="%2."/>
+      <w:lvlJc w:val="left"/>
+      <w:pPr>
+        <w:tabs>
+          <w:tab w:val="num" w:pos="1440"/>
+        </w:tabs>
+        <w:ind w:left="1440" w:hanging="360"/>
+      </w:pPr>
+    </w:lvl>
+    <w:lvl w:ilvl="2" w:tentative="1">
+      <w:start w:val="1"/>
+      <w:numFmt w:val="decimal"/>
+      <w:lvlText w:val="%3."/>
+      <w:lvlJc w:val="left"/>
+      <w:pPr>
+        <w:tabs>
+          <w:tab w:val="num" w:pos="2160"/>
+        </w:tabs>
+        <w:ind w:left="2160" w:hanging="360"/>
+      </w:pPr>
+    </w:lvl>
+    <w:lvl w:ilvl="3" w:tentative="1">
+      <w:start w:val="1"/>
+      <w:numFmt w:val="decimal"/>
+      <w:lvlText w:val="%4."/>
+      <w:lvlJc w:val="left"/>
+      <w:pPr>
+        <w:tabs>
+          <w:tab w:val="num" w:pos="2880"/>
+        </w:tabs>
+        <w:ind w:left="2880" w:hanging="360"/>
+      </w:pPr>
+    </w:lvl>
+    <w:lvl w:ilvl="4" w:tentative="1">
+      <w:start w:val="1"/>
+      <w:numFmt w:val="decimal"/>
+      <w:lvlText w:val="%5."/>
+      <w:lvlJc w:val="left"/>
+      <w:pPr>
+        <w:tabs>
+          <w:tab w:val="num" w:pos="3600"/>
+        </w:tabs>
+        <w:ind w:left="3600" w:hanging="360"/>
+      </w:pPr>
+    </w:lvl>
+    <w:lvl w:ilvl="5" w:tentative="1">
+      <w:start w:val="1"/>
+      <w:numFmt w:val="decimal"/>
+      <w:lvlText w:val="%6."/>
+      <w:lvlJc w:val="left"/>
+      <w:pPr>
+        <w:tabs>
+          <w:tab w:val="num" w:pos="4320"/>
+        </w:tabs>
+        <w:ind w:left="4320" w:hanging="360"/>
+      </w:pPr>
+    </w:lvl>
+    <w:lvl w:ilvl="6" w:tentative="1">
+      <w:start w:val="1"/>
+      <w:numFmt w:val="decimal"/>
+      <w:lvlText w:val="%7."/>
+      <w:lvlJc w:val="left"/>
+      <w:pPr>
+        <w:tabs>
+          <w:tab w:val="num" w:pos="5040"/>
+        </w:tabs>
+        <w:ind w:left="5040" w:hanging="360"/>
+      </w:pPr>
+    </w:lvl>
+    <w:lvl w:ilvl="7" w:tentative="1">
+      <w:start w:val="1"/>
+      <w:numFmt w:val="decimal"/>
+      <w:lvlText w:val="%8."/>
+      <w:lvlJc w:val="left"/>
+      <w:pPr>
+        <w:tabs>
+          <w:tab w:val="num" w:pos="5760"/>
+        </w:tabs>
+        <w:ind w:left="5760" w:hanging="360"/>
+      </w:pPr>
+    </w:lvl>
+    <w:lvl w:ilvl="8" w:tentative="1">
+      <w:start w:val="1"/>
+      <w:numFmt w:val="decimal"/>
+      <w:lvlText w:val="%9."/>
+      <w:lvlJc w:val="left"/>
+      <w:pPr>
+        <w:tabs>
+          <w:tab w:val="num" w:pos="6480"/>
+        </w:tabs>
+        <w:ind w:left="6480" w:hanging="360"/>
+      </w:pPr>
+    </w:lvl>
+  </w:abstractNum>
+  <w:abstractNum w:abstractNumId="16" w15:restartNumberingAfterBreak="0">
+    <w:nsid w:val="5B6C7DA2"/>
+    <w:multiLevelType w:val="multilevel"/>
+    <w:tmpl w:val="EFF2BC24"/>
     <w:lvl w:ilvl="0">
       <w:start w:val="1"/>
       <w:numFmt w:val="bullet"/>
@@ -49876,123 +49629,10 @@
       </w:rPr>
     </w:lvl>
   </w:abstractNum>
-  <w:abstractNum w:abstractNumId="18" w15:restartNumberingAfterBreak="0">
-    <w:nsid w:val="2B895326"/>
+  <w:abstractNum w:abstractNumId="17" w15:restartNumberingAfterBreak="0">
+    <w:nsid w:val="636B4817"/>
     <w:multiLevelType w:val="multilevel"/>
-    <w:tmpl w:val="48205DCA"/>
-    <w:lvl w:ilvl="0">
-      <w:start w:val="1"/>
-      <w:numFmt w:val="decimal"/>
-      <w:lvlText w:val="%1."/>
-      <w:lvlJc w:val="left"/>
-      <w:pPr>
-        <w:tabs>
-          <w:tab w:val="num" w:pos="720"/>
-        </w:tabs>
-        <w:ind w:left="720" w:hanging="360"/>
-      </w:pPr>
-    </w:lvl>
-    <w:lvl w:ilvl="1" w:tentative="1">
-      <w:start w:val="1"/>
-      <w:numFmt w:val="decimal"/>
-      <w:lvlText w:val="%2."/>
-      <w:lvlJc w:val="left"/>
-      <w:pPr>
-        <w:tabs>
-          <w:tab w:val="num" w:pos="1440"/>
-        </w:tabs>
-        <w:ind w:left="1440" w:hanging="360"/>
-      </w:pPr>
-    </w:lvl>
-    <w:lvl w:ilvl="2" w:tentative="1">
-      <w:start w:val="1"/>
-      <w:numFmt w:val="decimal"/>
-      <w:lvlText w:val="%3."/>
-      <w:lvlJc w:val="left"/>
-      <w:pPr>
-        <w:tabs>
-          <w:tab w:val="num" w:pos="2160"/>
-        </w:tabs>
-        <w:ind w:left="2160" w:hanging="360"/>
-      </w:pPr>
-    </w:lvl>
-    <w:lvl w:ilvl="3" w:tentative="1">
-      <w:start w:val="1"/>
-      <w:numFmt w:val="decimal"/>
-      <w:lvlText w:val="%4."/>
-      <w:lvlJc w:val="left"/>
-      <w:pPr>
-        <w:tabs>
-          <w:tab w:val="num" w:pos="2880"/>
-        </w:tabs>
-        <w:ind w:left="2880" w:hanging="360"/>
-      </w:pPr>
-    </w:lvl>
-    <w:lvl w:ilvl="4" w:tentative="1">
-      <w:start w:val="1"/>
-      <w:numFmt w:val="decimal"/>
-      <w:lvlText w:val="%5."/>
-      <w:lvlJc w:val="left"/>
-      <w:pPr>
-        <w:tabs>
-          <w:tab w:val="num" w:pos="3600"/>
-        </w:tabs>
-        <w:ind w:left="3600" w:hanging="360"/>
-      </w:pPr>
-    </w:lvl>
-    <w:lvl w:ilvl="5" w:tentative="1">
-      <w:start w:val="1"/>
-      <w:numFmt w:val="decimal"/>
-      <w:lvlText w:val="%6."/>
-      <w:lvlJc w:val="left"/>
-      <w:pPr>
-        <w:tabs>
-          <w:tab w:val="num" w:pos="4320"/>
-        </w:tabs>
-        <w:ind w:left="4320" w:hanging="360"/>
-      </w:pPr>
-    </w:lvl>
-    <w:lvl w:ilvl="6" w:tentative="1">
-      <w:start w:val="1"/>
-      <w:numFmt w:val="decimal"/>
-      <w:lvlText w:val="%7."/>
-      <w:lvlJc w:val="left"/>
-      <w:pPr>
-        <w:tabs>
-          <w:tab w:val="num" w:pos="5040"/>
-        </w:tabs>
-        <w:ind w:left="5040" w:hanging="360"/>
-      </w:pPr>
-    </w:lvl>
-    <w:lvl w:ilvl="7" w:tentative="1">
-      <w:start w:val="1"/>
-      <w:numFmt w:val="decimal"/>
-      <w:lvlText w:val="%8."/>
-      <w:lvlJc w:val="left"/>
-      <w:pPr>
-        <w:tabs>
-          <w:tab w:val="num" w:pos="5760"/>
-        </w:tabs>
-        <w:ind w:left="5760" w:hanging="360"/>
-      </w:pPr>
-    </w:lvl>
-    <w:lvl w:ilvl="8" w:tentative="1">
-      <w:start w:val="1"/>
-      <w:numFmt w:val="decimal"/>
-      <w:lvlText w:val="%9."/>
-      <w:lvlJc w:val="left"/>
-      <w:pPr>
-        <w:tabs>
-          <w:tab w:val="num" w:pos="6480"/>
-        </w:tabs>
-        <w:ind w:left="6480" w:hanging="360"/>
-      </w:pPr>
-    </w:lvl>
-  </w:abstractNum>
-  <w:abstractNum w:abstractNumId="19" w15:restartNumberingAfterBreak="0">
-    <w:nsid w:val="2DCA4CAD"/>
-    <w:multiLevelType w:val="multilevel"/>
-    <w:tmpl w:val="7FFC6722"/>
+    <w:tmpl w:val="AC0A7B82"/>
     <w:lvl w:ilvl="0">
       <w:start w:val="1"/>
       <w:numFmt w:val="bullet"/>
@@ -50138,10 +49778,10 @@
       </w:rPr>
     </w:lvl>
   </w:abstractNum>
-  <w:abstractNum w:abstractNumId="20" w15:restartNumberingAfterBreak="0">
-    <w:nsid w:val="3A3129A9"/>
+  <w:abstractNum w:abstractNumId="18" w15:restartNumberingAfterBreak="0">
+    <w:nsid w:val="63766E85"/>
     <w:multiLevelType w:val="multilevel"/>
-    <w:tmpl w:val="E8E434E0"/>
+    <w:tmpl w:val="5B4C0978"/>
     <w:lvl w:ilvl="0">
       <w:start w:val="1"/>
       <w:numFmt w:val="bullet"/>
@@ -50287,10 +49927,575 @@
       </w:rPr>
     </w:lvl>
   </w:abstractNum>
+  <w:abstractNum w:abstractNumId="19" w15:restartNumberingAfterBreak="0">
+    <w:nsid w:val="674332C2"/>
+    <w:multiLevelType w:val="multilevel"/>
+    <w:tmpl w:val="E1808EA0"/>
+    <w:lvl w:ilvl="0">
+      <w:start w:val="1"/>
+      <w:numFmt w:val="decimal"/>
+      <w:lvlText w:val="%1."/>
+      <w:lvlJc w:val="left"/>
+      <w:pPr>
+        <w:tabs>
+          <w:tab w:val="num" w:pos="720"/>
+        </w:tabs>
+        <w:ind w:left="720" w:hanging="360"/>
+      </w:pPr>
+    </w:lvl>
+    <w:lvl w:ilvl="1" w:tentative="1">
+      <w:start w:val="1"/>
+      <w:numFmt w:val="decimal"/>
+      <w:lvlText w:val="%2."/>
+      <w:lvlJc w:val="left"/>
+      <w:pPr>
+        <w:tabs>
+          <w:tab w:val="num" w:pos="1440"/>
+        </w:tabs>
+        <w:ind w:left="1440" w:hanging="360"/>
+      </w:pPr>
+    </w:lvl>
+    <w:lvl w:ilvl="2" w:tentative="1">
+      <w:start w:val="1"/>
+      <w:numFmt w:val="decimal"/>
+      <w:lvlText w:val="%3."/>
+      <w:lvlJc w:val="left"/>
+      <w:pPr>
+        <w:tabs>
+          <w:tab w:val="num" w:pos="2160"/>
+        </w:tabs>
+        <w:ind w:left="2160" w:hanging="360"/>
+      </w:pPr>
+    </w:lvl>
+    <w:lvl w:ilvl="3" w:tentative="1">
+      <w:start w:val="1"/>
+      <w:numFmt w:val="decimal"/>
+      <w:lvlText w:val="%4."/>
+      <w:lvlJc w:val="left"/>
+      <w:pPr>
+        <w:tabs>
+          <w:tab w:val="num" w:pos="2880"/>
+        </w:tabs>
+        <w:ind w:left="2880" w:hanging="360"/>
+      </w:pPr>
+    </w:lvl>
+    <w:lvl w:ilvl="4" w:tentative="1">
+      <w:start w:val="1"/>
+      <w:numFmt w:val="decimal"/>
+      <w:lvlText w:val="%5."/>
+      <w:lvlJc w:val="left"/>
+      <w:pPr>
+        <w:tabs>
+          <w:tab w:val="num" w:pos="3600"/>
+        </w:tabs>
+        <w:ind w:left="3600" w:hanging="360"/>
+      </w:pPr>
+    </w:lvl>
+    <w:lvl w:ilvl="5" w:tentative="1">
+      <w:start w:val="1"/>
+      <w:numFmt w:val="decimal"/>
+      <w:lvlText w:val="%6."/>
+      <w:lvlJc w:val="left"/>
+      <w:pPr>
+        <w:tabs>
+          <w:tab w:val="num" w:pos="4320"/>
+        </w:tabs>
+        <w:ind w:left="4320" w:hanging="360"/>
+      </w:pPr>
+    </w:lvl>
+    <w:lvl w:ilvl="6" w:tentative="1">
+      <w:start w:val="1"/>
+      <w:numFmt w:val="decimal"/>
+      <w:lvlText w:val="%7."/>
+      <w:lvlJc w:val="left"/>
+      <w:pPr>
+        <w:tabs>
+          <w:tab w:val="num" w:pos="5040"/>
+        </w:tabs>
+        <w:ind w:left="5040" w:hanging="360"/>
+      </w:pPr>
+    </w:lvl>
+    <w:lvl w:ilvl="7" w:tentative="1">
+      <w:start w:val="1"/>
+      <w:numFmt w:val="decimal"/>
+      <w:lvlText w:val="%8."/>
+      <w:lvlJc w:val="left"/>
+      <w:pPr>
+        <w:tabs>
+          <w:tab w:val="num" w:pos="5760"/>
+        </w:tabs>
+        <w:ind w:left="5760" w:hanging="360"/>
+      </w:pPr>
+    </w:lvl>
+    <w:lvl w:ilvl="8" w:tentative="1">
+      <w:start w:val="1"/>
+      <w:numFmt w:val="decimal"/>
+      <w:lvlText w:val="%9."/>
+      <w:lvlJc w:val="left"/>
+      <w:pPr>
+        <w:tabs>
+          <w:tab w:val="num" w:pos="6480"/>
+        </w:tabs>
+        <w:ind w:left="6480" w:hanging="360"/>
+      </w:pPr>
+    </w:lvl>
+  </w:abstractNum>
+  <w:abstractNum w:abstractNumId="20" w15:restartNumberingAfterBreak="0">
+    <w:nsid w:val="69BD5728"/>
+    <w:multiLevelType w:val="multilevel"/>
+    <w:tmpl w:val="E8443430"/>
+    <w:lvl w:ilvl="0">
+      <w:start w:val="1"/>
+      <w:numFmt w:val="bullet"/>
+      <w:lvlText w:val="●"/>
+      <w:lvlJc w:val="left"/>
+      <w:pPr>
+        <w:ind w:left="720" w:hanging="360"/>
+      </w:pPr>
+      <w:rPr>
+        <w:rFonts w:ascii="Noto Sans Symbols" w:eastAsia="Noto Sans Symbols" w:hAnsi="Noto Sans Symbols" w:cs="Noto Sans Symbols"/>
+      </w:rPr>
+    </w:lvl>
+    <w:lvl w:ilvl="1">
+      <w:start w:val="1"/>
+      <w:numFmt w:val="bullet"/>
+      <w:lvlText w:val="o"/>
+      <w:lvlJc w:val="left"/>
+      <w:pPr>
+        <w:ind w:left="1440" w:hanging="360"/>
+      </w:pPr>
+      <w:rPr>
+        <w:rFonts w:ascii="Courier New" w:eastAsia="Courier New" w:hAnsi="Courier New" w:cs="Courier New"/>
+      </w:rPr>
+    </w:lvl>
+    <w:lvl w:ilvl="2">
+      <w:start w:val="1"/>
+      <w:numFmt w:val="bullet"/>
+      <w:lvlText w:val="▪"/>
+      <w:lvlJc w:val="left"/>
+      <w:pPr>
+        <w:ind w:left="2160" w:hanging="360"/>
+      </w:pPr>
+      <w:rPr>
+        <w:rFonts w:ascii="Noto Sans Symbols" w:eastAsia="Noto Sans Symbols" w:hAnsi="Noto Sans Symbols" w:cs="Noto Sans Symbols"/>
+      </w:rPr>
+    </w:lvl>
+    <w:lvl w:ilvl="3">
+      <w:start w:val="1"/>
+      <w:numFmt w:val="bullet"/>
+      <w:lvlText w:val="●"/>
+      <w:lvlJc w:val="left"/>
+      <w:pPr>
+        <w:ind w:left="2880" w:hanging="360"/>
+      </w:pPr>
+      <w:rPr>
+        <w:rFonts w:ascii="Noto Sans Symbols" w:eastAsia="Noto Sans Symbols" w:hAnsi="Noto Sans Symbols" w:cs="Noto Sans Symbols"/>
+      </w:rPr>
+    </w:lvl>
+    <w:lvl w:ilvl="4">
+      <w:start w:val="1"/>
+      <w:numFmt w:val="bullet"/>
+      <w:lvlText w:val="o"/>
+      <w:lvlJc w:val="left"/>
+      <w:pPr>
+        <w:ind w:left="3600" w:hanging="360"/>
+      </w:pPr>
+      <w:rPr>
+        <w:rFonts w:ascii="Courier New" w:eastAsia="Courier New" w:hAnsi="Courier New" w:cs="Courier New"/>
+      </w:rPr>
+    </w:lvl>
+    <w:lvl w:ilvl="5">
+      <w:start w:val="1"/>
+      <w:numFmt w:val="bullet"/>
+      <w:lvlText w:val="▪"/>
+      <w:lvlJc w:val="left"/>
+      <w:pPr>
+        <w:ind w:left="4320" w:hanging="360"/>
+      </w:pPr>
+      <w:rPr>
+        <w:rFonts w:ascii="Noto Sans Symbols" w:eastAsia="Noto Sans Symbols" w:hAnsi="Noto Sans Symbols" w:cs="Noto Sans Symbols"/>
+      </w:rPr>
+    </w:lvl>
+    <w:lvl w:ilvl="6">
+      <w:start w:val="1"/>
+      <w:numFmt w:val="bullet"/>
+      <w:lvlText w:val="●"/>
+      <w:lvlJc w:val="left"/>
+      <w:pPr>
+        <w:ind w:left="5040" w:hanging="360"/>
+      </w:pPr>
+      <w:rPr>
+        <w:rFonts w:ascii="Noto Sans Symbols" w:eastAsia="Noto Sans Symbols" w:hAnsi="Noto Sans Symbols" w:cs="Noto Sans Symbols"/>
+      </w:rPr>
+    </w:lvl>
+    <w:lvl w:ilvl="7">
+      <w:start w:val="1"/>
+      <w:numFmt w:val="bullet"/>
+      <w:lvlText w:val="o"/>
+      <w:lvlJc w:val="left"/>
+      <w:pPr>
+        <w:ind w:left="5760" w:hanging="360"/>
+      </w:pPr>
+      <w:rPr>
+        <w:rFonts w:ascii="Courier New" w:eastAsia="Courier New" w:hAnsi="Courier New" w:cs="Courier New"/>
+      </w:rPr>
+    </w:lvl>
+    <w:lvl w:ilvl="8">
+      <w:start w:val="1"/>
+      <w:numFmt w:val="bullet"/>
+      <w:lvlText w:val="▪"/>
+      <w:lvlJc w:val="left"/>
+      <w:pPr>
+        <w:ind w:left="6480" w:hanging="360"/>
+      </w:pPr>
+      <w:rPr>
+        <w:rFonts w:ascii="Noto Sans Symbols" w:eastAsia="Noto Sans Symbols" w:hAnsi="Noto Sans Symbols" w:cs="Noto Sans Symbols"/>
+      </w:rPr>
+    </w:lvl>
+  </w:abstractNum>
   <w:abstractNum w:abstractNumId="21" w15:restartNumberingAfterBreak="0">
-    <w:nsid w:val="3E7D016A"/>
+    <w:nsid w:val="6B072968"/>
     <w:multiLevelType w:val="multilevel"/>
-    <w:tmpl w:val="BB288838"/>
+    <w:tmpl w:val="7F182E88"/>
+    <w:lvl w:ilvl="0">
+      <w:start w:val="1"/>
+      <w:numFmt w:val="decimal"/>
+      <w:lvlText w:val="%1."/>
+      <w:lvlJc w:val="left"/>
+      <w:pPr>
+        <w:tabs>
+          <w:tab w:val="num" w:pos="720"/>
+        </w:tabs>
+        <w:ind w:left="720" w:hanging="360"/>
+      </w:pPr>
+    </w:lvl>
+    <w:lvl w:ilvl="1" w:tentative="1">
+      <w:start w:val="1"/>
+      <w:numFmt w:val="decimal"/>
+      <w:lvlText w:val="%2."/>
+      <w:lvlJc w:val="left"/>
+      <w:pPr>
+        <w:tabs>
+          <w:tab w:val="num" w:pos="1440"/>
+        </w:tabs>
+        <w:ind w:left="1440" w:hanging="360"/>
+      </w:pPr>
+    </w:lvl>
+    <w:lvl w:ilvl="2" w:tentative="1">
+      <w:start w:val="1"/>
+      <w:numFmt w:val="decimal"/>
+      <w:lvlText w:val="%3."/>
+      <w:lvlJc w:val="left"/>
+      <w:pPr>
+        <w:tabs>
+          <w:tab w:val="num" w:pos="2160"/>
+        </w:tabs>
+        <w:ind w:left="2160" w:hanging="360"/>
+      </w:pPr>
+    </w:lvl>
+    <w:lvl w:ilvl="3" w:tentative="1">
+      <w:start w:val="1"/>
+      <w:numFmt w:val="decimal"/>
+      <w:lvlText w:val="%4."/>
+      <w:lvlJc w:val="left"/>
+      <w:pPr>
+        <w:tabs>
+          <w:tab w:val="num" w:pos="2880"/>
+        </w:tabs>
+        <w:ind w:left="2880" w:hanging="360"/>
+      </w:pPr>
+    </w:lvl>
+    <w:lvl w:ilvl="4" w:tentative="1">
+      <w:start w:val="1"/>
+      <w:numFmt w:val="decimal"/>
+      <w:lvlText w:val="%5."/>
+      <w:lvlJc w:val="left"/>
+      <w:pPr>
+        <w:tabs>
+          <w:tab w:val="num" w:pos="3600"/>
+        </w:tabs>
+        <w:ind w:left="3600" w:hanging="360"/>
+      </w:pPr>
+    </w:lvl>
+    <w:lvl w:ilvl="5" w:tentative="1">
+      <w:start w:val="1"/>
+      <w:numFmt w:val="decimal"/>
+      <w:lvlText w:val="%6."/>
+      <w:lvlJc w:val="left"/>
+      <w:pPr>
+        <w:tabs>
+          <w:tab w:val="num" w:pos="4320"/>
+        </w:tabs>
+        <w:ind w:left="4320" w:hanging="360"/>
+      </w:pPr>
+    </w:lvl>
+    <w:lvl w:ilvl="6" w:tentative="1">
+      <w:start w:val="1"/>
+      <w:numFmt w:val="decimal"/>
+      <w:lvlText w:val="%7."/>
+      <w:lvlJc w:val="left"/>
+      <w:pPr>
+        <w:tabs>
+          <w:tab w:val="num" w:pos="5040"/>
+        </w:tabs>
+        <w:ind w:left="5040" w:hanging="360"/>
+      </w:pPr>
+    </w:lvl>
+    <w:lvl w:ilvl="7" w:tentative="1">
+      <w:start w:val="1"/>
+      <w:numFmt w:val="decimal"/>
+      <w:lvlText w:val="%8."/>
+      <w:lvlJc w:val="left"/>
+      <w:pPr>
+        <w:tabs>
+          <w:tab w:val="num" w:pos="5760"/>
+        </w:tabs>
+        <w:ind w:left="5760" w:hanging="360"/>
+      </w:pPr>
+    </w:lvl>
+    <w:lvl w:ilvl="8" w:tentative="1">
+      <w:start w:val="1"/>
+      <w:numFmt w:val="decimal"/>
+      <w:lvlText w:val="%9."/>
+      <w:lvlJc w:val="left"/>
+      <w:pPr>
+        <w:tabs>
+          <w:tab w:val="num" w:pos="6480"/>
+        </w:tabs>
+        <w:ind w:left="6480" w:hanging="360"/>
+      </w:pPr>
+    </w:lvl>
+  </w:abstractNum>
+  <w:abstractNum w:abstractNumId="22" w15:restartNumberingAfterBreak="0">
+    <w:nsid w:val="6B322F6A"/>
+    <w:multiLevelType w:val="multilevel"/>
+    <w:tmpl w:val="71C86C5A"/>
+    <w:lvl w:ilvl="0">
+      <w:start w:val="1"/>
+      <w:numFmt w:val="decimal"/>
+      <w:lvlText w:val="%1."/>
+      <w:lvlJc w:val="left"/>
+      <w:pPr>
+        <w:tabs>
+          <w:tab w:val="num" w:pos="720"/>
+        </w:tabs>
+        <w:ind w:left="720" w:hanging="360"/>
+      </w:pPr>
+    </w:lvl>
+    <w:lvl w:ilvl="1" w:tentative="1">
+      <w:start w:val="1"/>
+      <w:numFmt w:val="decimal"/>
+      <w:lvlText w:val="%2."/>
+      <w:lvlJc w:val="left"/>
+      <w:pPr>
+        <w:tabs>
+          <w:tab w:val="num" w:pos="1440"/>
+        </w:tabs>
+        <w:ind w:left="1440" w:hanging="360"/>
+      </w:pPr>
+    </w:lvl>
+    <w:lvl w:ilvl="2" w:tentative="1">
+      <w:start w:val="1"/>
+      <w:numFmt w:val="decimal"/>
+      <w:lvlText w:val="%3."/>
+      <w:lvlJc w:val="left"/>
+      <w:pPr>
+        <w:tabs>
+          <w:tab w:val="num" w:pos="2160"/>
+        </w:tabs>
+        <w:ind w:left="2160" w:hanging="360"/>
+      </w:pPr>
+    </w:lvl>
+    <w:lvl w:ilvl="3" w:tentative="1">
+      <w:start w:val="1"/>
+      <w:numFmt w:val="decimal"/>
+      <w:lvlText w:val="%4."/>
+      <w:lvlJc w:val="left"/>
+      <w:pPr>
+        <w:tabs>
+          <w:tab w:val="num" w:pos="2880"/>
+        </w:tabs>
+        <w:ind w:left="2880" w:hanging="360"/>
+      </w:pPr>
+    </w:lvl>
+    <w:lvl w:ilvl="4" w:tentative="1">
+      <w:start w:val="1"/>
+      <w:numFmt w:val="decimal"/>
+      <w:lvlText w:val="%5."/>
+      <w:lvlJc w:val="left"/>
+      <w:pPr>
+        <w:tabs>
+          <w:tab w:val="num" w:pos="3600"/>
+        </w:tabs>
+        <w:ind w:left="3600" w:hanging="360"/>
+      </w:pPr>
+    </w:lvl>
+    <w:lvl w:ilvl="5" w:tentative="1">
+      <w:start w:val="1"/>
+      <w:numFmt w:val="decimal"/>
+      <w:lvlText w:val="%6."/>
+      <w:lvlJc w:val="left"/>
+      <w:pPr>
+        <w:tabs>
+          <w:tab w:val="num" w:pos="4320"/>
+        </w:tabs>
+        <w:ind w:left="4320" w:hanging="360"/>
+      </w:pPr>
+    </w:lvl>
+    <w:lvl w:ilvl="6" w:tentative="1">
+      <w:start w:val="1"/>
+      <w:numFmt w:val="decimal"/>
+      <w:lvlText w:val="%7."/>
+      <w:lvlJc w:val="left"/>
+      <w:pPr>
+        <w:tabs>
+          <w:tab w:val="num" w:pos="5040"/>
+        </w:tabs>
+        <w:ind w:left="5040" w:hanging="360"/>
+      </w:pPr>
+    </w:lvl>
+    <w:lvl w:ilvl="7" w:tentative="1">
+      <w:start w:val="1"/>
+      <w:numFmt w:val="decimal"/>
+      <w:lvlText w:val="%8."/>
+      <w:lvlJc w:val="left"/>
+      <w:pPr>
+        <w:tabs>
+          <w:tab w:val="num" w:pos="5760"/>
+        </w:tabs>
+        <w:ind w:left="5760" w:hanging="360"/>
+      </w:pPr>
+    </w:lvl>
+    <w:lvl w:ilvl="8" w:tentative="1">
+      <w:start w:val="1"/>
+      <w:numFmt w:val="decimal"/>
+      <w:lvlText w:val="%9."/>
+      <w:lvlJc w:val="left"/>
+      <w:pPr>
+        <w:tabs>
+          <w:tab w:val="num" w:pos="6480"/>
+        </w:tabs>
+        <w:ind w:left="6480" w:hanging="360"/>
+      </w:pPr>
+    </w:lvl>
+  </w:abstractNum>
+  <w:abstractNum w:abstractNumId="23" w15:restartNumberingAfterBreak="0">
+    <w:nsid w:val="6CC62F00"/>
+    <w:multiLevelType w:val="multilevel"/>
+    <w:tmpl w:val="93024108"/>
+    <w:lvl w:ilvl="0">
+      <w:start w:val="1"/>
+      <w:numFmt w:val="bullet"/>
+      <w:lvlText w:val="●"/>
+      <w:lvlJc w:val="left"/>
+      <w:pPr>
+        <w:ind w:left="720" w:hanging="360"/>
+      </w:pPr>
+      <w:rPr>
+        <w:rFonts w:ascii="Noto Sans Symbols" w:eastAsia="Noto Sans Symbols" w:hAnsi="Noto Sans Symbols" w:cs="Noto Sans Symbols"/>
+      </w:rPr>
+    </w:lvl>
+    <w:lvl w:ilvl="1">
+      <w:start w:val="1"/>
+      <w:numFmt w:val="bullet"/>
+      <w:lvlText w:val="o"/>
+      <w:lvlJc w:val="left"/>
+      <w:pPr>
+        <w:ind w:left="1440" w:hanging="360"/>
+      </w:pPr>
+      <w:rPr>
+        <w:rFonts w:ascii="Courier New" w:eastAsia="Courier New" w:hAnsi="Courier New" w:cs="Courier New"/>
+      </w:rPr>
+    </w:lvl>
+    <w:lvl w:ilvl="2">
+      <w:start w:val="1"/>
+      <w:numFmt w:val="bullet"/>
+      <w:lvlText w:val="▪"/>
+      <w:lvlJc w:val="left"/>
+      <w:pPr>
+        <w:ind w:left="2160" w:hanging="360"/>
+      </w:pPr>
+      <w:rPr>
+        <w:rFonts w:ascii="Noto Sans Symbols" w:eastAsia="Noto Sans Symbols" w:hAnsi="Noto Sans Symbols" w:cs="Noto Sans Symbols"/>
+      </w:rPr>
+    </w:lvl>
+    <w:lvl w:ilvl="3">
+      <w:start w:val="1"/>
+      <w:numFmt w:val="bullet"/>
+      <w:lvlText w:val="●"/>
+      <w:lvlJc w:val="left"/>
+      <w:pPr>
+        <w:ind w:left="2880" w:hanging="360"/>
+      </w:pPr>
+      <w:rPr>
+        <w:rFonts w:ascii="Noto Sans Symbols" w:eastAsia="Noto Sans Symbols" w:hAnsi="Noto Sans Symbols" w:cs="Noto Sans Symbols"/>
+      </w:rPr>
+    </w:lvl>
+    <w:lvl w:ilvl="4">
+      <w:start w:val="1"/>
+      <w:numFmt w:val="bullet"/>
+      <w:lvlText w:val="o"/>
+      <w:lvlJc w:val="left"/>
+      <w:pPr>
+        <w:ind w:left="3600" w:hanging="360"/>
+      </w:pPr>
+      <w:rPr>
+        <w:rFonts w:ascii="Courier New" w:eastAsia="Courier New" w:hAnsi="Courier New" w:cs="Courier New"/>
+      </w:rPr>
+    </w:lvl>
+    <w:lvl w:ilvl="5">
+      <w:start w:val="1"/>
+      <w:numFmt w:val="bullet"/>
+      <w:lvlText w:val="▪"/>
+      <w:lvlJc w:val="left"/>
+      <w:pPr>
+        <w:ind w:left="4320" w:hanging="360"/>
+      </w:pPr>
+      <w:rPr>
+        <w:rFonts w:ascii="Noto Sans Symbols" w:eastAsia="Noto Sans Symbols" w:hAnsi="Noto Sans Symbols" w:cs="Noto Sans Symbols"/>
+      </w:rPr>
+    </w:lvl>
+    <w:lvl w:ilvl="6">
+      <w:start w:val="1"/>
+      <w:numFmt w:val="bullet"/>
+      <w:lvlText w:val="●"/>
+      <w:lvlJc w:val="left"/>
+      <w:pPr>
+        <w:ind w:left="5040" w:hanging="360"/>
+      </w:pPr>
+      <w:rPr>
+        <w:rFonts w:ascii="Noto Sans Symbols" w:eastAsia="Noto Sans Symbols" w:hAnsi="Noto Sans Symbols" w:cs="Noto Sans Symbols"/>
+      </w:rPr>
+    </w:lvl>
+    <w:lvl w:ilvl="7">
+      <w:start w:val="1"/>
+      <w:numFmt w:val="bullet"/>
+      <w:lvlText w:val="o"/>
+      <w:lvlJc w:val="left"/>
+      <w:pPr>
+        <w:ind w:left="5760" w:hanging="360"/>
+      </w:pPr>
+      <w:rPr>
+        <w:rFonts w:ascii="Courier New" w:eastAsia="Courier New" w:hAnsi="Courier New" w:cs="Courier New"/>
+      </w:rPr>
+    </w:lvl>
+    <w:lvl w:ilvl="8">
+      <w:start w:val="1"/>
+      <w:numFmt w:val="bullet"/>
+      <w:lvlText w:val="▪"/>
+      <w:lvlJc w:val="left"/>
+      <w:pPr>
+        <w:ind w:left="6480" w:hanging="360"/>
+      </w:pPr>
+      <w:rPr>
+        <w:rFonts w:ascii="Noto Sans Symbols" w:eastAsia="Noto Sans Symbols" w:hAnsi="Noto Sans Symbols" w:cs="Noto Sans Symbols"/>
+      </w:rPr>
+    </w:lvl>
+  </w:abstractNum>
+  <w:abstractNum w:abstractNumId="24" w15:restartNumberingAfterBreak="0">
+    <w:nsid w:val="6F586283"/>
+    <w:multiLevelType w:val="multilevel"/>
+    <w:tmpl w:val="2898A122"/>
     <w:lvl w:ilvl="0">
       <w:start w:val="1"/>
       <w:numFmt w:val="bullet"/>
@@ -50436,123 +50641,10 @@
       </w:rPr>
     </w:lvl>
   </w:abstractNum>
-  <w:abstractNum w:abstractNumId="22" w15:restartNumberingAfterBreak="0">
-    <w:nsid w:val="457C5F8B"/>
+  <w:abstractNum w:abstractNumId="25" w15:restartNumberingAfterBreak="0">
+    <w:nsid w:val="78577F52"/>
     <w:multiLevelType w:val="multilevel"/>
-    <w:tmpl w:val="3ACC0C42"/>
-    <w:lvl w:ilvl="0">
-      <w:start w:val="1"/>
-      <w:numFmt w:val="decimal"/>
-      <w:lvlText w:val="%1."/>
-      <w:lvlJc w:val="left"/>
-      <w:pPr>
-        <w:tabs>
-          <w:tab w:val="num" w:pos="720"/>
-        </w:tabs>
-        <w:ind w:left="720" w:hanging="360"/>
-      </w:pPr>
-    </w:lvl>
-    <w:lvl w:ilvl="1" w:tentative="1">
-      <w:start w:val="1"/>
-      <w:numFmt w:val="decimal"/>
-      <w:lvlText w:val="%2."/>
-      <w:lvlJc w:val="left"/>
-      <w:pPr>
-        <w:tabs>
-          <w:tab w:val="num" w:pos="1440"/>
-        </w:tabs>
-        <w:ind w:left="1440" w:hanging="360"/>
-      </w:pPr>
-    </w:lvl>
-    <w:lvl w:ilvl="2" w:tentative="1">
-      <w:start w:val="1"/>
-      <w:numFmt w:val="decimal"/>
-      <w:lvlText w:val="%3."/>
-      <w:lvlJc w:val="left"/>
-      <w:pPr>
-        <w:tabs>
-          <w:tab w:val="num" w:pos="2160"/>
-        </w:tabs>
-        <w:ind w:left="2160" w:hanging="360"/>
-      </w:pPr>
-    </w:lvl>
-    <w:lvl w:ilvl="3" w:tentative="1">
-      <w:start w:val="1"/>
-      <w:numFmt w:val="decimal"/>
-      <w:lvlText w:val="%4."/>
-      <w:lvlJc w:val="left"/>
-      <w:pPr>
-        <w:tabs>
-          <w:tab w:val="num" w:pos="2880"/>
-        </w:tabs>
-        <w:ind w:left="2880" w:hanging="360"/>
-      </w:pPr>
-    </w:lvl>
-    <w:lvl w:ilvl="4" w:tentative="1">
-      <w:start w:val="1"/>
-      <w:numFmt w:val="decimal"/>
-      <w:lvlText w:val="%5."/>
-      <w:lvlJc w:val="left"/>
-      <w:pPr>
-        <w:tabs>
-          <w:tab w:val="num" w:pos="3600"/>
-        </w:tabs>
-        <w:ind w:left="3600" w:hanging="360"/>
-      </w:pPr>
-    </w:lvl>
-    <w:lvl w:ilvl="5" w:tentative="1">
-      <w:start w:val="1"/>
-      <w:numFmt w:val="decimal"/>
-      <w:lvlText w:val="%6."/>
-      <w:lvlJc w:val="left"/>
-      <w:pPr>
-        <w:tabs>
-          <w:tab w:val="num" w:pos="4320"/>
-        </w:tabs>
-        <w:ind w:left="4320" w:hanging="360"/>
-      </w:pPr>
-    </w:lvl>
-    <w:lvl w:ilvl="6" w:tentative="1">
-      <w:start w:val="1"/>
-      <w:numFmt w:val="decimal"/>
-      <w:lvlText w:val="%7."/>
-      <w:lvlJc w:val="left"/>
-      <w:pPr>
-        <w:tabs>
-          <w:tab w:val="num" w:pos="5040"/>
-        </w:tabs>
-        <w:ind w:left="5040" w:hanging="360"/>
-      </w:pPr>
-    </w:lvl>
-    <w:lvl w:ilvl="7" w:tentative="1">
-      <w:start w:val="1"/>
-      <w:numFmt w:val="decimal"/>
-      <w:lvlText w:val="%8."/>
-      <w:lvlJc w:val="left"/>
-      <w:pPr>
-        <w:tabs>
-          <w:tab w:val="num" w:pos="5760"/>
-        </w:tabs>
-        <w:ind w:left="5760" w:hanging="360"/>
-      </w:pPr>
-    </w:lvl>
-    <w:lvl w:ilvl="8" w:tentative="1">
-      <w:start w:val="1"/>
-      <w:numFmt w:val="decimal"/>
-      <w:lvlText w:val="%9."/>
-      <w:lvlJc w:val="left"/>
-      <w:pPr>
-        <w:tabs>
-          <w:tab w:val="num" w:pos="6480"/>
-        </w:tabs>
-        <w:ind w:left="6480" w:hanging="360"/>
-      </w:pPr>
-    </w:lvl>
-  </w:abstractNum>
-  <w:abstractNum w:abstractNumId="23" w15:restartNumberingAfterBreak="0">
-    <w:nsid w:val="48F5122F"/>
-    <w:multiLevelType w:val="multilevel"/>
-    <w:tmpl w:val="7CD0CD56"/>
+    <w:tmpl w:val="701660C2"/>
     <w:lvl w:ilvl="0">
       <w:start w:val="1"/>
       <w:numFmt w:val="bullet"/>
@@ -50698,10 +50790,123 @@
       </w:rPr>
     </w:lvl>
   </w:abstractNum>
-  <w:abstractNum w:abstractNumId="24" w15:restartNumberingAfterBreak="0">
-    <w:nsid w:val="4DD529BE"/>
+  <w:abstractNum w:abstractNumId="26" w15:restartNumberingAfterBreak="0">
+    <w:nsid w:val="78BE5E3B"/>
     <w:multiLevelType w:val="multilevel"/>
-    <w:tmpl w:val="53543C26"/>
+    <w:tmpl w:val="9080E916"/>
+    <w:lvl w:ilvl="0">
+      <w:start w:val="1"/>
+      <w:numFmt w:val="bullet"/>
+      <w:lvlText w:val="●"/>
+      <w:lvlJc w:val="left"/>
+      <w:pPr>
+        <w:ind w:left="720" w:hanging="360"/>
+      </w:pPr>
+      <w:rPr>
+        <w:rFonts w:ascii="Noto Sans Symbols" w:eastAsia="Noto Sans Symbols" w:hAnsi="Noto Sans Symbols" w:cs="Noto Sans Symbols"/>
+      </w:rPr>
+    </w:lvl>
+    <w:lvl w:ilvl="1">
+      <w:start w:val="1"/>
+      <w:numFmt w:val="bullet"/>
+      <w:lvlText w:val="o"/>
+      <w:lvlJc w:val="left"/>
+      <w:pPr>
+        <w:ind w:left="1440" w:hanging="360"/>
+      </w:pPr>
+      <w:rPr>
+        <w:rFonts w:ascii="Courier New" w:eastAsia="Courier New" w:hAnsi="Courier New" w:cs="Courier New"/>
+      </w:rPr>
+    </w:lvl>
+    <w:lvl w:ilvl="2">
+      <w:start w:val="1"/>
+      <w:numFmt w:val="bullet"/>
+      <w:lvlText w:val="▪"/>
+      <w:lvlJc w:val="left"/>
+      <w:pPr>
+        <w:ind w:left="2160" w:hanging="360"/>
+      </w:pPr>
+      <w:rPr>
+        <w:rFonts w:ascii="Noto Sans Symbols" w:eastAsia="Noto Sans Symbols" w:hAnsi="Noto Sans Symbols" w:cs="Noto Sans Symbols"/>
+      </w:rPr>
+    </w:lvl>
+    <w:lvl w:ilvl="3">
+      <w:start w:val="1"/>
+      <w:numFmt w:val="bullet"/>
+      <w:lvlText w:val="●"/>
+      <w:lvlJc w:val="left"/>
+      <w:pPr>
+        <w:ind w:left="2880" w:hanging="360"/>
+      </w:pPr>
+      <w:rPr>
+        <w:rFonts w:ascii="Noto Sans Symbols" w:eastAsia="Noto Sans Symbols" w:hAnsi="Noto Sans Symbols" w:cs="Noto Sans Symbols"/>
+      </w:rPr>
+    </w:lvl>
+    <w:lvl w:ilvl="4">
+      <w:start w:val="1"/>
+      <w:numFmt w:val="bullet"/>
+      <w:lvlText w:val="o"/>
+      <w:lvlJc w:val="left"/>
+      <w:pPr>
+        <w:ind w:left="3600" w:hanging="360"/>
+      </w:pPr>
+      <w:rPr>
+        <w:rFonts w:ascii="Courier New" w:eastAsia="Courier New" w:hAnsi="Courier New" w:cs="Courier New"/>
+      </w:rPr>
+    </w:lvl>
+    <w:lvl w:ilvl="5">
+      <w:start w:val="1"/>
+      <w:numFmt w:val="bullet"/>
+      <w:lvlText w:val="▪"/>
+      <w:lvlJc w:val="left"/>
+      <w:pPr>
+        <w:ind w:left="4320" w:hanging="360"/>
+      </w:pPr>
+      <w:rPr>
+        <w:rFonts w:ascii="Noto Sans Symbols" w:eastAsia="Noto Sans Symbols" w:hAnsi="Noto Sans Symbols" w:cs="Noto Sans Symbols"/>
+      </w:rPr>
+    </w:lvl>
+    <w:lvl w:ilvl="6">
+      <w:start w:val="1"/>
+      <w:numFmt w:val="bullet"/>
+      <w:lvlText w:val="●"/>
+      <w:lvlJc w:val="left"/>
+      <w:pPr>
+        <w:ind w:left="5040" w:hanging="360"/>
+      </w:pPr>
+      <w:rPr>
+        <w:rFonts w:ascii="Noto Sans Symbols" w:eastAsia="Noto Sans Symbols" w:hAnsi="Noto Sans Symbols" w:cs="Noto Sans Symbols"/>
+      </w:rPr>
+    </w:lvl>
+    <w:lvl w:ilvl="7">
+      <w:start w:val="1"/>
+      <w:numFmt w:val="bullet"/>
+      <w:lvlText w:val="o"/>
+      <w:lvlJc w:val="left"/>
+      <w:pPr>
+        <w:ind w:left="5760" w:hanging="360"/>
+      </w:pPr>
+      <w:rPr>
+        <w:rFonts w:ascii="Courier New" w:eastAsia="Courier New" w:hAnsi="Courier New" w:cs="Courier New"/>
+      </w:rPr>
+    </w:lvl>
+    <w:lvl w:ilvl="8">
+      <w:start w:val="1"/>
+      <w:numFmt w:val="bullet"/>
+      <w:lvlText w:val="▪"/>
+      <w:lvlJc w:val="left"/>
+      <w:pPr>
+        <w:ind w:left="6480" w:hanging="360"/>
+      </w:pPr>
+      <w:rPr>
+        <w:rFonts w:ascii="Noto Sans Symbols" w:eastAsia="Noto Sans Symbols" w:hAnsi="Noto Sans Symbols" w:cs="Noto Sans Symbols"/>
+      </w:rPr>
+    </w:lvl>
+  </w:abstractNum>
+  <w:abstractNum w:abstractNumId="27" w15:restartNumberingAfterBreak="0">
+    <w:nsid w:val="7CF63A89"/>
+    <w:multiLevelType w:val="multilevel"/>
+    <w:tmpl w:val="94E0C148"/>
     <w:lvl w:ilvl="0">
       <w:start w:val="1"/>
       <w:numFmt w:val="bullet"/>
@@ -50847,3521 +51052,7 @@
       </w:rPr>
     </w:lvl>
   </w:abstractNum>
-  <w:abstractNum w:abstractNumId="25" w15:restartNumberingAfterBreak="0">
-    <w:nsid w:val="531B7BF1"/>
-    <w:multiLevelType w:val="multilevel"/>
-    <w:tmpl w:val="294C9462"/>
-    <w:lvl w:ilvl="0">
-      <w:start w:val="1"/>
-      <w:numFmt w:val="bullet"/>
-      <w:lvlText w:val="●"/>
-      <w:lvlJc w:val="left"/>
-      <w:pPr>
-        <w:ind w:left="720" w:hanging="360"/>
-      </w:pPr>
-      <w:rPr>
-        <w:u w:val="none"/>
-      </w:rPr>
-    </w:lvl>
-    <w:lvl w:ilvl="1">
-      <w:start w:val="1"/>
-      <w:numFmt w:val="bullet"/>
-      <w:lvlText w:val="○"/>
-      <w:lvlJc w:val="left"/>
-      <w:pPr>
-        <w:ind w:left="1440" w:hanging="360"/>
-      </w:pPr>
-      <w:rPr>
-        <w:u w:val="none"/>
-      </w:rPr>
-    </w:lvl>
-    <w:lvl w:ilvl="2">
-      <w:start w:val="1"/>
-      <w:numFmt w:val="bullet"/>
-      <w:lvlText w:val="■"/>
-      <w:lvlJc w:val="left"/>
-      <w:pPr>
-        <w:ind w:left="2160" w:hanging="360"/>
-      </w:pPr>
-      <w:rPr>
-        <w:u w:val="none"/>
-      </w:rPr>
-    </w:lvl>
-    <w:lvl w:ilvl="3">
-      <w:start w:val="1"/>
-      <w:numFmt w:val="bullet"/>
-      <w:lvlText w:val="●"/>
-      <w:lvlJc w:val="left"/>
-      <w:pPr>
-        <w:ind w:left="2880" w:hanging="360"/>
-      </w:pPr>
-      <w:rPr>
-        <w:u w:val="none"/>
-      </w:rPr>
-    </w:lvl>
-    <w:lvl w:ilvl="4">
-      <w:start w:val="1"/>
-      <w:numFmt w:val="bullet"/>
-      <w:lvlText w:val="○"/>
-      <w:lvlJc w:val="left"/>
-      <w:pPr>
-        <w:ind w:left="3600" w:hanging="360"/>
-      </w:pPr>
-      <w:rPr>
-        <w:u w:val="none"/>
-      </w:rPr>
-    </w:lvl>
-    <w:lvl w:ilvl="5">
-      <w:start w:val="1"/>
-      <w:numFmt w:val="bullet"/>
-      <w:lvlText w:val="■"/>
-      <w:lvlJc w:val="left"/>
-      <w:pPr>
-        <w:ind w:left="4320" w:hanging="360"/>
-      </w:pPr>
-      <w:rPr>
-        <w:u w:val="none"/>
-      </w:rPr>
-    </w:lvl>
-    <w:lvl w:ilvl="6">
-      <w:start w:val="1"/>
-      <w:numFmt w:val="bullet"/>
-      <w:lvlText w:val="●"/>
-      <w:lvlJc w:val="left"/>
-      <w:pPr>
-        <w:ind w:left="5040" w:hanging="360"/>
-      </w:pPr>
-      <w:rPr>
-        <w:u w:val="none"/>
-      </w:rPr>
-    </w:lvl>
-    <w:lvl w:ilvl="7">
-      <w:start w:val="1"/>
-      <w:numFmt w:val="bullet"/>
-      <w:lvlText w:val="○"/>
-      <w:lvlJc w:val="left"/>
-      <w:pPr>
-        <w:ind w:left="5760" w:hanging="360"/>
-      </w:pPr>
-      <w:rPr>
-        <w:u w:val="none"/>
-      </w:rPr>
-    </w:lvl>
-    <w:lvl w:ilvl="8">
-      <w:start w:val="1"/>
-      <w:numFmt w:val="bullet"/>
-      <w:lvlText w:val="■"/>
-      <w:lvlJc w:val="left"/>
-      <w:pPr>
-        <w:ind w:left="6480" w:hanging="360"/>
-      </w:pPr>
-      <w:rPr>
-        <w:u w:val="none"/>
-      </w:rPr>
-    </w:lvl>
-  </w:abstractNum>
-  <w:abstractNum w:abstractNumId="26" w15:restartNumberingAfterBreak="0">
-    <w:nsid w:val="58D07504"/>
-    <w:multiLevelType w:val="multilevel"/>
-    <w:tmpl w:val="BC8E1D6E"/>
-    <w:lvl w:ilvl="0">
-      <w:start w:val="1"/>
-      <w:numFmt w:val="decimal"/>
-      <w:lvlText w:val="%1."/>
-      <w:lvlJc w:val="left"/>
-      <w:pPr>
-        <w:tabs>
-          <w:tab w:val="num" w:pos="720"/>
-        </w:tabs>
-        <w:ind w:left="720" w:hanging="360"/>
-      </w:pPr>
-    </w:lvl>
-    <w:lvl w:ilvl="1" w:tentative="1">
-      <w:start w:val="1"/>
-      <w:numFmt w:val="decimal"/>
-      <w:lvlText w:val="%2."/>
-      <w:lvlJc w:val="left"/>
-      <w:pPr>
-        <w:tabs>
-          <w:tab w:val="num" w:pos="1440"/>
-        </w:tabs>
-        <w:ind w:left="1440" w:hanging="360"/>
-      </w:pPr>
-    </w:lvl>
-    <w:lvl w:ilvl="2" w:tentative="1">
-      <w:start w:val="1"/>
-      <w:numFmt w:val="decimal"/>
-      <w:lvlText w:val="%3."/>
-      <w:lvlJc w:val="left"/>
-      <w:pPr>
-        <w:tabs>
-          <w:tab w:val="num" w:pos="2160"/>
-        </w:tabs>
-        <w:ind w:left="2160" w:hanging="360"/>
-      </w:pPr>
-    </w:lvl>
-    <w:lvl w:ilvl="3" w:tentative="1">
-      <w:start w:val="1"/>
-      <w:numFmt w:val="decimal"/>
-      <w:lvlText w:val="%4."/>
-      <w:lvlJc w:val="left"/>
-      <w:pPr>
-        <w:tabs>
-          <w:tab w:val="num" w:pos="2880"/>
-        </w:tabs>
-        <w:ind w:left="2880" w:hanging="360"/>
-      </w:pPr>
-    </w:lvl>
-    <w:lvl w:ilvl="4" w:tentative="1">
-      <w:start w:val="1"/>
-      <w:numFmt w:val="decimal"/>
-      <w:lvlText w:val="%5."/>
-      <w:lvlJc w:val="left"/>
-      <w:pPr>
-        <w:tabs>
-          <w:tab w:val="num" w:pos="3600"/>
-        </w:tabs>
-        <w:ind w:left="3600" w:hanging="360"/>
-      </w:pPr>
-    </w:lvl>
-    <w:lvl w:ilvl="5" w:tentative="1">
-      <w:start w:val="1"/>
-      <w:numFmt w:val="decimal"/>
-      <w:lvlText w:val="%6."/>
-      <w:lvlJc w:val="left"/>
-      <w:pPr>
-        <w:tabs>
-          <w:tab w:val="num" w:pos="4320"/>
-        </w:tabs>
-        <w:ind w:left="4320" w:hanging="360"/>
-      </w:pPr>
-    </w:lvl>
-    <w:lvl w:ilvl="6" w:tentative="1">
-      <w:start w:val="1"/>
-      <w:numFmt w:val="decimal"/>
-      <w:lvlText w:val="%7."/>
-      <w:lvlJc w:val="left"/>
-      <w:pPr>
-        <w:tabs>
-          <w:tab w:val="num" w:pos="5040"/>
-        </w:tabs>
-        <w:ind w:left="5040" w:hanging="360"/>
-      </w:pPr>
-    </w:lvl>
-    <w:lvl w:ilvl="7" w:tentative="1">
-      <w:start w:val="1"/>
-      <w:numFmt w:val="decimal"/>
-      <w:lvlText w:val="%8."/>
-      <w:lvlJc w:val="left"/>
-      <w:pPr>
-        <w:tabs>
-          <w:tab w:val="num" w:pos="5760"/>
-        </w:tabs>
-        <w:ind w:left="5760" w:hanging="360"/>
-      </w:pPr>
-    </w:lvl>
-    <w:lvl w:ilvl="8" w:tentative="1">
-      <w:start w:val="1"/>
-      <w:numFmt w:val="decimal"/>
-      <w:lvlText w:val="%9."/>
-      <w:lvlJc w:val="left"/>
-      <w:pPr>
-        <w:tabs>
-          <w:tab w:val="num" w:pos="6480"/>
-        </w:tabs>
-        <w:ind w:left="6480" w:hanging="360"/>
-      </w:pPr>
-    </w:lvl>
-  </w:abstractNum>
-  <w:abstractNum w:abstractNumId="27" w15:restartNumberingAfterBreak="0">
-    <w:nsid w:val="58ED4D70"/>
-    <w:multiLevelType w:val="multilevel"/>
-    <w:tmpl w:val="F522CD1A"/>
-    <w:lvl w:ilvl="0">
-      <w:start w:val="1"/>
-      <w:numFmt w:val="bullet"/>
-      <w:lvlText w:val="●"/>
-      <w:lvlJc w:val="left"/>
-      <w:pPr>
-        <w:ind w:left="720" w:hanging="360"/>
-      </w:pPr>
-      <w:rPr>
-        <w:u w:val="none"/>
-      </w:rPr>
-    </w:lvl>
-    <w:lvl w:ilvl="1">
-      <w:start w:val="1"/>
-      <w:numFmt w:val="bullet"/>
-      <w:lvlText w:val="○"/>
-      <w:lvlJc w:val="left"/>
-      <w:pPr>
-        <w:ind w:left="1440" w:hanging="360"/>
-      </w:pPr>
-      <w:rPr>
-        <w:u w:val="none"/>
-      </w:rPr>
-    </w:lvl>
-    <w:lvl w:ilvl="2">
-      <w:start w:val="1"/>
-      <w:numFmt w:val="bullet"/>
-      <w:lvlText w:val="■"/>
-      <w:lvlJc w:val="left"/>
-      <w:pPr>
-        <w:ind w:left="2160" w:hanging="360"/>
-      </w:pPr>
-      <w:rPr>
-        <w:u w:val="none"/>
-      </w:rPr>
-    </w:lvl>
-    <w:lvl w:ilvl="3">
-      <w:start w:val="1"/>
-      <w:numFmt w:val="bullet"/>
-      <w:lvlText w:val="●"/>
-      <w:lvlJc w:val="left"/>
-      <w:pPr>
-        <w:ind w:left="2880" w:hanging="360"/>
-      </w:pPr>
-      <w:rPr>
-        <w:u w:val="none"/>
-      </w:rPr>
-    </w:lvl>
-    <w:lvl w:ilvl="4">
-      <w:start w:val="1"/>
-      <w:numFmt w:val="bullet"/>
-      <w:lvlText w:val="○"/>
-      <w:lvlJc w:val="left"/>
-      <w:pPr>
-        <w:ind w:left="3600" w:hanging="360"/>
-      </w:pPr>
-      <w:rPr>
-        <w:u w:val="none"/>
-      </w:rPr>
-    </w:lvl>
-    <w:lvl w:ilvl="5">
-      <w:start w:val="1"/>
-      <w:numFmt w:val="bullet"/>
-      <w:lvlText w:val="■"/>
-      <w:lvlJc w:val="left"/>
-      <w:pPr>
-        <w:ind w:left="4320" w:hanging="360"/>
-      </w:pPr>
-      <w:rPr>
-        <w:u w:val="none"/>
-      </w:rPr>
-    </w:lvl>
-    <w:lvl w:ilvl="6">
-      <w:start w:val="1"/>
-      <w:numFmt w:val="bullet"/>
-      <w:lvlText w:val="●"/>
-      <w:lvlJc w:val="left"/>
-      <w:pPr>
-        <w:ind w:left="5040" w:hanging="360"/>
-      </w:pPr>
-      <w:rPr>
-        <w:u w:val="none"/>
-      </w:rPr>
-    </w:lvl>
-    <w:lvl w:ilvl="7">
-      <w:start w:val="1"/>
-      <w:numFmt w:val="bullet"/>
-      <w:lvlText w:val="○"/>
-      <w:lvlJc w:val="left"/>
-      <w:pPr>
-        <w:ind w:left="5760" w:hanging="360"/>
-      </w:pPr>
-      <w:rPr>
-        <w:u w:val="none"/>
-      </w:rPr>
-    </w:lvl>
-    <w:lvl w:ilvl="8">
-      <w:start w:val="1"/>
-      <w:numFmt w:val="bullet"/>
-      <w:lvlText w:val="■"/>
-      <w:lvlJc w:val="left"/>
-      <w:pPr>
-        <w:ind w:left="6480" w:hanging="360"/>
-      </w:pPr>
-      <w:rPr>
-        <w:u w:val="none"/>
-      </w:rPr>
-    </w:lvl>
-  </w:abstractNum>
   <w:abstractNum w:abstractNumId="28" w15:restartNumberingAfterBreak="0">
-    <w:nsid w:val="5A820361"/>
-    <w:multiLevelType w:val="multilevel"/>
-    <w:tmpl w:val="99FE3BCE"/>
-    <w:lvl w:ilvl="0">
-      <w:start w:val="1"/>
-      <w:numFmt w:val="decimal"/>
-      <w:lvlText w:val="%1."/>
-      <w:lvlJc w:val="left"/>
-      <w:pPr>
-        <w:tabs>
-          <w:tab w:val="num" w:pos="720"/>
-        </w:tabs>
-        <w:ind w:left="720" w:hanging="360"/>
-      </w:pPr>
-    </w:lvl>
-    <w:lvl w:ilvl="1" w:tentative="1">
-      <w:start w:val="1"/>
-      <w:numFmt w:val="decimal"/>
-      <w:lvlText w:val="%2."/>
-      <w:lvlJc w:val="left"/>
-      <w:pPr>
-        <w:tabs>
-          <w:tab w:val="num" w:pos="1440"/>
-        </w:tabs>
-        <w:ind w:left="1440" w:hanging="360"/>
-      </w:pPr>
-    </w:lvl>
-    <w:lvl w:ilvl="2" w:tentative="1">
-      <w:start w:val="1"/>
-      <w:numFmt w:val="decimal"/>
-      <w:lvlText w:val="%3."/>
-      <w:lvlJc w:val="left"/>
-      <w:pPr>
-        <w:tabs>
-          <w:tab w:val="num" w:pos="2160"/>
-        </w:tabs>
-        <w:ind w:left="2160" w:hanging="360"/>
-      </w:pPr>
-    </w:lvl>
-    <w:lvl w:ilvl="3" w:tentative="1">
-      <w:start w:val="1"/>
-      <w:numFmt w:val="decimal"/>
-      <w:lvlText w:val="%4."/>
-      <w:lvlJc w:val="left"/>
-      <w:pPr>
-        <w:tabs>
-          <w:tab w:val="num" w:pos="2880"/>
-        </w:tabs>
-        <w:ind w:left="2880" w:hanging="360"/>
-      </w:pPr>
-    </w:lvl>
-    <w:lvl w:ilvl="4" w:tentative="1">
-      <w:start w:val="1"/>
-      <w:numFmt w:val="decimal"/>
-      <w:lvlText w:val="%5."/>
-      <w:lvlJc w:val="left"/>
-      <w:pPr>
-        <w:tabs>
-          <w:tab w:val="num" w:pos="3600"/>
-        </w:tabs>
-        <w:ind w:left="3600" w:hanging="360"/>
-      </w:pPr>
-    </w:lvl>
-    <w:lvl w:ilvl="5" w:tentative="1">
-      <w:start w:val="1"/>
-      <w:numFmt w:val="decimal"/>
-      <w:lvlText w:val="%6."/>
-      <w:lvlJc w:val="left"/>
-      <w:pPr>
-        <w:tabs>
-          <w:tab w:val="num" w:pos="4320"/>
-        </w:tabs>
-        <w:ind w:left="4320" w:hanging="360"/>
-      </w:pPr>
-    </w:lvl>
-    <w:lvl w:ilvl="6" w:tentative="1">
-      <w:start w:val="1"/>
-      <w:numFmt w:val="decimal"/>
-      <w:lvlText w:val="%7."/>
-      <w:lvlJc w:val="left"/>
-      <w:pPr>
-        <w:tabs>
-          <w:tab w:val="num" w:pos="5040"/>
-        </w:tabs>
-        <w:ind w:left="5040" w:hanging="360"/>
-      </w:pPr>
-    </w:lvl>
-    <w:lvl w:ilvl="7" w:tentative="1">
-      <w:start w:val="1"/>
-      <w:numFmt w:val="decimal"/>
-      <w:lvlText w:val="%8."/>
-      <w:lvlJc w:val="left"/>
-      <w:pPr>
-        <w:tabs>
-          <w:tab w:val="num" w:pos="5760"/>
-        </w:tabs>
-        <w:ind w:left="5760" w:hanging="360"/>
-      </w:pPr>
-    </w:lvl>
-    <w:lvl w:ilvl="8" w:tentative="1">
-      <w:start w:val="1"/>
-      <w:numFmt w:val="decimal"/>
-      <w:lvlText w:val="%9."/>
-      <w:lvlJc w:val="left"/>
-      <w:pPr>
-        <w:tabs>
-          <w:tab w:val="num" w:pos="6480"/>
-        </w:tabs>
-        <w:ind w:left="6480" w:hanging="360"/>
-      </w:pPr>
-    </w:lvl>
-  </w:abstractNum>
-  <w:abstractNum w:abstractNumId="29" w15:restartNumberingAfterBreak="0">
-    <w:nsid w:val="5B6C7DA2"/>
-    <w:multiLevelType w:val="multilevel"/>
-    <w:tmpl w:val="EFF2BC24"/>
-    <w:lvl w:ilvl="0">
-      <w:start w:val="1"/>
-      <w:numFmt w:val="bullet"/>
-      <w:lvlText w:val=""/>
-      <w:lvlJc w:val="left"/>
-      <w:pPr>
-        <w:tabs>
-          <w:tab w:val="num" w:pos="720"/>
-        </w:tabs>
-        <w:ind w:left="720" w:hanging="360"/>
-      </w:pPr>
-      <w:rPr>
-        <w:rFonts w:ascii="Symbol" w:hAnsi="Symbol" w:hint="default"/>
-        <w:sz w:val="20"/>
-      </w:rPr>
-    </w:lvl>
-    <w:lvl w:ilvl="1" w:tentative="1">
-      <w:start w:val="1"/>
-      <w:numFmt w:val="bullet"/>
-      <w:lvlText w:val="o"/>
-      <w:lvlJc w:val="left"/>
-      <w:pPr>
-        <w:tabs>
-          <w:tab w:val="num" w:pos="1440"/>
-        </w:tabs>
-        <w:ind w:left="1440" w:hanging="360"/>
-      </w:pPr>
-      <w:rPr>
-        <w:rFonts w:ascii="Courier New" w:hAnsi="Courier New" w:hint="default"/>
-        <w:sz w:val="20"/>
-      </w:rPr>
-    </w:lvl>
-    <w:lvl w:ilvl="2" w:tentative="1">
-      <w:start w:val="1"/>
-      <w:numFmt w:val="bullet"/>
-      <w:lvlText w:val=""/>
-      <w:lvlJc w:val="left"/>
-      <w:pPr>
-        <w:tabs>
-          <w:tab w:val="num" w:pos="2160"/>
-        </w:tabs>
-        <w:ind w:left="2160" w:hanging="360"/>
-      </w:pPr>
-      <w:rPr>
-        <w:rFonts w:ascii="Wingdings" w:hAnsi="Wingdings" w:hint="default"/>
-        <w:sz w:val="20"/>
-      </w:rPr>
-    </w:lvl>
-    <w:lvl w:ilvl="3" w:tentative="1">
-      <w:start w:val="1"/>
-      <w:numFmt w:val="bullet"/>
-      <w:lvlText w:val=""/>
-      <w:lvlJc w:val="left"/>
-      <w:pPr>
-        <w:tabs>
-          <w:tab w:val="num" w:pos="2880"/>
-        </w:tabs>
-        <w:ind w:left="2880" w:hanging="360"/>
-      </w:pPr>
-      <w:rPr>
-        <w:rFonts w:ascii="Wingdings" w:hAnsi="Wingdings" w:hint="default"/>
-        <w:sz w:val="20"/>
-      </w:rPr>
-    </w:lvl>
-    <w:lvl w:ilvl="4" w:tentative="1">
-      <w:start w:val="1"/>
-      <w:numFmt w:val="bullet"/>
-      <w:lvlText w:val=""/>
-      <w:lvlJc w:val="left"/>
-      <w:pPr>
-        <w:tabs>
-          <w:tab w:val="num" w:pos="3600"/>
-        </w:tabs>
-        <w:ind w:left="3600" w:hanging="360"/>
-      </w:pPr>
-      <w:rPr>
-        <w:rFonts w:ascii="Wingdings" w:hAnsi="Wingdings" w:hint="default"/>
-        <w:sz w:val="20"/>
-      </w:rPr>
-    </w:lvl>
-    <w:lvl w:ilvl="5" w:tentative="1">
-      <w:start w:val="1"/>
-      <w:numFmt w:val="bullet"/>
-      <w:lvlText w:val=""/>
-      <w:lvlJc w:val="left"/>
-      <w:pPr>
-        <w:tabs>
-          <w:tab w:val="num" w:pos="4320"/>
-        </w:tabs>
-        <w:ind w:left="4320" w:hanging="360"/>
-      </w:pPr>
-      <w:rPr>
-        <w:rFonts w:ascii="Wingdings" w:hAnsi="Wingdings" w:hint="default"/>
-        <w:sz w:val="20"/>
-      </w:rPr>
-    </w:lvl>
-    <w:lvl w:ilvl="6" w:tentative="1">
-      <w:start w:val="1"/>
-      <w:numFmt w:val="bullet"/>
-      <w:lvlText w:val=""/>
-      <w:lvlJc w:val="left"/>
-      <w:pPr>
-        <w:tabs>
-          <w:tab w:val="num" w:pos="5040"/>
-        </w:tabs>
-        <w:ind w:left="5040" w:hanging="360"/>
-      </w:pPr>
-      <w:rPr>
-        <w:rFonts w:ascii="Wingdings" w:hAnsi="Wingdings" w:hint="default"/>
-        <w:sz w:val="20"/>
-      </w:rPr>
-    </w:lvl>
-    <w:lvl w:ilvl="7" w:tentative="1">
-      <w:start w:val="1"/>
-      <w:numFmt w:val="bullet"/>
-      <w:lvlText w:val=""/>
-      <w:lvlJc w:val="left"/>
-      <w:pPr>
-        <w:tabs>
-          <w:tab w:val="num" w:pos="5760"/>
-        </w:tabs>
-        <w:ind w:left="5760" w:hanging="360"/>
-      </w:pPr>
-      <w:rPr>
-        <w:rFonts w:ascii="Wingdings" w:hAnsi="Wingdings" w:hint="default"/>
-        <w:sz w:val="20"/>
-      </w:rPr>
-    </w:lvl>
-    <w:lvl w:ilvl="8" w:tentative="1">
-      <w:start w:val="1"/>
-      <w:numFmt w:val="bullet"/>
-      <w:lvlText w:val=""/>
-      <w:lvlJc w:val="left"/>
-      <w:pPr>
-        <w:tabs>
-          <w:tab w:val="num" w:pos="6480"/>
-        </w:tabs>
-        <w:ind w:left="6480" w:hanging="360"/>
-      </w:pPr>
-      <w:rPr>
-        <w:rFonts w:ascii="Wingdings" w:hAnsi="Wingdings" w:hint="default"/>
-        <w:sz w:val="20"/>
-      </w:rPr>
-    </w:lvl>
-  </w:abstractNum>
-  <w:abstractNum w:abstractNumId="30" w15:restartNumberingAfterBreak="0">
-    <w:nsid w:val="5BD13165"/>
-    <w:multiLevelType w:val="multilevel"/>
-    <w:tmpl w:val="442A74C8"/>
-    <w:lvl w:ilvl="0">
-      <w:start w:val="1"/>
-      <w:numFmt w:val="bullet"/>
-      <w:lvlText w:val=""/>
-      <w:lvlJc w:val="left"/>
-      <w:pPr>
-        <w:tabs>
-          <w:tab w:val="num" w:pos="720"/>
-        </w:tabs>
-        <w:ind w:left="720" w:hanging="360"/>
-      </w:pPr>
-      <w:rPr>
-        <w:rFonts w:ascii="Symbol" w:hAnsi="Symbol" w:hint="default"/>
-        <w:sz w:val="20"/>
-      </w:rPr>
-    </w:lvl>
-    <w:lvl w:ilvl="1" w:tentative="1">
-      <w:start w:val="1"/>
-      <w:numFmt w:val="bullet"/>
-      <w:lvlText w:val="o"/>
-      <w:lvlJc w:val="left"/>
-      <w:pPr>
-        <w:tabs>
-          <w:tab w:val="num" w:pos="1440"/>
-        </w:tabs>
-        <w:ind w:left="1440" w:hanging="360"/>
-      </w:pPr>
-      <w:rPr>
-        <w:rFonts w:ascii="Courier New" w:hAnsi="Courier New" w:hint="default"/>
-        <w:sz w:val="20"/>
-      </w:rPr>
-    </w:lvl>
-    <w:lvl w:ilvl="2" w:tentative="1">
-      <w:start w:val="1"/>
-      <w:numFmt w:val="bullet"/>
-      <w:lvlText w:val=""/>
-      <w:lvlJc w:val="left"/>
-      <w:pPr>
-        <w:tabs>
-          <w:tab w:val="num" w:pos="2160"/>
-        </w:tabs>
-        <w:ind w:left="2160" w:hanging="360"/>
-      </w:pPr>
-      <w:rPr>
-        <w:rFonts w:ascii="Wingdings" w:hAnsi="Wingdings" w:hint="default"/>
-        <w:sz w:val="20"/>
-      </w:rPr>
-    </w:lvl>
-    <w:lvl w:ilvl="3" w:tentative="1">
-      <w:start w:val="1"/>
-      <w:numFmt w:val="bullet"/>
-      <w:lvlText w:val=""/>
-      <w:lvlJc w:val="left"/>
-      <w:pPr>
-        <w:tabs>
-          <w:tab w:val="num" w:pos="2880"/>
-        </w:tabs>
-        <w:ind w:left="2880" w:hanging="360"/>
-      </w:pPr>
-      <w:rPr>
-        <w:rFonts w:ascii="Wingdings" w:hAnsi="Wingdings" w:hint="default"/>
-        <w:sz w:val="20"/>
-      </w:rPr>
-    </w:lvl>
-    <w:lvl w:ilvl="4" w:tentative="1">
-      <w:start w:val="1"/>
-      <w:numFmt w:val="bullet"/>
-      <w:lvlText w:val=""/>
-      <w:lvlJc w:val="left"/>
-      <w:pPr>
-        <w:tabs>
-          <w:tab w:val="num" w:pos="3600"/>
-        </w:tabs>
-        <w:ind w:left="3600" w:hanging="360"/>
-      </w:pPr>
-      <w:rPr>
-        <w:rFonts w:ascii="Wingdings" w:hAnsi="Wingdings" w:hint="default"/>
-        <w:sz w:val="20"/>
-      </w:rPr>
-    </w:lvl>
-    <w:lvl w:ilvl="5" w:tentative="1">
-      <w:start w:val="1"/>
-      <w:numFmt w:val="bullet"/>
-      <w:lvlText w:val=""/>
-      <w:lvlJc w:val="left"/>
-      <w:pPr>
-        <w:tabs>
-          <w:tab w:val="num" w:pos="4320"/>
-        </w:tabs>
-        <w:ind w:left="4320" w:hanging="360"/>
-      </w:pPr>
-      <w:rPr>
-        <w:rFonts w:ascii="Wingdings" w:hAnsi="Wingdings" w:hint="default"/>
-        <w:sz w:val="20"/>
-      </w:rPr>
-    </w:lvl>
-    <w:lvl w:ilvl="6" w:tentative="1">
-      <w:start w:val="1"/>
-      <w:numFmt w:val="bullet"/>
-      <w:lvlText w:val=""/>
-      <w:lvlJc w:val="left"/>
-      <w:pPr>
-        <w:tabs>
-          <w:tab w:val="num" w:pos="5040"/>
-        </w:tabs>
-        <w:ind w:left="5040" w:hanging="360"/>
-      </w:pPr>
-      <w:rPr>
-        <w:rFonts w:ascii="Wingdings" w:hAnsi="Wingdings" w:hint="default"/>
-        <w:sz w:val="20"/>
-      </w:rPr>
-    </w:lvl>
-    <w:lvl w:ilvl="7" w:tentative="1">
-      <w:start w:val="1"/>
-      <w:numFmt w:val="bullet"/>
-      <w:lvlText w:val=""/>
-      <w:lvlJc w:val="left"/>
-      <w:pPr>
-        <w:tabs>
-          <w:tab w:val="num" w:pos="5760"/>
-        </w:tabs>
-        <w:ind w:left="5760" w:hanging="360"/>
-      </w:pPr>
-      <w:rPr>
-        <w:rFonts w:ascii="Wingdings" w:hAnsi="Wingdings" w:hint="default"/>
-        <w:sz w:val="20"/>
-      </w:rPr>
-    </w:lvl>
-    <w:lvl w:ilvl="8" w:tentative="1">
-      <w:start w:val="1"/>
-      <w:numFmt w:val="bullet"/>
-      <w:lvlText w:val=""/>
-      <w:lvlJc w:val="left"/>
-      <w:pPr>
-        <w:tabs>
-          <w:tab w:val="num" w:pos="6480"/>
-        </w:tabs>
-        <w:ind w:left="6480" w:hanging="360"/>
-      </w:pPr>
-      <w:rPr>
-        <w:rFonts w:ascii="Wingdings" w:hAnsi="Wingdings" w:hint="default"/>
-        <w:sz w:val="20"/>
-      </w:rPr>
-    </w:lvl>
-  </w:abstractNum>
-  <w:abstractNum w:abstractNumId="31" w15:restartNumberingAfterBreak="0">
-    <w:nsid w:val="62621AAD"/>
-    <w:multiLevelType w:val="multilevel"/>
-    <w:tmpl w:val="1D0A8EE2"/>
-    <w:lvl w:ilvl="0">
-      <w:start w:val="1"/>
-      <w:numFmt w:val="bullet"/>
-      <w:lvlText w:val=""/>
-      <w:lvlJc w:val="left"/>
-      <w:pPr>
-        <w:tabs>
-          <w:tab w:val="num" w:pos="720"/>
-        </w:tabs>
-        <w:ind w:left="720" w:hanging="360"/>
-      </w:pPr>
-      <w:rPr>
-        <w:rFonts w:ascii="Symbol" w:hAnsi="Symbol" w:hint="default"/>
-        <w:sz w:val="20"/>
-      </w:rPr>
-    </w:lvl>
-    <w:lvl w:ilvl="1" w:tentative="1">
-      <w:start w:val="1"/>
-      <w:numFmt w:val="bullet"/>
-      <w:lvlText w:val="o"/>
-      <w:lvlJc w:val="left"/>
-      <w:pPr>
-        <w:tabs>
-          <w:tab w:val="num" w:pos="1440"/>
-        </w:tabs>
-        <w:ind w:left="1440" w:hanging="360"/>
-      </w:pPr>
-      <w:rPr>
-        <w:rFonts w:ascii="Courier New" w:hAnsi="Courier New" w:hint="default"/>
-        <w:sz w:val="20"/>
-      </w:rPr>
-    </w:lvl>
-    <w:lvl w:ilvl="2" w:tentative="1">
-      <w:start w:val="1"/>
-      <w:numFmt w:val="bullet"/>
-      <w:lvlText w:val=""/>
-      <w:lvlJc w:val="left"/>
-      <w:pPr>
-        <w:tabs>
-          <w:tab w:val="num" w:pos="2160"/>
-        </w:tabs>
-        <w:ind w:left="2160" w:hanging="360"/>
-      </w:pPr>
-      <w:rPr>
-        <w:rFonts w:ascii="Wingdings" w:hAnsi="Wingdings" w:hint="default"/>
-        <w:sz w:val="20"/>
-      </w:rPr>
-    </w:lvl>
-    <w:lvl w:ilvl="3" w:tentative="1">
-      <w:start w:val="1"/>
-      <w:numFmt w:val="bullet"/>
-      <w:lvlText w:val=""/>
-      <w:lvlJc w:val="left"/>
-      <w:pPr>
-        <w:tabs>
-          <w:tab w:val="num" w:pos="2880"/>
-        </w:tabs>
-        <w:ind w:left="2880" w:hanging="360"/>
-      </w:pPr>
-      <w:rPr>
-        <w:rFonts w:ascii="Wingdings" w:hAnsi="Wingdings" w:hint="default"/>
-        <w:sz w:val="20"/>
-      </w:rPr>
-    </w:lvl>
-    <w:lvl w:ilvl="4" w:tentative="1">
-      <w:start w:val="1"/>
-      <w:numFmt w:val="bullet"/>
-      <w:lvlText w:val=""/>
-      <w:lvlJc w:val="left"/>
-      <w:pPr>
-        <w:tabs>
-          <w:tab w:val="num" w:pos="3600"/>
-        </w:tabs>
-        <w:ind w:left="3600" w:hanging="360"/>
-      </w:pPr>
-      <w:rPr>
-        <w:rFonts w:ascii="Wingdings" w:hAnsi="Wingdings" w:hint="default"/>
-        <w:sz w:val="20"/>
-      </w:rPr>
-    </w:lvl>
-    <w:lvl w:ilvl="5" w:tentative="1">
-      <w:start w:val="1"/>
-      <w:numFmt w:val="bullet"/>
-      <w:lvlText w:val=""/>
-      <w:lvlJc w:val="left"/>
-      <w:pPr>
-        <w:tabs>
-          <w:tab w:val="num" w:pos="4320"/>
-        </w:tabs>
-        <w:ind w:left="4320" w:hanging="360"/>
-      </w:pPr>
-      <w:rPr>
-        <w:rFonts w:ascii="Wingdings" w:hAnsi="Wingdings" w:hint="default"/>
-        <w:sz w:val="20"/>
-      </w:rPr>
-    </w:lvl>
-    <w:lvl w:ilvl="6" w:tentative="1">
-      <w:start w:val="1"/>
-      <w:numFmt w:val="bullet"/>
-      <w:lvlText w:val=""/>
-      <w:lvlJc w:val="left"/>
-      <w:pPr>
-        <w:tabs>
-          <w:tab w:val="num" w:pos="5040"/>
-        </w:tabs>
-        <w:ind w:left="5040" w:hanging="360"/>
-      </w:pPr>
-      <w:rPr>
-        <w:rFonts w:ascii="Wingdings" w:hAnsi="Wingdings" w:hint="default"/>
-        <w:sz w:val="20"/>
-      </w:rPr>
-    </w:lvl>
-    <w:lvl w:ilvl="7" w:tentative="1">
-      <w:start w:val="1"/>
-      <w:numFmt w:val="bullet"/>
-      <w:lvlText w:val=""/>
-      <w:lvlJc w:val="left"/>
-      <w:pPr>
-        <w:tabs>
-          <w:tab w:val="num" w:pos="5760"/>
-        </w:tabs>
-        <w:ind w:left="5760" w:hanging="360"/>
-      </w:pPr>
-      <w:rPr>
-        <w:rFonts w:ascii="Wingdings" w:hAnsi="Wingdings" w:hint="default"/>
-        <w:sz w:val="20"/>
-      </w:rPr>
-    </w:lvl>
-    <w:lvl w:ilvl="8" w:tentative="1">
-      <w:start w:val="1"/>
-      <w:numFmt w:val="bullet"/>
-      <w:lvlText w:val=""/>
-      <w:lvlJc w:val="left"/>
-      <w:pPr>
-        <w:tabs>
-          <w:tab w:val="num" w:pos="6480"/>
-        </w:tabs>
-        <w:ind w:left="6480" w:hanging="360"/>
-      </w:pPr>
-      <w:rPr>
-        <w:rFonts w:ascii="Wingdings" w:hAnsi="Wingdings" w:hint="default"/>
-        <w:sz w:val="20"/>
-      </w:rPr>
-    </w:lvl>
-  </w:abstractNum>
-  <w:abstractNum w:abstractNumId="32" w15:restartNumberingAfterBreak="0">
-    <w:nsid w:val="62A93101"/>
-    <w:multiLevelType w:val="multilevel"/>
-    <w:tmpl w:val="571429FA"/>
-    <w:lvl w:ilvl="0">
-      <w:start w:val="1"/>
-      <w:numFmt w:val="bullet"/>
-      <w:lvlText w:val="●"/>
-      <w:lvlJc w:val="left"/>
-      <w:pPr>
-        <w:ind w:left="720" w:hanging="360"/>
-      </w:pPr>
-      <w:rPr>
-        <w:rFonts w:ascii="Arial" w:eastAsia="Arial" w:hAnsi="Arial" w:cs="Arial"/>
-        <w:b w:val="0"/>
-        <w:bCs w:val="0"/>
-        <w:i w:val="0"/>
-        <w:iCs w:val="0"/>
-        <w:smallCaps w:val="0"/>
-        <w:strike w:val="0"/>
-        <w:color w:val="000000"/>
-        <w:sz w:val="22"/>
-        <w:szCs w:val="22"/>
-        <w:u w:val="none"/>
-        <w:shd w:val="clear" w:color="auto" w:fill="auto"/>
-        <w:vertAlign w:val="baseline"/>
-      </w:rPr>
-    </w:lvl>
-    <w:lvl w:ilvl="1">
-      <w:start w:val="1"/>
-      <w:numFmt w:val="lowerLetter"/>
-      <w:lvlText w:val="%2."/>
-      <w:lvlJc w:val="left"/>
-      <w:pPr>
-        <w:ind w:left="1440" w:hanging="360"/>
-      </w:pPr>
-      <w:rPr>
-        <w:rFonts w:ascii="Arial" w:eastAsia="Arial" w:hAnsi="Arial" w:cs="Arial"/>
-        <w:b w:val="0"/>
-        <w:bCs w:val="0"/>
-        <w:i w:val="0"/>
-        <w:iCs w:val="0"/>
-        <w:smallCaps w:val="0"/>
-        <w:strike w:val="0"/>
-        <w:color w:val="000000"/>
-        <w:sz w:val="22"/>
-        <w:szCs w:val="22"/>
-        <w:u w:val="none"/>
-        <w:shd w:val="clear" w:color="auto" w:fill="auto"/>
-        <w:vertAlign w:val="baseline"/>
-      </w:rPr>
-    </w:lvl>
-    <w:lvl w:ilvl="2">
-      <w:start w:val="1"/>
-      <w:numFmt w:val="lowerRoman"/>
-      <w:lvlText w:val="%3."/>
-      <w:lvlJc w:val="left"/>
-      <w:pPr>
-        <w:ind w:left="2160" w:hanging="360"/>
-      </w:pPr>
-      <w:rPr>
-        <w:rFonts w:ascii="Arial" w:eastAsia="Arial" w:hAnsi="Arial" w:cs="Arial"/>
-        <w:b w:val="0"/>
-        <w:bCs w:val="0"/>
-        <w:i w:val="0"/>
-        <w:iCs w:val="0"/>
-        <w:smallCaps w:val="0"/>
-        <w:strike w:val="0"/>
-        <w:color w:val="000000"/>
-        <w:sz w:val="22"/>
-        <w:szCs w:val="22"/>
-        <w:u w:val="none"/>
-        <w:shd w:val="clear" w:color="auto" w:fill="auto"/>
-        <w:vertAlign w:val="baseline"/>
-      </w:rPr>
-    </w:lvl>
-    <w:lvl w:ilvl="3">
-      <w:start w:val="1"/>
-      <w:numFmt w:val="decimal"/>
-      <w:lvlText w:val="%4."/>
-      <w:lvlJc w:val="left"/>
-      <w:pPr>
-        <w:ind w:left="2880" w:hanging="360"/>
-      </w:pPr>
-      <w:rPr>
-        <w:rFonts w:ascii="Arial" w:eastAsia="Arial" w:hAnsi="Arial" w:cs="Arial"/>
-        <w:b w:val="0"/>
-        <w:bCs w:val="0"/>
-        <w:i w:val="0"/>
-        <w:iCs w:val="0"/>
-        <w:smallCaps w:val="0"/>
-        <w:strike w:val="0"/>
-        <w:color w:val="000000"/>
-        <w:sz w:val="22"/>
-        <w:szCs w:val="22"/>
-        <w:u w:val="none"/>
-        <w:shd w:val="clear" w:color="auto" w:fill="auto"/>
-        <w:vertAlign w:val="baseline"/>
-      </w:rPr>
-    </w:lvl>
-    <w:lvl w:ilvl="4">
-      <w:start w:val="1"/>
-      <w:numFmt w:val="lowerLetter"/>
-      <w:lvlText w:val="%5."/>
-      <w:lvlJc w:val="left"/>
-      <w:pPr>
-        <w:ind w:left="3600" w:hanging="360"/>
-      </w:pPr>
-      <w:rPr>
-        <w:rFonts w:ascii="Arial" w:eastAsia="Arial" w:hAnsi="Arial" w:cs="Arial"/>
-        <w:b w:val="0"/>
-        <w:bCs w:val="0"/>
-        <w:i w:val="0"/>
-        <w:iCs w:val="0"/>
-        <w:smallCaps w:val="0"/>
-        <w:strike w:val="0"/>
-        <w:color w:val="000000"/>
-        <w:sz w:val="22"/>
-        <w:szCs w:val="22"/>
-        <w:u w:val="none"/>
-        <w:shd w:val="clear" w:color="auto" w:fill="auto"/>
-        <w:vertAlign w:val="baseline"/>
-      </w:rPr>
-    </w:lvl>
-    <w:lvl w:ilvl="5">
-      <w:start w:val="1"/>
-      <w:numFmt w:val="lowerRoman"/>
-      <w:lvlText w:val="%6."/>
-      <w:lvlJc w:val="left"/>
-      <w:pPr>
-        <w:ind w:left="4320" w:hanging="360"/>
-      </w:pPr>
-      <w:rPr>
-        <w:rFonts w:ascii="Arial" w:eastAsia="Arial" w:hAnsi="Arial" w:cs="Arial"/>
-        <w:b w:val="0"/>
-        <w:bCs w:val="0"/>
-        <w:i w:val="0"/>
-        <w:iCs w:val="0"/>
-        <w:smallCaps w:val="0"/>
-        <w:strike w:val="0"/>
-        <w:color w:val="000000"/>
-        <w:sz w:val="22"/>
-        <w:szCs w:val="22"/>
-        <w:u w:val="none"/>
-        <w:shd w:val="clear" w:color="auto" w:fill="auto"/>
-        <w:vertAlign w:val="baseline"/>
-      </w:rPr>
-    </w:lvl>
-    <w:lvl w:ilvl="6">
-      <w:start w:val="1"/>
-      <w:numFmt w:val="decimal"/>
-      <w:lvlText w:val="%7."/>
-      <w:lvlJc w:val="left"/>
-      <w:pPr>
-        <w:ind w:left="5040" w:hanging="360"/>
-      </w:pPr>
-      <w:rPr>
-        <w:rFonts w:ascii="Arial" w:eastAsia="Arial" w:hAnsi="Arial" w:cs="Arial"/>
-        <w:b w:val="0"/>
-        <w:bCs w:val="0"/>
-        <w:i w:val="0"/>
-        <w:iCs w:val="0"/>
-        <w:smallCaps w:val="0"/>
-        <w:strike w:val="0"/>
-        <w:color w:val="000000"/>
-        <w:sz w:val="22"/>
-        <w:szCs w:val="22"/>
-        <w:u w:val="none"/>
-        <w:shd w:val="clear" w:color="auto" w:fill="auto"/>
-        <w:vertAlign w:val="baseline"/>
-      </w:rPr>
-    </w:lvl>
-    <w:lvl w:ilvl="7">
-      <w:start w:val="1"/>
-      <w:numFmt w:val="lowerLetter"/>
-      <w:lvlText w:val="%8."/>
-      <w:lvlJc w:val="left"/>
-      <w:pPr>
-        <w:ind w:left="5760" w:hanging="360"/>
-      </w:pPr>
-      <w:rPr>
-        <w:rFonts w:ascii="Arial" w:eastAsia="Arial" w:hAnsi="Arial" w:cs="Arial"/>
-        <w:b w:val="0"/>
-        <w:bCs w:val="0"/>
-        <w:i w:val="0"/>
-        <w:iCs w:val="0"/>
-        <w:smallCaps w:val="0"/>
-        <w:strike w:val="0"/>
-        <w:color w:val="000000"/>
-        <w:sz w:val="22"/>
-        <w:szCs w:val="22"/>
-        <w:u w:val="none"/>
-        <w:shd w:val="clear" w:color="auto" w:fill="auto"/>
-        <w:vertAlign w:val="baseline"/>
-      </w:rPr>
-    </w:lvl>
-    <w:lvl w:ilvl="8">
-      <w:start w:val="1"/>
-      <w:numFmt w:val="lowerRoman"/>
-      <w:lvlText w:val="%9."/>
-      <w:lvlJc w:val="left"/>
-      <w:pPr>
-        <w:ind w:left="6480" w:hanging="360"/>
-      </w:pPr>
-      <w:rPr>
-        <w:rFonts w:ascii="Arial" w:eastAsia="Arial" w:hAnsi="Arial" w:cs="Arial"/>
-        <w:b w:val="0"/>
-        <w:bCs w:val="0"/>
-        <w:i w:val="0"/>
-        <w:iCs w:val="0"/>
-        <w:smallCaps w:val="0"/>
-        <w:strike w:val="0"/>
-        <w:color w:val="000000"/>
-        <w:sz w:val="22"/>
-        <w:szCs w:val="22"/>
-        <w:u w:val="none"/>
-        <w:shd w:val="clear" w:color="auto" w:fill="auto"/>
-        <w:vertAlign w:val="baseline"/>
-      </w:rPr>
-    </w:lvl>
-  </w:abstractNum>
-  <w:abstractNum w:abstractNumId="33" w15:restartNumberingAfterBreak="0">
-    <w:nsid w:val="636B4817"/>
-    <w:multiLevelType w:val="multilevel"/>
-    <w:tmpl w:val="AC0A7B82"/>
-    <w:lvl w:ilvl="0">
-      <w:start w:val="1"/>
-      <w:numFmt w:val="bullet"/>
-      <w:lvlText w:val=""/>
-      <w:lvlJc w:val="left"/>
-      <w:pPr>
-        <w:tabs>
-          <w:tab w:val="num" w:pos="720"/>
-        </w:tabs>
-        <w:ind w:left="720" w:hanging="360"/>
-      </w:pPr>
-      <w:rPr>
-        <w:rFonts w:ascii="Symbol" w:hAnsi="Symbol" w:hint="default"/>
-        <w:sz w:val="20"/>
-      </w:rPr>
-    </w:lvl>
-    <w:lvl w:ilvl="1" w:tentative="1">
-      <w:start w:val="1"/>
-      <w:numFmt w:val="bullet"/>
-      <w:lvlText w:val="o"/>
-      <w:lvlJc w:val="left"/>
-      <w:pPr>
-        <w:tabs>
-          <w:tab w:val="num" w:pos="1440"/>
-        </w:tabs>
-        <w:ind w:left="1440" w:hanging="360"/>
-      </w:pPr>
-      <w:rPr>
-        <w:rFonts w:ascii="Courier New" w:hAnsi="Courier New" w:hint="default"/>
-        <w:sz w:val="20"/>
-      </w:rPr>
-    </w:lvl>
-    <w:lvl w:ilvl="2" w:tentative="1">
-      <w:start w:val="1"/>
-      <w:numFmt w:val="bullet"/>
-      <w:lvlText w:val=""/>
-      <w:lvlJc w:val="left"/>
-      <w:pPr>
-        <w:tabs>
-          <w:tab w:val="num" w:pos="2160"/>
-        </w:tabs>
-        <w:ind w:left="2160" w:hanging="360"/>
-      </w:pPr>
-      <w:rPr>
-        <w:rFonts w:ascii="Wingdings" w:hAnsi="Wingdings" w:hint="default"/>
-        <w:sz w:val="20"/>
-      </w:rPr>
-    </w:lvl>
-    <w:lvl w:ilvl="3" w:tentative="1">
-      <w:start w:val="1"/>
-      <w:numFmt w:val="bullet"/>
-      <w:lvlText w:val=""/>
-      <w:lvlJc w:val="left"/>
-      <w:pPr>
-        <w:tabs>
-          <w:tab w:val="num" w:pos="2880"/>
-        </w:tabs>
-        <w:ind w:left="2880" w:hanging="360"/>
-      </w:pPr>
-      <w:rPr>
-        <w:rFonts w:ascii="Wingdings" w:hAnsi="Wingdings" w:hint="default"/>
-        <w:sz w:val="20"/>
-      </w:rPr>
-    </w:lvl>
-    <w:lvl w:ilvl="4" w:tentative="1">
-      <w:start w:val="1"/>
-      <w:numFmt w:val="bullet"/>
-      <w:lvlText w:val=""/>
-      <w:lvlJc w:val="left"/>
-      <w:pPr>
-        <w:tabs>
-          <w:tab w:val="num" w:pos="3600"/>
-        </w:tabs>
-        <w:ind w:left="3600" w:hanging="360"/>
-      </w:pPr>
-      <w:rPr>
-        <w:rFonts w:ascii="Wingdings" w:hAnsi="Wingdings" w:hint="default"/>
-        <w:sz w:val="20"/>
-      </w:rPr>
-    </w:lvl>
-    <w:lvl w:ilvl="5" w:tentative="1">
-      <w:start w:val="1"/>
-      <w:numFmt w:val="bullet"/>
-      <w:lvlText w:val=""/>
-      <w:lvlJc w:val="left"/>
-      <w:pPr>
-        <w:tabs>
-          <w:tab w:val="num" w:pos="4320"/>
-        </w:tabs>
-        <w:ind w:left="4320" w:hanging="360"/>
-      </w:pPr>
-      <w:rPr>
-        <w:rFonts w:ascii="Wingdings" w:hAnsi="Wingdings" w:hint="default"/>
-        <w:sz w:val="20"/>
-      </w:rPr>
-    </w:lvl>
-    <w:lvl w:ilvl="6" w:tentative="1">
-      <w:start w:val="1"/>
-      <w:numFmt w:val="bullet"/>
-      <w:lvlText w:val=""/>
-      <w:lvlJc w:val="left"/>
-      <w:pPr>
-        <w:tabs>
-          <w:tab w:val="num" w:pos="5040"/>
-        </w:tabs>
-        <w:ind w:left="5040" w:hanging="360"/>
-      </w:pPr>
-      <w:rPr>
-        <w:rFonts w:ascii="Wingdings" w:hAnsi="Wingdings" w:hint="default"/>
-        <w:sz w:val="20"/>
-      </w:rPr>
-    </w:lvl>
-    <w:lvl w:ilvl="7" w:tentative="1">
-      <w:start w:val="1"/>
-      <w:numFmt w:val="bullet"/>
-      <w:lvlText w:val=""/>
-      <w:lvlJc w:val="left"/>
-      <w:pPr>
-        <w:tabs>
-          <w:tab w:val="num" w:pos="5760"/>
-        </w:tabs>
-        <w:ind w:left="5760" w:hanging="360"/>
-      </w:pPr>
-      <w:rPr>
-        <w:rFonts w:ascii="Wingdings" w:hAnsi="Wingdings" w:hint="default"/>
-        <w:sz w:val="20"/>
-      </w:rPr>
-    </w:lvl>
-    <w:lvl w:ilvl="8" w:tentative="1">
-      <w:start w:val="1"/>
-      <w:numFmt w:val="bullet"/>
-      <w:lvlText w:val=""/>
-      <w:lvlJc w:val="left"/>
-      <w:pPr>
-        <w:tabs>
-          <w:tab w:val="num" w:pos="6480"/>
-        </w:tabs>
-        <w:ind w:left="6480" w:hanging="360"/>
-      </w:pPr>
-      <w:rPr>
-        <w:rFonts w:ascii="Wingdings" w:hAnsi="Wingdings" w:hint="default"/>
-        <w:sz w:val="20"/>
-      </w:rPr>
-    </w:lvl>
-  </w:abstractNum>
-  <w:abstractNum w:abstractNumId="34" w15:restartNumberingAfterBreak="0">
-    <w:nsid w:val="63766E85"/>
-    <w:multiLevelType w:val="multilevel"/>
-    <w:tmpl w:val="5B4C0978"/>
-    <w:lvl w:ilvl="0">
-      <w:start w:val="1"/>
-      <w:numFmt w:val="bullet"/>
-      <w:lvlText w:val=""/>
-      <w:lvlJc w:val="left"/>
-      <w:pPr>
-        <w:tabs>
-          <w:tab w:val="num" w:pos="720"/>
-        </w:tabs>
-        <w:ind w:left="720" w:hanging="360"/>
-      </w:pPr>
-      <w:rPr>
-        <w:rFonts w:ascii="Symbol" w:hAnsi="Symbol" w:hint="default"/>
-        <w:sz w:val="20"/>
-      </w:rPr>
-    </w:lvl>
-    <w:lvl w:ilvl="1" w:tentative="1">
-      <w:start w:val="1"/>
-      <w:numFmt w:val="bullet"/>
-      <w:lvlText w:val="o"/>
-      <w:lvlJc w:val="left"/>
-      <w:pPr>
-        <w:tabs>
-          <w:tab w:val="num" w:pos="1440"/>
-        </w:tabs>
-        <w:ind w:left="1440" w:hanging="360"/>
-      </w:pPr>
-      <w:rPr>
-        <w:rFonts w:ascii="Courier New" w:hAnsi="Courier New" w:hint="default"/>
-        <w:sz w:val="20"/>
-      </w:rPr>
-    </w:lvl>
-    <w:lvl w:ilvl="2" w:tentative="1">
-      <w:start w:val="1"/>
-      <w:numFmt w:val="bullet"/>
-      <w:lvlText w:val=""/>
-      <w:lvlJc w:val="left"/>
-      <w:pPr>
-        <w:tabs>
-          <w:tab w:val="num" w:pos="2160"/>
-        </w:tabs>
-        <w:ind w:left="2160" w:hanging="360"/>
-      </w:pPr>
-      <w:rPr>
-        <w:rFonts w:ascii="Wingdings" w:hAnsi="Wingdings" w:hint="default"/>
-        <w:sz w:val="20"/>
-      </w:rPr>
-    </w:lvl>
-    <w:lvl w:ilvl="3" w:tentative="1">
-      <w:start w:val="1"/>
-      <w:numFmt w:val="bullet"/>
-      <w:lvlText w:val=""/>
-      <w:lvlJc w:val="left"/>
-      <w:pPr>
-        <w:tabs>
-          <w:tab w:val="num" w:pos="2880"/>
-        </w:tabs>
-        <w:ind w:left="2880" w:hanging="360"/>
-      </w:pPr>
-      <w:rPr>
-        <w:rFonts w:ascii="Wingdings" w:hAnsi="Wingdings" w:hint="default"/>
-        <w:sz w:val="20"/>
-      </w:rPr>
-    </w:lvl>
-    <w:lvl w:ilvl="4" w:tentative="1">
-      <w:start w:val="1"/>
-      <w:numFmt w:val="bullet"/>
-      <w:lvlText w:val=""/>
-      <w:lvlJc w:val="left"/>
-      <w:pPr>
-        <w:tabs>
-          <w:tab w:val="num" w:pos="3600"/>
-        </w:tabs>
-        <w:ind w:left="3600" w:hanging="360"/>
-      </w:pPr>
-      <w:rPr>
-        <w:rFonts w:ascii="Wingdings" w:hAnsi="Wingdings" w:hint="default"/>
-        <w:sz w:val="20"/>
-      </w:rPr>
-    </w:lvl>
-    <w:lvl w:ilvl="5" w:tentative="1">
-      <w:start w:val="1"/>
-      <w:numFmt w:val="bullet"/>
-      <w:lvlText w:val=""/>
-      <w:lvlJc w:val="left"/>
-      <w:pPr>
-        <w:tabs>
-          <w:tab w:val="num" w:pos="4320"/>
-        </w:tabs>
-        <w:ind w:left="4320" w:hanging="360"/>
-      </w:pPr>
-      <w:rPr>
-        <w:rFonts w:ascii="Wingdings" w:hAnsi="Wingdings" w:hint="default"/>
-        <w:sz w:val="20"/>
-      </w:rPr>
-    </w:lvl>
-    <w:lvl w:ilvl="6" w:tentative="1">
-      <w:start w:val="1"/>
-      <w:numFmt w:val="bullet"/>
-      <w:lvlText w:val=""/>
-      <w:lvlJc w:val="left"/>
-      <w:pPr>
-        <w:tabs>
-          <w:tab w:val="num" w:pos="5040"/>
-        </w:tabs>
-        <w:ind w:left="5040" w:hanging="360"/>
-      </w:pPr>
-      <w:rPr>
-        <w:rFonts w:ascii="Wingdings" w:hAnsi="Wingdings" w:hint="default"/>
-        <w:sz w:val="20"/>
-      </w:rPr>
-    </w:lvl>
-    <w:lvl w:ilvl="7" w:tentative="1">
-      <w:start w:val="1"/>
-      <w:numFmt w:val="bullet"/>
-      <w:lvlText w:val=""/>
-      <w:lvlJc w:val="left"/>
-      <w:pPr>
-        <w:tabs>
-          <w:tab w:val="num" w:pos="5760"/>
-        </w:tabs>
-        <w:ind w:left="5760" w:hanging="360"/>
-      </w:pPr>
-      <w:rPr>
-        <w:rFonts w:ascii="Wingdings" w:hAnsi="Wingdings" w:hint="default"/>
-        <w:sz w:val="20"/>
-      </w:rPr>
-    </w:lvl>
-    <w:lvl w:ilvl="8" w:tentative="1">
-      <w:start w:val="1"/>
-      <w:numFmt w:val="bullet"/>
-      <w:lvlText w:val=""/>
-      <w:lvlJc w:val="left"/>
-      <w:pPr>
-        <w:tabs>
-          <w:tab w:val="num" w:pos="6480"/>
-        </w:tabs>
-        <w:ind w:left="6480" w:hanging="360"/>
-      </w:pPr>
-      <w:rPr>
-        <w:rFonts w:ascii="Wingdings" w:hAnsi="Wingdings" w:hint="default"/>
-        <w:sz w:val="20"/>
-      </w:rPr>
-    </w:lvl>
-  </w:abstractNum>
-  <w:abstractNum w:abstractNumId="35" w15:restartNumberingAfterBreak="0">
-    <w:nsid w:val="674332C2"/>
-    <w:multiLevelType w:val="multilevel"/>
-    <w:tmpl w:val="E1808EA0"/>
-    <w:lvl w:ilvl="0">
-      <w:start w:val="1"/>
-      <w:numFmt w:val="decimal"/>
-      <w:lvlText w:val="%1."/>
-      <w:lvlJc w:val="left"/>
-      <w:pPr>
-        <w:tabs>
-          <w:tab w:val="num" w:pos="720"/>
-        </w:tabs>
-        <w:ind w:left="720" w:hanging="360"/>
-      </w:pPr>
-    </w:lvl>
-    <w:lvl w:ilvl="1" w:tentative="1">
-      <w:start w:val="1"/>
-      <w:numFmt w:val="decimal"/>
-      <w:lvlText w:val="%2."/>
-      <w:lvlJc w:val="left"/>
-      <w:pPr>
-        <w:tabs>
-          <w:tab w:val="num" w:pos="1440"/>
-        </w:tabs>
-        <w:ind w:left="1440" w:hanging="360"/>
-      </w:pPr>
-    </w:lvl>
-    <w:lvl w:ilvl="2" w:tentative="1">
-      <w:start w:val="1"/>
-      <w:numFmt w:val="decimal"/>
-      <w:lvlText w:val="%3."/>
-      <w:lvlJc w:val="left"/>
-      <w:pPr>
-        <w:tabs>
-          <w:tab w:val="num" w:pos="2160"/>
-        </w:tabs>
-        <w:ind w:left="2160" w:hanging="360"/>
-      </w:pPr>
-    </w:lvl>
-    <w:lvl w:ilvl="3" w:tentative="1">
-      <w:start w:val="1"/>
-      <w:numFmt w:val="decimal"/>
-      <w:lvlText w:val="%4."/>
-      <w:lvlJc w:val="left"/>
-      <w:pPr>
-        <w:tabs>
-          <w:tab w:val="num" w:pos="2880"/>
-        </w:tabs>
-        <w:ind w:left="2880" w:hanging="360"/>
-      </w:pPr>
-    </w:lvl>
-    <w:lvl w:ilvl="4" w:tentative="1">
-      <w:start w:val="1"/>
-      <w:numFmt w:val="decimal"/>
-      <w:lvlText w:val="%5."/>
-      <w:lvlJc w:val="left"/>
-      <w:pPr>
-        <w:tabs>
-          <w:tab w:val="num" w:pos="3600"/>
-        </w:tabs>
-        <w:ind w:left="3600" w:hanging="360"/>
-      </w:pPr>
-    </w:lvl>
-    <w:lvl w:ilvl="5" w:tentative="1">
-      <w:start w:val="1"/>
-      <w:numFmt w:val="decimal"/>
-      <w:lvlText w:val="%6."/>
-      <w:lvlJc w:val="left"/>
-      <w:pPr>
-        <w:tabs>
-          <w:tab w:val="num" w:pos="4320"/>
-        </w:tabs>
-        <w:ind w:left="4320" w:hanging="360"/>
-      </w:pPr>
-    </w:lvl>
-    <w:lvl w:ilvl="6" w:tentative="1">
-      <w:start w:val="1"/>
-      <w:numFmt w:val="decimal"/>
-      <w:lvlText w:val="%7."/>
-      <w:lvlJc w:val="left"/>
-      <w:pPr>
-        <w:tabs>
-          <w:tab w:val="num" w:pos="5040"/>
-        </w:tabs>
-        <w:ind w:left="5040" w:hanging="360"/>
-      </w:pPr>
-    </w:lvl>
-    <w:lvl w:ilvl="7" w:tentative="1">
-      <w:start w:val="1"/>
-      <w:numFmt w:val="decimal"/>
-      <w:lvlText w:val="%8."/>
-      <w:lvlJc w:val="left"/>
-      <w:pPr>
-        <w:tabs>
-          <w:tab w:val="num" w:pos="5760"/>
-        </w:tabs>
-        <w:ind w:left="5760" w:hanging="360"/>
-      </w:pPr>
-    </w:lvl>
-    <w:lvl w:ilvl="8" w:tentative="1">
-      <w:start w:val="1"/>
-      <w:numFmt w:val="decimal"/>
-      <w:lvlText w:val="%9."/>
-      <w:lvlJc w:val="left"/>
-      <w:pPr>
-        <w:tabs>
-          <w:tab w:val="num" w:pos="6480"/>
-        </w:tabs>
-        <w:ind w:left="6480" w:hanging="360"/>
-      </w:pPr>
-    </w:lvl>
-  </w:abstractNum>
-  <w:abstractNum w:abstractNumId="36" w15:restartNumberingAfterBreak="0">
-    <w:nsid w:val="68472CC6"/>
-    <w:multiLevelType w:val="multilevel"/>
-    <w:tmpl w:val="E4E8297A"/>
-    <w:lvl w:ilvl="0">
-      <w:start w:val="1"/>
-      <w:numFmt w:val="bullet"/>
-      <w:lvlText w:val=""/>
-      <w:lvlJc w:val="left"/>
-      <w:pPr>
-        <w:tabs>
-          <w:tab w:val="num" w:pos="720"/>
-        </w:tabs>
-        <w:ind w:left="720" w:hanging="360"/>
-      </w:pPr>
-      <w:rPr>
-        <w:rFonts w:ascii="Symbol" w:hAnsi="Symbol" w:hint="default"/>
-        <w:sz w:val="20"/>
-      </w:rPr>
-    </w:lvl>
-    <w:lvl w:ilvl="1" w:tentative="1">
-      <w:start w:val="1"/>
-      <w:numFmt w:val="bullet"/>
-      <w:lvlText w:val="o"/>
-      <w:lvlJc w:val="left"/>
-      <w:pPr>
-        <w:tabs>
-          <w:tab w:val="num" w:pos="1440"/>
-        </w:tabs>
-        <w:ind w:left="1440" w:hanging="360"/>
-      </w:pPr>
-      <w:rPr>
-        <w:rFonts w:ascii="Courier New" w:hAnsi="Courier New" w:hint="default"/>
-        <w:sz w:val="20"/>
-      </w:rPr>
-    </w:lvl>
-    <w:lvl w:ilvl="2" w:tentative="1">
-      <w:start w:val="1"/>
-      <w:numFmt w:val="bullet"/>
-      <w:lvlText w:val=""/>
-      <w:lvlJc w:val="left"/>
-      <w:pPr>
-        <w:tabs>
-          <w:tab w:val="num" w:pos="2160"/>
-        </w:tabs>
-        <w:ind w:left="2160" w:hanging="360"/>
-      </w:pPr>
-      <w:rPr>
-        <w:rFonts w:ascii="Wingdings" w:hAnsi="Wingdings" w:hint="default"/>
-        <w:sz w:val="20"/>
-      </w:rPr>
-    </w:lvl>
-    <w:lvl w:ilvl="3" w:tentative="1">
-      <w:start w:val="1"/>
-      <w:numFmt w:val="bullet"/>
-      <w:lvlText w:val=""/>
-      <w:lvlJc w:val="left"/>
-      <w:pPr>
-        <w:tabs>
-          <w:tab w:val="num" w:pos="2880"/>
-        </w:tabs>
-        <w:ind w:left="2880" w:hanging="360"/>
-      </w:pPr>
-      <w:rPr>
-        <w:rFonts w:ascii="Wingdings" w:hAnsi="Wingdings" w:hint="default"/>
-        <w:sz w:val="20"/>
-      </w:rPr>
-    </w:lvl>
-    <w:lvl w:ilvl="4" w:tentative="1">
-      <w:start w:val="1"/>
-      <w:numFmt w:val="bullet"/>
-      <w:lvlText w:val=""/>
-      <w:lvlJc w:val="left"/>
-      <w:pPr>
-        <w:tabs>
-          <w:tab w:val="num" w:pos="3600"/>
-        </w:tabs>
-        <w:ind w:left="3600" w:hanging="360"/>
-      </w:pPr>
-      <w:rPr>
-        <w:rFonts w:ascii="Wingdings" w:hAnsi="Wingdings" w:hint="default"/>
-        <w:sz w:val="20"/>
-      </w:rPr>
-    </w:lvl>
-    <w:lvl w:ilvl="5" w:tentative="1">
-      <w:start w:val="1"/>
-      <w:numFmt w:val="bullet"/>
-      <w:lvlText w:val=""/>
-      <w:lvlJc w:val="left"/>
-      <w:pPr>
-        <w:tabs>
-          <w:tab w:val="num" w:pos="4320"/>
-        </w:tabs>
-        <w:ind w:left="4320" w:hanging="360"/>
-      </w:pPr>
-      <w:rPr>
-        <w:rFonts w:ascii="Wingdings" w:hAnsi="Wingdings" w:hint="default"/>
-        <w:sz w:val="20"/>
-      </w:rPr>
-    </w:lvl>
-    <w:lvl w:ilvl="6" w:tentative="1">
-      <w:start w:val="1"/>
-      <w:numFmt w:val="bullet"/>
-      <w:lvlText w:val=""/>
-      <w:lvlJc w:val="left"/>
-      <w:pPr>
-        <w:tabs>
-          <w:tab w:val="num" w:pos="5040"/>
-        </w:tabs>
-        <w:ind w:left="5040" w:hanging="360"/>
-      </w:pPr>
-      <w:rPr>
-        <w:rFonts w:ascii="Wingdings" w:hAnsi="Wingdings" w:hint="default"/>
-        <w:sz w:val="20"/>
-      </w:rPr>
-    </w:lvl>
-    <w:lvl w:ilvl="7" w:tentative="1">
-      <w:start w:val="1"/>
-      <w:numFmt w:val="bullet"/>
-      <w:lvlText w:val=""/>
-      <w:lvlJc w:val="left"/>
-      <w:pPr>
-        <w:tabs>
-          <w:tab w:val="num" w:pos="5760"/>
-        </w:tabs>
-        <w:ind w:left="5760" w:hanging="360"/>
-      </w:pPr>
-      <w:rPr>
-        <w:rFonts w:ascii="Wingdings" w:hAnsi="Wingdings" w:hint="default"/>
-        <w:sz w:val="20"/>
-      </w:rPr>
-    </w:lvl>
-    <w:lvl w:ilvl="8" w:tentative="1">
-      <w:start w:val="1"/>
-      <w:numFmt w:val="bullet"/>
-      <w:lvlText w:val=""/>
-      <w:lvlJc w:val="left"/>
-      <w:pPr>
-        <w:tabs>
-          <w:tab w:val="num" w:pos="6480"/>
-        </w:tabs>
-        <w:ind w:left="6480" w:hanging="360"/>
-      </w:pPr>
-      <w:rPr>
-        <w:rFonts w:ascii="Wingdings" w:hAnsi="Wingdings" w:hint="default"/>
-        <w:sz w:val="20"/>
-      </w:rPr>
-    </w:lvl>
-  </w:abstractNum>
-  <w:abstractNum w:abstractNumId="37" w15:restartNumberingAfterBreak="0">
-    <w:nsid w:val="69BD5728"/>
-    <w:multiLevelType w:val="multilevel"/>
-    <w:tmpl w:val="E8443430"/>
-    <w:lvl w:ilvl="0">
-      <w:start w:val="1"/>
-      <w:numFmt w:val="bullet"/>
-      <w:lvlText w:val="●"/>
-      <w:lvlJc w:val="left"/>
-      <w:pPr>
-        <w:ind w:left="720" w:hanging="360"/>
-      </w:pPr>
-      <w:rPr>
-        <w:rFonts w:ascii="Noto Sans Symbols" w:eastAsia="Noto Sans Symbols" w:hAnsi="Noto Sans Symbols" w:cs="Noto Sans Symbols"/>
-      </w:rPr>
-    </w:lvl>
-    <w:lvl w:ilvl="1">
-      <w:start w:val="1"/>
-      <w:numFmt w:val="bullet"/>
-      <w:lvlText w:val="o"/>
-      <w:lvlJc w:val="left"/>
-      <w:pPr>
-        <w:ind w:left="1440" w:hanging="360"/>
-      </w:pPr>
-      <w:rPr>
-        <w:rFonts w:ascii="Courier New" w:eastAsia="Courier New" w:hAnsi="Courier New" w:cs="Courier New"/>
-      </w:rPr>
-    </w:lvl>
-    <w:lvl w:ilvl="2">
-      <w:start w:val="1"/>
-      <w:numFmt w:val="bullet"/>
-      <w:lvlText w:val="▪"/>
-      <w:lvlJc w:val="left"/>
-      <w:pPr>
-        <w:ind w:left="2160" w:hanging="360"/>
-      </w:pPr>
-      <w:rPr>
-        <w:rFonts w:ascii="Noto Sans Symbols" w:eastAsia="Noto Sans Symbols" w:hAnsi="Noto Sans Symbols" w:cs="Noto Sans Symbols"/>
-      </w:rPr>
-    </w:lvl>
-    <w:lvl w:ilvl="3">
-      <w:start w:val="1"/>
-      <w:numFmt w:val="bullet"/>
-      <w:lvlText w:val="●"/>
-      <w:lvlJc w:val="left"/>
-      <w:pPr>
-        <w:ind w:left="2880" w:hanging="360"/>
-      </w:pPr>
-      <w:rPr>
-        <w:rFonts w:ascii="Noto Sans Symbols" w:eastAsia="Noto Sans Symbols" w:hAnsi="Noto Sans Symbols" w:cs="Noto Sans Symbols"/>
-      </w:rPr>
-    </w:lvl>
-    <w:lvl w:ilvl="4">
-      <w:start w:val="1"/>
-      <w:numFmt w:val="bullet"/>
-      <w:lvlText w:val="o"/>
-      <w:lvlJc w:val="left"/>
-      <w:pPr>
-        <w:ind w:left="3600" w:hanging="360"/>
-      </w:pPr>
-      <w:rPr>
-        <w:rFonts w:ascii="Courier New" w:eastAsia="Courier New" w:hAnsi="Courier New" w:cs="Courier New"/>
-      </w:rPr>
-    </w:lvl>
-    <w:lvl w:ilvl="5">
-      <w:start w:val="1"/>
-      <w:numFmt w:val="bullet"/>
-      <w:lvlText w:val="▪"/>
-      <w:lvlJc w:val="left"/>
-      <w:pPr>
-        <w:ind w:left="4320" w:hanging="360"/>
-      </w:pPr>
-      <w:rPr>
-        <w:rFonts w:ascii="Noto Sans Symbols" w:eastAsia="Noto Sans Symbols" w:hAnsi="Noto Sans Symbols" w:cs="Noto Sans Symbols"/>
-      </w:rPr>
-    </w:lvl>
-    <w:lvl w:ilvl="6">
-      <w:start w:val="1"/>
-      <w:numFmt w:val="bullet"/>
-      <w:lvlText w:val="●"/>
-      <w:lvlJc w:val="left"/>
-      <w:pPr>
-        <w:ind w:left="5040" w:hanging="360"/>
-      </w:pPr>
-      <w:rPr>
-        <w:rFonts w:ascii="Noto Sans Symbols" w:eastAsia="Noto Sans Symbols" w:hAnsi="Noto Sans Symbols" w:cs="Noto Sans Symbols"/>
-      </w:rPr>
-    </w:lvl>
-    <w:lvl w:ilvl="7">
-      <w:start w:val="1"/>
-      <w:numFmt w:val="bullet"/>
-      <w:lvlText w:val="o"/>
-      <w:lvlJc w:val="left"/>
-      <w:pPr>
-        <w:ind w:left="5760" w:hanging="360"/>
-      </w:pPr>
-      <w:rPr>
-        <w:rFonts w:ascii="Courier New" w:eastAsia="Courier New" w:hAnsi="Courier New" w:cs="Courier New"/>
-      </w:rPr>
-    </w:lvl>
-    <w:lvl w:ilvl="8">
-      <w:start w:val="1"/>
-      <w:numFmt w:val="bullet"/>
-      <w:lvlText w:val="▪"/>
-      <w:lvlJc w:val="left"/>
-      <w:pPr>
-        <w:ind w:left="6480" w:hanging="360"/>
-      </w:pPr>
-      <w:rPr>
-        <w:rFonts w:ascii="Noto Sans Symbols" w:eastAsia="Noto Sans Symbols" w:hAnsi="Noto Sans Symbols" w:cs="Noto Sans Symbols"/>
-      </w:rPr>
-    </w:lvl>
-  </w:abstractNum>
-  <w:abstractNum w:abstractNumId="38" w15:restartNumberingAfterBreak="0">
-    <w:nsid w:val="6B072968"/>
-    <w:multiLevelType w:val="multilevel"/>
-    <w:tmpl w:val="7F182E88"/>
-    <w:lvl w:ilvl="0">
-      <w:start w:val="1"/>
-      <w:numFmt w:val="decimal"/>
-      <w:lvlText w:val="%1."/>
-      <w:lvlJc w:val="left"/>
-      <w:pPr>
-        <w:tabs>
-          <w:tab w:val="num" w:pos="720"/>
-        </w:tabs>
-        <w:ind w:left="720" w:hanging="360"/>
-      </w:pPr>
-    </w:lvl>
-    <w:lvl w:ilvl="1" w:tentative="1">
-      <w:start w:val="1"/>
-      <w:numFmt w:val="decimal"/>
-      <w:lvlText w:val="%2."/>
-      <w:lvlJc w:val="left"/>
-      <w:pPr>
-        <w:tabs>
-          <w:tab w:val="num" w:pos="1440"/>
-        </w:tabs>
-        <w:ind w:left="1440" w:hanging="360"/>
-      </w:pPr>
-    </w:lvl>
-    <w:lvl w:ilvl="2" w:tentative="1">
-      <w:start w:val="1"/>
-      <w:numFmt w:val="decimal"/>
-      <w:lvlText w:val="%3."/>
-      <w:lvlJc w:val="left"/>
-      <w:pPr>
-        <w:tabs>
-          <w:tab w:val="num" w:pos="2160"/>
-        </w:tabs>
-        <w:ind w:left="2160" w:hanging="360"/>
-      </w:pPr>
-    </w:lvl>
-    <w:lvl w:ilvl="3" w:tentative="1">
-      <w:start w:val="1"/>
-      <w:numFmt w:val="decimal"/>
-      <w:lvlText w:val="%4."/>
-      <w:lvlJc w:val="left"/>
-      <w:pPr>
-        <w:tabs>
-          <w:tab w:val="num" w:pos="2880"/>
-        </w:tabs>
-        <w:ind w:left="2880" w:hanging="360"/>
-      </w:pPr>
-    </w:lvl>
-    <w:lvl w:ilvl="4" w:tentative="1">
-      <w:start w:val="1"/>
-      <w:numFmt w:val="decimal"/>
-      <w:lvlText w:val="%5."/>
-      <w:lvlJc w:val="left"/>
-      <w:pPr>
-        <w:tabs>
-          <w:tab w:val="num" w:pos="3600"/>
-        </w:tabs>
-        <w:ind w:left="3600" w:hanging="360"/>
-      </w:pPr>
-    </w:lvl>
-    <w:lvl w:ilvl="5" w:tentative="1">
-      <w:start w:val="1"/>
-      <w:numFmt w:val="decimal"/>
-      <w:lvlText w:val="%6."/>
-      <w:lvlJc w:val="left"/>
-      <w:pPr>
-        <w:tabs>
-          <w:tab w:val="num" w:pos="4320"/>
-        </w:tabs>
-        <w:ind w:left="4320" w:hanging="360"/>
-      </w:pPr>
-    </w:lvl>
-    <w:lvl w:ilvl="6" w:tentative="1">
-      <w:start w:val="1"/>
-      <w:numFmt w:val="decimal"/>
-      <w:lvlText w:val="%7."/>
-      <w:lvlJc w:val="left"/>
-      <w:pPr>
-        <w:tabs>
-          <w:tab w:val="num" w:pos="5040"/>
-        </w:tabs>
-        <w:ind w:left="5040" w:hanging="360"/>
-      </w:pPr>
-    </w:lvl>
-    <w:lvl w:ilvl="7" w:tentative="1">
-      <w:start w:val="1"/>
-      <w:numFmt w:val="decimal"/>
-      <w:lvlText w:val="%8."/>
-      <w:lvlJc w:val="left"/>
-      <w:pPr>
-        <w:tabs>
-          <w:tab w:val="num" w:pos="5760"/>
-        </w:tabs>
-        <w:ind w:left="5760" w:hanging="360"/>
-      </w:pPr>
-    </w:lvl>
-    <w:lvl w:ilvl="8" w:tentative="1">
-      <w:start w:val="1"/>
-      <w:numFmt w:val="decimal"/>
-      <w:lvlText w:val="%9."/>
-      <w:lvlJc w:val="left"/>
-      <w:pPr>
-        <w:tabs>
-          <w:tab w:val="num" w:pos="6480"/>
-        </w:tabs>
-        <w:ind w:left="6480" w:hanging="360"/>
-      </w:pPr>
-    </w:lvl>
-  </w:abstractNum>
-  <w:abstractNum w:abstractNumId="39" w15:restartNumberingAfterBreak="0">
-    <w:nsid w:val="6B322F6A"/>
-    <w:multiLevelType w:val="multilevel"/>
-    <w:tmpl w:val="71C86C5A"/>
-    <w:lvl w:ilvl="0">
-      <w:start w:val="1"/>
-      <w:numFmt w:val="decimal"/>
-      <w:lvlText w:val="%1."/>
-      <w:lvlJc w:val="left"/>
-      <w:pPr>
-        <w:tabs>
-          <w:tab w:val="num" w:pos="720"/>
-        </w:tabs>
-        <w:ind w:left="720" w:hanging="360"/>
-      </w:pPr>
-    </w:lvl>
-    <w:lvl w:ilvl="1" w:tentative="1">
-      <w:start w:val="1"/>
-      <w:numFmt w:val="decimal"/>
-      <w:lvlText w:val="%2."/>
-      <w:lvlJc w:val="left"/>
-      <w:pPr>
-        <w:tabs>
-          <w:tab w:val="num" w:pos="1440"/>
-        </w:tabs>
-        <w:ind w:left="1440" w:hanging="360"/>
-      </w:pPr>
-    </w:lvl>
-    <w:lvl w:ilvl="2" w:tentative="1">
-      <w:start w:val="1"/>
-      <w:numFmt w:val="decimal"/>
-      <w:lvlText w:val="%3."/>
-      <w:lvlJc w:val="left"/>
-      <w:pPr>
-        <w:tabs>
-          <w:tab w:val="num" w:pos="2160"/>
-        </w:tabs>
-        <w:ind w:left="2160" w:hanging="360"/>
-      </w:pPr>
-    </w:lvl>
-    <w:lvl w:ilvl="3" w:tentative="1">
-      <w:start w:val="1"/>
-      <w:numFmt w:val="decimal"/>
-      <w:lvlText w:val="%4."/>
-      <w:lvlJc w:val="left"/>
-      <w:pPr>
-        <w:tabs>
-          <w:tab w:val="num" w:pos="2880"/>
-        </w:tabs>
-        <w:ind w:left="2880" w:hanging="360"/>
-      </w:pPr>
-    </w:lvl>
-    <w:lvl w:ilvl="4" w:tentative="1">
-      <w:start w:val="1"/>
-      <w:numFmt w:val="decimal"/>
-      <w:lvlText w:val="%5."/>
-      <w:lvlJc w:val="left"/>
-      <w:pPr>
-        <w:tabs>
-          <w:tab w:val="num" w:pos="3600"/>
-        </w:tabs>
-        <w:ind w:left="3600" w:hanging="360"/>
-      </w:pPr>
-    </w:lvl>
-    <w:lvl w:ilvl="5" w:tentative="1">
-      <w:start w:val="1"/>
-      <w:numFmt w:val="decimal"/>
-      <w:lvlText w:val="%6."/>
-      <w:lvlJc w:val="left"/>
-      <w:pPr>
-        <w:tabs>
-          <w:tab w:val="num" w:pos="4320"/>
-        </w:tabs>
-        <w:ind w:left="4320" w:hanging="360"/>
-      </w:pPr>
-    </w:lvl>
-    <w:lvl w:ilvl="6" w:tentative="1">
-      <w:start w:val="1"/>
-      <w:numFmt w:val="decimal"/>
-      <w:lvlText w:val="%7."/>
-      <w:lvlJc w:val="left"/>
-      <w:pPr>
-        <w:tabs>
-          <w:tab w:val="num" w:pos="5040"/>
-        </w:tabs>
-        <w:ind w:left="5040" w:hanging="360"/>
-      </w:pPr>
-    </w:lvl>
-    <w:lvl w:ilvl="7" w:tentative="1">
-      <w:start w:val="1"/>
-      <w:numFmt w:val="decimal"/>
-      <w:lvlText w:val="%8."/>
-      <w:lvlJc w:val="left"/>
-      <w:pPr>
-        <w:tabs>
-          <w:tab w:val="num" w:pos="5760"/>
-        </w:tabs>
-        <w:ind w:left="5760" w:hanging="360"/>
-      </w:pPr>
-    </w:lvl>
-    <w:lvl w:ilvl="8" w:tentative="1">
-      <w:start w:val="1"/>
-      <w:numFmt w:val="decimal"/>
-      <w:lvlText w:val="%9."/>
-      <w:lvlJc w:val="left"/>
-      <w:pPr>
-        <w:tabs>
-          <w:tab w:val="num" w:pos="6480"/>
-        </w:tabs>
-        <w:ind w:left="6480" w:hanging="360"/>
-      </w:pPr>
-    </w:lvl>
-  </w:abstractNum>
-  <w:abstractNum w:abstractNumId="40" w15:restartNumberingAfterBreak="0">
-    <w:nsid w:val="6B7370A4"/>
-    <w:multiLevelType w:val="multilevel"/>
-    <w:tmpl w:val="326C9F08"/>
-    <w:lvl w:ilvl="0">
-      <w:start w:val="1"/>
-      <w:numFmt w:val="bullet"/>
-      <w:lvlText w:val=""/>
-      <w:lvlJc w:val="left"/>
-      <w:pPr>
-        <w:tabs>
-          <w:tab w:val="num" w:pos="720"/>
-        </w:tabs>
-        <w:ind w:left="720" w:hanging="360"/>
-      </w:pPr>
-      <w:rPr>
-        <w:rFonts w:ascii="Symbol" w:hAnsi="Symbol" w:hint="default"/>
-        <w:sz w:val="20"/>
-      </w:rPr>
-    </w:lvl>
-    <w:lvl w:ilvl="1" w:tentative="1">
-      <w:start w:val="1"/>
-      <w:numFmt w:val="bullet"/>
-      <w:lvlText w:val="o"/>
-      <w:lvlJc w:val="left"/>
-      <w:pPr>
-        <w:tabs>
-          <w:tab w:val="num" w:pos="1440"/>
-        </w:tabs>
-        <w:ind w:left="1440" w:hanging="360"/>
-      </w:pPr>
-      <w:rPr>
-        <w:rFonts w:ascii="Courier New" w:hAnsi="Courier New" w:hint="default"/>
-        <w:sz w:val="20"/>
-      </w:rPr>
-    </w:lvl>
-    <w:lvl w:ilvl="2" w:tentative="1">
-      <w:start w:val="1"/>
-      <w:numFmt w:val="bullet"/>
-      <w:lvlText w:val=""/>
-      <w:lvlJc w:val="left"/>
-      <w:pPr>
-        <w:tabs>
-          <w:tab w:val="num" w:pos="2160"/>
-        </w:tabs>
-        <w:ind w:left="2160" w:hanging="360"/>
-      </w:pPr>
-      <w:rPr>
-        <w:rFonts w:ascii="Wingdings" w:hAnsi="Wingdings" w:hint="default"/>
-        <w:sz w:val="20"/>
-      </w:rPr>
-    </w:lvl>
-    <w:lvl w:ilvl="3" w:tentative="1">
-      <w:start w:val="1"/>
-      <w:numFmt w:val="bullet"/>
-      <w:lvlText w:val=""/>
-      <w:lvlJc w:val="left"/>
-      <w:pPr>
-        <w:tabs>
-          <w:tab w:val="num" w:pos="2880"/>
-        </w:tabs>
-        <w:ind w:left="2880" w:hanging="360"/>
-      </w:pPr>
-      <w:rPr>
-        <w:rFonts w:ascii="Wingdings" w:hAnsi="Wingdings" w:hint="default"/>
-        <w:sz w:val="20"/>
-      </w:rPr>
-    </w:lvl>
-    <w:lvl w:ilvl="4" w:tentative="1">
-      <w:start w:val="1"/>
-      <w:numFmt w:val="bullet"/>
-      <w:lvlText w:val=""/>
-      <w:lvlJc w:val="left"/>
-      <w:pPr>
-        <w:tabs>
-          <w:tab w:val="num" w:pos="3600"/>
-        </w:tabs>
-        <w:ind w:left="3600" w:hanging="360"/>
-      </w:pPr>
-      <w:rPr>
-        <w:rFonts w:ascii="Wingdings" w:hAnsi="Wingdings" w:hint="default"/>
-        <w:sz w:val="20"/>
-      </w:rPr>
-    </w:lvl>
-    <w:lvl w:ilvl="5" w:tentative="1">
-      <w:start w:val="1"/>
-      <w:numFmt w:val="bullet"/>
-      <w:lvlText w:val=""/>
-      <w:lvlJc w:val="left"/>
-      <w:pPr>
-        <w:tabs>
-          <w:tab w:val="num" w:pos="4320"/>
-        </w:tabs>
-        <w:ind w:left="4320" w:hanging="360"/>
-      </w:pPr>
-      <w:rPr>
-        <w:rFonts w:ascii="Wingdings" w:hAnsi="Wingdings" w:hint="default"/>
-        <w:sz w:val="20"/>
-      </w:rPr>
-    </w:lvl>
-    <w:lvl w:ilvl="6" w:tentative="1">
-      <w:start w:val="1"/>
-      <w:numFmt w:val="bullet"/>
-      <w:lvlText w:val=""/>
-      <w:lvlJc w:val="left"/>
-      <w:pPr>
-        <w:tabs>
-          <w:tab w:val="num" w:pos="5040"/>
-        </w:tabs>
-        <w:ind w:left="5040" w:hanging="360"/>
-      </w:pPr>
-      <w:rPr>
-        <w:rFonts w:ascii="Wingdings" w:hAnsi="Wingdings" w:hint="default"/>
-        <w:sz w:val="20"/>
-      </w:rPr>
-    </w:lvl>
-    <w:lvl w:ilvl="7" w:tentative="1">
-      <w:start w:val="1"/>
-      <w:numFmt w:val="bullet"/>
-      <w:lvlText w:val=""/>
-      <w:lvlJc w:val="left"/>
-      <w:pPr>
-        <w:tabs>
-          <w:tab w:val="num" w:pos="5760"/>
-        </w:tabs>
-        <w:ind w:left="5760" w:hanging="360"/>
-      </w:pPr>
-      <w:rPr>
-        <w:rFonts w:ascii="Wingdings" w:hAnsi="Wingdings" w:hint="default"/>
-        <w:sz w:val="20"/>
-      </w:rPr>
-    </w:lvl>
-    <w:lvl w:ilvl="8" w:tentative="1">
-      <w:start w:val="1"/>
-      <w:numFmt w:val="bullet"/>
-      <w:lvlText w:val=""/>
-      <w:lvlJc w:val="left"/>
-      <w:pPr>
-        <w:tabs>
-          <w:tab w:val="num" w:pos="6480"/>
-        </w:tabs>
-        <w:ind w:left="6480" w:hanging="360"/>
-      </w:pPr>
-      <w:rPr>
-        <w:rFonts w:ascii="Wingdings" w:hAnsi="Wingdings" w:hint="default"/>
-        <w:sz w:val="20"/>
-      </w:rPr>
-    </w:lvl>
-  </w:abstractNum>
-  <w:abstractNum w:abstractNumId="41" w15:restartNumberingAfterBreak="0">
-    <w:nsid w:val="6CC62F00"/>
-    <w:multiLevelType w:val="multilevel"/>
-    <w:tmpl w:val="93024108"/>
-    <w:lvl w:ilvl="0">
-      <w:start w:val="1"/>
-      <w:numFmt w:val="bullet"/>
-      <w:lvlText w:val="●"/>
-      <w:lvlJc w:val="left"/>
-      <w:pPr>
-        <w:ind w:left="720" w:hanging="360"/>
-      </w:pPr>
-      <w:rPr>
-        <w:rFonts w:ascii="Noto Sans Symbols" w:eastAsia="Noto Sans Symbols" w:hAnsi="Noto Sans Symbols" w:cs="Noto Sans Symbols"/>
-      </w:rPr>
-    </w:lvl>
-    <w:lvl w:ilvl="1">
-      <w:start w:val="1"/>
-      <w:numFmt w:val="bullet"/>
-      <w:lvlText w:val="o"/>
-      <w:lvlJc w:val="left"/>
-      <w:pPr>
-        <w:ind w:left="1440" w:hanging="360"/>
-      </w:pPr>
-      <w:rPr>
-        <w:rFonts w:ascii="Courier New" w:eastAsia="Courier New" w:hAnsi="Courier New" w:cs="Courier New"/>
-      </w:rPr>
-    </w:lvl>
-    <w:lvl w:ilvl="2">
-      <w:start w:val="1"/>
-      <w:numFmt w:val="bullet"/>
-      <w:lvlText w:val="▪"/>
-      <w:lvlJc w:val="left"/>
-      <w:pPr>
-        <w:ind w:left="2160" w:hanging="360"/>
-      </w:pPr>
-      <w:rPr>
-        <w:rFonts w:ascii="Noto Sans Symbols" w:eastAsia="Noto Sans Symbols" w:hAnsi="Noto Sans Symbols" w:cs="Noto Sans Symbols"/>
-      </w:rPr>
-    </w:lvl>
-    <w:lvl w:ilvl="3">
-      <w:start w:val="1"/>
-      <w:numFmt w:val="bullet"/>
-      <w:lvlText w:val="●"/>
-      <w:lvlJc w:val="left"/>
-      <w:pPr>
-        <w:ind w:left="2880" w:hanging="360"/>
-      </w:pPr>
-      <w:rPr>
-        <w:rFonts w:ascii="Noto Sans Symbols" w:eastAsia="Noto Sans Symbols" w:hAnsi="Noto Sans Symbols" w:cs="Noto Sans Symbols"/>
-      </w:rPr>
-    </w:lvl>
-    <w:lvl w:ilvl="4">
-      <w:start w:val="1"/>
-      <w:numFmt w:val="bullet"/>
-      <w:lvlText w:val="o"/>
-      <w:lvlJc w:val="left"/>
-      <w:pPr>
-        <w:ind w:left="3600" w:hanging="360"/>
-      </w:pPr>
-      <w:rPr>
-        <w:rFonts w:ascii="Courier New" w:eastAsia="Courier New" w:hAnsi="Courier New" w:cs="Courier New"/>
-      </w:rPr>
-    </w:lvl>
-    <w:lvl w:ilvl="5">
-      <w:start w:val="1"/>
-      <w:numFmt w:val="bullet"/>
-      <w:lvlText w:val="▪"/>
-      <w:lvlJc w:val="left"/>
-      <w:pPr>
-        <w:ind w:left="4320" w:hanging="360"/>
-      </w:pPr>
-      <w:rPr>
-        <w:rFonts w:ascii="Noto Sans Symbols" w:eastAsia="Noto Sans Symbols" w:hAnsi="Noto Sans Symbols" w:cs="Noto Sans Symbols"/>
-      </w:rPr>
-    </w:lvl>
-    <w:lvl w:ilvl="6">
-      <w:start w:val="1"/>
-      <w:numFmt w:val="bullet"/>
-      <w:lvlText w:val="●"/>
-      <w:lvlJc w:val="left"/>
-      <w:pPr>
-        <w:ind w:left="5040" w:hanging="360"/>
-      </w:pPr>
-      <w:rPr>
-        <w:rFonts w:ascii="Noto Sans Symbols" w:eastAsia="Noto Sans Symbols" w:hAnsi="Noto Sans Symbols" w:cs="Noto Sans Symbols"/>
-      </w:rPr>
-    </w:lvl>
-    <w:lvl w:ilvl="7">
-      <w:start w:val="1"/>
-      <w:numFmt w:val="bullet"/>
-      <w:lvlText w:val="o"/>
-      <w:lvlJc w:val="left"/>
-      <w:pPr>
-        <w:ind w:left="5760" w:hanging="360"/>
-      </w:pPr>
-      <w:rPr>
-        <w:rFonts w:ascii="Courier New" w:eastAsia="Courier New" w:hAnsi="Courier New" w:cs="Courier New"/>
-      </w:rPr>
-    </w:lvl>
-    <w:lvl w:ilvl="8">
-      <w:start w:val="1"/>
-      <w:numFmt w:val="bullet"/>
-      <w:lvlText w:val="▪"/>
-      <w:lvlJc w:val="left"/>
-      <w:pPr>
-        <w:ind w:left="6480" w:hanging="360"/>
-      </w:pPr>
-      <w:rPr>
-        <w:rFonts w:ascii="Noto Sans Symbols" w:eastAsia="Noto Sans Symbols" w:hAnsi="Noto Sans Symbols" w:cs="Noto Sans Symbols"/>
-      </w:rPr>
-    </w:lvl>
-  </w:abstractNum>
-  <w:abstractNum w:abstractNumId="42" w15:restartNumberingAfterBreak="0">
-    <w:nsid w:val="6F586283"/>
-    <w:multiLevelType w:val="multilevel"/>
-    <w:tmpl w:val="2898A122"/>
-    <w:lvl w:ilvl="0">
-      <w:start w:val="1"/>
-      <w:numFmt w:val="bullet"/>
-      <w:lvlText w:val=""/>
-      <w:lvlJc w:val="left"/>
-      <w:pPr>
-        <w:tabs>
-          <w:tab w:val="num" w:pos="720"/>
-        </w:tabs>
-        <w:ind w:left="720" w:hanging="360"/>
-      </w:pPr>
-      <w:rPr>
-        <w:rFonts w:ascii="Symbol" w:hAnsi="Symbol" w:hint="default"/>
-        <w:sz w:val="20"/>
-      </w:rPr>
-    </w:lvl>
-    <w:lvl w:ilvl="1" w:tentative="1">
-      <w:start w:val="1"/>
-      <w:numFmt w:val="bullet"/>
-      <w:lvlText w:val="o"/>
-      <w:lvlJc w:val="left"/>
-      <w:pPr>
-        <w:tabs>
-          <w:tab w:val="num" w:pos="1440"/>
-        </w:tabs>
-        <w:ind w:left="1440" w:hanging="360"/>
-      </w:pPr>
-      <w:rPr>
-        <w:rFonts w:ascii="Courier New" w:hAnsi="Courier New" w:hint="default"/>
-        <w:sz w:val="20"/>
-      </w:rPr>
-    </w:lvl>
-    <w:lvl w:ilvl="2" w:tentative="1">
-      <w:start w:val="1"/>
-      <w:numFmt w:val="bullet"/>
-      <w:lvlText w:val=""/>
-      <w:lvlJc w:val="left"/>
-      <w:pPr>
-        <w:tabs>
-          <w:tab w:val="num" w:pos="2160"/>
-        </w:tabs>
-        <w:ind w:left="2160" w:hanging="360"/>
-      </w:pPr>
-      <w:rPr>
-        <w:rFonts w:ascii="Wingdings" w:hAnsi="Wingdings" w:hint="default"/>
-        <w:sz w:val="20"/>
-      </w:rPr>
-    </w:lvl>
-    <w:lvl w:ilvl="3" w:tentative="1">
-      <w:start w:val="1"/>
-      <w:numFmt w:val="bullet"/>
-      <w:lvlText w:val=""/>
-      <w:lvlJc w:val="left"/>
-      <w:pPr>
-        <w:tabs>
-          <w:tab w:val="num" w:pos="2880"/>
-        </w:tabs>
-        <w:ind w:left="2880" w:hanging="360"/>
-      </w:pPr>
-      <w:rPr>
-        <w:rFonts w:ascii="Wingdings" w:hAnsi="Wingdings" w:hint="default"/>
-        <w:sz w:val="20"/>
-      </w:rPr>
-    </w:lvl>
-    <w:lvl w:ilvl="4" w:tentative="1">
-      <w:start w:val="1"/>
-      <w:numFmt w:val="bullet"/>
-      <w:lvlText w:val=""/>
-      <w:lvlJc w:val="left"/>
-      <w:pPr>
-        <w:tabs>
-          <w:tab w:val="num" w:pos="3600"/>
-        </w:tabs>
-        <w:ind w:left="3600" w:hanging="360"/>
-      </w:pPr>
-      <w:rPr>
-        <w:rFonts w:ascii="Wingdings" w:hAnsi="Wingdings" w:hint="default"/>
-        <w:sz w:val="20"/>
-      </w:rPr>
-    </w:lvl>
-    <w:lvl w:ilvl="5" w:tentative="1">
-      <w:start w:val="1"/>
-      <w:numFmt w:val="bullet"/>
-      <w:lvlText w:val=""/>
-      <w:lvlJc w:val="left"/>
-      <w:pPr>
-        <w:tabs>
-          <w:tab w:val="num" w:pos="4320"/>
-        </w:tabs>
-        <w:ind w:left="4320" w:hanging="360"/>
-      </w:pPr>
-      <w:rPr>
-        <w:rFonts w:ascii="Wingdings" w:hAnsi="Wingdings" w:hint="default"/>
-        <w:sz w:val="20"/>
-      </w:rPr>
-    </w:lvl>
-    <w:lvl w:ilvl="6" w:tentative="1">
-      <w:start w:val="1"/>
-      <w:numFmt w:val="bullet"/>
-      <w:lvlText w:val=""/>
-      <w:lvlJc w:val="left"/>
-      <w:pPr>
-        <w:tabs>
-          <w:tab w:val="num" w:pos="5040"/>
-        </w:tabs>
-        <w:ind w:left="5040" w:hanging="360"/>
-      </w:pPr>
-      <w:rPr>
-        <w:rFonts w:ascii="Wingdings" w:hAnsi="Wingdings" w:hint="default"/>
-        <w:sz w:val="20"/>
-      </w:rPr>
-    </w:lvl>
-    <w:lvl w:ilvl="7" w:tentative="1">
-      <w:start w:val="1"/>
-      <w:numFmt w:val="bullet"/>
-      <w:lvlText w:val=""/>
-      <w:lvlJc w:val="left"/>
-      <w:pPr>
-        <w:tabs>
-          <w:tab w:val="num" w:pos="5760"/>
-        </w:tabs>
-        <w:ind w:left="5760" w:hanging="360"/>
-      </w:pPr>
-      <w:rPr>
-        <w:rFonts w:ascii="Wingdings" w:hAnsi="Wingdings" w:hint="default"/>
-        <w:sz w:val="20"/>
-      </w:rPr>
-    </w:lvl>
-    <w:lvl w:ilvl="8" w:tentative="1">
-      <w:start w:val="1"/>
-      <w:numFmt w:val="bullet"/>
-      <w:lvlText w:val=""/>
-      <w:lvlJc w:val="left"/>
-      <w:pPr>
-        <w:tabs>
-          <w:tab w:val="num" w:pos="6480"/>
-        </w:tabs>
-        <w:ind w:left="6480" w:hanging="360"/>
-      </w:pPr>
-      <w:rPr>
-        <w:rFonts w:ascii="Wingdings" w:hAnsi="Wingdings" w:hint="default"/>
-        <w:sz w:val="20"/>
-      </w:rPr>
-    </w:lvl>
-  </w:abstractNum>
-  <w:abstractNum w:abstractNumId="43" w15:restartNumberingAfterBreak="0">
-    <w:nsid w:val="70DA2F06"/>
-    <w:multiLevelType w:val="multilevel"/>
-    <w:tmpl w:val="74DEDC4C"/>
-    <w:lvl w:ilvl="0">
-      <w:start w:val="1"/>
-      <w:numFmt w:val="bullet"/>
-      <w:lvlText w:val=""/>
-      <w:lvlJc w:val="left"/>
-      <w:pPr>
-        <w:tabs>
-          <w:tab w:val="num" w:pos="720"/>
-        </w:tabs>
-        <w:ind w:left="720" w:hanging="360"/>
-      </w:pPr>
-      <w:rPr>
-        <w:rFonts w:ascii="Symbol" w:hAnsi="Symbol" w:hint="default"/>
-        <w:sz w:val="20"/>
-      </w:rPr>
-    </w:lvl>
-    <w:lvl w:ilvl="1" w:tentative="1">
-      <w:start w:val="1"/>
-      <w:numFmt w:val="bullet"/>
-      <w:lvlText w:val="o"/>
-      <w:lvlJc w:val="left"/>
-      <w:pPr>
-        <w:tabs>
-          <w:tab w:val="num" w:pos="1440"/>
-        </w:tabs>
-        <w:ind w:left="1440" w:hanging="360"/>
-      </w:pPr>
-      <w:rPr>
-        <w:rFonts w:ascii="Courier New" w:hAnsi="Courier New" w:hint="default"/>
-        <w:sz w:val="20"/>
-      </w:rPr>
-    </w:lvl>
-    <w:lvl w:ilvl="2" w:tentative="1">
-      <w:start w:val="1"/>
-      <w:numFmt w:val="bullet"/>
-      <w:lvlText w:val=""/>
-      <w:lvlJc w:val="left"/>
-      <w:pPr>
-        <w:tabs>
-          <w:tab w:val="num" w:pos="2160"/>
-        </w:tabs>
-        <w:ind w:left="2160" w:hanging="360"/>
-      </w:pPr>
-      <w:rPr>
-        <w:rFonts w:ascii="Wingdings" w:hAnsi="Wingdings" w:hint="default"/>
-        <w:sz w:val="20"/>
-      </w:rPr>
-    </w:lvl>
-    <w:lvl w:ilvl="3" w:tentative="1">
-      <w:start w:val="1"/>
-      <w:numFmt w:val="bullet"/>
-      <w:lvlText w:val=""/>
-      <w:lvlJc w:val="left"/>
-      <w:pPr>
-        <w:tabs>
-          <w:tab w:val="num" w:pos="2880"/>
-        </w:tabs>
-        <w:ind w:left="2880" w:hanging="360"/>
-      </w:pPr>
-      <w:rPr>
-        <w:rFonts w:ascii="Wingdings" w:hAnsi="Wingdings" w:hint="default"/>
-        <w:sz w:val="20"/>
-      </w:rPr>
-    </w:lvl>
-    <w:lvl w:ilvl="4" w:tentative="1">
-      <w:start w:val="1"/>
-      <w:numFmt w:val="bullet"/>
-      <w:lvlText w:val=""/>
-      <w:lvlJc w:val="left"/>
-      <w:pPr>
-        <w:tabs>
-          <w:tab w:val="num" w:pos="3600"/>
-        </w:tabs>
-        <w:ind w:left="3600" w:hanging="360"/>
-      </w:pPr>
-      <w:rPr>
-        <w:rFonts w:ascii="Wingdings" w:hAnsi="Wingdings" w:hint="default"/>
-        <w:sz w:val="20"/>
-      </w:rPr>
-    </w:lvl>
-    <w:lvl w:ilvl="5" w:tentative="1">
-      <w:start w:val="1"/>
-      <w:numFmt w:val="bullet"/>
-      <w:lvlText w:val=""/>
-      <w:lvlJc w:val="left"/>
-      <w:pPr>
-        <w:tabs>
-          <w:tab w:val="num" w:pos="4320"/>
-        </w:tabs>
-        <w:ind w:left="4320" w:hanging="360"/>
-      </w:pPr>
-      <w:rPr>
-        <w:rFonts w:ascii="Wingdings" w:hAnsi="Wingdings" w:hint="default"/>
-        <w:sz w:val="20"/>
-      </w:rPr>
-    </w:lvl>
-    <w:lvl w:ilvl="6" w:tentative="1">
-      <w:start w:val="1"/>
-      <w:numFmt w:val="bullet"/>
-      <w:lvlText w:val=""/>
-      <w:lvlJc w:val="left"/>
-      <w:pPr>
-        <w:tabs>
-          <w:tab w:val="num" w:pos="5040"/>
-        </w:tabs>
-        <w:ind w:left="5040" w:hanging="360"/>
-      </w:pPr>
-      <w:rPr>
-        <w:rFonts w:ascii="Wingdings" w:hAnsi="Wingdings" w:hint="default"/>
-        <w:sz w:val="20"/>
-      </w:rPr>
-    </w:lvl>
-    <w:lvl w:ilvl="7" w:tentative="1">
-      <w:start w:val="1"/>
-      <w:numFmt w:val="bullet"/>
-      <w:lvlText w:val=""/>
-      <w:lvlJc w:val="left"/>
-      <w:pPr>
-        <w:tabs>
-          <w:tab w:val="num" w:pos="5760"/>
-        </w:tabs>
-        <w:ind w:left="5760" w:hanging="360"/>
-      </w:pPr>
-      <w:rPr>
-        <w:rFonts w:ascii="Wingdings" w:hAnsi="Wingdings" w:hint="default"/>
-        <w:sz w:val="20"/>
-      </w:rPr>
-    </w:lvl>
-    <w:lvl w:ilvl="8" w:tentative="1">
-      <w:start w:val="1"/>
-      <w:numFmt w:val="bullet"/>
-      <w:lvlText w:val=""/>
-      <w:lvlJc w:val="left"/>
-      <w:pPr>
-        <w:tabs>
-          <w:tab w:val="num" w:pos="6480"/>
-        </w:tabs>
-        <w:ind w:left="6480" w:hanging="360"/>
-      </w:pPr>
-      <w:rPr>
-        <w:rFonts w:ascii="Wingdings" w:hAnsi="Wingdings" w:hint="default"/>
-        <w:sz w:val="20"/>
-      </w:rPr>
-    </w:lvl>
-  </w:abstractNum>
-  <w:abstractNum w:abstractNumId="44" w15:restartNumberingAfterBreak="0">
-    <w:nsid w:val="75837FB7"/>
-    <w:multiLevelType w:val="multilevel"/>
-    <w:tmpl w:val="DE6086FC"/>
-    <w:lvl w:ilvl="0">
-      <w:start w:val="1"/>
-      <w:numFmt w:val="bullet"/>
-      <w:lvlText w:val="●"/>
-      <w:lvlJc w:val="left"/>
-      <w:pPr>
-        <w:ind w:left="720" w:hanging="360"/>
-      </w:pPr>
-      <w:rPr>
-        <w:u w:val="none"/>
-      </w:rPr>
-    </w:lvl>
-    <w:lvl w:ilvl="1">
-      <w:start w:val="1"/>
-      <w:numFmt w:val="bullet"/>
-      <w:lvlText w:val="○"/>
-      <w:lvlJc w:val="left"/>
-      <w:pPr>
-        <w:ind w:left="1440" w:hanging="360"/>
-      </w:pPr>
-      <w:rPr>
-        <w:u w:val="none"/>
-      </w:rPr>
-    </w:lvl>
-    <w:lvl w:ilvl="2">
-      <w:start w:val="1"/>
-      <w:numFmt w:val="bullet"/>
-      <w:lvlText w:val="■"/>
-      <w:lvlJc w:val="left"/>
-      <w:pPr>
-        <w:ind w:left="2160" w:hanging="360"/>
-      </w:pPr>
-      <w:rPr>
-        <w:u w:val="none"/>
-      </w:rPr>
-    </w:lvl>
-    <w:lvl w:ilvl="3">
-      <w:start w:val="1"/>
-      <w:numFmt w:val="bullet"/>
-      <w:lvlText w:val="●"/>
-      <w:lvlJc w:val="left"/>
-      <w:pPr>
-        <w:ind w:left="2880" w:hanging="360"/>
-      </w:pPr>
-      <w:rPr>
-        <w:u w:val="none"/>
-      </w:rPr>
-    </w:lvl>
-    <w:lvl w:ilvl="4">
-      <w:start w:val="1"/>
-      <w:numFmt w:val="bullet"/>
-      <w:lvlText w:val="○"/>
-      <w:lvlJc w:val="left"/>
-      <w:pPr>
-        <w:ind w:left="3600" w:hanging="360"/>
-      </w:pPr>
-      <w:rPr>
-        <w:u w:val="none"/>
-      </w:rPr>
-    </w:lvl>
-    <w:lvl w:ilvl="5">
-      <w:start w:val="1"/>
-      <w:numFmt w:val="bullet"/>
-      <w:lvlText w:val="■"/>
-      <w:lvlJc w:val="left"/>
-      <w:pPr>
-        <w:ind w:left="4320" w:hanging="360"/>
-      </w:pPr>
-      <w:rPr>
-        <w:u w:val="none"/>
-      </w:rPr>
-    </w:lvl>
-    <w:lvl w:ilvl="6">
-      <w:start w:val="1"/>
-      <w:numFmt w:val="bullet"/>
-      <w:lvlText w:val="●"/>
-      <w:lvlJc w:val="left"/>
-      <w:pPr>
-        <w:ind w:left="5040" w:hanging="360"/>
-      </w:pPr>
-      <w:rPr>
-        <w:u w:val="none"/>
-      </w:rPr>
-    </w:lvl>
-    <w:lvl w:ilvl="7">
-      <w:start w:val="1"/>
-      <w:numFmt w:val="bullet"/>
-      <w:lvlText w:val="○"/>
-      <w:lvlJc w:val="left"/>
-      <w:pPr>
-        <w:ind w:left="5760" w:hanging="360"/>
-      </w:pPr>
-      <w:rPr>
-        <w:u w:val="none"/>
-      </w:rPr>
-    </w:lvl>
-    <w:lvl w:ilvl="8">
-      <w:start w:val="1"/>
-      <w:numFmt w:val="bullet"/>
-      <w:lvlText w:val="■"/>
-      <w:lvlJc w:val="left"/>
-      <w:pPr>
-        <w:ind w:left="6480" w:hanging="360"/>
-      </w:pPr>
-      <w:rPr>
-        <w:u w:val="none"/>
-      </w:rPr>
-    </w:lvl>
-  </w:abstractNum>
-  <w:abstractNum w:abstractNumId="45" w15:restartNumberingAfterBreak="0">
-    <w:nsid w:val="760863C1"/>
-    <w:multiLevelType w:val="multilevel"/>
-    <w:tmpl w:val="569035CA"/>
-    <w:lvl w:ilvl="0">
-      <w:start w:val="1"/>
-      <w:numFmt w:val="bullet"/>
-      <w:lvlText w:val=""/>
-      <w:lvlJc w:val="left"/>
-      <w:pPr>
-        <w:tabs>
-          <w:tab w:val="num" w:pos="720"/>
-        </w:tabs>
-        <w:ind w:left="720" w:hanging="360"/>
-      </w:pPr>
-      <w:rPr>
-        <w:rFonts w:ascii="Symbol" w:hAnsi="Symbol" w:hint="default"/>
-        <w:sz w:val="20"/>
-      </w:rPr>
-    </w:lvl>
-    <w:lvl w:ilvl="1" w:tentative="1">
-      <w:start w:val="1"/>
-      <w:numFmt w:val="bullet"/>
-      <w:lvlText w:val="o"/>
-      <w:lvlJc w:val="left"/>
-      <w:pPr>
-        <w:tabs>
-          <w:tab w:val="num" w:pos="1440"/>
-        </w:tabs>
-        <w:ind w:left="1440" w:hanging="360"/>
-      </w:pPr>
-      <w:rPr>
-        <w:rFonts w:ascii="Courier New" w:hAnsi="Courier New" w:hint="default"/>
-        <w:sz w:val="20"/>
-      </w:rPr>
-    </w:lvl>
-    <w:lvl w:ilvl="2" w:tentative="1">
-      <w:start w:val="1"/>
-      <w:numFmt w:val="bullet"/>
-      <w:lvlText w:val=""/>
-      <w:lvlJc w:val="left"/>
-      <w:pPr>
-        <w:tabs>
-          <w:tab w:val="num" w:pos="2160"/>
-        </w:tabs>
-        <w:ind w:left="2160" w:hanging="360"/>
-      </w:pPr>
-      <w:rPr>
-        <w:rFonts w:ascii="Wingdings" w:hAnsi="Wingdings" w:hint="default"/>
-        <w:sz w:val="20"/>
-      </w:rPr>
-    </w:lvl>
-    <w:lvl w:ilvl="3" w:tentative="1">
-      <w:start w:val="1"/>
-      <w:numFmt w:val="bullet"/>
-      <w:lvlText w:val=""/>
-      <w:lvlJc w:val="left"/>
-      <w:pPr>
-        <w:tabs>
-          <w:tab w:val="num" w:pos="2880"/>
-        </w:tabs>
-        <w:ind w:left="2880" w:hanging="360"/>
-      </w:pPr>
-      <w:rPr>
-        <w:rFonts w:ascii="Wingdings" w:hAnsi="Wingdings" w:hint="default"/>
-        <w:sz w:val="20"/>
-      </w:rPr>
-    </w:lvl>
-    <w:lvl w:ilvl="4" w:tentative="1">
-      <w:start w:val="1"/>
-      <w:numFmt w:val="bullet"/>
-      <w:lvlText w:val=""/>
-      <w:lvlJc w:val="left"/>
-      <w:pPr>
-        <w:tabs>
-          <w:tab w:val="num" w:pos="3600"/>
-        </w:tabs>
-        <w:ind w:left="3600" w:hanging="360"/>
-      </w:pPr>
-      <w:rPr>
-        <w:rFonts w:ascii="Wingdings" w:hAnsi="Wingdings" w:hint="default"/>
-        <w:sz w:val="20"/>
-      </w:rPr>
-    </w:lvl>
-    <w:lvl w:ilvl="5" w:tentative="1">
-      <w:start w:val="1"/>
-      <w:numFmt w:val="bullet"/>
-      <w:lvlText w:val=""/>
-      <w:lvlJc w:val="left"/>
-      <w:pPr>
-        <w:tabs>
-          <w:tab w:val="num" w:pos="4320"/>
-        </w:tabs>
-        <w:ind w:left="4320" w:hanging="360"/>
-      </w:pPr>
-      <w:rPr>
-        <w:rFonts w:ascii="Wingdings" w:hAnsi="Wingdings" w:hint="default"/>
-        <w:sz w:val="20"/>
-      </w:rPr>
-    </w:lvl>
-    <w:lvl w:ilvl="6" w:tentative="1">
-      <w:start w:val="1"/>
-      <w:numFmt w:val="bullet"/>
-      <w:lvlText w:val=""/>
-      <w:lvlJc w:val="left"/>
-      <w:pPr>
-        <w:tabs>
-          <w:tab w:val="num" w:pos="5040"/>
-        </w:tabs>
-        <w:ind w:left="5040" w:hanging="360"/>
-      </w:pPr>
-      <w:rPr>
-        <w:rFonts w:ascii="Wingdings" w:hAnsi="Wingdings" w:hint="default"/>
-        <w:sz w:val="20"/>
-      </w:rPr>
-    </w:lvl>
-    <w:lvl w:ilvl="7" w:tentative="1">
-      <w:start w:val="1"/>
-      <w:numFmt w:val="bullet"/>
-      <w:lvlText w:val=""/>
-      <w:lvlJc w:val="left"/>
-      <w:pPr>
-        <w:tabs>
-          <w:tab w:val="num" w:pos="5760"/>
-        </w:tabs>
-        <w:ind w:left="5760" w:hanging="360"/>
-      </w:pPr>
-      <w:rPr>
-        <w:rFonts w:ascii="Wingdings" w:hAnsi="Wingdings" w:hint="default"/>
-        <w:sz w:val="20"/>
-      </w:rPr>
-    </w:lvl>
-    <w:lvl w:ilvl="8" w:tentative="1">
-      <w:start w:val="1"/>
-      <w:numFmt w:val="bullet"/>
-      <w:lvlText w:val=""/>
-      <w:lvlJc w:val="left"/>
-      <w:pPr>
-        <w:tabs>
-          <w:tab w:val="num" w:pos="6480"/>
-        </w:tabs>
-        <w:ind w:left="6480" w:hanging="360"/>
-      </w:pPr>
-      <w:rPr>
-        <w:rFonts w:ascii="Wingdings" w:hAnsi="Wingdings" w:hint="default"/>
-        <w:sz w:val="20"/>
-      </w:rPr>
-    </w:lvl>
-  </w:abstractNum>
-  <w:abstractNum w:abstractNumId="46" w15:restartNumberingAfterBreak="0">
-    <w:nsid w:val="78577F52"/>
-    <w:multiLevelType w:val="multilevel"/>
-    <w:tmpl w:val="701660C2"/>
-    <w:lvl w:ilvl="0">
-      <w:start w:val="1"/>
-      <w:numFmt w:val="bullet"/>
-      <w:lvlText w:val=""/>
-      <w:lvlJc w:val="left"/>
-      <w:pPr>
-        <w:tabs>
-          <w:tab w:val="num" w:pos="720"/>
-        </w:tabs>
-        <w:ind w:left="720" w:hanging="360"/>
-      </w:pPr>
-      <w:rPr>
-        <w:rFonts w:ascii="Symbol" w:hAnsi="Symbol" w:hint="default"/>
-        <w:sz w:val="20"/>
-      </w:rPr>
-    </w:lvl>
-    <w:lvl w:ilvl="1" w:tentative="1">
-      <w:start w:val="1"/>
-      <w:numFmt w:val="bullet"/>
-      <w:lvlText w:val="o"/>
-      <w:lvlJc w:val="left"/>
-      <w:pPr>
-        <w:tabs>
-          <w:tab w:val="num" w:pos="1440"/>
-        </w:tabs>
-        <w:ind w:left="1440" w:hanging="360"/>
-      </w:pPr>
-      <w:rPr>
-        <w:rFonts w:ascii="Courier New" w:hAnsi="Courier New" w:hint="default"/>
-        <w:sz w:val="20"/>
-      </w:rPr>
-    </w:lvl>
-    <w:lvl w:ilvl="2" w:tentative="1">
-      <w:start w:val="1"/>
-      <w:numFmt w:val="bullet"/>
-      <w:lvlText w:val=""/>
-      <w:lvlJc w:val="left"/>
-      <w:pPr>
-        <w:tabs>
-          <w:tab w:val="num" w:pos="2160"/>
-        </w:tabs>
-        <w:ind w:left="2160" w:hanging="360"/>
-      </w:pPr>
-      <w:rPr>
-        <w:rFonts w:ascii="Wingdings" w:hAnsi="Wingdings" w:hint="default"/>
-        <w:sz w:val="20"/>
-      </w:rPr>
-    </w:lvl>
-    <w:lvl w:ilvl="3" w:tentative="1">
-      <w:start w:val="1"/>
-      <w:numFmt w:val="bullet"/>
-      <w:lvlText w:val=""/>
-      <w:lvlJc w:val="left"/>
-      <w:pPr>
-        <w:tabs>
-          <w:tab w:val="num" w:pos="2880"/>
-        </w:tabs>
-        <w:ind w:left="2880" w:hanging="360"/>
-      </w:pPr>
-      <w:rPr>
-        <w:rFonts w:ascii="Wingdings" w:hAnsi="Wingdings" w:hint="default"/>
-        <w:sz w:val="20"/>
-      </w:rPr>
-    </w:lvl>
-    <w:lvl w:ilvl="4" w:tentative="1">
-      <w:start w:val="1"/>
-      <w:numFmt w:val="bullet"/>
-      <w:lvlText w:val=""/>
-      <w:lvlJc w:val="left"/>
-      <w:pPr>
-        <w:tabs>
-          <w:tab w:val="num" w:pos="3600"/>
-        </w:tabs>
-        <w:ind w:left="3600" w:hanging="360"/>
-      </w:pPr>
-      <w:rPr>
-        <w:rFonts w:ascii="Wingdings" w:hAnsi="Wingdings" w:hint="default"/>
-        <w:sz w:val="20"/>
-      </w:rPr>
-    </w:lvl>
-    <w:lvl w:ilvl="5" w:tentative="1">
-      <w:start w:val="1"/>
-      <w:numFmt w:val="bullet"/>
-      <w:lvlText w:val=""/>
-      <w:lvlJc w:val="left"/>
-      <w:pPr>
-        <w:tabs>
-          <w:tab w:val="num" w:pos="4320"/>
-        </w:tabs>
-        <w:ind w:left="4320" w:hanging="360"/>
-      </w:pPr>
-      <w:rPr>
-        <w:rFonts w:ascii="Wingdings" w:hAnsi="Wingdings" w:hint="default"/>
-        <w:sz w:val="20"/>
-      </w:rPr>
-    </w:lvl>
-    <w:lvl w:ilvl="6" w:tentative="1">
-      <w:start w:val="1"/>
-      <w:numFmt w:val="bullet"/>
-      <w:lvlText w:val=""/>
-      <w:lvlJc w:val="left"/>
-      <w:pPr>
-        <w:tabs>
-          <w:tab w:val="num" w:pos="5040"/>
-        </w:tabs>
-        <w:ind w:left="5040" w:hanging="360"/>
-      </w:pPr>
-      <w:rPr>
-        <w:rFonts w:ascii="Wingdings" w:hAnsi="Wingdings" w:hint="default"/>
-        <w:sz w:val="20"/>
-      </w:rPr>
-    </w:lvl>
-    <w:lvl w:ilvl="7" w:tentative="1">
-      <w:start w:val="1"/>
-      <w:numFmt w:val="bullet"/>
-      <w:lvlText w:val=""/>
-      <w:lvlJc w:val="left"/>
-      <w:pPr>
-        <w:tabs>
-          <w:tab w:val="num" w:pos="5760"/>
-        </w:tabs>
-        <w:ind w:left="5760" w:hanging="360"/>
-      </w:pPr>
-      <w:rPr>
-        <w:rFonts w:ascii="Wingdings" w:hAnsi="Wingdings" w:hint="default"/>
-        <w:sz w:val="20"/>
-      </w:rPr>
-    </w:lvl>
-    <w:lvl w:ilvl="8" w:tentative="1">
-      <w:start w:val="1"/>
-      <w:numFmt w:val="bullet"/>
-      <w:lvlText w:val=""/>
-      <w:lvlJc w:val="left"/>
-      <w:pPr>
-        <w:tabs>
-          <w:tab w:val="num" w:pos="6480"/>
-        </w:tabs>
-        <w:ind w:left="6480" w:hanging="360"/>
-      </w:pPr>
-      <w:rPr>
-        <w:rFonts w:ascii="Wingdings" w:hAnsi="Wingdings" w:hint="default"/>
-        <w:sz w:val="20"/>
-      </w:rPr>
-    </w:lvl>
-  </w:abstractNum>
-  <w:abstractNum w:abstractNumId="47" w15:restartNumberingAfterBreak="0">
-    <w:nsid w:val="78BE5E3B"/>
-    <w:multiLevelType w:val="multilevel"/>
-    <w:tmpl w:val="9080E916"/>
-    <w:lvl w:ilvl="0">
-      <w:start w:val="1"/>
-      <w:numFmt w:val="bullet"/>
-      <w:lvlText w:val="●"/>
-      <w:lvlJc w:val="left"/>
-      <w:pPr>
-        <w:ind w:left="720" w:hanging="360"/>
-      </w:pPr>
-      <w:rPr>
-        <w:rFonts w:ascii="Noto Sans Symbols" w:eastAsia="Noto Sans Symbols" w:hAnsi="Noto Sans Symbols" w:cs="Noto Sans Symbols"/>
-      </w:rPr>
-    </w:lvl>
-    <w:lvl w:ilvl="1">
-      <w:start w:val="1"/>
-      <w:numFmt w:val="bullet"/>
-      <w:lvlText w:val="o"/>
-      <w:lvlJc w:val="left"/>
-      <w:pPr>
-        <w:ind w:left="1440" w:hanging="360"/>
-      </w:pPr>
-      <w:rPr>
-        <w:rFonts w:ascii="Courier New" w:eastAsia="Courier New" w:hAnsi="Courier New" w:cs="Courier New"/>
-      </w:rPr>
-    </w:lvl>
-    <w:lvl w:ilvl="2">
-      <w:start w:val="1"/>
-      <w:numFmt w:val="bullet"/>
-      <w:lvlText w:val="▪"/>
-      <w:lvlJc w:val="left"/>
-      <w:pPr>
-        <w:ind w:left="2160" w:hanging="360"/>
-      </w:pPr>
-      <w:rPr>
-        <w:rFonts w:ascii="Noto Sans Symbols" w:eastAsia="Noto Sans Symbols" w:hAnsi="Noto Sans Symbols" w:cs="Noto Sans Symbols"/>
-      </w:rPr>
-    </w:lvl>
-    <w:lvl w:ilvl="3">
-      <w:start w:val="1"/>
-      <w:numFmt w:val="bullet"/>
-      <w:lvlText w:val="●"/>
-      <w:lvlJc w:val="left"/>
-      <w:pPr>
-        <w:ind w:left="2880" w:hanging="360"/>
-      </w:pPr>
-      <w:rPr>
-        <w:rFonts w:ascii="Noto Sans Symbols" w:eastAsia="Noto Sans Symbols" w:hAnsi="Noto Sans Symbols" w:cs="Noto Sans Symbols"/>
-      </w:rPr>
-    </w:lvl>
-    <w:lvl w:ilvl="4">
-      <w:start w:val="1"/>
-      <w:numFmt w:val="bullet"/>
-      <w:lvlText w:val="o"/>
-      <w:lvlJc w:val="left"/>
-      <w:pPr>
-        <w:ind w:left="3600" w:hanging="360"/>
-      </w:pPr>
-      <w:rPr>
-        <w:rFonts w:ascii="Courier New" w:eastAsia="Courier New" w:hAnsi="Courier New" w:cs="Courier New"/>
-      </w:rPr>
-    </w:lvl>
-    <w:lvl w:ilvl="5">
-      <w:start w:val="1"/>
-      <w:numFmt w:val="bullet"/>
-      <w:lvlText w:val="▪"/>
-      <w:lvlJc w:val="left"/>
-      <w:pPr>
-        <w:ind w:left="4320" w:hanging="360"/>
-      </w:pPr>
-      <w:rPr>
-        <w:rFonts w:ascii="Noto Sans Symbols" w:eastAsia="Noto Sans Symbols" w:hAnsi="Noto Sans Symbols" w:cs="Noto Sans Symbols"/>
-      </w:rPr>
-    </w:lvl>
-    <w:lvl w:ilvl="6">
-      <w:start w:val="1"/>
-      <w:numFmt w:val="bullet"/>
-      <w:lvlText w:val="●"/>
-      <w:lvlJc w:val="left"/>
-      <w:pPr>
-        <w:ind w:left="5040" w:hanging="360"/>
-      </w:pPr>
-      <w:rPr>
-        <w:rFonts w:ascii="Noto Sans Symbols" w:eastAsia="Noto Sans Symbols" w:hAnsi="Noto Sans Symbols" w:cs="Noto Sans Symbols"/>
-      </w:rPr>
-    </w:lvl>
-    <w:lvl w:ilvl="7">
-      <w:start w:val="1"/>
-      <w:numFmt w:val="bullet"/>
-      <w:lvlText w:val="o"/>
-      <w:lvlJc w:val="left"/>
-      <w:pPr>
-        <w:ind w:left="5760" w:hanging="360"/>
-      </w:pPr>
-      <w:rPr>
-        <w:rFonts w:ascii="Courier New" w:eastAsia="Courier New" w:hAnsi="Courier New" w:cs="Courier New"/>
-      </w:rPr>
-    </w:lvl>
-    <w:lvl w:ilvl="8">
-      <w:start w:val="1"/>
-      <w:numFmt w:val="bullet"/>
-      <w:lvlText w:val="▪"/>
-      <w:lvlJc w:val="left"/>
-      <w:pPr>
-        <w:ind w:left="6480" w:hanging="360"/>
-      </w:pPr>
-      <w:rPr>
-        <w:rFonts w:ascii="Noto Sans Symbols" w:eastAsia="Noto Sans Symbols" w:hAnsi="Noto Sans Symbols" w:cs="Noto Sans Symbols"/>
-      </w:rPr>
-    </w:lvl>
-  </w:abstractNum>
-  <w:abstractNum w:abstractNumId="48" w15:restartNumberingAfterBreak="0">
-    <w:nsid w:val="791908CC"/>
-    <w:multiLevelType w:val="multilevel"/>
-    <w:tmpl w:val="5314B6C8"/>
-    <w:lvl w:ilvl="0">
-      <w:start w:val="1"/>
-      <w:numFmt w:val="bullet"/>
-      <w:lvlText w:val=""/>
-      <w:lvlJc w:val="left"/>
-      <w:pPr>
-        <w:tabs>
-          <w:tab w:val="num" w:pos="720"/>
-        </w:tabs>
-        <w:ind w:left="720" w:hanging="360"/>
-      </w:pPr>
-      <w:rPr>
-        <w:rFonts w:ascii="Symbol" w:hAnsi="Symbol" w:hint="default"/>
-        <w:sz w:val="20"/>
-      </w:rPr>
-    </w:lvl>
-    <w:lvl w:ilvl="1" w:tentative="1">
-      <w:start w:val="1"/>
-      <w:numFmt w:val="bullet"/>
-      <w:lvlText w:val="o"/>
-      <w:lvlJc w:val="left"/>
-      <w:pPr>
-        <w:tabs>
-          <w:tab w:val="num" w:pos="1440"/>
-        </w:tabs>
-        <w:ind w:left="1440" w:hanging="360"/>
-      </w:pPr>
-      <w:rPr>
-        <w:rFonts w:ascii="Courier New" w:hAnsi="Courier New" w:hint="default"/>
-        <w:sz w:val="20"/>
-      </w:rPr>
-    </w:lvl>
-    <w:lvl w:ilvl="2" w:tentative="1">
-      <w:start w:val="1"/>
-      <w:numFmt w:val="bullet"/>
-      <w:lvlText w:val=""/>
-      <w:lvlJc w:val="left"/>
-      <w:pPr>
-        <w:tabs>
-          <w:tab w:val="num" w:pos="2160"/>
-        </w:tabs>
-        <w:ind w:left="2160" w:hanging="360"/>
-      </w:pPr>
-      <w:rPr>
-        <w:rFonts w:ascii="Wingdings" w:hAnsi="Wingdings" w:hint="default"/>
-        <w:sz w:val="20"/>
-      </w:rPr>
-    </w:lvl>
-    <w:lvl w:ilvl="3" w:tentative="1">
-      <w:start w:val="1"/>
-      <w:numFmt w:val="bullet"/>
-      <w:lvlText w:val=""/>
-      <w:lvlJc w:val="left"/>
-      <w:pPr>
-        <w:tabs>
-          <w:tab w:val="num" w:pos="2880"/>
-        </w:tabs>
-        <w:ind w:left="2880" w:hanging="360"/>
-      </w:pPr>
-      <w:rPr>
-        <w:rFonts w:ascii="Wingdings" w:hAnsi="Wingdings" w:hint="default"/>
-        <w:sz w:val="20"/>
-      </w:rPr>
-    </w:lvl>
-    <w:lvl w:ilvl="4" w:tentative="1">
-      <w:start w:val="1"/>
-      <w:numFmt w:val="bullet"/>
-      <w:lvlText w:val=""/>
-      <w:lvlJc w:val="left"/>
-      <w:pPr>
-        <w:tabs>
-          <w:tab w:val="num" w:pos="3600"/>
-        </w:tabs>
-        <w:ind w:left="3600" w:hanging="360"/>
-      </w:pPr>
-      <w:rPr>
-        <w:rFonts w:ascii="Wingdings" w:hAnsi="Wingdings" w:hint="default"/>
-        <w:sz w:val="20"/>
-      </w:rPr>
-    </w:lvl>
-    <w:lvl w:ilvl="5" w:tentative="1">
-      <w:start w:val="1"/>
-      <w:numFmt w:val="bullet"/>
-      <w:lvlText w:val=""/>
-      <w:lvlJc w:val="left"/>
-      <w:pPr>
-        <w:tabs>
-          <w:tab w:val="num" w:pos="4320"/>
-        </w:tabs>
-        <w:ind w:left="4320" w:hanging="360"/>
-      </w:pPr>
-      <w:rPr>
-        <w:rFonts w:ascii="Wingdings" w:hAnsi="Wingdings" w:hint="default"/>
-        <w:sz w:val="20"/>
-      </w:rPr>
-    </w:lvl>
-    <w:lvl w:ilvl="6" w:tentative="1">
-      <w:start w:val="1"/>
-      <w:numFmt w:val="bullet"/>
-      <w:lvlText w:val=""/>
-      <w:lvlJc w:val="left"/>
-      <w:pPr>
-        <w:tabs>
-          <w:tab w:val="num" w:pos="5040"/>
-        </w:tabs>
-        <w:ind w:left="5040" w:hanging="360"/>
-      </w:pPr>
-      <w:rPr>
-        <w:rFonts w:ascii="Wingdings" w:hAnsi="Wingdings" w:hint="default"/>
-        <w:sz w:val="20"/>
-      </w:rPr>
-    </w:lvl>
-    <w:lvl w:ilvl="7" w:tentative="1">
-      <w:start w:val="1"/>
-      <w:numFmt w:val="bullet"/>
-      <w:lvlText w:val=""/>
-      <w:lvlJc w:val="left"/>
-      <w:pPr>
-        <w:tabs>
-          <w:tab w:val="num" w:pos="5760"/>
-        </w:tabs>
-        <w:ind w:left="5760" w:hanging="360"/>
-      </w:pPr>
-      <w:rPr>
-        <w:rFonts w:ascii="Wingdings" w:hAnsi="Wingdings" w:hint="default"/>
-        <w:sz w:val="20"/>
-      </w:rPr>
-    </w:lvl>
-    <w:lvl w:ilvl="8" w:tentative="1">
-      <w:start w:val="1"/>
-      <w:numFmt w:val="bullet"/>
-      <w:lvlText w:val=""/>
-      <w:lvlJc w:val="left"/>
-      <w:pPr>
-        <w:tabs>
-          <w:tab w:val="num" w:pos="6480"/>
-        </w:tabs>
-        <w:ind w:left="6480" w:hanging="360"/>
-      </w:pPr>
-      <w:rPr>
-        <w:rFonts w:ascii="Wingdings" w:hAnsi="Wingdings" w:hint="default"/>
-        <w:sz w:val="20"/>
-      </w:rPr>
-    </w:lvl>
-  </w:abstractNum>
-  <w:abstractNum w:abstractNumId="49" w15:restartNumberingAfterBreak="0">
-    <w:nsid w:val="7B8C0173"/>
-    <w:multiLevelType w:val="multilevel"/>
-    <w:tmpl w:val="91340A4A"/>
-    <w:lvl w:ilvl="0">
-      <w:start w:val="1"/>
-      <w:numFmt w:val="bullet"/>
-      <w:lvlText w:val="●"/>
-      <w:lvlJc w:val="left"/>
-      <w:pPr>
-        <w:ind w:left="720" w:hanging="360"/>
-      </w:pPr>
-      <w:rPr>
-        <w:u w:val="none"/>
-      </w:rPr>
-    </w:lvl>
-    <w:lvl w:ilvl="1">
-      <w:start w:val="1"/>
-      <w:numFmt w:val="bullet"/>
-      <w:lvlText w:val="○"/>
-      <w:lvlJc w:val="left"/>
-      <w:pPr>
-        <w:ind w:left="1440" w:hanging="360"/>
-      </w:pPr>
-      <w:rPr>
-        <w:u w:val="none"/>
-      </w:rPr>
-    </w:lvl>
-    <w:lvl w:ilvl="2">
-      <w:start w:val="1"/>
-      <w:numFmt w:val="bullet"/>
-      <w:lvlText w:val="■"/>
-      <w:lvlJc w:val="left"/>
-      <w:pPr>
-        <w:ind w:left="2160" w:hanging="360"/>
-      </w:pPr>
-      <w:rPr>
-        <w:u w:val="none"/>
-      </w:rPr>
-    </w:lvl>
-    <w:lvl w:ilvl="3">
-      <w:start w:val="1"/>
-      <w:numFmt w:val="bullet"/>
-      <w:lvlText w:val="●"/>
-      <w:lvlJc w:val="left"/>
-      <w:pPr>
-        <w:ind w:left="2880" w:hanging="360"/>
-      </w:pPr>
-      <w:rPr>
-        <w:u w:val="none"/>
-      </w:rPr>
-    </w:lvl>
-    <w:lvl w:ilvl="4">
-      <w:start w:val="1"/>
-      <w:numFmt w:val="bullet"/>
-      <w:lvlText w:val="○"/>
-      <w:lvlJc w:val="left"/>
-      <w:pPr>
-        <w:ind w:left="3600" w:hanging="360"/>
-      </w:pPr>
-      <w:rPr>
-        <w:u w:val="none"/>
-      </w:rPr>
-    </w:lvl>
-    <w:lvl w:ilvl="5">
-      <w:start w:val="1"/>
-      <w:numFmt w:val="bullet"/>
-      <w:lvlText w:val="■"/>
-      <w:lvlJc w:val="left"/>
-      <w:pPr>
-        <w:ind w:left="4320" w:hanging="360"/>
-      </w:pPr>
-      <w:rPr>
-        <w:u w:val="none"/>
-      </w:rPr>
-    </w:lvl>
-    <w:lvl w:ilvl="6">
-      <w:start w:val="1"/>
-      <w:numFmt w:val="bullet"/>
-      <w:lvlText w:val="●"/>
-      <w:lvlJc w:val="left"/>
-      <w:pPr>
-        <w:ind w:left="5040" w:hanging="360"/>
-      </w:pPr>
-      <w:rPr>
-        <w:u w:val="none"/>
-      </w:rPr>
-    </w:lvl>
-    <w:lvl w:ilvl="7">
-      <w:start w:val="1"/>
-      <w:numFmt w:val="bullet"/>
-      <w:lvlText w:val="○"/>
-      <w:lvlJc w:val="left"/>
-      <w:pPr>
-        <w:ind w:left="5760" w:hanging="360"/>
-      </w:pPr>
-      <w:rPr>
-        <w:u w:val="none"/>
-      </w:rPr>
-    </w:lvl>
-    <w:lvl w:ilvl="8">
-      <w:start w:val="1"/>
-      <w:numFmt w:val="bullet"/>
-      <w:lvlText w:val="■"/>
-      <w:lvlJc w:val="left"/>
-      <w:pPr>
-        <w:ind w:left="6480" w:hanging="360"/>
-      </w:pPr>
-      <w:rPr>
-        <w:u w:val="none"/>
-      </w:rPr>
-    </w:lvl>
-  </w:abstractNum>
-  <w:abstractNum w:abstractNumId="50" w15:restartNumberingAfterBreak="0">
-    <w:nsid w:val="7CF63A89"/>
-    <w:multiLevelType w:val="multilevel"/>
-    <w:tmpl w:val="94E0C148"/>
-    <w:lvl w:ilvl="0">
-      <w:start w:val="1"/>
-      <w:numFmt w:val="bullet"/>
-      <w:lvlText w:val=""/>
-      <w:lvlJc w:val="left"/>
-      <w:pPr>
-        <w:tabs>
-          <w:tab w:val="num" w:pos="720"/>
-        </w:tabs>
-        <w:ind w:left="720" w:hanging="360"/>
-      </w:pPr>
-      <w:rPr>
-        <w:rFonts w:ascii="Symbol" w:hAnsi="Symbol" w:hint="default"/>
-        <w:sz w:val="20"/>
-      </w:rPr>
-    </w:lvl>
-    <w:lvl w:ilvl="1" w:tentative="1">
-      <w:start w:val="1"/>
-      <w:numFmt w:val="bullet"/>
-      <w:lvlText w:val="o"/>
-      <w:lvlJc w:val="left"/>
-      <w:pPr>
-        <w:tabs>
-          <w:tab w:val="num" w:pos="1440"/>
-        </w:tabs>
-        <w:ind w:left="1440" w:hanging="360"/>
-      </w:pPr>
-      <w:rPr>
-        <w:rFonts w:ascii="Courier New" w:hAnsi="Courier New" w:hint="default"/>
-        <w:sz w:val="20"/>
-      </w:rPr>
-    </w:lvl>
-    <w:lvl w:ilvl="2" w:tentative="1">
-      <w:start w:val="1"/>
-      <w:numFmt w:val="bullet"/>
-      <w:lvlText w:val=""/>
-      <w:lvlJc w:val="left"/>
-      <w:pPr>
-        <w:tabs>
-          <w:tab w:val="num" w:pos="2160"/>
-        </w:tabs>
-        <w:ind w:left="2160" w:hanging="360"/>
-      </w:pPr>
-      <w:rPr>
-        <w:rFonts w:ascii="Wingdings" w:hAnsi="Wingdings" w:hint="default"/>
-        <w:sz w:val="20"/>
-      </w:rPr>
-    </w:lvl>
-    <w:lvl w:ilvl="3" w:tentative="1">
-      <w:start w:val="1"/>
-      <w:numFmt w:val="bullet"/>
-      <w:lvlText w:val=""/>
-      <w:lvlJc w:val="left"/>
-      <w:pPr>
-        <w:tabs>
-          <w:tab w:val="num" w:pos="2880"/>
-        </w:tabs>
-        <w:ind w:left="2880" w:hanging="360"/>
-      </w:pPr>
-      <w:rPr>
-        <w:rFonts w:ascii="Wingdings" w:hAnsi="Wingdings" w:hint="default"/>
-        <w:sz w:val="20"/>
-      </w:rPr>
-    </w:lvl>
-    <w:lvl w:ilvl="4" w:tentative="1">
-      <w:start w:val="1"/>
-      <w:numFmt w:val="bullet"/>
-      <w:lvlText w:val=""/>
-      <w:lvlJc w:val="left"/>
-      <w:pPr>
-        <w:tabs>
-          <w:tab w:val="num" w:pos="3600"/>
-        </w:tabs>
-        <w:ind w:left="3600" w:hanging="360"/>
-      </w:pPr>
-      <w:rPr>
-        <w:rFonts w:ascii="Wingdings" w:hAnsi="Wingdings" w:hint="default"/>
-        <w:sz w:val="20"/>
-      </w:rPr>
-    </w:lvl>
-    <w:lvl w:ilvl="5" w:tentative="1">
-      <w:start w:val="1"/>
-      <w:numFmt w:val="bullet"/>
-      <w:lvlText w:val=""/>
-      <w:lvlJc w:val="left"/>
-      <w:pPr>
-        <w:tabs>
-          <w:tab w:val="num" w:pos="4320"/>
-        </w:tabs>
-        <w:ind w:left="4320" w:hanging="360"/>
-      </w:pPr>
-      <w:rPr>
-        <w:rFonts w:ascii="Wingdings" w:hAnsi="Wingdings" w:hint="default"/>
-        <w:sz w:val="20"/>
-      </w:rPr>
-    </w:lvl>
-    <w:lvl w:ilvl="6" w:tentative="1">
-      <w:start w:val="1"/>
-      <w:numFmt w:val="bullet"/>
-      <w:lvlText w:val=""/>
-      <w:lvlJc w:val="left"/>
-      <w:pPr>
-        <w:tabs>
-          <w:tab w:val="num" w:pos="5040"/>
-        </w:tabs>
-        <w:ind w:left="5040" w:hanging="360"/>
-      </w:pPr>
-      <w:rPr>
-        <w:rFonts w:ascii="Wingdings" w:hAnsi="Wingdings" w:hint="default"/>
-        <w:sz w:val="20"/>
-      </w:rPr>
-    </w:lvl>
-    <w:lvl w:ilvl="7" w:tentative="1">
-      <w:start w:val="1"/>
-      <w:numFmt w:val="bullet"/>
-      <w:lvlText w:val=""/>
-      <w:lvlJc w:val="left"/>
-      <w:pPr>
-        <w:tabs>
-          <w:tab w:val="num" w:pos="5760"/>
-        </w:tabs>
-        <w:ind w:left="5760" w:hanging="360"/>
-      </w:pPr>
-      <w:rPr>
-        <w:rFonts w:ascii="Wingdings" w:hAnsi="Wingdings" w:hint="default"/>
-        <w:sz w:val="20"/>
-      </w:rPr>
-    </w:lvl>
-    <w:lvl w:ilvl="8" w:tentative="1">
-      <w:start w:val="1"/>
-      <w:numFmt w:val="bullet"/>
-      <w:lvlText w:val=""/>
-      <w:lvlJc w:val="left"/>
-      <w:pPr>
-        <w:tabs>
-          <w:tab w:val="num" w:pos="6480"/>
-        </w:tabs>
-        <w:ind w:left="6480" w:hanging="360"/>
-      </w:pPr>
-      <w:rPr>
-        <w:rFonts w:ascii="Wingdings" w:hAnsi="Wingdings" w:hint="default"/>
-        <w:sz w:val="20"/>
-      </w:rPr>
-    </w:lvl>
-  </w:abstractNum>
-  <w:abstractNum w:abstractNumId="51" w15:restartNumberingAfterBreak="0">
     <w:nsid w:val="7D63210F"/>
     <w:multiLevelType w:val="multilevel"/>
     <w:tmpl w:val="0F1E3D06"/>
@@ -54474,7 +51165,7 @@
       </w:pPr>
     </w:lvl>
   </w:abstractNum>
-  <w:abstractNum w:abstractNumId="52" w15:restartNumberingAfterBreak="0">
+  <w:abstractNum w:abstractNumId="29" w15:restartNumberingAfterBreak="0">
     <w:nsid w:val="7E0C73FC"/>
     <w:multiLevelType w:val="multilevel"/>
     <w:tmpl w:val="9DE61BF6"/>
@@ -54587,317 +51278,97 @@
       </w:pPr>
     </w:lvl>
   </w:abstractNum>
-  <w:abstractNum w:abstractNumId="53" w15:restartNumberingAfterBreak="0">
-    <w:nsid w:val="7FF1279F"/>
-    <w:multiLevelType w:val="multilevel"/>
-    <w:tmpl w:val="65C6C798"/>
-    <w:lvl w:ilvl="0">
-      <w:start w:val="1"/>
-      <w:numFmt w:val="bullet"/>
-      <w:lvlText w:val=""/>
-      <w:lvlJc w:val="left"/>
-      <w:pPr>
-        <w:tabs>
-          <w:tab w:val="num" w:pos="720"/>
-        </w:tabs>
-        <w:ind w:left="720" w:hanging="360"/>
-      </w:pPr>
-      <w:rPr>
-        <w:rFonts w:ascii="Symbol" w:hAnsi="Symbol" w:hint="default"/>
-        <w:sz w:val="20"/>
-      </w:rPr>
-    </w:lvl>
-    <w:lvl w:ilvl="1" w:tentative="1">
-      <w:start w:val="1"/>
-      <w:numFmt w:val="bullet"/>
-      <w:lvlText w:val="o"/>
-      <w:lvlJc w:val="left"/>
-      <w:pPr>
-        <w:tabs>
-          <w:tab w:val="num" w:pos="1440"/>
-        </w:tabs>
-        <w:ind w:left="1440" w:hanging="360"/>
-      </w:pPr>
-      <w:rPr>
-        <w:rFonts w:ascii="Courier New" w:hAnsi="Courier New" w:hint="default"/>
-        <w:sz w:val="20"/>
-      </w:rPr>
-    </w:lvl>
-    <w:lvl w:ilvl="2" w:tentative="1">
-      <w:start w:val="1"/>
-      <w:numFmt w:val="bullet"/>
-      <w:lvlText w:val=""/>
-      <w:lvlJc w:val="left"/>
-      <w:pPr>
-        <w:tabs>
-          <w:tab w:val="num" w:pos="2160"/>
-        </w:tabs>
-        <w:ind w:left="2160" w:hanging="360"/>
-      </w:pPr>
-      <w:rPr>
-        <w:rFonts w:ascii="Wingdings" w:hAnsi="Wingdings" w:hint="default"/>
-        <w:sz w:val="20"/>
-      </w:rPr>
-    </w:lvl>
-    <w:lvl w:ilvl="3" w:tentative="1">
-      <w:start w:val="1"/>
-      <w:numFmt w:val="bullet"/>
-      <w:lvlText w:val=""/>
-      <w:lvlJc w:val="left"/>
-      <w:pPr>
-        <w:tabs>
-          <w:tab w:val="num" w:pos="2880"/>
-        </w:tabs>
-        <w:ind w:left="2880" w:hanging="360"/>
-      </w:pPr>
-      <w:rPr>
-        <w:rFonts w:ascii="Wingdings" w:hAnsi="Wingdings" w:hint="default"/>
-        <w:sz w:val="20"/>
-      </w:rPr>
-    </w:lvl>
-    <w:lvl w:ilvl="4" w:tentative="1">
-      <w:start w:val="1"/>
-      <w:numFmt w:val="bullet"/>
-      <w:lvlText w:val=""/>
-      <w:lvlJc w:val="left"/>
-      <w:pPr>
-        <w:tabs>
-          <w:tab w:val="num" w:pos="3600"/>
-        </w:tabs>
-        <w:ind w:left="3600" w:hanging="360"/>
-      </w:pPr>
-      <w:rPr>
-        <w:rFonts w:ascii="Wingdings" w:hAnsi="Wingdings" w:hint="default"/>
-        <w:sz w:val="20"/>
-      </w:rPr>
-    </w:lvl>
-    <w:lvl w:ilvl="5" w:tentative="1">
-      <w:start w:val="1"/>
-      <w:numFmt w:val="bullet"/>
-      <w:lvlText w:val=""/>
-      <w:lvlJc w:val="left"/>
-      <w:pPr>
-        <w:tabs>
-          <w:tab w:val="num" w:pos="4320"/>
-        </w:tabs>
-        <w:ind w:left="4320" w:hanging="360"/>
-      </w:pPr>
-      <w:rPr>
-        <w:rFonts w:ascii="Wingdings" w:hAnsi="Wingdings" w:hint="default"/>
-        <w:sz w:val="20"/>
-      </w:rPr>
-    </w:lvl>
-    <w:lvl w:ilvl="6" w:tentative="1">
-      <w:start w:val="1"/>
-      <w:numFmt w:val="bullet"/>
-      <w:lvlText w:val=""/>
-      <w:lvlJc w:val="left"/>
-      <w:pPr>
-        <w:tabs>
-          <w:tab w:val="num" w:pos="5040"/>
-        </w:tabs>
-        <w:ind w:left="5040" w:hanging="360"/>
-      </w:pPr>
-      <w:rPr>
-        <w:rFonts w:ascii="Wingdings" w:hAnsi="Wingdings" w:hint="default"/>
-        <w:sz w:val="20"/>
-      </w:rPr>
-    </w:lvl>
-    <w:lvl w:ilvl="7" w:tentative="1">
-      <w:start w:val="1"/>
-      <w:numFmt w:val="bullet"/>
-      <w:lvlText w:val=""/>
-      <w:lvlJc w:val="left"/>
-      <w:pPr>
-        <w:tabs>
-          <w:tab w:val="num" w:pos="5760"/>
-        </w:tabs>
-        <w:ind w:left="5760" w:hanging="360"/>
-      </w:pPr>
-      <w:rPr>
-        <w:rFonts w:ascii="Wingdings" w:hAnsi="Wingdings" w:hint="default"/>
-        <w:sz w:val="20"/>
-      </w:rPr>
-    </w:lvl>
-    <w:lvl w:ilvl="8" w:tentative="1">
-      <w:start w:val="1"/>
-      <w:numFmt w:val="bullet"/>
-      <w:lvlText w:val=""/>
-      <w:lvlJc w:val="left"/>
-      <w:pPr>
-        <w:tabs>
-          <w:tab w:val="num" w:pos="6480"/>
-        </w:tabs>
-        <w:ind w:left="6480" w:hanging="360"/>
-      </w:pPr>
-      <w:rPr>
-        <w:rFonts w:ascii="Wingdings" w:hAnsi="Wingdings" w:hint="default"/>
-        <w:sz w:val="20"/>
-      </w:rPr>
-    </w:lvl>
-  </w:abstractNum>
-  <w:num w:numId="1" w16cid:durableId="82067795">
+  <w:num w:numId="1" w16cid:durableId="1275361877">
+    <w:abstractNumId w:val="23"/>
+  </w:num>
+  <w:num w:numId="2" w16cid:durableId="888221408">
+    <w:abstractNumId w:val="2"/>
+  </w:num>
+  <w:num w:numId="3" w16cid:durableId="1574967910">
+    <w:abstractNumId w:val="20"/>
+  </w:num>
+  <w:num w:numId="4" w16cid:durableId="535972265">
+    <w:abstractNumId w:val="5"/>
+  </w:num>
+  <w:num w:numId="5" w16cid:durableId="1287195565">
+    <w:abstractNumId w:val="26"/>
+  </w:num>
+  <w:num w:numId="6" w16cid:durableId="1286425215">
+    <w:abstractNumId w:val="17"/>
+  </w:num>
+  <w:num w:numId="7" w16cid:durableId="1127965552">
+    <w:abstractNumId w:val="7"/>
+  </w:num>
+  <w:num w:numId="8" w16cid:durableId="362246125">
+    <w:abstractNumId w:val="29"/>
+  </w:num>
+  <w:num w:numId="9" w16cid:durableId="923337556">
+    <w:abstractNumId w:val="14"/>
+  </w:num>
+  <w:num w:numId="10" w16cid:durableId="1674188287">
+    <w:abstractNumId w:val="15"/>
+  </w:num>
+  <w:num w:numId="11" w16cid:durableId="1416510091">
+    <w:abstractNumId w:val="9"/>
+  </w:num>
+  <w:num w:numId="12" w16cid:durableId="870995703">
+    <w:abstractNumId w:val="21"/>
+  </w:num>
+  <w:num w:numId="13" w16cid:durableId="253439049">
+    <w:abstractNumId w:val="22"/>
+  </w:num>
+  <w:num w:numId="14" w16cid:durableId="1517117441">
+    <w:abstractNumId w:val="13"/>
+  </w:num>
+  <w:num w:numId="15" w16cid:durableId="1365910356">
+    <w:abstractNumId w:val="28"/>
+  </w:num>
+  <w:num w:numId="16" w16cid:durableId="141432420">
+    <w:abstractNumId w:val="0"/>
+  </w:num>
+  <w:num w:numId="17" w16cid:durableId="1164857239">
     <w:abstractNumId w:val="25"/>
   </w:num>
-  <w:num w:numId="2" w16cid:durableId="1683894737">
-    <w:abstractNumId w:val="32"/>
+  <w:num w:numId="18" w16cid:durableId="1046217680">
+    <w:abstractNumId w:val="27"/>
   </w:num>
-  <w:num w:numId="3" w16cid:durableId="1144615091">
+  <w:num w:numId="19" w16cid:durableId="1005522369">
+    <w:abstractNumId w:val="12"/>
+  </w:num>
+  <w:num w:numId="20" w16cid:durableId="1058086889">
+    <w:abstractNumId w:val="6"/>
+  </w:num>
+  <w:num w:numId="21" w16cid:durableId="123693439">
+    <w:abstractNumId w:val="24"/>
+  </w:num>
+  <w:num w:numId="22" w16cid:durableId="1786000885">
     <w:abstractNumId w:val="1"/>
   </w:num>
-  <w:num w:numId="4" w16cid:durableId="141117507">
-    <w:abstractNumId w:val="27"/>
+  <w:num w:numId="23" w16cid:durableId="112289959">
+    <w:abstractNumId w:val="8"/>
   </w:num>
-  <w:num w:numId="5" w16cid:durableId="1129208428">
-    <w:abstractNumId w:val="44"/>
+  <w:num w:numId="24" w16cid:durableId="341326463">
+    <w:abstractNumId w:val="19"/>
   </w:num>
-  <w:num w:numId="6" w16cid:durableId="1000232007">
-    <w:abstractNumId w:val="0"/>
+  <w:num w:numId="25" w16cid:durableId="727531211">
+    <w:abstractNumId w:val="16"/>
   </w:num>
-  <w:num w:numId="7" w16cid:durableId="2053573330">
-    <w:abstractNumId w:val="7"/>
-  </w:num>
-  <w:num w:numId="8" w16cid:durableId="1275361877">
-    <w:abstractNumId w:val="41"/>
-  </w:num>
-  <w:num w:numId="9" w16cid:durableId="888221408">
+  <w:num w:numId="26" w16cid:durableId="666782626">
     <w:abstractNumId w:val="4"/>
   </w:num>
-  <w:num w:numId="10" w16cid:durableId="1574967910">
-    <w:abstractNumId w:val="37"/>
-  </w:num>
-  <w:num w:numId="11" w16cid:durableId="535972265">
+  <w:num w:numId="27" w16cid:durableId="1844662024">
     <w:abstractNumId w:val="11"/>
   </w:num>
-  <w:num w:numId="12" w16cid:durableId="1287195565">
-    <w:abstractNumId w:val="47"/>
+  <w:num w:numId="28" w16cid:durableId="1709722822">
+    <w:abstractNumId w:val="3"/>
   </w:num>
-  <w:num w:numId="13" w16cid:durableId="2040273551">
+  <w:num w:numId="29" w16cid:durableId="1928228061">
     <w:abstractNumId w:val="10"/>
   </w:num>
-  <w:num w:numId="14" w16cid:durableId="534345220">
-    <w:abstractNumId w:val="5"/>
-  </w:num>
-  <w:num w:numId="15" w16cid:durableId="1622496926">
-    <w:abstractNumId w:val="49"/>
-  </w:num>
-  <w:num w:numId="16" w16cid:durableId="1803882755">
-    <w:abstractNumId w:val="45"/>
-  </w:num>
-  <w:num w:numId="17" w16cid:durableId="819804889">
-    <w:abstractNumId w:val="6"/>
-  </w:num>
-  <w:num w:numId="18" w16cid:durableId="96562860">
-    <w:abstractNumId w:val="43"/>
-  </w:num>
-  <w:num w:numId="19" w16cid:durableId="1648627695">
-    <w:abstractNumId w:val="48"/>
-  </w:num>
-  <w:num w:numId="20" w16cid:durableId="1491630009">
-    <w:abstractNumId w:val="30"/>
-  </w:num>
-  <w:num w:numId="21" w16cid:durableId="9917177">
-    <w:abstractNumId w:val="14"/>
-  </w:num>
-  <w:num w:numId="22" w16cid:durableId="1017972638">
-    <w:abstractNumId w:val="40"/>
-  </w:num>
-  <w:num w:numId="23" w16cid:durableId="1943757842">
-    <w:abstractNumId w:val="13"/>
-  </w:num>
-  <w:num w:numId="24" w16cid:durableId="1421608711">
-    <w:abstractNumId w:val="53"/>
-  </w:num>
-  <w:num w:numId="25" w16cid:durableId="1344013350">
-    <w:abstractNumId w:val="36"/>
-  </w:num>
-  <w:num w:numId="26" w16cid:durableId="107704658">
-    <w:abstractNumId w:val="23"/>
-  </w:num>
-  <w:num w:numId="27" w16cid:durableId="1845128938">
-    <w:abstractNumId w:val="16"/>
-  </w:num>
-  <w:num w:numId="28" w16cid:durableId="1799058874">
-    <w:abstractNumId w:val="24"/>
-  </w:num>
-  <w:num w:numId="29" w16cid:durableId="104355165">
-    <w:abstractNumId w:val="31"/>
-  </w:num>
-  <w:num w:numId="30" w16cid:durableId="1286425215">
-    <w:abstractNumId w:val="33"/>
-  </w:num>
-  <w:num w:numId="31" w16cid:durableId="1127965552">
-    <w:abstractNumId w:val="15"/>
-  </w:num>
-  <w:num w:numId="32" w16cid:durableId="362246125">
-    <w:abstractNumId w:val="52"/>
-  </w:num>
-  <w:num w:numId="33" w16cid:durableId="923337556">
-    <w:abstractNumId w:val="26"/>
-  </w:num>
-  <w:num w:numId="34" w16cid:durableId="1674188287">
-    <w:abstractNumId w:val="28"/>
-  </w:num>
-  <w:num w:numId="35" w16cid:durableId="1416510091">
+  <w:num w:numId="30" w16cid:durableId="1297681158">
     <w:abstractNumId w:val="18"/>
   </w:num>
-  <w:num w:numId="36" w16cid:durableId="870995703">
-    <w:abstractNumId w:val="38"/>
-  </w:num>
-  <w:num w:numId="37" w16cid:durableId="253439049">
-    <w:abstractNumId w:val="39"/>
-  </w:num>
-  <w:num w:numId="38" w16cid:durableId="1517117441">
-    <w:abstractNumId w:val="22"/>
-  </w:num>
-  <w:num w:numId="39" w16cid:durableId="1365910356">
-    <w:abstractNumId w:val="51"/>
-  </w:num>
-  <w:num w:numId="40" w16cid:durableId="141432420">
-    <w:abstractNumId w:val="2"/>
-  </w:num>
-  <w:num w:numId="41" w16cid:durableId="1164857239">
-    <w:abstractNumId w:val="46"/>
-  </w:num>
-  <w:num w:numId="42" w16cid:durableId="1046217680">
-    <w:abstractNumId w:val="50"/>
-  </w:num>
-  <w:num w:numId="43" w16cid:durableId="1005522369">
-    <w:abstractNumId w:val="21"/>
-  </w:num>
-  <w:num w:numId="44" w16cid:durableId="1058086889">
-    <w:abstractNumId w:val="12"/>
-  </w:num>
-  <w:num w:numId="45" w16cid:durableId="123693439">
-    <w:abstractNumId w:val="42"/>
-  </w:num>
-  <w:num w:numId="46" w16cid:durableId="1786000885">
-    <w:abstractNumId w:val="3"/>
-  </w:num>
-  <w:num w:numId="47" w16cid:durableId="112289959">
-    <w:abstractNumId w:val="17"/>
-  </w:num>
-  <w:num w:numId="48" w16cid:durableId="341326463">
-    <w:abstractNumId w:val="35"/>
-  </w:num>
-  <w:num w:numId="49" w16cid:durableId="727531211">
-    <w:abstractNumId w:val="29"/>
-  </w:num>
-  <w:num w:numId="50" w16cid:durableId="666782626">
-    <w:abstractNumId w:val="9"/>
-  </w:num>
-  <w:num w:numId="51" w16cid:durableId="1844662024">
-    <w:abstractNumId w:val="20"/>
-  </w:num>
-  <w:num w:numId="52" w16cid:durableId="1709722822">
-    <w:abstractNumId w:val="8"/>
-  </w:num>
-  <w:num w:numId="53" w16cid:durableId="1928228061">
-    <w:abstractNumId w:val="19"/>
-  </w:num>
-  <w:num w:numId="54" w16cid:durableId="1297681158">
-    <w:abstractNumId w:val="34"/>
-  </w:num>
+  <w:numIdMacAtCleanup w:val="30"/>
 </w:numbering>
 </file>
 
@@ -55421,7 +51892,6 @@
   <w:style w:type="character" w:default="1" w:styleId="Fuentedeprrafopredeter">
     <w:name w:val="Default Paragraph Font"/>
     <w:uiPriority w:val="1"/>
-    <w:semiHidden/>
     <w:unhideWhenUsed/>
   </w:style>
   <w:style w:type="table" w:default="1" w:styleId="Tablanormal">
@@ -55908,9 +52378,13 @@
     <w:autoRedefine/>
     <w:uiPriority w:val="39"/>
     <w:unhideWhenUsed/>
-    <w:rsid w:val="0019785B"/>
+    <w:rsid w:val="009C6955"/>
     <w:pPr>
-      <w:spacing w:after="100"/>
+      <w:tabs>
+        <w:tab w:val="left" w:pos="440"/>
+        <w:tab w:val="right" w:leader="dot" w:pos="9019"/>
+      </w:tabs>
+      <w:spacing w:after="100" w:line="240" w:lineRule="auto"/>
     </w:pPr>
   </w:style>
   <w:style w:type="paragraph" w:styleId="TDC2">

--- a/Docu_TFG/16.04Plantilla memoria escrita_FEEDBACK.docx
+++ b/Docu_TFG/16.04Plantilla memoria escrita_FEEDBACK.docx
@@ -227,7 +227,7 @@
                     <pic:cNvPicPr preferRelativeResize="0"/>
                   </pic:nvPicPr>
                   <pic:blipFill>
-                    <a:blip r:embed="rId8"/>
+                    <a:blip r:embed="rId9"/>
                     <a:srcRect/>
                     <a:stretch>
                       <a:fillRect/>
@@ -7021,1287 +7021,86 @@
     <w:p>
       <w:pPr>
         <w:spacing w:before="0" w:after="0"/>
-      </w:pPr>
-      <w:r>
-        <w:t xml:space="preserve">VecindApp </w:t>
-      </w:r>
+        <w:rPr>
+          <w:lang w:val="en-GB"/>
+        </w:rPr>
+      </w:pPr>
       <w:proofErr w:type="spellStart"/>
       <w:r>
-        <w:t>is</w:t>
+        <w:rPr>
+          <w:lang w:val="en-GB"/>
+        </w:rPr>
+        <w:t>VecindApp</w:t>
       </w:r>
       <w:proofErr w:type="spellEnd"/>
       <w:r>
-        <w:t xml:space="preserve"> a native Android </w:t>
-      </w:r>
-      <w:proofErr w:type="spellStart"/>
-      <w:r>
-        <w:t>application</w:t>
-      </w:r>
-      <w:proofErr w:type="spellEnd"/>
-      <w:r>
-        <w:t xml:space="preserve"> </w:t>
-      </w:r>
-      <w:proofErr w:type="spellStart"/>
-      <w:r>
-        <w:t>designed</w:t>
-      </w:r>
-      <w:proofErr w:type="spellEnd"/>
-      <w:r>
-        <w:t xml:space="preserve"> as a </w:t>
-      </w:r>
-      <w:proofErr w:type="spellStart"/>
-      <w:r>
-        <w:t>hyperlocal</w:t>
-      </w:r>
-      <w:proofErr w:type="spellEnd"/>
-      <w:r>
-        <w:t xml:space="preserve"> time </w:t>
-      </w:r>
-      <w:proofErr w:type="spellStart"/>
-      <w:r>
-        <w:t>bank</w:t>
-      </w:r>
-      <w:proofErr w:type="spellEnd"/>
-      <w:r>
-        <w:t xml:space="preserve"> </w:t>
-      </w:r>
-      <w:proofErr w:type="spellStart"/>
-      <w:r>
-        <w:t>where</w:t>
-      </w:r>
-      <w:proofErr w:type="spellEnd"/>
-      <w:r>
-        <w:t xml:space="preserve"> </w:t>
-      </w:r>
-      <w:proofErr w:type="spellStart"/>
-      <w:r>
-        <w:t>neighbours</w:t>
-      </w:r>
-      <w:proofErr w:type="spellEnd"/>
-      <w:r>
-        <w:t xml:space="preserve"> </w:t>
-      </w:r>
-      <w:proofErr w:type="spellStart"/>
-      <w:r>
-        <w:t>exchange</w:t>
-      </w:r>
-      <w:proofErr w:type="spellEnd"/>
-      <w:r>
-        <w:t xml:space="preserve"> </w:t>
-      </w:r>
-      <w:proofErr w:type="spellStart"/>
-      <w:r>
-        <w:t>services</w:t>
-      </w:r>
-      <w:proofErr w:type="spellEnd"/>
-      <w:r>
-        <w:t xml:space="preserve"> </w:t>
-      </w:r>
-      <w:proofErr w:type="spellStart"/>
-      <w:r>
-        <w:t>using</w:t>
-      </w:r>
-      <w:proofErr w:type="spellEnd"/>
-      <w:r>
-        <w:t xml:space="preserve"> </w:t>
-      </w:r>
-      <w:proofErr w:type="spellStart"/>
-      <w:r>
-        <w:t>hours</w:t>
-      </w:r>
-      <w:proofErr w:type="spellEnd"/>
-      <w:r>
-        <w:t xml:space="preserve"> as </w:t>
-      </w:r>
-      <w:proofErr w:type="spellStart"/>
-      <w:r>
-        <w:t>the</w:t>
-      </w:r>
-      <w:proofErr w:type="spellEnd"/>
-      <w:r>
-        <w:t xml:space="preserve"> sole </w:t>
-      </w:r>
-      <w:proofErr w:type="spellStart"/>
-      <w:r>
-        <w:t>unit</w:t>
-      </w:r>
-      <w:proofErr w:type="spellEnd"/>
-      <w:r>
-        <w:t xml:space="preserve"> </w:t>
-      </w:r>
-      <w:proofErr w:type="spellStart"/>
-      <w:r>
-        <w:t>of</w:t>
-      </w:r>
-      <w:proofErr w:type="spellEnd"/>
-      <w:r>
-        <w:t xml:space="preserve"> </w:t>
-      </w:r>
-      <w:proofErr w:type="spellStart"/>
-      <w:r>
-        <w:t>value</w:t>
-      </w:r>
-      <w:proofErr w:type="spellEnd"/>
-      <w:r>
-        <w:t xml:space="preserve"> </w:t>
-      </w:r>
-      <w:proofErr w:type="spellStart"/>
-      <w:r>
-        <w:t>instead</w:t>
-      </w:r>
-      <w:proofErr w:type="spellEnd"/>
-      <w:r>
-        <w:t xml:space="preserve"> </w:t>
-      </w:r>
-      <w:proofErr w:type="spellStart"/>
-      <w:r>
-        <w:t>of</w:t>
-      </w:r>
-      <w:proofErr w:type="spellEnd"/>
-      <w:r>
-        <w:t xml:space="preserve"> </w:t>
-      </w:r>
-      <w:proofErr w:type="spellStart"/>
-      <w:r>
-        <w:t>money</w:t>
-      </w:r>
-      <w:proofErr w:type="spellEnd"/>
-      <w:r>
-        <w:t xml:space="preserve">. </w:t>
-      </w:r>
-      <w:proofErr w:type="spellStart"/>
-      <w:r>
-        <w:t>Users</w:t>
-      </w:r>
-      <w:proofErr w:type="spellEnd"/>
-      <w:r>
-        <w:t xml:space="preserve"> can </w:t>
-      </w:r>
-      <w:proofErr w:type="spellStart"/>
-      <w:r>
-        <w:t>register</w:t>
-      </w:r>
-      <w:proofErr w:type="spellEnd"/>
-      <w:r>
-        <w:t xml:space="preserve"> </w:t>
-      </w:r>
-      <w:proofErr w:type="spellStart"/>
-      <w:r>
-        <w:t>with</w:t>
-      </w:r>
-      <w:proofErr w:type="spellEnd"/>
-      <w:r>
-        <w:t xml:space="preserve"> a </w:t>
-      </w:r>
-      <w:proofErr w:type="spellStart"/>
-      <w:r>
-        <w:t>unique</w:t>
-      </w:r>
-      <w:proofErr w:type="spellEnd"/>
-      <w:r>
-        <w:t xml:space="preserve"> </w:t>
-      </w:r>
-      <w:proofErr w:type="spellStart"/>
-      <w:r>
-        <w:t>profile</w:t>
-      </w:r>
-      <w:proofErr w:type="spellEnd"/>
-      <w:r>
-        <w:t xml:space="preserve">, </w:t>
-      </w:r>
-      <w:proofErr w:type="spellStart"/>
-      <w:r>
-        <w:t>publish</w:t>
-      </w:r>
-      <w:proofErr w:type="spellEnd"/>
-      <w:r>
-        <w:t xml:space="preserve"> </w:t>
-      </w:r>
-      <w:proofErr w:type="spellStart"/>
-      <w:r>
-        <w:t>service</w:t>
-      </w:r>
-      <w:proofErr w:type="spellEnd"/>
-      <w:r>
-        <w:t xml:space="preserve"> </w:t>
-      </w:r>
-      <w:proofErr w:type="spellStart"/>
-      <w:r>
-        <w:t>offers</w:t>
-      </w:r>
-      <w:proofErr w:type="spellEnd"/>
-      <w:r>
-        <w:t xml:space="preserve"> </w:t>
-      </w:r>
-      <w:proofErr w:type="spellStart"/>
-      <w:r>
-        <w:t>categorised</w:t>
-      </w:r>
-      <w:proofErr w:type="spellEnd"/>
-      <w:r>
-        <w:t xml:space="preserve"> </w:t>
-      </w:r>
-      <w:proofErr w:type="spellStart"/>
-      <w:r>
-        <w:t>by</w:t>
-      </w:r>
-      <w:proofErr w:type="spellEnd"/>
-      <w:r>
-        <w:t xml:space="preserve"> </w:t>
-      </w:r>
-      <w:proofErr w:type="spellStart"/>
-      <w:r>
-        <w:t>type</w:t>
-      </w:r>
-      <w:proofErr w:type="spellEnd"/>
-      <w:r>
-        <w:t xml:space="preserve"> (home </w:t>
-      </w:r>
-      <w:proofErr w:type="spellStart"/>
-      <w:r>
-        <w:t>repairs</w:t>
-      </w:r>
-      <w:proofErr w:type="spellEnd"/>
-      <w:r>
-        <w:t xml:space="preserve">, </w:t>
-      </w:r>
-      <w:proofErr w:type="spellStart"/>
-      <w:r>
-        <w:t>elderly</w:t>
-      </w:r>
-      <w:proofErr w:type="spellEnd"/>
-      <w:r>
-        <w:t xml:space="preserve"> </w:t>
-      </w:r>
-      <w:proofErr w:type="spellStart"/>
-      <w:r>
-        <w:t>companionship</w:t>
-      </w:r>
-      <w:proofErr w:type="spellEnd"/>
-      <w:r>
-        <w:t xml:space="preserve">, administrative </w:t>
-      </w:r>
-      <w:proofErr w:type="spellStart"/>
-      <w:r>
-        <w:t>assistance</w:t>
-      </w:r>
-      <w:proofErr w:type="spellEnd"/>
-      <w:r>
-        <w:t xml:space="preserve">, </w:t>
-      </w:r>
-      <w:proofErr w:type="spellStart"/>
-      <w:r>
-        <w:t>among</w:t>
-      </w:r>
-      <w:proofErr w:type="spellEnd"/>
-      <w:r>
-        <w:t xml:space="preserve"> </w:t>
-      </w:r>
-      <w:proofErr w:type="spellStart"/>
-      <w:r>
-        <w:t>others</w:t>
-      </w:r>
-      <w:proofErr w:type="spellEnd"/>
-      <w:r>
-        <w:t xml:space="preserve">), </w:t>
-      </w:r>
-      <w:proofErr w:type="spellStart"/>
-      <w:r>
-        <w:t>browse</w:t>
-      </w:r>
-      <w:proofErr w:type="spellEnd"/>
-      <w:r>
-        <w:t xml:space="preserve"> a </w:t>
-      </w:r>
-      <w:proofErr w:type="spellStart"/>
-      <w:r>
-        <w:t>neighbourhood</w:t>
-      </w:r>
-      <w:proofErr w:type="spellEnd"/>
-      <w:r>
-        <w:t xml:space="preserve"> </w:t>
-      </w:r>
-      <w:proofErr w:type="spellStart"/>
-      <w:r>
+        <w:rPr>
+          <w:lang w:val="en-GB"/>
+        </w:rPr>
+        <w:t xml:space="preserve"> is a native Android application designed as a hyperlocal time bank where neighbours exchange services using hours as the sole unit of value instead of money. Users can register with a unique profile, publish service offers categorised by type (home repairs, elderly companionship, administrative assistance, among others), browse a neighbourhood </w:t>
+      </w:r>
+      <w:r>
+        <w:rPr>
+          <w:lang w:val="en-GB"/>
+        </w:rPr>
         <w:lastRenderedPageBreak/>
-        <w:t>showcase</w:t>
-      </w:r>
-      <w:proofErr w:type="spellEnd"/>
-      <w:r>
-        <w:t xml:space="preserve">, and </w:t>
-      </w:r>
-      <w:proofErr w:type="spellStart"/>
-      <w:r>
-        <w:t>request</w:t>
-      </w:r>
-      <w:proofErr w:type="spellEnd"/>
-      <w:r>
-        <w:t xml:space="preserve"> </w:t>
-      </w:r>
-      <w:proofErr w:type="spellStart"/>
-      <w:r>
-        <w:t>services</w:t>
-      </w:r>
-      <w:proofErr w:type="spellEnd"/>
-      <w:r>
-        <w:t xml:space="preserve"> </w:t>
-      </w:r>
-      <w:proofErr w:type="spellStart"/>
-      <w:r>
-        <w:t>from</w:t>
-      </w:r>
-      <w:proofErr w:type="spellEnd"/>
-      <w:r>
-        <w:t xml:space="preserve"> </w:t>
-      </w:r>
-      <w:proofErr w:type="spellStart"/>
-      <w:r>
-        <w:t>other</w:t>
-      </w:r>
-      <w:proofErr w:type="spellEnd"/>
-      <w:r>
-        <w:t xml:space="preserve"> </w:t>
-      </w:r>
-      <w:proofErr w:type="spellStart"/>
-      <w:r>
-        <w:t>residents</w:t>
-      </w:r>
-      <w:proofErr w:type="spellEnd"/>
-      <w:r>
-        <w:t xml:space="preserve">. The </w:t>
-      </w:r>
-      <w:proofErr w:type="spellStart"/>
-      <w:r>
-        <w:t>transaction</w:t>
-      </w:r>
-      <w:proofErr w:type="spellEnd"/>
-      <w:r>
-        <w:t xml:space="preserve"> </w:t>
-      </w:r>
-      <w:proofErr w:type="spellStart"/>
-      <w:r>
-        <w:t>system</w:t>
-      </w:r>
-      <w:proofErr w:type="spellEnd"/>
-      <w:r>
-        <w:t xml:space="preserve"> </w:t>
-      </w:r>
-      <w:proofErr w:type="spellStart"/>
-      <w:r>
-        <w:t>atomically</w:t>
-      </w:r>
-      <w:proofErr w:type="spellEnd"/>
-      <w:r>
-        <w:t xml:space="preserve"> </w:t>
-      </w:r>
-      <w:proofErr w:type="spellStart"/>
-      <w:r>
-        <w:t>validates</w:t>
-      </w:r>
-      <w:proofErr w:type="spellEnd"/>
-      <w:r>
-        <w:t xml:space="preserve"> </w:t>
-      </w:r>
-      <w:proofErr w:type="spellStart"/>
-      <w:r>
-        <w:t>the</w:t>
-      </w:r>
-      <w:proofErr w:type="spellEnd"/>
-      <w:r>
-        <w:t xml:space="preserve"> </w:t>
-      </w:r>
-      <w:proofErr w:type="spellStart"/>
-      <w:r>
-        <w:t>buyer's</w:t>
-      </w:r>
-      <w:proofErr w:type="spellEnd"/>
-      <w:r>
-        <w:t xml:space="preserve"> balance </w:t>
-      </w:r>
-      <w:proofErr w:type="spellStart"/>
-      <w:r>
-        <w:t>before</w:t>
-      </w:r>
-      <w:proofErr w:type="spellEnd"/>
-      <w:r>
-        <w:t xml:space="preserve"> </w:t>
-      </w:r>
-      <w:proofErr w:type="spellStart"/>
-      <w:r>
-        <w:t>transferring</w:t>
-      </w:r>
-      <w:proofErr w:type="spellEnd"/>
-      <w:r>
-        <w:t xml:space="preserve"> </w:t>
-      </w:r>
-      <w:proofErr w:type="spellStart"/>
-      <w:r>
-        <w:t>hours</w:t>
-      </w:r>
-      <w:proofErr w:type="spellEnd"/>
-      <w:r>
-        <w:t xml:space="preserve"> </w:t>
-      </w:r>
-      <w:proofErr w:type="spellStart"/>
-      <w:r>
-        <w:t>between</w:t>
-      </w:r>
-      <w:proofErr w:type="spellEnd"/>
-      <w:r>
-        <w:t xml:space="preserve"> </w:t>
-      </w:r>
-      <w:proofErr w:type="spellStart"/>
-      <w:r>
-        <w:t>users</w:t>
-      </w:r>
-      <w:proofErr w:type="spellEnd"/>
-      <w:r>
-        <w:t>.</w:t>
+        <w:t>showcase, and request services from other residents. The transaction system atomically validates the buyer's balance before transferring hours between users.</w:t>
       </w:r>
     </w:p>
     <w:p>
       <w:pPr>
         <w:spacing w:before="0" w:after="0"/>
-      </w:pPr>
-      <w:r>
-        <w:t xml:space="preserve">The </w:t>
-      </w:r>
-      <w:proofErr w:type="spellStart"/>
-      <w:r>
-        <w:t>project</w:t>
-      </w:r>
-      <w:proofErr w:type="spellEnd"/>
-      <w:r>
-        <w:t xml:space="preserve"> places universal </w:t>
-      </w:r>
-      <w:proofErr w:type="spellStart"/>
-      <w:r>
-        <w:t>accessibility</w:t>
-      </w:r>
-      <w:proofErr w:type="spellEnd"/>
-      <w:r>
-        <w:t xml:space="preserve"> at </w:t>
-      </w:r>
-      <w:proofErr w:type="spellStart"/>
-      <w:r>
-        <w:t>its</w:t>
-      </w:r>
-      <w:proofErr w:type="spellEnd"/>
-      <w:r>
-        <w:t xml:space="preserve"> </w:t>
-      </w:r>
-      <w:proofErr w:type="spellStart"/>
-      <w:r>
-        <w:t>core</w:t>
-      </w:r>
-      <w:proofErr w:type="spellEnd"/>
-      <w:r>
-        <w:t xml:space="preserve">. </w:t>
-      </w:r>
-      <w:proofErr w:type="spellStart"/>
-      <w:r>
-        <w:t>It</w:t>
-      </w:r>
-      <w:proofErr w:type="spellEnd"/>
-      <w:r>
-        <w:t xml:space="preserve"> </w:t>
-      </w:r>
-      <w:proofErr w:type="spellStart"/>
-      <w:r>
-        <w:t>integrates</w:t>
-      </w:r>
-      <w:proofErr w:type="spellEnd"/>
-      <w:r>
-        <w:t xml:space="preserve"> </w:t>
-      </w:r>
-      <w:proofErr w:type="spellStart"/>
-      <w:r>
-        <w:t>Android's</w:t>
-      </w:r>
-      <w:proofErr w:type="spellEnd"/>
-      <w:r>
-        <w:t xml:space="preserve"> native Text-</w:t>
-      </w:r>
-      <w:proofErr w:type="spellStart"/>
-      <w:r>
-        <w:t>to</w:t>
-      </w:r>
-      <w:proofErr w:type="spellEnd"/>
-      <w:r>
-        <w:t xml:space="preserve">-Speech (TTS) </w:t>
-      </w:r>
-      <w:proofErr w:type="spellStart"/>
-      <w:r>
-        <w:t>engine</w:t>
-      </w:r>
-      <w:proofErr w:type="spellEnd"/>
-      <w:r>
-        <w:t xml:space="preserve"> </w:t>
-      </w:r>
-      <w:proofErr w:type="spellStart"/>
-      <w:r>
-        <w:t>to</w:t>
-      </w:r>
-      <w:proofErr w:type="spellEnd"/>
-      <w:r>
-        <w:t xml:space="preserve"> </w:t>
-      </w:r>
-      <w:proofErr w:type="spellStart"/>
-      <w:r>
-        <w:t>read</w:t>
-      </w:r>
-      <w:proofErr w:type="spellEnd"/>
-      <w:r>
-        <w:t xml:space="preserve"> </w:t>
-      </w:r>
-      <w:proofErr w:type="spellStart"/>
-      <w:r>
-        <w:t>titles</w:t>
-      </w:r>
-      <w:proofErr w:type="spellEnd"/>
-      <w:r>
-        <w:t xml:space="preserve">, </w:t>
-      </w:r>
-      <w:proofErr w:type="spellStart"/>
-      <w:r>
-        <w:t>descriptions</w:t>
-      </w:r>
-      <w:proofErr w:type="spellEnd"/>
-      <w:r>
-        <w:t xml:space="preserve"> and </w:t>
-      </w:r>
-      <w:proofErr w:type="spellStart"/>
-      <w:r>
-        <w:t>reviews</w:t>
-      </w:r>
-      <w:proofErr w:type="spellEnd"/>
-      <w:r>
-        <w:t xml:space="preserve"> </w:t>
-      </w:r>
-      <w:proofErr w:type="spellStart"/>
-      <w:r>
-        <w:t>aloud</w:t>
-      </w:r>
-      <w:proofErr w:type="spellEnd"/>
-      <w:r>
-        <w:t xml:space="preserve">, </w:t>
-      </w:r>
-      <w:proofErr w:type="spellStart"/>
-      <w:r>
-        <w:t>assisting</w:t>
-      </w:r>
-      <w:proofErr w:type="spellEnd"/>
-      <w:r>
-        <w:t xml:space="preserve"> </w:t>
-      </w:r>
-      <w:proofErr w:type="spellStart"/>
-      <w:r>
-        <w:t>users</w:t>
-      </w:r>
-      <w:proofErr w:type="spellEnd"/>
-      <w:r>
-        <w:t xml:space="preserve"> </w:t>
-      </w:r>
-      <w:proofErr w:type="spellStart"/>
-      <w:r>
-        <w:t>with</w:t>
-      </w:r>
-      <w:proofErr w:type="spellEnd"/>
-      <w:r>
-        <w:t xml:space="preserve"> </w:t>
-      </w:r>
-      <w:proofErr w:type="spellStart"/>
-      <w:r>
-        <w:t>low</w:t>
-      </w:r>
-      <w:proofErr w:type="spellEnd"/>
-      <w:r>
-        <w:t xml:space="preserve"> </w:t>
-      </w:r>
-      <w:proofErr w:type="spellStart"/>
-      <w:r>
-        <w:t>vision</w:t>
-      </w:r>
-      <w:proofErr w:type="spellEnd"/>
-      <w:r>
-        <w:t xml:space="preserve">, </w:t>
-      </w:r>
-      <w:proofErr w:type="spellStart"/>
-      <w:r>
-        <w:t>reading</w:t>
-      </w:r>
-      <w:proofErr w:type="spellEnd"/>
-      <w:r>
-        <w:t xml:space="preserve"> </w:t>
-      </w:r>
-      <w:proofErr w:type="spellStart"/>
-      <w:r>
-        <w:t>difficulties</w:t>
-      </w:r>
-      <w:proofErr w:type="spellEnd"/>
-      <w:r>
-        <w:t xml:space="preserve"> </w:t>
-      </w:r>
-      <w:proofErr w:type="spellStart"/>
-      <w:r>
-        <w:t>or</w:t>
-      </w:r>
-      <w:proofErr w:type="spellEnd"/>
-      <w:r>
-        <w:t xml:space="preserve"> </w:t>
-      </w:r>
-      <w:proofErr w:type="spellStart"/>
-      <w:r>
-        <w:t>limited</w:t>
-      </w:r>
-      <w:proofErr w:type="spellEnd"/>
-      <w:r>
-        <w:t xml:space="preserve"> </w:t>
-      </w:r>
-      <w:proofErr w:type="spellStart"/>
-      <w:r>
-        <w:t>literacy</w:t>
-      </w:r>
-      <w:proofErr w:type="spellEnd"/>
-      <w:r>
-        <w:t xml:space="preserve">. Additionally, </w:t>
-      </w:r>
-      <w:proofErr w:type="spellStart"/>
-      <w:r>
-        <w:t>the</w:t>
-      </w:r>
-      <w:proofErr w:type="spellEnd"/>
-      <w:r>
-        <w:t xml:space="preserve"> </w:t>
-      </w:r>
-      <w:proofErr w:type="spellStart"/>
-      <w:r>
-        <w:t>traditional</w:t>
-      </w:r>
-      <w:proofErr w:type="spellEnd"/>
-      <w:r>
-        <w:t xml:space="preserve"> </w:t>
-      </w:r>
-      <w:proofErr w:type="spellStart"/>
-      <w:r>
-        <w:t>star-based</w:t>
-      </w:r>
-      <w:proofErr w:type="spellEnd"/>
-      <w:r>
-        <w:t xml:space="preserve"> rating </w:t>
-      </w:r>
-      <w:proofErr w:type="spellStart"/>
-      <w:r>
-        <w:t>system</w:t>
-      </w:r>
-      <w:proofErr w:type="spellEnd"/>
-      <w:r>
-        <w:t xml:space="preserve"> </w:t>
-      </w:r>
-      <w:proofErr w:type="spellStart"/>
-      <w:r>
-        <w:t>is</w:t>
-      </w:r>
-      <w:proofErr w:type="spellEnd"/>
-      <w:r>
-        <w:t xml:space="preserve"> </w:t>
-      </w:r>
-      <w:proofErr w:type="spellStart"/>
-      <w:r>
-        <w:t>replaced</w:t>
-      </w:r>
-      <w:proofErr w:type="spellEnd"/>
-      <w:r>
-        <w:t xml:space="preserve"> </w:t>
-      </w:r>
-      <w:proofErr w:type="spellStart"/>
-      <w:r>
-        <w:t>by</w:t>
-      </w:r>
-      <w:proofErr w:type="spellEnd"/>
-      <w:r>
-        <w:t xml:space="preserve"> ARASAAC </w:t>
-      </w:r>
-      <w:proofErr w:type="spellStart"/>
-      <w:r>
-        <w:t>pictograms</w:t>
-      </w:r>
-      <w:proofErr w:type="spellEnd"/>
-      <w:r>
-        <w:t xml:space="preserve">, a </w:t>
-      </w:r>
-      <w:proofErr w:type="spellStart"/>
-      <w:r>
-        <w:t>nationally</w:t>
-      </w:r>
-      <w:proofErr w:type="spellEnd"/>
-      <w:r>
-        <w:t xml:space="preserve"> </w:t>
-      </w:r>
-      <w:proofErr w:type="spellStart"/>
-      <w:r>
-        <w:t>recognised</w:t>
-      </w:r>
-      <w:proofErr w:type="spellEnd"/>
-      <w:r>
-        <w:t xml:space="preserve"> standard </w:t>
-      </w:r>
-      <w:proofErr w:type="spellStart"/>
-      <w:r>
-        <w:t>for</w:t>
-      </w:r>
-      <w:proofErr w:type="spellEnd"/>
-      <w:r>
-        <w:t xml:space="preserve"> cognitive </w:t>
-      </w:r>
-      <w:proofErr w:type="spellStart"/>
-      <w:r>
-        <w:t>accessibility</w:t>
-      </w:r>
-      <w:proofErr w:type="spellEnd"/>
-      <w:r>
-        <w:t xml:space="preserve">, </w:t>
-      </w:r>
-      <w:proofErr w:type="spellStart"/>
-      <w:r>
-        <w:t>reducing</w:t>
-      </w:r>
-      <w:proofErr w:type="spellEnd"/>
-      <w:r>
-        <w:t xml:space="preserve"> cognitive </w:t>
-      </w:r>
-      <w:proofErr w:type="spellStart"/>
-      <w:r>
-        <w:t>barriers</w:t>
-      </w:r>
-      <w:proofErr w:type="spellEnd"/>
-      <w:r>
-        <w:t xml:space="preserve"> in </w:t>
-      </w:r>
-      <w:proofErr w:type="spellStart"/>
-      <w:r>
-        <w:t>the</w:t>
-      </w:r>
-      <w:proofErr w:type="spellEnd"/>
-      <w:r>
-        <w:t xml:space="preserve"> </w:t>
-      </w:r>
-      <w:proofErr w:type="spellStart"/>
-      <w:r>
-        <w:t>feedback</w:t>
-      </w:r>
-      <w:proofErr w:type="spellEnd"/>
-      <w:r>
-        <w:t xml:space="preserve"> </w:t>
-      </w:r>
-      <w:proofErr w:type="spellStart"/>
-      <w:r>
-        <w:t>process</w:t>
-      </w:r>
-      <w:proofErr w:type="spellEnd"/>
-      <w:r>
-        <w:t xml:space="preserve">. Service </w:t>
-      </w:r>
-      <w:proofErr w:type="spellStart"/>
-      <w:r>
-        <w:t>categories</w:t>
-      </w:r>
-      <w:proofErr w:type="spellEnd"/>
-      <w:r>
-        <w:t xml:space="preserve"> are </w:t>
-      </w:r>
-      <w:proofErr w:type="spellStart"/>
-      <w:r>
-        <w:t>also</w:t>
-      </w:r>
-      <w:proofErr w:type="spellEnd"/>
-      <w:r>
-        <w:t xml:space="preserve"> </w:t>
-      </w:r>
-      <w:proofErr w:type="spellStart"/>
-      <w:r>
-        <w:t>visually</w:t>
-      </w:r>
-      <w:proofErr w:type="spellEnd"/>
-      <w:r>
-        <w:t xml:space="preserve"> </w:t>
-      </w:r>
-      <w:proofErr w:type="spellStart"/>
-      <w:r>
-        <w:t>identified</w:t>
-      </w:r>
-      <w:proofErr w:type="spellEnd"/>
-      <w:r>
-        <w:t xml:space="preserve"> </w:t>
-      </w:r>
-      <w:proofErr w:type="spellStart"/>
-      <w:r>
-        <w:t>through</w:t>
-      </w:r>
-      <w:proofErr w:type="spellEnd"/>
-      <w:r>
-        <w:t xml:space="preserve"> </w:t>
-      </w:r>
-      <w:proofErr w:type="spellStart"/>
-      <w:r>
-        <w:t>dynamically</w:t>
-      </w:r>
-      <w:proofErr w:type="spellEnd"/>
-      <w:r>
-        <w:t xml:space="preserve"> </w:t>
-      </w:r>
-      <w:proofErr w:type="spellStart"/>
-      <w:r>
-        <w:t>assigned</w:t>
-      </w:r>
-      <w:proofErr w:type="spellEnd"/>
-      <w:r>
-        <w:t xml:space="preserve"> </w:t>
-      </w:r>
-      <w:proofErr w:type="spellStart"/>
-      <w:r>
-        <w:t>pictograms</w:t>
-      </w:r>
-      <w:proofErr w:type="spellEnd"/>
-      <w:r>
-        <w:t>.</w:t>
+        <w:rPr>
+          <w:lang w:val="en-GB"/>
+        </w:rPr>
+      </w:pPr>
+      <w:r>
+        <w:rPr>
+          <w:lang w:val="en-GB"/>
+        </w:rPr>
+        <w:t>The project places universal accessibility at its core. It integrates Android's native Text-to-Speech (TTS) engine to read titles, descriptions and reviews aloud, assisting users with low vision, reading difficulties or limited literacy. Additionally, the traditional star-based rating system is replaced by ARASAAC pictograms, a nationally recognised standard for cognitive accessibility, reducing cognitive barriers in the feedback process. Service categories are also visually identified through dynamically assigned pictograms.</w:t>
       </w:r>
     </w:p>
     <w:p>
       <w:pPr>
         <w:spacing w:before="0" w:after="0"/>
-      </w:pPr>
+        <w:rPr>
+          <w:lang w:val="en-GB"/>
+        </w:rPr>
+      </w:pPr>
+      <w:r>
+        <w:rPr>
+          <w:lang w:val="en-GB"/>
+        </w:rPr>
+        <w:t xml:space="preserve">On the technical side, </w:t>
+      </w:r>
       <w:proofErr w:type="spellStart"/>
       <w:r>
-        <w:t>On</w:t>
+        <w:rPr>
+          <w:lang w:val="en-GB"/>
+        </w:rPr>
+        <w:t>VecindApp</w:t>
       </w:r>
       <w:proofErr w:type="spellEnd"/>
       <w:r>
-        <w:t xml:space="preserve"> </w:t>
+        <w:rPr>
+          <w:lang w:val="en-GB"/>
+        </w:rPr>
+        <w:t xml:space="preserve"> is built entirely offline-first using Room/SQLite, follows the MVVM + Clean Architecture pattern recommended by Google, and leverages </w:t>
       </w:r>
       <w:proofErr w:type="spellStart"/>
       <w:r>
-        <w:t>the</w:t>
+        <w:rPr>
+          <w:lang w:val="en-GB"/>
+        </w:rPr>
+        <w:t>MPAndroidChart</w:t>
       </w:r>
       <w:proofErr w:type="spellEnd"/>
       <w:r>
-        <w:t xml:space="preserve"> </w:t>
-      </w:r>
-      <w:proofErr w:type="spellStart"/>
-      <w:r>
-        <w:t>technical</w:t>
-      </w:r>
-      <w:proofErr w:type="spellEnd"/>
-      <w:r>
-        <w:t xml:space="preserve"> </w:t>
-      </w:r>
-      <w:proofErr w:type="spellStart"/>
-      <w:r>
-        <w:t>side</w:t>
-      </w:r>
-      <w:proofErr w:type="spellEnd"/>
-      <w:r>
-        <w:t xml:space="preserve">, VecindApp </w:t>
-      </w:r>
-      <w:proofErr w:type="spellStart"/>
-      <w:r>
-        <w:t>is</w:t>
-      </w:r>
-      <w:proofErr w:type="spellEnd"/>
-      <w:r>
-        <w:t xml:space="preserve"> </w:t>
-      </w:r>
-      <w:proofErr w:type="spellStart"/>
-      <w:r>
-        <w:t>built</w:t>
-      </w:r>
-      <w:proofErr w:type="spellEnd"/>
-      <w:r>
-        <w:t xml:space="preserve"> </w:t>
-      </w:r>
-      <w:proofErr w:type="spellStart"/>
-      <w:r>
-        <w:t>entirely</w:t>
-      </w:r>
-      <w:proofErr w:type="spellEnd"/>
-      <w:r>
-        <w:t xml:space="preserve"> offline-</w:t>
-      </w:r>
-      <w:proofErr w:type="spellStart"/>
-      <w:r>
-        <w:t>first</w:t>
-      </w:r>
-      <w:proofErr w:type="spellEnd"/>
-      <w:r>
-        <w:t xml:space="preserve"> </w:t>
-      </w:r>
-      <w:proofErr w:type="spellStart"/>
-      <w:r>
-        <w:t>using</w:t>
-      </w:r>
-      <w:proofErr w:type="spellEnd"/>
-      <w:r>
-        <w:t xml:space="preserve"> Room/SQLite, </w:t>
-      </w:r>
-      <w:proofErr w:type="spellStart"/>
-      <w:r>
-        <w:t>follows</w:t>
-      </w:r>
-      <w:proofErr w:type="spellEnd"/>
-      <w:r>
-        <w:t xml:space="preserve"> </w:t>
-      </w:r>
-      <w:proofErr w:type="spellStart"/>
-      <w:r>
-        <w:t>the</w:t>
-      </w:r>
-      <w:proofErr w:type="spellEnd"/>
-      <w:r>
-        <w:t xml:space="preserve"> MVVM + </w:t>
-      </w:r>
-      <w:proofErr w:type="spellStart"/>
-      <w:r>
-        <w:t>Clean</w:t>
-      </w:r>
-      <w:proofErr w:type="spellEnd"/>
-      <w:r>
-        <w:t xml:space="preserve"> </w:t>
-      </w:r>
-      <w:proofErr w:type="spellStart"/>
-      <w:r>
-        <w:t>Architecture</w:t>
-      </w:r>
-      <w:proofErr w:type="spellEnd"/>
-      <w:r>
-        <w:t xml:space="preserve"> </w:t>
-      </w:r>
-      <w:proofErr w:type="spellStart"/>
-      <w:r>
-        <w:t>pattern</w:t>
-      </w:r>
-      <w:proofErr w:type="spellEnd"/>
-      <w:r>
-        <w:t xml:space="preserve"> </w:t>
-      </w:r>
-      <w:proofErr w:type="spellStart"/>
-      <w:r>
-        <w:t>recommended</w:t>
-      </w:r>
-      <w:proofErr w:type="spellEnd"/>
-      <w:r>
-        <w:t xml:space="preserve"> </w:t>
-      </w:r>
-      <w:proofErr w:type="spellStart"/>
-      <w:r>
-        <w:t>by</w:t>
-      </w:r>
-      <w:proofErr w:type="spellEnd"/>
-      <w:r>
-        <w:t xml:space="preserve"> Google, and </w:t>
-      </w:r>
-      <w:proofErr w:type="spellStart"/>
-      <w:r>
-        <w:t>leverages</w:t>
-      </w:r>
-      <w:proofErr w:type="spellEnd"/>
-      <w:r>
-        <w:t xml:space="preserve"> </w:t>
-      </w:r>
-      <w:proofErr w:type="spellStart"/>
-      <w:r>
-        <w:t>MPAndroidChart</w:t>
-      </w:r>
-      <w:proofErr w:type="spellEnd"/>
-      <w:r>
-        <w:t xml:space="preserve"> </w:t>
-      </w:r>
-      <w:proofErr w:type="spellStart"/>
-      <w:r>
-        <w:t>for</w:t>
-      </w:r>
-      <w:proofErr w:type="spellEnd"/>
-      <w:r>
-        <w:t xml:space="preserve"> </w:t>
-      </w:r>
-      <w:proofErr w:type="spellStart"/>
-      <w:r>
-        <w:t>grouped</w:t>
-      </w:r>
-      <w:proofErr w:type="spellEnd"/>
-      <w:r>
-        <w:t xml:space="preserve"> bar charts </w:t>
-      </w:r>
-      <w:proofErr w:type="spellStart"/>
-      <w:r>
-        <w:t>displaying</w:t>
-      </w:r>
-      <w:proofErr w:type="spellEnd"/>
-      <w:r>
-        <w:t xml:space="preserve"> </w:t>
-      </w:r>
-      <w:proofErr w:type="spellStart"/>
-      <w:r>
-        <w:t>the</w:t>
-      </w:r>
-      <w:proofErr w:type="spellEnd"/>
-      <w:r>
-        <w:t xml:space="preserve"> </w:t>
-      </w:r>
-      <w:proofErr w:type="spellStart"/>
-      <w:r>
-        <w:t>user's</w:t>
-      </w:r>
-      <w:proofErr w:type="spellEnd"/>
-      <w:r>
-        <w:t xml:space="preserve"> </w:t>
-      </w:r>
-      <w:proofErr w:type="spellStart"/>
-      <w:r>
-        <w:t>earned</w:t>
-      </w:r>
-      <w:proofErr w:type="spellEnd"/>
-      <w:r>
-        <w:t>-versus-</w:t>
-      </w:r>
-      <w:proofErr w:type="spellStart"/>
-      <w:r>
-        <w:t>spent</w:t>
-      </w:r>
-      <w:proofErr w:type="spellEnd"/>
-      <w:r>
-        <w:t xml:space="preserve"> </w:t>
-      </w:r>
-      <w:proofErr w:type="spellStart"/>
-      <w:r>
-        <w:t>hour</w:t>
-      </w:r>
-      <w:proofErr w:type="spellEnd"/>
-      <w:r>
-        <w:t xml:space="preserve"> </w:t>
-      </w:r>
-      <w:proofErr w:type="spellStart"/>
-      <w:r>
-        <w:t>history</w:t>
-      </w:r>
-      <w:proofErr w:type="spellEnd"/>
-      <w:r>
-        <w:t xml:space="preserve">. A reactive </w:t>
-      </w:r>
-      <w:proofErr w:type="spellStart"/>
-      <w:r>
-        <w:t>notification</w:t>
-      </w:r>
-      <w:proofErr w:type="spellEnd"/>
-      <w:r>
-        <w:t xml:space="preserve"> </w:t>
-      </w:r>
-      <w:proofErr w:type="spellStart"/>
-      <w:r>
-        <w:t>badge</w:t>
-      </w:r>
-      <w:proofErr w:type="spellEnd"/>
-      <w:r>
-        <w:t xml:space="preserve"> </w:t>
-      </w:r>
-      <w:proofErr w:type="spellStart"/>
-      <w:r>
-        <w:t>informs</w:t>
-      </w:r>
-      <w:proofErr w:type="spellEnd"/>
-      <w:r>
-        <w:t xml:space="preserve"> </w:t>
-      </w:r>
-      <w:proofErr w:type="spellStart"/>
-      <w:r>
-        <w:t>users</w:t>
-      </w:r>
-      <w:proofErr w:type="spellEnd"/>
-      <w:r>
-        <w:t xml:space="preserve"> </w:t>
-      </w:r>
-      <w:proofErr w:type="spellStart"/>
-      <w:r>
-        <w:t>of</w:t>
-      </w:r>
-      <w:proofErr w:type="spellEnd"/>
-      <w:r>
-        <w:t xml:space="preserve"> </w:t>
-      </w:r>
-      <w:proofErr w:type="spellStart"/>
-      <w:r>
-        <w:t>transactions</w:t>
-      </w:r>
-      <w:proofErr w:type="spellEnd"/>
-      <w:r>
-        <w:t xml:space="preserve"> </w:t>
-      </w:r>
-      <w:proofErr w:type="spellStart"/>
-      <w:r>
-        <w:t>requiring</w:t>
-      </w:r>
-      <w:proofErr w:type="spellEnd"/>
-      <w:r>
-        <w:t xml:space="preserve"> </w:t>
-      </w:r>
-      <w:proofErr w:type="spellStart"/>
-      <w:r>
-        <w:t>their</w:t>
-      </w:r>
-      <w:proofErr w:type="spellEnd"/>
-      <w:r>
-        <w:t xml:space="preserve"> </w:t>
-      </w:r>
-      <w:proofErr w:type="spellStart"/>
-      <w:r>
-        <w:t>attention</w:t>
-      </w:r>
-      <w:proofErr w:type="spellEnd"/>
-      <w:r>
-        <w:t xml:space="preserve">. The competitive </w:t>
-      </w:r>
-      <w:proofErr w:type="spellStart"/>
-      <w:r>
-        <w:t>analysis</w:t>
-      </w:r>
-      <w:proofErr w:type="spellEnd"/>
-      <w:r>
-        <w:t xml:space="preserve"> </w:t>
-      </w:r>
-      <w:proofErr w:type="spellStart"/>
-      <w:r>
-        <w:t>conducted</w:t>
-      </w:r>
-      <w:proofErr w:type="spellEnd"/>
-      <w:r>
-        <w:t xml:space="preserve"> </w:t>
-      </w:r>
-      <w:proofErr w:type="spellStart"/>
-      <w:r>
-        <w:t>during</w:t>
-      </w:r>
-      <w:proofErr w:type="spellEnd"/>
-      <w:r>
-        <w:t xml:space="preserve"> </w:t>
-      </w:r>
-      <w:proofErr w:type="spellStart"/>
-      <w:r>
-        <w:t>this</w:t>
-      </w:r>
-      <w:proofErr w:type="spellEnd"/>
-      <w:r>
-        <w:t xml:space="preserve"> </w:t>
-      </w:r>
-      <w:proofErr w:type="spellStart"/>
-      <w:r>
-        <w:t>project</w:t>
-      </w:r>
-      <w:proofErr w:type="spellEnd"/>
-      <w:r>
-        <w:t xml:space="preserve"> </w:t>
-      </w:r>
-      <w:proofErr w:type="spellStart"/>
-      <w:r>
-        <w:t>found</w:t>
-      </w:r>
-      <w:proofErr w:type="spellEnd"/>
-      <w:r>
-        <w:t xml:space="preserve"> no </w:t>
-      </w:r>
-      <w:proofErr w:type="spellStart"/>
-      <w:r>
-        <w:t>existing</w:t>
-      </w:r>
-      <w:proofErr w:type="spellEnd"/>
-      <w:r>
-        <w:t xml:space="preserve"> </w:t>
-      </w:r>
-      <w:proofErr w:type="spellStart"/>
-      <w:r>
-        <w:t>platform</w:t>
-      </w:r>
-      <w:proofErr w:type="spellEnd"/>
-      <w:r>
-        <w:t xml:space="preserve"> </w:t>
-      </w:r>
-      <w:proofErr w:type="spellStart"/>
-      <w:r>
-        <w:t>that</w:t>
-      </w:r>
-      <w:proofErr w:type="spellEnd"/>
-      <w:r>
-        <w:t xml:space="preserve"> combines </w:t>
-      </w:r>
-      <w:proofErr w:type="spellStart"/>
-      <w:r>
-        <w:t>hyperlocal</w:t>
-      </w:r>
-      <w:proofErr w:type="spellEnd"/>
-      <w:r>
-        <w:t xml:space="preserve"> social </w:t>
-      </w:r>
-      <w:proofErr w:type="spellStart"/>
-      <w:r>
-        <w:t>networking</w:t>
-      </w:r>
-      <w:proofErr w:type="spellEnd"/>
-      <w:r>
-        <w:t xml:space="preserve">, time </w:t>
-      </w:r>
-      <w:proofErr w:type="spellStart"/>
-      <w:r>
-        <w:t>banking</w:t>
-      </w:r>
-      <w:proofErr w:type="spellEnd"/>
-      <w:r>
-        <w:t xml:space="preserve">, and </w:t>
-      </w:r>
-      <w:proofErr w:type="spellStart"/>
-      <w:r>
-        <w:t>advanced</w:t>
-      </w:r>
-      <w:proofErr w:type="spellEnd"/>
-      <w:r>
-        <w:t xml:space="preserve"> </w:t>
-      </w:r>
-      <w:proofErr w:type="spellStart"/>
-      <w:r>
-        <w:t>accessibility</w:t>
-      </w:r>
-      <w:proofErr w:type="spellEnd"/>
-      <w:r>
-        <w:t xml:space="preserve"> </w:t>
-      </w:r>
-      <w:proofErr w:type="spellStart"/>
-      <w:r>
-        <w:t>features</w:t>
-      </w:r>
-      <w:proofErr w:type="spellEnd"/>
-      <w:r>
-        <w:t xml:space="preserve"> </w:t>
-      </w:r>
-      <w:proofErr w:type="spellStart"/>
-      <w:r>
-        <w:t>within</w:t>
-      </w:r>
-      <w:proofErr w:type="spellEnd"/>
-      <w:r>
-        <w:t xml:space="preserve"> a </w:t>
-      </w:r>
-      <w:proofErr w:type="gramStart"/>
-      <w:r>
-        <w:t>single</w:t>
-      </w:r>
-      <w:proofErr w:type="gramEnd"/>
-      <w:r>
-        <w:t xml:space="preserve"> </w:t>
-      </w:r>
-      <w:proofErr w:type="spellStart"/>
-      <w:r>
-        <w:t>application</w:t>
-      </w:r>
-      <w:proofErr w:type="spellEnd"/>
-      <w:r>
-        <w:t>.</w:t>
+        <w:rPr>
+          <w:lang w:val="en-GB"/>
+        </w:rPr>
+        <w:t xml:space="preserve"> for grouped bar charts displaying the user's earned-versus-spent hour history. A reactive notification badge informs users of transactions requiring their attention. The competitive analysis conducted during this project found no existing platform that combines hyperlocal social networking, time banking, and advanced accessibility features within a single application.</w:t>
       </w:r>
     </w:p>
     <w:p>
@@ -9178,6 +7977,7 @@
                 <w:bCs/>
                 <w:color w:val="262626"/>
               </w:rPr>
+              <w:lastRenderedPageBreak/>
               <w:t>OE-05</w:t>
             </w:r>
           </w:p>
@@ -11321,7 +10121,7 @@
                     <pic:cNvPicPr preferRelativeResize="0"/>
                   </pic:nvPicPr>
                   <pic:blipFill>
-                    <a:blip r:embed="rId9"/>
+                    <a:blip r:embed="rId10"/>
                     <a:srcRect/>
                     <a:stretch>
                       <a:fillRect/>
@@ -11361,7 +10161,7 @@
                     <pic:cNvPicPr preferRelativeResize="0"/>
                   </pic:nvPicPr>
                   <pic:blipFill>
-                    <a:blip r:embed="rId10"/>
+                    <a:blip r:embed="rId11"/>
                     <a:srcRect/>
                     <a:stretch>
                       <a:fillRect/>
@@ -15313,6 +14113,7 @@
         <w:rPr>
           <w:color w:val="595959"/>
         </w:rPr>
+        <w:lastRenderedPageBreak/>
         <w:t>Tabla 4. Planificación estimada vs. real del proyecto. Elaboración propia</w:t>
       </w:r>
     </w:p>
@@ -15378,7 +14179,7 @@
                     <pic:cNvPicPr preferRelativeResize="0"/>
                   </pic:nvPicPr>
                   <pic:blipFill>
-                    <a:blip r:embed="rId11"/>
+                    <a:blip r:embed="rId12"/>
                     <a:srcRect/>
                     <a:stretch>
                       <a:fillRect/>
@@ -35990,7 +34791,13 @@
         <w:spacing w:before="0" w:after="0"/>
       </w:pPr>
       <w:r>
-        <w:t>Blanco sobre superficies: tarjetas Material (</w:t>
+        <w:t>Blanco</w:t>
+      </w:r>
+      <w:r>
+        <w:t xml:space="preserve"> arena</w:t>
+      </w:r>
+      <w:r>
+        <w:t xml:space="preserve"> sobre superficies: tarjetas Material (</w:t>
       </w:r>
       <w:proofErr w:type="spellStart"/>
       <w:r>
@@ -36144,14 +34951,302 @@
     <w:p>
       <w:pPr>
         <w:spacing w:before="0" w:after="0"/>
+      </w:pPr>
+      <w:r>
+        <w:t>Las pantallas de autenticación siguen un flujo minimalista. El Login pide únicamente el nombre del vecino (sin contraseña, para facilitar la demo multiusuario) y ofrece un enlace directo al Registro. El Registro añade un Spinner con los barrios de Zaragoza predefinidos.</w:t>
+      </w:r>
+    </w:p>
+    <w:tbl>
+      <w:tblPr>
+        <w:tblStyle w:val="Tablaconcuadrcula"/>
+        <w:tblW w:w="0" w:type="auto"/>
+        <w:tblBorders>
+          <w:top w:val="none" w:sz="0" w:space="0" w:color="auto"/>
+          <w:left w:val="none" w:sz="0" w:space="0" w:color="auto"/>
+          <w:bottom w:val="none" w:sz="0" w:space="0" w:color="auto"/>
+          <w:right w:val="none" w:sz="0" w:space="0" w:color="auto"/>
+          <w:insideH w:val="none" w:sz="0" w:space="0" w:color="auto"/>
+          <w:insideV w:val="none" w:sz="0" w:space="0" w:color="auto"/>
+        </w:tblBorders>
+        <w:tblLook w:val="04A0" w:firstRow="1" w:lastRow="0" w:firstColumn="1" w:lastColumn="0" w:noHBand="0" w:noVBand="1"/>
+      </w:tblPr>
+      <w:tblGrid>
+        <w:gridCol w:w="4509"/>
+        <w:gridCol w:w="4510"/>
+      </w:tblGrid>
+      <w:tr>
+        <w:tc>
+          <w:tcPr>
+            <w:tcW w:w="4509" w:type="dxa"/>
+          </w:tcPr>
+          <w:p>
+            <w:pPr>
+              <w:jc w:val="center"/>
+            </w:pPr>
+            <w:r>
+              <w:rPr>
+                <w:noProof/>
+              </w:rPr>
+              <w:drawing>
+                <wp:inline distT="0" distB="0" distL="0" distR="0" wp14:anchorId="1BE8E9AC" wp14:editId="5B26B3C1">
+                  <wp:extent cx="1536590" cy="3368140"/>
+                  <wp:effectExtent l="0" t="0" r="6985" b="3810"/>
+                  <wp:docPr id="446970924" name="Imagen 1"/>
+                  <wp:cNvGraphicFramePr>
+                    <a:graphicFrameLocks xmlns:a="http://schemas.openxmlformats.org/drawingml/2006/main" noChangeAspect="1"/>
+                  </wp:cNvGraphicFramePr>
+                  <a:graphic xmlns:a="http://schemas.openxmlformats.org/drawingml/2006/main">
+                    <a:graphicData uri="http://schemas.openxmlformats.org/drawingml/2006/picture">
+                      <pic:pic xmlns:pic="http://schemas.openxmlformats.org/drawingml/2006/picture">
+                        <pic:nvPicPr>
+                          <pic:cNvPr id="446970924" name="Imagen 446970924"/>
+                          <pic:cNvPicPr/>
+                        </pic:nvPicPr>
+                        <pic:blipFill>
+                          <a:blip r:embed="rId13" cstate="print">
+                            <a:extLst>
+                              <a:ext uri="{28A0092B-C50C-407E-A947-70E740481C1C}">
+                                <a14:useLocalDpi xmlns:a14="http://schemas.microsoft.com/office/drawing/2010/main" val="0"/>
+                              </a:ext>
+                            </a:extLst>
+                          </a:blip>
+                          <a:stretch>
+                            <a:fillRect/>
+                          </a:stretch>
+                        </pic:blipFill>
+                        <pic:spPr>
+                          <a:xfrm>
+                            <a:off x="0" y="0"/>
+                            <a:ext cx="1547839" cy="3392797"/>
+                          </a:xfrm>
+                          <a:prstGeom prst="rect">
+                            <a:avLst/>
+                          </a:prstGeom>
+                        </pic:spPr>
+                      </pic:pic>
+                    </a:graphicData>
+                  </a:graphic>
+                </wp:inline>
+              </w:drawing>
+            </w:r>
+          </w:p>
+        </w:tc>
+        <w:tc>
+          <w:tcPr>
+            <w:tcW w:w="4510" w:type="dxa"/>
+          </w:tcPr>
+          <w:p>
+            <w:pPr>
+              <w:jc w:val="center"/>
+            </w:pPr>
+            <w:r>
+              <w:rPr>
+                <w:noProof/>
+              </w:rPr>
+              <w:drawing>
+                <wp:inline distT="0" distB="0" distL="0" distR="0" wp14:anchorId="0C97D17A" wp14:editId="7EB404BD">
+                  <wp:extent cx="1527564" cy="3348358"/>
+                  <wp:effectExtent l="0" t="0" r="0" b="4445"/>
+                  <wp:docPr id="574612884" name="Imagen 3"/>
+                  <wp:cNvGraphicFramePr>
+                    <a:graphicFrameLocks xmlns:a="http://schemas.openxmlformats.org/drawingml/2006/main" noChangeAspect="1"/>
+                  </wp:cNvGraphicFramePr>
+                  <a:graphic xmlns:a="http://schemas.openxmlformats.org/drawingml/2006/main">
+                    <a:graphicData uri="http://schemas.openxmlformats.org/drawingml/2006/picture">
+                      <pic:pic xmlns:pic="http://schemas.openxmlformats.org/drawingml/2006/picture">
+                        <pic:nvPicPr>
+                          <pic:cNvPr id="574612884" name="Imagen 574612884"/>
+                          <pic:cNvPicPr/>
+                        </pic:nvPicPr>
+                        <pic:blipFill>
+                          <a:blip r:embed="rId14" cstate="print">
+                            <a:extLst>
+                              <a:ext uri="{28A0092B-C50C-407E-A947-70E740481C1C}">
+                                <a14:useLocalDpi xmlns:a14="http://schemas.microsoft.com/office/drawing/2010/main" val="0"/>
+                              </a:ext>
+                            </a:extLst>
+                          </a:blip>
+                          <a:stretch>
+                            <a:fillRect/>
+                          </a:stretch>
+                        </pic:blipFill>
+                        <pic:spPr>
+                          <a:xfrm>
+                            <a:off x="0" y="0"/>
+                            <a:ext cx="1534360" cy="3363254"/>
+                          </a:xfrm>
+                          <a:prstGeom prst="rect">
+                            <a:avLst/>
+                          </a:prstGeom>
+                        </pic:spPr>
+                      </pic:pic>
+                    </a:graphicData>
+                  </a:graphic>
+                </wp:inline>
+              </w:drawing>
+            </w:r>
+          </w:p>
+        </w:tc>
+      </w:tr>
+      <w:tr>
+        <w:trPr>
+          <w:trHeight w:val="373"/>
+        </w:trPr>
+        <w:tc>
+          <w:tcPr>
+            <w:tcW w:w="4509" w:type="dxa"/>
+          </w:tcPr>
+          <w:p>
+            <w:pPr>
+              <w:jc w:val="center"/>
+            </w:pPr>
+            <w:r>
+              <w:t>Captura de la pantalla de Login</w:t>
+            </w:r>
+          </w:p>
+        </w:tc>
+        <w:tc>
+          <w:tcPr>
+            <w:tcW w:w="4510" w:type="dxa"/>
+          </w:tcPr>
+          <w:p>
+            <w:pPr>
+              <w:jc w:val="center"/>
+            </w:pPr>
+            <w:r>
+              <w:t>Captura de la pantalla de Registro</w:t>
+            </w:r>
+          </w:p>
+        </w:tc>
+      </w:tr>
+    </w:tbl>
+    <w:p>
+      <w:pPr>
+        <w:spacing w:before="0" w:after="0"/>
+        <w:jc w:val="center"/>
+      </w:pPr>
+    </w:p>
+    <w:p>
+      <w:pPr>
+        <w:pStyle w:val="Ttulo3"/>
         <w:rPr>
           <w:kern w:val="2"/>
           <w:lang w:val="es-ES"/>
           <w14:ligatures w14:val="standardContextual"/>
         </w:rPr>
       </w:pPr>
-      <w:r>
-        <w:t>Las pantallas de autenticación siguen un flujo minimalista. El Login pide únicamente el nombre del vecino (sin contraseña, para facilitar la demo multiusuario) y ofrece un enlace directo al Registro. El Registro añade un Spinner con los barrios de Zaragoza predefinidos.</w:t>
+      <w:bookmarkStart w:id="42" w:name="_Toc227493723"/>
+      <w:r>
+        <w:lastRenderedPageBreak/>
+        <w:t>Escaparate</w:t>
+      </w:r>
+      <w:bookmarkEnd w:id="42"/>
+    </w:p>
+    <w:p>
+      <w:pPr>
+        <w:spacing w:before="0" w:after="0"/>
+      </w:pPr>
+      <w:r>
+        <w:rPr>
+          <w:noProof/>
+          <w:kern w:val="2"/>
+          <w:lang w:val="es-ES"/>
+        </w:rPr>
+        <w:drawing>
+          <wp:anchor distT="0" distB="0" distL="114300" distR="114300" simplePos="0" relativeHeight="251661312" behindDoc="1" locked="0" layoutInCell="1" allowOverlap="1" wp14:anchorId="380BE35A" wp14:editId="4F5EC1E3">
+            <wp:simplePos x="0" y="0"/>
+            <wp:positionH relativeFrom="margin">
+              <wp:align>left</wp:align>
+            </wp:positionH>
+            <wp:positionV relativeFrom="paragraph">
+              <wp:posOffset>758777</wp:posOffset>
+            </wp:positionV>
+            <wp:extent cx="1468120" cy="3218180"/>
+            <wp:effectExtent l="0" t="0" r="0" b="1270"/>
+            <wp:wrapTight wrapText="bothSides">
+              <wp:wrapPolygon edited="0">
+                <wp:start x="0" y="0"/>
+                <wp:lineTo x="0" y="21481"/>
+                <wp:lineTo x="21301" y="21481"/>
+                <wp:lineTo x="21301" y="0"/>
+                <wp:lineTo x="0" y="0"/>
+              </wp:wrapPolygon>
+            </wp:wrapTight>
+            <wp:docPr id="1422960574" name="Imagen 4"/>
+            <wp:cNvGraphicFramePr>
+              <a:graphicFrameLocks xmlns:a="http://schemas.openxmlformats.org/drawingml/2006/main" noChangeAspect="1"/>
+            </wp:cNvGraphicFramePr>
+            <a:graphic xmlns:a="http://schemas.openxmlformats.org/drawingml/2006/main">
+              <a:graphicData uri="http://schemas.openxmlformats.org/drawingml/2006/picture">
+                <pic:pic xmlns:pic="http://schemas.openxmlformats.org/drawingml/2006/picture">
+                  <pic:nvPicPr>
+                    <pic:cNvPr id="1422960574" name="Imagen 1422960574"/>
+                    <pic:cNvPicPr/>
+                  </pic:nvPicPr>
+                  <pic:blipFill>
+                    <a:blip r:embed="rId15" cstate="print">
+                      <a:extLst>
+                        <a:ext uri="{28A0092B-C50C-407E-A947-70E740481C1C}">
+                          <a14:useLocalDpi xmlns:a14="http://schemas.microsoft.com/office/drawing/2010/main" val="0"/>
+                        </a:ext>
+                      </a:extLst>
+                    </a:blip>
+                    <a:stretch>
+                      <a:fillRect/>
+                    </a:stretch>
+                  </pic:blipFill>
+                  <pic:spPr>
+                    <a:xfrm>
+                      <a:off x="0" y="0"/>
+                      <a:ext cx="1470922" cy="3224206"/>
+                    </a:xfrm>
+                    <a:prstGeom prst="rect">
+                      <a:avLst/>
+                    </a:prstGeom>
+                  </pic:spPr>
+                </pic:pic>
+              </a:graphicData>
+            </a:graphic>
+            <wp14:sizeRelH relativeFrom="margin">
+              <wp14:pctWidth>0</wp14:pctWidth>
+            </wp14:sizeRelH>
+            <wp14:sizeRelV relativeFrom="margin">
+              <wp14:pctHeight>0</wp14:pctHeight>
+            </wp14:sizeRelV>
+          </wp:anchor>
+        </w:drawing>
+      </w:r>
+      <w:r>
+        <w:t xml:space="preserve">Es la pantalla de inicio tras el </w:t>
+      </w:r>
+      <w:proofErr w:type="spellStart"/>
+      <w:r>
+        <w:t>login</w:t>
+      </w:r>
+      <w:proofErr w:type="spellEnd"/>
+      <w:r>
+        <w:t xml:space="preserve">. Muestra un </w:t>
+      </w:r>
+      <w:proofErr w:type="spellStart"/>
+      <w:r>
+        <w:t>RecyclerView</w:t>
+      </w:r>
+      <w:proofErr w:type="spellEnd"/>
+      <w:r>
+        <w:t xml:space="preserve"> de tarjetas con todos los servicios ACTIVOS de la comunidad ordenados por fecha de publicación descendente. Cada tarjeta muestra el título, el coste en horas (con formato humanizado) y un pictograma ARASAAC asignado dinámicamente según la categoría del servicio. Un FAB con icono "+" permite publicar un nuevo servicio, y un segundo FAB con icono de altavoz activa el TTS para leer los servicios visibles en pantalla.</w:t>
+      </w:r>
+    </w:p>
+    <w:p>
+      <w:pPr>
+        <w:spacing w:before="0" w:after="0"/>
+      </w:pPr>
+    </w:p>
+    <w:p>
+      <w:pPr>
+        <w:spacing w:before="0" w:after="0"/>
+      </w:pPr>
+      <w:r>
+        <w:t xml:space="preserve">[Figura X. Captura del Escaparate </w:t>
       </w:r>
     </w:p>
     <w:p>
@@ -36164,65 +35259,341 @@
         </w:rPr>
       </w:pPr>
       <w:r>
-        <w:t>[Figura X. Captura de la pantalla de Login.]</w:t>
+        <w:t xml:space="preserve">con tarjetas de servicios y </w:t>
+      </w:r>
+      <w:proofErr w:type="spellStart"/>
+      <w:r>
+        <w:t>FABs</w:t>
+      </w:r>
+      <w:proofErr w:type="spellEnd"/>
+      <w:r>
+        <w:t>.]</w:t>
       </w:r>
     </w:p>
     <w:p>
       <w:pPr>
-        <w:spacing w:before="0" w:after="0"/>
+        <w:pStyle w:val="Ttulo3"/>
         <w:rPr>
           <w:kern w:val="2"/>
           <w:lang w:val="es-ES"/>
           <w14:ligatures w14:val="standardContextual"/>
         </w:rPr>
       </w:pPr>
-      <w:r>
-        <w:t>[Figura X. Captura de la pantalla de Registro.]</w:t>
-      </w:r>
+      <w:bookmarkStart w:id="43" w:name="_Toc227493724"/>
+      <w:r>
+        <w:t>Crear y Detalle de servicio</w:t>
+      </w:r>
+      <w:bookmarkEnd w:id="43"/>
     </w:p>
     <w:p>
       <w:pPr>
-        <w:pStyle w:val="Ttulo3"/>
+        <w:spacing w:before="0" w:after="0"/>
         <w:rPr>
           <w:kern w:val="2"/>
           <w:lang w:val="es-ES"/>
           <w14:ligatures w14:val="standardContextual"/>
         </w:rPr>
       </w:pPr>
-      <w:bookmarkStart w:id="42" w:name="_Toc227493723"/>
-      <w:r>
-        <w:t>Escaparate</w:t>
-      </w:r>
-      <w:bookmarkEnd w:id="42"/>
+      <w:r>
+        <w:t xml:space="preserve">El formulario de creación de servicio se diseñó priorizando la prevención de errores de entrada. Destaca la decisión de sustituir el campo de texto libre para el coste en horas por un Slider Material con pasos de 0,25 h (es decir, cuartos de hora), con un rango de 0,25 a 8 horas. Esta decisión responde a que permitir valores arbitrarios como "1,37 horas" no tiene sentido en el contexto de un banco de tiempo vecinal. El Slider incluye un </w:t>
+      </w:r>
+      <w:proofErr w:type="spellStart"/>
+      <w:r>
+        <w:t>LabelFormatter</w:t>
+      </w:r>
+      <w:proofErr w:type="spellEnd"/>
+      <w:r>
+        <w:t xml:space="preserve"> que muestra el valor seleccionado con formato humanizado (por ejemplo, "1h 15min") mientras el usuario lo arrastra.</w:t>
+      </w:r>
     </w:p>
     <w:p>
       <w:pPr>
         <w:spacing w:before="0" w:after="0"/>
+      </w:pPr>
+      <w:r>
+        <w:t xml:space="preserve">La pantalla de Detalle del Servicio es el </w:t>
+      </w:r>
+      <w:proofErr w:type="spellStart"/>
+      <w:proofErr w:type="gramStart"/>
+      <w:r>
+        <w:t>hub</w:t>
+      </w:r>
+      <w:proofErr w:type="spellEnd"/>
+      <w:proofErr w:type="gramEnd"/>
+      <w:r>
+        <w:t xml:space="preserve"> central de navegación de la aplicación. Desde cualquier tarjeta del Escaparate, Perfil, Transacciones o Historial se accede a esta pantalla, que a su vez es el único punto desde el cual se puede abrir el </w:t>
+      </w:r>
+      <w:proofErr w:type="spellStart"/>
+      <w:r>
+        <w:t>BottomSheet</w:t>
+      </w:r>
+      <w:proofErr w:type="spellEnd"/>
+      <w:r>
+        <w:t xml:space="preserve"> modal de valoración. Los botones de acción mostrados cambian según el rol del usuario (propietario vs. no propietario) y el estado del servicio (ACTIVO, RESERVADO, COMPLETADO).</w:t>
+      </w:r>
+    </w:p>
+    <w:tbl>
+      <w:tblPr>
+        <w:tblStyle w:val="Tablaconcuadrcula"/>
+        <w:tblW w:w="0" w:type="auto"/>
+        <w:tblLook w:val="04A0" w:firstRow="1" w:lastRow="0" w:firstColumn="1" w:lastColumn="0" w:noHBand="0" w:noVBand="1"/>
+      </w:tblPr>
+      <w:tblGrid>
+        <w:gridCol w:w="4509"/>
+        <w:gridCol w:w="4510"/>
+      </w:tblGrid>
+      <w:tr>
+        <w:tc>
+          <w:tcPr>
+            <w:tcW w:w="4509" w:type="dxa"/>
+          </w:tcPr>
+          <w:p>
+            <w:pPr>
+              <w:jc w:val="center"/>
+              <w:rPr>
+                <w:kern w:val="2"/>
+                <w:lang w:val="es-ES"/>
+                <w14:ligatures w14:val="standardContextual"/>
+              </w:rPr>
+            </w:pPr>
+            <w:r>
+              <w:rPr>
+                <w:noProof/>
+                <w:kern w:val="2"/>
+                <w:lang w:val="es-ES"/>
+              </w:rPr>
+              <w:lastRenderedPageBreak/>
+              <w:drawing>
+                <wp:inline distT="0" distB="0" distL="0" distR="0" wp14:anchorId="5B027D66" wp14:editId="43E67C1B">
+                  <wp:extent cx="1076216" cy="2359026"/>
+                  <wp:effectExtent l="0" t="0" r="0" b="3175"/>
+                  <wp:docPr id="101296416" name="Imagen 5"/>
+                  <wp:cNvGraphicFramePr>
+                    <a:graphicFrameLocks xmlns:a="http://schemas.openxmlformats.org/drawingml/2006/main" noChangeAspect="1"/>
+                  </wp:cNvGraphicFramePr>
+                  <a:graphic xmlns:a="http://schemas.openxmlformats.org/drawingml/2006/main">
+                    <a:graphicData uri="http://schemas.openxmlformats.org/drawingml/2006/picture">
+                      <pic:pic xmlns:pic="http://schemas.openxmlformats.org/drawingml/2006/picture">
+                        <pic:nvPicPr>
+                          <pic:cNvPr id="101296416" name="Imagen 101296416"/>
+                          <pic:cNvPicPr/>
+                        </pic:nvPicPr>
+                        <pic:blipFill>
+                          <a:blip r:embed="rId16" cstate="print">
+                            <a:extLst>
+                              <a:ext uri="{28A0092B-C50C-407E-A947-70E740481C1C}">
+                                <a14:useLocalDpi xmlns:a14="http://schemas.microsoft.com/office/drawing/2010/main" val="0"/>
+                              </a:ext>
+                            </a:extLst>
+                          </a:blip>
+                          <a:stretch>
+                            <a:fillRect/>
+                          </a:stretch>
+                        </pic:blipFill>
+                        <pic:spPr>
+                          <a:xfrm>
+                            <a:off x="0" y="0"/>
+                            <a:ext cx="1098499" cy="2407869"/>
+                          </a:xfrm>
+                          <a:prstGeom prst="rect">
+                            <a:avLst/>
+                          </a:prstGeom>
+                        </pic:spPr>
+                      </pic:pic>
+                    </a:graphicData>
+                  </a:graphic>
+                </wp:inline>
+              </w:drawing>
+            </w:r>
+          </w:p>
+        </w:tc>
+        <w:tc>
+          <w:tcPr>
+            <w:tcW w:w="4510" w:type="dxa"/>
+          </w:tcPr>
+          <w:p>
+            <w:pPr>
+              <w:jc w:val="center"/>
+              <w:rPr>
+                <w:kern w:val="2"/>
+                <w:lang w:val="es-ES"/>
+                <w14:ligatures w14:val="standardContextual"/>
+              </w:rPr>
+            </w:pPr>
+            <w:r>
+              <w:rPr>
+                <w:noProof/>
+                <w:kern w:val="2"/>
+                <w:lang w:val="es-ES"/>
+              </w:rPr>
+              <w:drawing>
+                <wp:inline distT="0" distB="0" distL="0" distR="0" wp14:anchorId="17DE3A4A" wp14:editId="12683C85">
+                  <wp:extent cx="1104752" cy="2421576"/>
+                  <wp:effectExtent l="0" t="0" r="635" b="0"/>
+                  <wp:docPr id="733424804" name="Imagen 6"/>
+                  <wp:cNvGraphicFramePr>
+                    <a:graphicFrameLocks xmlns:a="http://schemas.openxmlformats.org/drawingml/2006/main" noChangeAspect="1"/>
+                  </wp:cNvGraphicFramePr>
+                  <a:graphic xmlns:a="http://schemas.openxmlformats.org/drawingml/2006/main">
+                    <a:graphicData uri="http://schemas.openxmlformats.org/drawingml/2006/picture">
+                      <pic:pic xmlns:pic="http://schemas.openxmlformats.org/drawingml/2006/picture">
+                        <pic:nvPicPr>
+                          <pic:cNvPr id="733424804" name="Imagen 733424804"/>
+                          <pic:cNvPicPr/>
+                        </pic:nvPicPr>
+                        <pic:blipFill>
+                          <a:blip r:embed="rId17" cstate="print">
+                            <a:extLst>
+                              <a:ext uri="{28A0092B-C50C-407E-A947-70E740481C1C}">
+                                <a14:useLocalDpi xmlns:a14="http://schemas.microsoft.com/office/drawing/2010/main" val="0"/>
+                              </a:ext>
+                            </a:extLst>
+                          </a:blip>
+                          <a:stretch>
+                            <a:fillRect/>
+                          </a:stretch>
+                        </pic:blipFill>
+                        <pic:spPr>
+                          <a:xfrm>
+                            <a:off x="0" y="0"/>
+                            <a:ext cx="1126631" cy="2469533"/>
+                          </a:xfrm>
+                          <a:prstGeom prst="rect">
+                            <a:avLst/>
+                          </a:prstGeom>
+                        </pic:spPr>
+                      </pic:pic>
+                    </a:graphicData>
+                  </a:graphic>
+                </wp:inline>
+              </w:drawing>
+            </w:r>
+            <w:r>
+              <w:rPr>
+                <w:noProof/>
+                <w:kern w:val="2"/>
+                <w:lang w:val="es-ES"/>
+              </w:rPr>
+              <w:drawing>
+                <wp:inline distT="0" distB="0" distL="0" distR="0" wp14:anchorId="5A5CA24B" wp14:editId="24D8209F">
+                  <wp:extent cx="1104712" cy="2421484"/>
+                  <wp:effectExtent l="0" t="0" r="635" b="0"/>
+                  <wp:docPr id="1342364716" name="Imagen 7"/>
+                  <wp:cNvGraphicFramePr>
+                    <a:graphicFrameLocks xmlns:a="http://schemas.openxmlformats.org/drawingml/2006/main" noChangeAspect="1"/>
+                  </wp:cNvGraphicFramePr>
+                  <a:graphic xmlns:a="http://schemas.openxmlformats.org/drawingml/2006/main">
+                    <a:graphicData uri="http://schemas.openxmlformats.org/drawingml/2006/picture">
+                      <pic:pic xmlns:pic="http://schemas.openxmlformats.org/drawingml/2006/picture">
+                        <pic:nvPicPr>
+                          <pic:cNvPr id="1342364716" name="Imagen 1342364716"/>
+                          <pic:cNvPicPr/>
+                        </pic:nvPicPr>
+                        <pic:blipFill>
+                          <a:blip r:embed="rId18" cstate="print">
+                            <a:extLst>
+                              <a:ext uri="{28A0092B-C50C-407E-A947-70E740481C1C}">
+                                <a14:useLocalDpi xmlns:a14="http://schemas.microsoft.com/office/drawing/2010/main" val="0"/>
+                              </a:ext>
+                            </a:extLst>
+                          </a:blip>
+                          <a:stretch>
+                            <a:fillRect/>
+                          </a:stretch>
+                        </pic:blipFill>
+                        <pic:spPr>
+                          <a:xfrm>
+                            <a:off x="0" y="0"/>
+                            <a:ext cx="1128533" cy="2473698"/>
+                          </a:xfrm>
+                          <a:prstGeom prst="rect">
+                            <a:avLst/>
+                          </a:prstGeom>
+                        </pic:spPr>
+                      </pic:pic>
+                    </a:graphicData>
+                  </a:graphic>
+                </wp:inline>
+              </w:drawing>
+            </w:r>
+          </w:p>
+        </w:tc>
+      </w:tr>
+      <w:tr>
+        <w:trPr>
+          <w:trHeight w:val="65"/>
+        </w:trPr>
+        <w:tc>
+          <w:tcPr>
+            <w:tcW w:w="4509" w:type="dxa"/>
+          </w:tcPr>
+          <w:p>
+            <w:pPr>
+              <w:jc w:val="center"/>
+              <w:rPr>
+                <w:kern w:val="2"/>
+                <w:lang w:val="es-ES"/>
+                <w14:ligatures w14:val="standardContextual"/>
+              </w:rPr>
+            </w:pPr>
+            <w:r>
+              <w:t>Captura del formulario de creación de servicio con Slider</w:t>
+            </w:r>
+          </w:p>
+          <w:p>
+            <w:pPr>
+              <w:jc w:val="center"/>
+              <w:rPr>
+                <w:kern w:val="2"/>
+                <w:lang w:val="es-ES"/>
+                <w14:ligatures w14:val="standardContextual"/>
+              </w:rPr>
+            </w:pPr>
+          </w:p>
+        </w:tc>
+        <w:tc>
+          <w:tcPr>
+            <w:tcW w:w="4510" w:type="dxa"/>
+          </w:tcPr>
+          <w:p>
+            <w:pPr>
+              <w:jc w:val="center"/>
+            </w:pPr>
+            <w:r>
+              <w:t>Captura del Detalle del Servicio mostrando botones contextuales</w:t>
+            </w:r>
+            <w:r>
+              <w:t>.</w:t>
+            </w:r>
+          </w:p>
+          <w:p>
+            <w:pPr>
+              <w:ind w:firstLine="720"/>
+              <w:jc w:val="center"/>
+              <w:rPr>
+                <w:kern w:val="2"/>
+                <w:lang w:val="es-ES"/>
+                <w14:ligatures w14:val="standardContextual"/>
+              </w:rPr>
+            </w:pPr>
+          </w:p>
+        </w:tc>
+      </w:tr>
+    </w:tbl>
+    <w:p>
+      <w:pPr>
+        <w:pStyle w:val="Ttulo3"/>
         <w:rPr>
           <w:kern w:val="2"/>
           <w:lang w:val="es-ES"/>
           <w14:ligatures w14:val="standardContextual"/>
         </w:rPr>
       </w:pPr>
-      <w:r>
-        <w:t xml:space="preserve">Es la pantalla de inicio tras el </w:t>
-      </w:r>
-      <w:proofErr w:type="spellStart"/>
-      <w:r>
-        <w:t>login</w:t>
-      </w:r>
-      <w:proofErr w:type="spellEnd"/>
-      <w:r>
-        <w:t xml:space="preserve">. Muestra un </w:t>
-      </w:r>
-      <w:proofErr w:type="spellStart"/>
-      <w:r>
-        <w:t>RecyclerView</w:t>
-      </w:r>
-      <w:proofErr w:type="spellEnd"/>
-      <w:r>
-        <w:t xml:space="preserve"> de tarjetas con todos los servicios ACTIVOS de la comunidad ordenados por fecha de publicación descendente. Cada tarjeta muestra el título, el coste en horas (con formato humanizado) y un pictograma ARASAAC asignado dinámicamente según la categoría del servicio. Un FAB con icono "+" permite publicar un nuevo servicio, y un segundo FAB con icono de altavoz activa el TTS para leer los servicios visibles en pantalla.</w:t>
-      </w:r>
+      <w:bookmarkStart w:id="44" w:name="_Toc227493725"/>
+      <w:r>
+        <w:t>Transacciones</w:t>
+      </w:r>
+      <w:bookmarkEnd w:id="44"/>
     </w:p>
     <w:p>
       <w:pPr>
@@ -36234,56 +35605,333 @@
         </w:rPr>
       </w:pPr>
       <w:r>
-        <w:t xml:space="preserve">[Figura X. Captura del Escaparate con tarjetas de servicios y </w:t>
-      </w:r>
-      <w:proofErr w:type="spellStart"/>
-      <w:r>
-        <w:t>FABs</w:t>
-      </w:r>
-      <w:proofErr w:type="spellEnd"/>
-      <w:r>
-        <w:t>.]</w:t>
+        <w:t>La pestaña de Transacciones muestra todas las transacciones activas del usuario, tanto aquellas en las que actúa como comprador como aquellas en las que actúa como vendedor. Se aplicó una diferenciación visual por rol mediante un chip coloreado en la parte superior de cada tarjeta ("Comprador" en azul, "Vendedor" en verde).</w:t>
+      </w:r>
+      <w:r>
+        <w:t xml:space="preserve"> </w:t>
+      </w:r>
+      <w:r>
+        <w:t>Los botones de acción disponibles (Aceptar, Completar, Cancelar, Valorar) se calculan dinámicamente según el estado de la transacción y el rol del usuario.</w:t>
       </w:r>
     </w:p>
     <w:p>
       <w:pPr>
-        <w:pStyle w:val="Ttulo3"/>
+        <w:spacing w:before="0" w:after="0"/>
         <w:rPr>
           <w:kern w:val="2"/>
           <w:lang w:val="es-ES"/>
           <w14:ligatures w14:val="standardContextual"/>
         </w:rPr>
       </w:pPr>
-      <w:bookmarkStart w:id="43" w:name="_Toc227493724"/>
-      <w:r>
-        <w:t>Crear y Detalle de servicio</w:t>
-      </w:r>
-      <w:bookmarkEnd w:id="43"/>
+      <w:r>
+        <w:t xml:space="preserve">Las tarjetas de transacciones canceladas reciben un tratamiento visual específico: se muestran oscurecidas, con el texto tachado mediante </w:t>
+      </w:r>
+      <w:proofErr w:type="spellStart"/>
+      <w:r>
+        <w:t>Paint.STRIKE_THRU_TEXT_FLAG</w:t>
+      </w:r>
+      <w:proofErr w:type="spellEnd"/>
+      <w:r>
+        <w:t xml:space="preserve"> y una leyenda "Sin cargo" que indica que no se ha producido transferencia de horas.</w:t>
+      </w:r>
     </w:p>
     <w:p>
       <w:pPr>
         <w:spacing w:before="0" w:after="0"/>
+      </w:pPr>
+      <w:r>
+        <w:t xml:space="preserve">Un </w:t>
+      </w:r>
+      <w:proofErr w:type="spellStart"/>
+      <w:r>
+        <w:t>badge</w:t>
+      </w:r>
+      <w:proofErr w:type="spellEnd"/>
+      <w:r>
+        <w:t xml:space="preserve"> numérico rojo en la pestaña del </w:t>
+      </w:r>
+      <w:proofErr w:type="spellStart"/>
+      <w:r>
+        <w:t>BottomNav</w:t>
+      </w:r>
+      <w:proofErr w:type="spellEnd"/>
+      <w:r>
+        <w:t xml:space="preserve"> indica al usuario cuántas transacciones requieren su atención (pendientes de aceptar o completadas sin valorar).</w:t>
+      </w:r>
+    </w:p>
+    <w:p>
+      <w:pPr>
+        <w:spacing w:before="0" w:after="0"/>
+      </w:pPr>
+    </w:p>
+    <w:tbl>
+      <w:tblPr>
+        <w:tblStyle w:val="Tablaconcuadrcula"/>
+        <w:tblW w:w="0" w:type="auto"/>
+        <w:tblLook w:val="04A0" w:firstRow="1" w:lastRow="0" w:firstColumn="1" w:lastColumn="0" w:noHBand="0" w:noVBand="1"/>
+      </w:tblPr>
+      <w:tblGrid>
+        <w:gridCol w:w="4509"/>
+        <w:gridCol w:w="4510"/>
+      </w:tblGrid>
+      <w:tr>
+        <w:tc>
+          <w:tcPr>
+            <w:tcW w:w="4509" w:type="dxa"/>
+          </w:tcPr>
+          <w:p>
+            <w:pPr>
+              <w:jc w:val="center"/>
+              <w:rPr>
+                <w:kern w:val="2"/>
+                <w:lang w:val="es-ES"/>
+                <w14:ligatures w14:val="standardContextual"/>
+              </w:rPr>
+            </w:pPr>
+            <w:r>
+              <w:rPr>
+                <w:noProof/>
+                <w:kern w:val="2"/>
+                <w:lang w:val="es-ES"/>
+              </w:rPr>
+              <w:lastRenderedPageBreak/>
+              <w:drawing>
+                <wp:inline distT="0" distB="0" distL="0" distR="0" wp14:anchorId="3FBBC065" wp14:editId="7F57337A">
+                  <wp:extent cx="1277425" cy="2800065"/>
+                  <wp:effectExtent l="0" t="0" r="0" b="635"/>
+                  <wp:docPr id="934106726" name="Imagen 9"/>
+                  <wp:cNvGraphicFramePr>
+                    <a:graphicFrameLocks xmlns:a="http://schemas.openxmlformats.org/drawingml/2006/main" noChangeAspect="1"/>
+                  </wp:cNvGraphicFramePr>
+                  <a:graphic xmlns:a="http://schemas.openxmlformats.org/drawingml/2006/main">
+                    <a:graphicData uri="http://schemas.openxmlformats.org/drawingml/2006/picture">
+                      <pic:pic xmlns:pic="http://schemas.openxmlformats.org/drawingml/2006/picture">
+                        <pic:nvPicPr>
+                          <pic:cNvPr id="934106726" name="Imagen 934106726"/>
+                          <pic:cNvPicPr/>
+                        </pic:nvPicPr>
+                        <pic:blipFill>
+                          <a:blip r:embed="rId19" cstate="print">
+                            <a:extLst>
+                              <a:ext uri="{28A0092B-C50C-407E-A947-70E740481C1C}">
+                                <a14:useLocalDpi xmlns:a14="http://schemas.microsoft.com/office/drawing/2010/main" val="0"/>
+                              </a:ext>
+                            </a:extLst>
+                          </a:blip>
+                          <a:stretch>
+                            <a:fillRect/>
+                          </a:stretch>
+                        </pic:blipFill>
+                        <pic:spPr>
+                          <a:xfrm>
+                            <a:off x="0" y="0"/>
+                            <a:ext cx="1307855" cy="2866767"/>
+                          </a:xfrm>
+                          <a:prstGeom prst="rect">
+                            <a:avLst/>
+                          </a:prstGeom>
+                        </pic:spPr>
+                      </pic:pic>
+                    </a:graphicData>
+                  </a:graphic>
+                </wp:inline>
+              </w:drawing>
+            </w:r>
+            <w:r>
+              <w:rPr>
+                <w:noProof/>
+                <w:kern w:val="2"/>
+                <w:lang w:val="es-ES"/>
+              </w:rPr>
+              <w:drawing>
+                <wp:inline distT="0" distB="0" distL="0" distR="0" wp14:anchorId="1AF1A2B6" wp14:editId="18B8A9CF">
+                  <wp:extent cx="1274885" cy="2794494"/>
+                  <wp:effectExtent l="0" t="0" r="1905" b="6350"/>
+                  <wp:docPr id="1808016403" name="Imagen 10"/>
+                  <wp:cNvGraphicFramePr>
+                    <a:graphicFrameLocks xmlns:a="http://schemas.openxmlformats.org/drawingml/2006/main" noChangeAspect="1"/>
+                  </wp:cNvGraphicFramePr>
+                  <a:graphic xmlns:a="http://schemas.openxmlformats.org/drawingml/2006/main">
+                    <a:graphicData uri="http://schemas.openxmlformats.org/drawingml/2006/picture">
+                      <pic:pic xmlns:pic="http://schemas.openxmlformats.org/drawingml/2006/picture">
+                        <pic:nvPicPr>
+                          <pic:cNvPr id="1808016403" name="Imagen 1808016403"/>
+                          <pic:cNvPicPr/>
+                        </pic:nvPicPr>
+                        <pic:blipFill>
+                          <a:blip r:embed="rId20" cstate="print">
+                            <a:extLst>
+                              <a:ext uri="{28A0092B-C50C-407E-A947-70E740481C1C}">
+                                <a14:useLocalDpi xmlns:a14="http://schemas.microsoft.com/office/drawing/2010/main" val="0"/>
+                              </a:ext>
+                            </a:extLst>
+                          </a:blip>
+                          <a:stretch>
+                            <a:fillRect/>
+                          </a:stretch>
+                        </pic:blipFill>
+                        <pic:spPr>
+                          <a:xfrm>
+                            <a:off x="0" y="0"/>
+                            <a:ext cx="1289205" cy="2825883"/>
+                          </a:xfrm>
+                          <a:prstGeom prst="rect">
+                            <a:avLst/>
+                          </a:prstGeom>
+                        </pic:spPr>
+                      </pic:pic>
+                    </a:graphicData>
+                  </a:graphic>
+                </wp:inline>
+              </w:drawing>
+            </w:r>
+          </w:p>
+        </w:tc>
+        <w:tc>
+          <w:tcPr>
+            <w:tcW w:w="4510" w:type="dxa"/>
+          </w:tcPr>
+          <w:p>
+            <w:pPr>
+              <w:jc w:val="center"/>
+              <w:rPr>
+                <w:kern w:val="2"/>
+                <w:lang w:val="es-ES"/>
+                <w14:ligatures w14:val="standardContextual"/>
+              </w:rPr>
+            </w:pPr>
+            <w:r>
+              <w:rPr>
+                <w:noProof/>
+                <w:kern w:val="2"/>
+                <w:lang w:val="es-ES"/>
+              </w:rPr>
+              <w:drawing>
+                <wp:inline distT="0" distB="0" distL="0" distR="0" wp14:anchorId="2B06896D" wp14:editId="6695B7CA">
+                  <wp:extent cx="1274762" cy="2794224"/>
+                  <wp:effectExtent l="0" t="0" r="1905" b="6350"/>
+                  <wp:docPr id="383473607" name="Imagen 11"/>
+                  <wp:cNvGraphicFramePr>
+                    <a:graphicFrameLocks xmlns:a="http://schemas.openxmlformats.org/drawingml/2006/main" noChangeAspect="1"/>
+                  </wp:cNvGraphicFramePr>
+                  <a:graphic xmlns:a="http://schemas.openxmlformats.org/drawingml/2006/main">
+                    <a:graphicData uri="http://schemas.openxmlformats.org/drawingml/2006/picture">
+                      <pic:pic xmlns:pic="http://schemas.openxmlformats.org/drawingml/2006/picture">
+                        <pic:nvPicPr>
+                          <pic:cNvPr id="383473607" name="Imagen 383473607"/>
+                          <pic:cNvPicPr/>
+                        </pic:nvPicPr>
+                        <pic:blipFill>
+                          <a:blip r:embed="rId21" cstate="print">
+                            <a:extLst>
+                              <a:ext uri="{28A0092B-C50C-407E-A947-70E740481C1C}">
+                                <a14:useLocalDpi xmlns:a14="http://schemas.microsoft.com/office/drawing/2010/main" val="0"/>
+                              </a:ext>
+                            </a:extLst>
+                          </a:blip>
+                          <a:stretch>
+                            <a:fillRect/>
+                          </a:stretch>
+                        </pic:blipFill>
+                        <pic:spPr>
+                          <a:xfrm>
+                            <a:off x="0" y="0"/>
+                            <a:ext cx="1292685" cy="2833511"/>
+                          </a:xfrm>
+                          <a:prstGeom prst="rect">
+                            <a:avLst/>
+                          </a:prstGeom>
+                        </pic:spPr>
+                      </pic:pic>
+                    </a:graphicData>
+                  </a:graphic>
+                </wp:inline>
+              </w:drawing>
+            </w:r>
+          </w:p>
+        </w:tc>
+      </w:tr>
+      <w:tr>
+        <w:trPr>
+          <w:trHeight w:val="1129"/>
+        </w:trPr>
+        <w:tc>
+          <w:tcPr>
+            <w:tcW w:w="4509" w:type="dxa"/>
+          </w:tcPr>
+          <w:p>
+            <w:pPr>
+              <w:jc w:val="center"/>
+              <w:rPr>
+                <w:kern w:val="2"/>
+                <w14:ligatures w14:val="standardContextual"/>
+              </w:rPr>
+            </w:pPr>
+            <w:r>
+              <w:t xml:space="preserve">[Figura X. Captura de la pestaña Transacciones mostrando el </w:t>
+            </w:r>
+            <w:proofErr w:type="spellStart"/>
+            <w:r>
+              <w:t>badge</w:t>
+            </w:r>
+            <w:proofErr w:type="spellEnd"/>
+            <w:r>
+              <w:t xml:space="preserve"> de notificaciones y la </w:t>
+            </w:r>
+            <w:proofErr w:type="gramStart"/>
+            <w:r>
+              <w:t>diferenciación comprador</w:t>
+            </w:r>
+            <w:proofErr w:type="gramEnd"/>
+            <w:r>
+              <w:t>/vendedor.]</w:t>
+            </w:r>
+          </w:p>
+        </w:tc>
+        <w:tc>
+          <w:tcPr>
+            <w:tcW w:w="4510" w:type="dxa"/>
+          </w:tcPr>
+          <w:p>
+            <w:pPr>
+              <w:jc w:val="center"/>
+              <w:rPr>
+                <w:kern w:val="2"/>
+                <w:lang w:val="es-ES"/>
+                <w14:ligatures w14:val="standardContextual"/>
+              </w:rPr>
+            </w:pPr>
+            <w:r>
+              <w:t>[Figura X. Captura con una tarjeta de transacción cancelada (texto tachado y "Sin cargo").]</w:t>
+            </w:r>
+          </w:p>
+          <w:p>
+            <w:pPr>
+              <w:jc w:val="center"/>
+              <w:rPr>
+                <w:kern w:val="2"/>
+                <w:lang w:val="es-ES"/>
+                <w14:ligatures w14:val="standardContextual"/>
+              </w:rPr>
+            </w:pPr>
+          </w:p>
+        </w:tc>
+      </w:tr>
+    </w:tbl>
+    <w:p>
+      <w:pPr>
+        <w:pStyle w:val="Ttulo3"/>
         <w:rPr>
           <w:kern w:val="2"/>
           <w:lang w:val="es-ES"/>
           <w14:ligatures w14:val="standardContextual"/>
         </w:rPr>
       </w:pPr>
-      <w:r>
-        <w:t xml:space="preserve">El formulario de creación de servicio se diseñó priorizando la prevención de errores de entrada. Destaca la decisión de sustituir el campo de texto libre para el coste en horas por un Slider Material con pasos de 0,25 h (es decir, cuartos de hora), con un rango de 0,25 a 8 horas. Esta decisión responde a que permitir valores arbitrarios como "1,37 horas" no tiene sentido en el contexto de un banco de tiempo vecinal. El Slider incluye un </w:t>
-      </w:r>
-      <w:proofErr w:type="spellStart"/>
-      <w:r>
-        <w:t>LabelFormatter</w:t>
-      </w:r>
-      <w:proofErr w:type="spellEnd"/>
-      <w:r>
-        <w:t xml:space="preserve"> que </w:t>
-      </w:r>
-      <w:r>
-        <w:lastRenderedPageBreak/>
-        <w:t>muestra el valor seleccionado con formato humanizado (por ejemplo, "1h 15min") mientras el usuario lo arrastra.</w:t>
-      </w:r>
+      <w:bookmarkStart w:id="45" w:name="_Toc227493726"/>
+      <w:r>
+        <w:t>Valoración con pictogramas ARASAAC</w:t>
+      </w:r>
+      <w:bookmarkEnd w:id="45"/>
     </w:p>
     <w:p>
       <w:pPr>
@@ -36295,17 +35943,15 @@
         </w:rPr>
       </w:pPr>
       <w:r>
-        <w:t xml:space="preserve">La pantalla de Detalle del Servicio es el </w:t>
+        <w:t xml:space="preserve">La valoración se realiza mediante un </w:t>
       </w:r>
       <w:proofErr w:type="spellStart"/>
-      <w:proofErr w:type="gramStart"/>
-      <w:r>
-        <w:t>hub</w:t>
+      <w:r>
+        <w:t>BottomSheet</w:t>
       </w:r>
       <w:proofErr w:type="spellEnd"/>
-      <w:proofErr w:type="gramEnd"/>
-      <w:r>
-        <w:t xml:space="preserve"> central de navegación de la aplicación. Desde cualquier tarjeta del Escaparate, Perfil, Transacciones o Historial se accede a esta pantalla, que a su vez es el único punto desde el cual se puede abrir el </w:t>
+      <w:r>
+        <w:t xml:space="preserve"> modal con 9 pictogramas ARASAAC seleccionables y un campo de texto libre opcional para comentarios. El </w:t>
       </w:r>
       <w:proofErr w:type="spellStart"/>
       <w:r>
@@ -36313,7 +35959,15 @@
       </w:r>
       <w:proofErr w:type="spellEnd"/>
       <w:r>
-        <w:t xml:space="preserve"> modal de valoración. Los botones de acción mostrados cambian según el rol del usuario (propietario vs. no propietario) y el estado del servicio (ACTIVO, RESERVADO, COMPLETADO).</w:t>
+        <w:t xml:space="preserve"> es modal (no se apila en el back </w:t>
+      </w:r>
+      <w:proofErr w:type="spellStart"/>
+      <w:r>
+        <w:t>stack</w:t>
+      </w:r>
+      <w:proofErr w:type="spellEnd"/>
+      <w:r>
+        <w:t>) por diseño: esto permite que al cerrarse el usuario vuelva exactamente a la pantalla desde la que lo invocó, evitando bucles de navegación.</w:t>
       </w:r>
     </w:p>
     <w:p>
@@ -36326,36 +35980,142 @@
         </w:rPr>
       </w:pPr>
       <w:r>
-        <w:t>[Figura X. Captura del formulario de creación de servicio con Slider.]</w:t>
+        <w:rPr>
+          <w:noProof/>
+          <w:kern w:val="2"/>
+          <w:lang w:val="es-ES"/>
+        </w:rPr>
+        <w:drawing>
+          <wp:anchor distT="0" distB="0" distL="114300" distR="114300" simplePos="0" relativeHeight="251662336" behindDoc="1" locked="0" layoutInCell="1" allowOverlap="1" wp14:anchorId="68EB7F46" wp14:editId="5819887B">
+            <wp:simplePos x="0" y="0"/>
+            <wp:positionH relativeFrom="margin">
+              <wp:align>left</wp:align>
+            </wp:positionH>
+            <wp:positionV relativeFrom="paragraph">
+              <wp:posOffset>16510</wp:posOffset>
+            </wp:positionV>
+            <wp:extent cx="1722755" cy="3780155"/>
+            <wp:effectExtent l="0" t="0" r="0" b="0"/>
+            <wp:wrapTight wrapText="bothSides">
+              <wp:wrapPolygon edited="0">
+                <wp:start x="0" y="0"/>
+                <wp:lineTo x="0" y="21444"/>
+                <wp:lineTo x="21258" y="21444"/>
+                <wp:lineTo x="21258" y="0"/>
+                <wp:lineTo x="0" y="0"/>
+              </wp:wrapPolygon>
+            </wp:wrapTight>
+            <wp:docPr id="1024341599" name="Imagen 12"/>
+            <wp:cNvGraphicFramePr>
+              <a:graphicFrameLocks xmlns:a="http://schemas.openxmlformats.org/drawingml/2006/main" noChangeAspect="1"/>
+            </wp:cNvGraphicFramePr>
+            <a:graphic xmlns:a="http://schemas.openxmlformats.org/drawingml/2006/main">
+              <a:graphicData uri="http://schemas.openxmlformats.org/drawingml/2006/picture">
+                <pic:pic xmlns:pic="http://schemas.openxmlformats.org/drawingml/2006/picture">
+                  <pic:nvPicPr>
+                    <pic:cNvPr id="1024341599" name="Imagen 1024341599"/>
+                    <pic:cNvPicPr/>
+                  </pic:nvPicPr>
+                  <pic:blipFill>
+                    <a:blip r:embed="rId22" cstate="print">
+                      <a:extLst>
+                        <a:ext uri="{28A0092B-C50C-407E-A947-70E740481C1C}">
+                          <a14:useLocalDpi xmlns:a14="http://schemas.microsoft.com/office/drawing/2010/main" val="0"/>
+                        </a:ext>
+                      </a:extLst>
+                    </a:blip>
+                    <a:stretch>
+                      <a:fillRect/>
+                    </a:stretch>
+                  </pic:blipFill>
+                  <pic:spPr>
+                    <a:xfrm>
+                      <a:off x="0" y="0"/>
+                      <a:ext cx="1722755" cy="3780155"/>
+                    </a:xfrm>
+                    <a:prstGeom prst="rect">
+                      <a:avLst/>
+                    </a:prstGeom>
+                  </pic:spPr>
+                </pic:pic>
+              </a:graphicData>
+            </a:graphic>
+            <wp14:sizeRelH relativeFrom="margin">
+              <wp14:pctWidth>0</wp14:pctWidth>
+            </wp14:sizeRelH>
+            <wp14:sizeRelV relativeFrom="margin">
+              <wp14:pctHeight>0</wp14:pctHeight>
+            </wp14:sizeRelV>
+          </wp:anchor>
+        </w:drawing>
+      </w:r>
+      <w:r>
+        <w:t>La decisión de utilizar pictogramas en lugar de estrellas numéricas responde al objetivo de accesibilidad cognitiva: se eliminan las barreras que puedan tener usuarios con dificultades para interpretar valoraciones numéricas abstractas, sustituyéndolas por conceptos visuales concretos como "puntual", "amable" o "cumple lo prometido</w:t>
+      </w:r>
+      <w:proofErr w:type="gramStart"/>
+      <w:r>
+        <w:t>".[</w:t>
+      </w:r>
+      <w:proofErr w:type="gramEnd"/>
+      <w:r>
+        <w:t xml:space="preserve">Figura X. Captura del </w:t>
+      </w:r>
+      <w:proofErr w:type="spellStart"/>
+      <w:r>
+        <w:t>BottomSheet</w:t>
+      </w:r>
+      <w:proofErr w:type="spellEnd"/>
+      <w:r>
+        <w:t xml:space="preserve"> de valoración con los 9 pictogramas ARASAAC.]</w:t>
       </w:r>
     </w:p>
     <w:p>
       <w:pPr>
-        <w:spacing w:before="0" w:after="0"/>
+        <w:pStyle w:val="Ttulo3"/>
         <w:rPr>
           <w:kern w:val="2"/>
           <w:lang w:val="es-ES"/>
           <w14:ligatures w14:val="standardContextual"/>
         </w:rPr>
       </w:pPr>
-      <w:r>
-        <w:t>[Figura X. Captura del Detalle del Servicio mostrando botones contextuales.]</w:t>
-      </w:r>
+      <w:bookmarkStart w:id="46" w:name="_Toc227493727"/>
+      <w:r>
+        <w:t>Perfil e Historial</w:t>
+      </w:r>
+      <w:bookmarkEnd w:id="46"/>
     </w:p>
     <w:p>
       <w:pPr>
-        <w:pStyle w:val="Ttulo3"/>
+        <w:spacing w:before="0" w:after="0"/>
         <w:rPr>
           <w:kern w:val="2"/>
           <w:lang w:val="es-ES"/>
           <w14:ligatures w14:val="standardContextual"/>
         </w:rPr>
       </w:pPr>
-      <w:bookmarkStart w:id="44" w:name="_Toc227493725"/>
-      <w:r>
-        <w:t>Transacciones</w:t>
-      </w:r>
-      <w:bookmarkEnd w:id="44"/>
+      <w:r>
+        <w:t xml:space="preserve">El Perfil muestra la información del usuario (nombre, barrio, saldo de horas, nivel y número de intercambios completados) junto con la lista de servicios publicados por él. El nivel del vecino (Novato, Activo, Veterano, Referente) se recalcula </w:t>
+      </w:r>
+      <w:r>
+        <w:lastRenderedPageBreak/>
+        <w:t>automáticamente en función del número de intercambios y se muestra como una tarjeta destacada.</w:t>
+      </w:r>
+    </w:p>
+    <w:p>
+      <w:pPr>
+        <w:spacing w:before="0" w:after="0"/>
+      </w:pPr>
+      <w:r>
+        <w:t xml:space="preserve">El Historial cuenta con dos pestañas (completadas y canceladas) y un gráfico de barras agrupadas generado con </w:t>
+      </w:r>
+      <w:proofErr w:type="spellStart"/>
+      <w:r>
+        <w:t>MPAndroidChart</w:t>
+      </w:r>
+      <w:proofErr w:type="spellEnd"/>
+      <w:r>
+        <w:t xml:space="preserve"> que visualiza el balance mensual de horas ganadas frente a horas gastadas.</w:t>
+      </w:r>
     </w:p>
     <w:p>
       <w:pPr>
@@ -36366,243 +36126,6 @@
           <w14:ligatures w14:val="standardContextual"/>
         </w:rPr>
       </w:pPr>
-      <w:r>
-        <w:t>La pestaña de Transacciones muestra todas las transacciones activas del usuario, tanto aquellas en las que actúa como comprador como aquellas en las que actúa como vendedor. Se aplicó una diferenciación visual por rol mediante un chip coloreado en la parte superior de cada tarjeta ("Comprador" en azul, "Vendedor" en verde).</w:t>
-      </w:r>
-      <w:r>
-        <w:t xml:space="preserve"> </w:t>
-      </w:r>
-      <w:r>
-        <w:t>Los botones de acción disponibles (Aceptar, Completar, Cancelar, Valorar) se calculan dinámicamente según el estado de la transacción y el rol del usuario.</w:t>
-      </w:r>
-    </w:p>
-    <w:p>
-      <w:pPr>
-        <w:spacing w:before="0" w:after="0"/>
-        <w:rPr>
-          <w:kern w:val="2"/>
-          <w:lang w:val="es-ES"/>
-          <w14:ligatures w14:val="standardContextual"/>
-        </w:rPr>
-      </w:pPr>
-      <w:r>
-        <w:t xml:space="preserve">Las tarjetas de transacciones canceladas reciben un tratamiento visual específico: se muestran oscurecidas, con el texto tachado mediante </w:t>
-      </w:r>
-      <w:proofErr w:type="spellStart"/>
-      <w:r>
-        <w:t>Paint.STRIKE_THRU_TEXT_FLAG</w:t>
-      </w:r>
-      <w:proofErr w:type="spellEnd"/>
-      <w:r>
-        <w:t xml:space="preserve"> y una leyenda "Sin cargo" que indica que no se ha producido transferencia de horas.</w:t>
-      </w:r>
-    </w:p>
-    <w:p>
-      <w:pPr>
-        <w:spacing w:before="0" w:after="0"/>
-        <w:rPr>
-          <w:kern w:val="2"/>
-          <w:lang w:val="es-ES"/>
-          <w14:ligatures w14:val="standardContextual"/>
-        </w:rPr>
-      </w:pPr>
-      <w:r>
-        <w:t xml:space="preserve">Un </w:t>
-      </w:r>
-      <w:proofErr w:type="spellStart"/>
-      <w:r>
-        <w:t>badge</w:t>
-      </w:r>
-      <w:proofErr w:type="spellEnd"/>
-      <w:r>
-        <w:t xml:space="preserve"> numérico rojo en la pestaña del </w:t>
-      </w:r>
-      <w:proofErr w:type="spellStart"/>
-      <w:r>
-        <w:t>BottomNav</w:t>
-      </w:r>
-      <w:proofErr w:type="spellEnd"/>
-      <w:r>
-        <w:t xml:space="preserve"> indica al usuario cuántas transacciones requieren su atención (pendientes de aceptar o completadas sin valorar).</w:t>
-      </w:r>
-    </w:p>
-    <w:p>
-      <w:pPr>
-        <w:spacing w:before="0" w:after="0"/>
-        <w:rPr>
-          <w:kern w:val="2"/>
-          <w:lang w:val="es-ES"/>
-          <w14:ligatures w14:val="standardContextual"/>
-        </w:rPr>
-      </w:pPr>
-      <w:r>
-        <w:t xml:space="preserve">[Figura X. Captura de la pestaña Transacciones mostrando el </w:t>
-      </w:r>
-      <w:proofErr w:type="spellStart"/>
-      <w:r>
-        <w:t>badge</w:t>
-      </w:r>
-      <w:proofErr w:type="spellEnd"/>
-      <w:r>
-        <w:t xml:space="preserve"> de notificaciones y la </w:t>
-      </w:r>
-      <w:proofErr w:type="gramStart"/>
-      <w:r>
-        <w:t>diferenciación comprador</w:t>
-      </w:r>
-      <w:proofErr w:type="gramEnd"/>
-      <w:r>
-        <w:t>/vendedor.]</w:t>
-      </w:r>
-    </w:p>
-    <w:p>
-      <w:pPr>
-        <w:spacing w:before="0" w:after="0"/>
-        <w:rPr>
-          <w:kern w:val="2"/>
-          <w:lang w:val="es-ES"/>
-          <w14:ligatures w14:val="standardContextual"/>
-        </w:rPr>
-      </w:pPr>
-      <w:r>
-        <w:t>[Figura X. Captura con una tarjeta de transacción cancelada (texto tachado y "Sin cargo").]</w:t>
-      </w:r>
-    </w:p>
-    <w:p>
-      <w:pPr>
-        <w:pStyle w:val="Ttulo3"/>
-        <w:rPr>
-          <w:kern w:val="2"/>
-          <w:lang w:val="es-ES"/>
-          <w14:ligatures w14:val="standardContextual"/>
-        </w:rPr>
-      </w:pPr>
-      <w:bookmarkStart w:id="45" w:name="_Toc227493726"/>
-      <w:r>
-        <w:t>Valoración con pictogramas ARASAAC</w:t>
-      </w:r>
-      <w:bookmarkEnd w:id="45"/>
-    </w:p>
-    <w:p>
-      <w:pPr>
-        <w:spacing w:before="0" w:after="0"/>
-        <w:rPr>
-          <w:kern w:val="2"/>
-          <w:lang w:val="es-ES"/>
-          <w14:ligatures w14:val="standardContextual"/>
-        </w:rPr>
-      </w:pPr>
-      <w:r>
-        <w:t xml:space="preserve">La valoración se realiza mediante un </w:t>
-      </w:r>
-      <w:proofErr w:type="spellStart"/>
-      <w:r>
-        <w:t>BottomSheet</w:t>
-      </w:r>
-      <w:proofErr w:type="spellEnd"/>
-      <w:r>
-        <w:t xml:space="preserve"> modal con 9 pictogramas ARASAAC seleccionables y un campo de texto libre opcional para comentarios. El </w:t>
-      </w:r>
-      <w:proofErr w:type="spellStart"/>
-      <w:r>
-        <w:t>BottomSheet</w:t>
-      </w:r>
-      <w:proofErr w:type="spellEnd"/>
-      <w:r>
-        <w:t xml:space="preserve"> es modal (no se apila en el back </w:t>
-      </w:r>
-      <w:proofErr w:type="spellStart"/>
-      <w:r>
-        <w:t>stack</w:t>
-      </w:r>
-      <w:proofErr w:type="spellEnd"/>
-      <w:r>
-        <w:t>) por diseño: esto permite que al cerrarse el usuario vuelva exactamente a la pantalla desde la que lo invocó, evitando bucles de navegación.</w:t>
-      </w:r>
-    </w:p>
-    <w:p>
-      <w:pPr>
-        <w:spacing w:before="0" w:after="0"/>
-        <w:rPr>
-          <w:kern w:val="2"/>
-          <w:lang w:val="es-ES"/>
-          <w14:ligatures w14:val="standardContextual"/>
-        </w:rPr>
-      </w:pPr>
-      <w:r>
-        <w:t>La decisión de utilizar pictogramas en lugar de estrellas numéricas responde al objetivo de accesibilidad cognitiva: se eliminan las barreras que puedan tener usuarios con dificultades para interpretar valoraciones numéricas abstractas, sustituyéndolas por conceptos visuales concretos como "puntual", "amable" o "cumple lo prometido".</w:t>
-      </w:r>
-    </w:p>
-    <w:p>
-      <w:pPr>
-        <w:spacing w:before="0" w:after="0"/>
-        <w:rPr>
-          <w:kern w:val="2"/>
-          <w:lang w:val="es-ES"/>
-          <w14:ligatures w14:val="standardContextual"/>
-        </w:rPr>
-      </w:pPr>
-      <w:r>
-        <w:t xml:space="preserve">[Figura X. Captura del </w:t>
-      </w:r>
-      <w:proofErr w:type="spellStart"/>
-      <w:r>
-        <w:t>BottomSheet</w:t>
-      </w:r>
-      <w:proofErr w:type="spellEnd"/>
-      <w:r>
-        <w:t xml:space="preserve"> de valoración con los 9 pictogramas ARASAAC.]</w:t>
-      </w:r>
-    </w:p>
-    <w:p>
-      <w:pPr>
-        <w:pStyle w:val="Ttulo3"/>
-        <w:rPr>
-          <w:kern w:val="2"/>
-          <w:lang w:val="es-ES"/>
-          <w14:ligatures w14:val="standardContextual"/>
-        </w:rPr>
-      </w:pPr>
-      <w:bookmarkStart w:id="46" w:name="_Toc227493727"/>
-      <w:r>
-        <w:lastRenderedPageBreak/>
-        <w:t>Perfil e Historial</w:t>
-      </w:r>
-      <w:bookmarkEnd w:id="46"/>
-    </w:p>
-    <w:p>
-      <w:pPr>
-        <w:spacing w:before="0" w:after="0"/>
-        <w:rPr>
-          <w:kern w:val="2"/>
-          <w:lang w:val="es-ES"/>
-          <w14:ligatures w14:val="standardContextual"/>
-        </w:rPr>
-      </w:pPr>
-      <w:r>
-        <w:t>El Perfil muestra la información del usuario (nombre, barrio, saldo de horas, nivel y número de intercambios completados) junto con la lista de servicios publicados por él. El nivel del vecino (Novato, Activo, Veterano, Referente) se recalcula automáticamente en función del número de intercambios y se muestra como una tarjeta destacada.</w:t>
-      </w:r>
-    </w:p>
-    <w:p>
-      <w:pPr>
-        <w:spacing w:before="0" w:after="0"/>
-        <w:rPr>
-          <w:kern w:val="2"/>
-          <w:lang w:val="es-ES"/>
-          <w14:ligatures w14:val="standardContextual"/>
-        </w:rPr>
-      </w:pPr>
-      <w:r>
-        <w:t xml:space="preserve">El Historial cuenta con dos pestañas (completadas y canceladas) y un gráfico de barras agrupadas generado con </w:t>
-      </w:r>
-      <w:proofErr w:type="spellStart"/>
-      <w:r>
-        <w:t>MPAndroidChart</w:t>
-      </w:r>
-      <w:proofErr w:type="spellEnd"/>
-      <w:r>
-        <w:t xml:space="preserve"> que visualiza el balance mensual de horas ganadas frente a horas gastadas.</w:t>
-      </w:r>
     </w:p>
     <w:p>
       <w:pPr>
@@ -36798,7 +36321,6 @@
           <w:b/>
           <w:bCs/>
         </w:rPr>
-        <w:lastRenderedPageBreak/>
         <w:t>Feedback</w:t>
       </w:r>
       <w:proofErr w:type="spellEnd"/>
@@ -36842,7 +36364,11 @@
       </w:r>
       <w:proofErr w:type="spellEnd"/>
       <w:r>
-        <w:t xml:space="preserve"> Material, aprovechando su comportamiento contextual (aparecen en la parte inferior de la pantalla, pueden incluir acciones) y su mejor integración visual con la paleta de la aplicación. Los </w:t>
+        <w:t xml:space="preserve"> Material, aprovechando su comportamiento contextual (aparecen en la parte inferior de la pantalla, pueden incluir acciones) y su mejor integración visual con </w:t>
+      </w:r>
+      <w:r>
+        <w:lastRenderedPageBreak/>
+        <w:t xml:space="preserve">la paleta de la aplicación. Los </w:t>
       </w:r>
       <w:proofErr w:type="spellStart"/>
       <w:r>
@@ -37181,7 +36707,6 @@
       </w:pPr>
       <w:bookmarkStart w:id="51" w:name="_Toc227493732"/>
       <w:r>
-        <w:lastRenderedPageBreak/>
         <w:t>Instalación en dispositivo</w:t>
       </w:r>
       <w:bookmarkEnd w:id="51"/>
@@ -37249,6 +36774,7 @@
         </w:rPr>
       </w:pPr>
       <w:r>
+        <w:lastRenderedPageBreak/>
         <w:t>Este comando requiere tener previamente habilitadas las Opciones de desarrollador y la Depuración USB en el dispositivo Android, así como aceptar la huella digital del ordenador la primera vez que se conecta. Alternativamente, el APK puede transferirse manualmente al dispositivo y abrirse desde cualquier explorador de archivos, lo que permite distribuirlo sin depender de Android Studio.</w:t>
       </w:r>
     </w:p>
@@ -37408,11 +36934,7 @@
         </w:rPr>
       </w:pPr>
       <w:r>
-        <w:t xml:space="preserve">Se valoró la posibilidad de publicar la aplicación en Google Play Store para facilitar su distribución, pero finalmente se descartó por dos razones. La primera, de índole económica: la licencia de desarrollador de Google tiene un coste único de 25 dólares (recientemente actualizada) y requiere una revisión inicial que puede llevar entre 3 y 7 días, tiempo no disponible dentro del calendario del TFG. La segunda, de índole práctica: tratándose de un MVP académico, la aplicación se entrega como APK directamente instalable, lo que facilita </w:t>
-      </w:r>
-      <w:r>
-        <w:lastRenderedPageBreak/>
-        <w:t>que el tribunal pueda probarla sin necesidad de crear cuentas, instalar tiendas alternativas o aceptar términos comerciales. Esta vía de distribución se contempla como mejora en el apartado de Vías Futuras.</w:t>
+        <w:t>Se valoró la posibilidad de publicar la aplicación en Google Play Store para facilitar su distribución, pero finalmente se descartó por dos razones. La primera, de índole económica: la licencia de desarrollador de Google tiene un coste único de 25 dólares (recientemente actualizada) y requiere una revisión inicial que puede llevar entre 3 y 7 días, tiempo no disponible dentro del calendario del TFG. La segunda, de índole práctica: tratándose de un MVP académico, la aplicación se entrega como APK directamente instalable, lo que facilita que el tribunal pueda probarla sin necesidad de crear cuentas, instalar tiendas alternativas o aceptar términos comerciales. Esta vía de distribución se contempla como mejora en el apartado de Vías Futuras.</w:t>
       </w:r>
     </w:p>
     <w:p>
@@ -37426,6 +36948,7 @@
       </w:pPr>
       <w:bookmarkStart w:id="54" w:name="_Toc227493735"/>
       <w:r>
+        <w:lastRenderedPageBreak/>
         <w:t>8.2. Estrategia de pruebas</w:t>
       </w:r>
       <w:bookmarkEnd w:id="54"/>
@@ -37624,7 +37147,6 @@
         </w:rPr>
       </w:pPr>
       <w:r>
-        <w:lastRenderedPageBreak/>
         <w:t>Como</w:t>
       </w:r>
       <w:r>
@@ -37680,6 +37202,7 @@
       </w:pPr>
       <w:bookmarkStart w:id="57" w:name="_Toc227493738"/>
       <w:r>
+        <w:lastRenderedPageBreak/>
         <w:t>Enfoque iterativo: el ejemplo de la valoración unidireccional</w:t>
       </w:r>
       <w:bookmarkEnd w:id="57"/>
@@ -38758,7 +38281,6 @@
               <w:spacing w:before="0" w:after="0" w:line="240" w:lineRule="auto"/>
             </w:pPr>
             <w:r>
-              <w:lastRenderedPageBreak/>
               <w:t>CU-06</w:t>
             </w:r>
           </w:p>
@@ -39044,6 +38566,7 @@
               <w:spacing w:before="0" w:after="0" w:line="240" w:lineRule="auto"/>
             </w:pPr>
             <w:r>
+              <w:lastRenderedPageBreak/>
               <w:t>CU-08</w:t>
             </w:r>
           </w:p>
@@ -40087,26 +39610,52 @@
           <w:p>
             <w:pPr>
               <w:spacing w:before="0" w:after="0" w:line="240" w:lineRule="auto"/>
-            </w:pPr>
-            <w:r>
-              <w:t xml:space="preserve">Foreign Key </w:t>
+              <w:rPr>
+                <w:lang w:val="en-GB"/>
+              </w:rPr>
+            </w:pPr>
+            <w:r>
+              <w:rPr>
+                <w:lang w:val="en-GB"/>
+              </w:rPr>
+              <w:t xml:space="preserve">Foreign Key constraint failed al </w:t>
             </w:r>
             <w:proofErr w:type="spellStart"/>
             <w:r>
-              <w:t>constraint</w:t>
+              <w:rPr>
+                <w:lang w:val="en-GB"/>
+              </w:rPr>
+              <w:t>crear</w:t>
             </w:r>
             <w:proofErr w:type="spellEnd"/>
             <w:r>
+              <w:rPr>
+                <w:lang w:val="en-GB"/>
+              </w:rPr>
               <w:t xml:space="preserve"> </w:t>
             </w:r>
             <w:proofErr w:type="spellStart"/>
             <w:r>
-              <w:t>failed</w:t>
+              <w:rPr>
+                <w:lang w:val="en-GB"/>
+              </w:rPr>
+              <w:t>el</w:t>
             </w:r>
             <w:proofErr w:type="spellEnd"/>
             <w:r>
-              <w:t xml:space="preserve"> al crear el primer servicio</w:t>
-            </w:r>
+              <w:rPr>
+                <w:lang w:val="en-GB"/>
+              </w:rPr>
+              <w:t xml:space="preserve"> primer </w:t>
+            </w:r>
+            <w:proofErr w:type="spellStart"/>
+            <w:r>
+              <w:rPr>
+                <w:lang w:val="en-GB"/>
+              </w:rPr>
+              <w:t>servicio</w:t>
+            </w:r>
+            <w:proofErr w:type="spellEnd"/>
           </w:p>
         </w:tc>
         <w:tc>
@@ -40427,41 +39976,57 @@
           <w:p>
             <w:pPr>
               <w:spacing w:before="0" w:after="0" w:line="240" w:lineRule="auto"/>
-            </w:pPr>
-            <w:r>
-              <w:t xml:space="preserve">Crash en arranque: "You </w:t>
+              <w:rPr>
+                <w:lang w:val="en-GB"/>
+              </w:rPr>
+            </w:pPr>
+            <w:r>
+              <w:rPr>
+                <w:lang w:val="en-GB"/>
+              </w:rPr>
+              <w:t xml:space="preserve">Crash </w:t>
             </w:r>
             <w:proofErr w:type="spellStart"/>
             <w:r>
-              <w:t>need</w:t>
+              <w:rPr>
+                <w:lang w:val="en-GB"/>
+              </w:rPr>
+              <w:t>en</w:t>
             </w:r>
             <w:proofErr w:type="spellEnd"/>
             <w:r>
+              <w:rPr>
+                <w:lang w:val="en-GB"/>
+              </w:rPr>
               <w:t xml:space="preserve"> </w:t>
             </w:r>
             <w:proofErr w:type="spellStart"/>
             <w:r>
-              <w:t>to</w:t>
+              <w:rPr>
+                <w:lang w:val="en-GB"/>
+              </w:rPr>
+              <w:t>arranque</w:t>
             </w:r>
             <w:proofErr w:type="spellEnd"/>
             <w:r>
-              <w:t xml:space="preserve"> use a </w:t>
+              <w:rPr>
+                <w:lang w:val="en-GB"/>
+              </w:rPr>
+              <w:t xml:space="preserve">: "You need to use a </w:t>
             </w:r>
             <w:proofErr w:type="spellStart"/>
             <w:r>
+              <w:rPr>
+                <w:lang w:val="en-GB"/>
+              </w:rPr>
               <w:t>Theme.AppCompat</w:t>
             </w:r>
             <w:proofErr w:type="spellEnd"/>
             <w:r>
-              <w:t xml:space="preserve"> </w:t>
-            </w:r>
-            <w:proofErr w:type="spellStart"/>
-            <w:r>
-              <w:t>theme</w:t>
-            </w:r>
-            <w:proofErr w:type="spellEnd"/>
-            <w:r>
-              <w:t>"</w:t>
+              <w:rPr>
+                <w:lang w:val="en-GB"/>
+              </w:rPr>
+              <w:t xml:space="preserve"> theme"</w:t>
             </w:r>
           </w:p>
         </w:tc>
@@ -40708,7 +40273,6 @@
               <w:spacing w:before="0" w:after="0" w:line="240" w:lineRule="auto"/>
             </w:pPr>
             <w:r>
-              <w:lastRenderedPageBreak/>
               <w:t>BUG-05</w:t>
             </w:r>
           </w:p>
@@ -41028,6 +40592,7 @@
               <w:spacing w:before="0" w:after="0" w:line="240" w:lineRule="auto"/>
             </w:pPr>
             <w:r>
+              <w:lastRenderedPageBreak/>
               <w:t>BUG-07</w:t>
             </w:r>
           </w:p>
@@ -41431,28 +40996,63 @@
           <w:p>
             <w:pPr>
               <w:spacing w:before="0" w:after="0" w:line="240" w:lineRule="auto"/>
-            </w:pPr>
-            <w:r>
+              <w:rPr>
+                <w:lang w:val="en-GB"/>
+              </w:rPr>
+            </w:pPr>
+            <w:r>
+              <w:rPr>
+                <w:lang w:val="en-GB"/>
+              </w:rPr>
               <w:t xml:space="preserve">Cambiar </w:t>
             </w:r>
             <w:proofErr w:type="spellStart"/>
             <w:r>
+              <w:rPr>
+                <w:lang w:val="en-GB"/>
+              </w:rPr>
               <w:t>wrap_content</w:t>
             </w:r>
             <w:proofErr w:type="spellEnd"/>
             <w:r>
-              <w:t xml:space="preserve"> por </w:t>
+              <w:rPr>
+                <w:lang w:val="en-GB"/>
+              </w:rPr>
+              <w:t xml:space="preserve"> </w:t>
             </w:r>
             <w:proofErr w:type="spellStart"/>
             <w:r>
+              <w:rPr>
+                <w:lang w:val="en-GB"/>
+              </w:rPr>
+              <w:t>por</w:t>
+            </w:r>
+            <w:proofErr w:type="spellEnd"/>
+            <w:r>
+              <w:rPr>
+                <w:lang w:val="en-GB"/>
+              </w:rPr>
+              <w:t xml:space="preserve"> </w:t>
+            </w:r>
+            <w:proofErr w:type="spellStart"/>
+            <w:r>
+              <w:rPr>
+                <w:lang w:val="en-GB"/>
+              </w:rPr>
               <w:t>match_parent</w:t>
             </w:r>
             <w:proofErr w:type="spellEnd"/>
             <w:r>
+              <w:rPr>
+                <w:lang w:val="en-GB"/>
+              </w:rPr>
               <w:t xml:space="preserve"> con </w:t>
             </w:r>
             <w:proofErr w:type="spellStart"/>
             <w:r>
+              <w:rPr>
+                <w:lang w:val="en-GB"/>
+              </w:rPr>
               <w:t>autoSizeMinTextSize</w:t>
             </w:r>
             <w:proofErr w:type="spellEnd"/>
@@ -42665,11 +42265,7 @@
             </w:r>
             <w:proofErr w:type="spellEnd"/>
             <w:r>
-              <w:t xml:space="preserve"> de valoración al </w:t>
-            </w:r>
-            <w:r>
-              <w:lastRenderedPageBreak/>
-              <w:t>completar transacción</w:t>
+              <w:t xml:space="preserve"> de valoración al completar transacción</w:t>
             </w:r>
           </w:p>
         </w:tc>
@@ -42697,7 +42293,6 @@
               <w:spacing w:before="0" w:after="0" w:line="240" w:lineRule="auto"/>
             </w:pPr>
             <w:r>
-              <w:lastRenderedPageBreak/>
               <w:t xml:space="preserve">Eliminar </w:t>
             </w:r>
             <w:proofErr w:type="spellStart"/>
@@ -43028,6 +42623,7 @@
         </w:rPr>
       </w:pPr>
       <w:r>
+        <w:lastRenderedPageBreak/>
         <w:t xml:space="preserve">[Figura X. Captura del </w:t>
       </w:r>
       <w:proofErr w:type="spellStart"/>
@@ -43342,7 +42938,6 @@
         <w:spacing w:before="0" w:after="0"/>
       </w:pPr>
       <w:r>
-        <w:lastRenderedPageBreak/>
         <w:t>Usuario B explora el escaparate y comprueba que el servicio aparece en primera posición.</w:t>
       </w:r>
     </w:p>
@@ -43379,6 +42974,7 @@
         <w:spacing w:before="0" w:after="0"/>
       </w:pPr>
       <w:r>
+        <w:lastRenderedPageBreak/>
         <w:t xml:space="preserve">Se cierra sesión. Usuario A inicia sesión y ve la transacción en la pestaña Transacciones con un </w:t>
       </w:r>
       <w:proofErr w:type="spellStart"/>
@@ -43635,7 +43231,6 @@
       </w:pPr>
       <w:bookmarkStart w:id="62" w:name="_Toc227493743"/>
       <w:r>
-        <w:lastRenderedPageBreak/>
         <w:t>8.6. Limitaciones del proceso de pruebas</w:t>
       </w:r>
       <w:bookmarkEnd w:id="62"/>
@@ -43746,6 +43341,7 @@
           <w:b/>
           <w:bCs/>
         </w:rPr>
+        <w:lastRenderedPageBreak/>
         <w:t>Pruebas en un único dispositivo físico:</w:t>
       </w:r>
       <w:r>
@@ -43918,11 +43514,7 @@
       </w:r>
       <w:proofErr w:type="spellEnd"/>
       <w:r>
-        <w:t xml:space="preserve"> ha escalado desde las 13 clases iniciales del diseño previo hasta aproximadamente 45 clases organizadas </w:t>
-      </w:r>
-      <w:r>
-        <w:lastRenderedPageBreak/>
-        <w:t>en cuatro capas, manteniendo la separación de responsabilidades sin degradación apreciable del rendimiento.</w:t>
+        <w:t xml:space="preserve"> ha escalado desde las 13 clases iniciales del diseño previo hasta aproximadamente 45 clases organizadas en cuatro capas, manteniendo la separación de responsabilidades sin degradación apreciable del rendimiento.</w:t>
       </w:r>
     </w:p>
     <w:p>
@@ -43935,7 +43527,11 @@
         </w:rPr>
       </w:pPr>
       <w:r>
-        <w:t xml:space="preserve">Cabe destacar que varios de estos objetivos se superaron en alcance respecto a lo planificado inicialmente. El TTS, que en la propuesta original se limitaba a leer título y descripción de los servicios, acabó integrándose en las cuatro pantallas principales con formateo humanizado de horas y adaptación contextual (por ejemplo, distinguiendo entre "valoración enviada" y "valoración recibida"). El sistema de valoraciones, que inicialmente contemplaba valoraciones bidireccionales automáticas al completar la transacción, evolucionó durante las pruebas funcionales hacia un modelo unidireccional y voluntario más coherente con la lógica real de un banco de tiempo (inspirado en plataformas como BlaBlaCar). Y el sistema de notificaciones, originalmente pensado como tarjetas estáticas, terminó implementándose como un </w:t>
+        <w:t xml:space="preserve">Cabe destacar que varios de estos objetivos se superaron en alcance respecto a lo planificado inicialmente. El TTS, que en la propuesta original se limitaba a leer título y descripción de los servicios, acabó integrándose en las cuatro pantallas principales con formateo humanizado de horas y adaptación contextual (por ejemplo, distinguiendo entre "valoración enviada" y "valoración recibida"). El sistema de valoraciones, que inicialmente contemplaba valoraciones bidireccionales automáticas al completar la transacción, evolucionó durante las pruebas </w:t>
+      </w:r>
+      <w:r>
+        <w:lastRenderedPageBreak/>
+        <w:t xml:space="preserve">funcionales hacia un modelo unidireccional y voluntario más coherente con la lógica real de un banco de tiempo (inspirado en plataformas como BlaBlaCar). Y el sistema de notificaciones, originalmente pensado como tarjetas estáticas, terminó implementándose como un </w:t>
       </w:r>
       <w:proofErr w:type="spellStart"/>
       <w:r>
@@ -44123,7 +43719,6 @@
       </w:pPr>
       <w:bookmarkStart w:id="66" w:name="_Toc227493747"/>
       <w:r>
-        <w:lastRenderedPageBreak/>
         <w:t>9.3. Experiencia vivida y dificultades</w:t>
       </w:r>
       <w:r>
@@ -44149,7 +43744,11 @@
       </w:r>
       <w:proofErr w:type="spellEnd"/>
       <w:r>
-        <w:t xml:space="preserve"> de una semana se vio en la práctica distorsionada por la disponibilidad real de tiempo: había jornadas en las que apenas se podía dedicar una hora al desarrollo, seguidas de fines de semana con sesiones largas en las que se avanzaba más de lo previsto. El uso intensivo del diario de desarrollo (memorias.txt) ha sido fundamental para no perder el hilo entre sesiones y para poder retomar exactamente donde se había dejado el trabajo, algo que considero una de las mejores decisiones metodológicas del proyecto.</w:t>
+        <w:t xml:space="preserve"> de una semana se vio en la práctica distorsionada por la disponibilidad real de tiempo: había jornadas en las que apenas se podía dedicar una hora al desarrollo, seguidas de fines de semana con sesiones largas en las que se avanzaba más de lo previsto. El uso intensivo del diario de desarrollo (memorias.txt) ha sido fundamental para no perder el hilo entre sesiones y para poder retomar </w:t>
+      </w:r>
+      <w:r>
+        <w:lastRenderedPageBreak/>
+        <w:t>exactamente donde se había dejado el trabajo, algo que considero una de las mejores decisiones metodológicas del proyecto.</w:t>
       </w:r>
     </w:p>
     <w:p>
@@ -44319,11 +43918,7 @@
         </w:rPr>
       </w:pPr>
       <w:r>
-        <w:t xml:space="preserve">En lo puramente personal, este proyecto ha supuesto el primer trabajo técnico de envergadura que he afrontado. Al principio costaba saber por dónde empezar ("no sabía si </w:t>
-      </w:r>
-      <w:r>
-        <w:lastRenderedPageBreak/>
-        <w:t xml:space="preserve">ponerme con el diseño de la base de datos o con las interfaces en XML"), y el proceso de redactar la memoria ha sido prácticamente tan complejo como el propio desarrollo de la aplicación. Sin embargo, el proceso de escritura ha servido para organizar el conocimiento adquirido y para cerrar cada capítulo con la sensación de que efectivamente se ha aprendido algo concreto. Algunas decisiones técnicas que al comienzo parecían obvias (como permitir que los repositorios se llamasen entre sí) se revelaron incorrectas al estudiar a fondo los principios de </w:t>
+        <w:t xml:space="preserve">En lo puramente personal, este proyecto ha supuesto el primer trabajo técnico de envergadura que he afrontado. Al principio costaba saber por dónde empezar ("no sabía si ponerme con el diseño de la base de datos o con las interfaces en XML"), y el proceso de redactar la memoria ha sido prácticamente tan complejo como el propio desarrollo de la aplicación. Sin embargo, el proceso de escritura ha servido para organizar el conocimiento adquirido y para cerrar cada capítulo con la sensación de que efectivamente se ha aprendido algo concreto. Algunas decisiones técnicas que al comienzo parecían obvias (como permitir que los repositorios se llamasen entre sí) se revelaron incorrectas al estudiar a fondo los principios de </w:t>
       </w:r>
       <w:proofErr w:type="spellStart"/>
       <w:r>
@@ -44344,6 +43939,7 @@
         </w:rPr>
       </w:pPr>
       <w:r>
+        <w:lastRenderedPageBreak/>
         <w:t>En conjunto, el balance es muy positivo. El MVP entregado cumple con todos los objetivos específicos propuestos y va más allá en varios de ellos; la arquitectura del código permite incorporar las funcionalidades de Vías Futuras sin necesidad de refactorizaciones profundas; y la experiencia de haber abordado un proyecto completo desde el diseño inicial hasta el despliegue final deja un aprendizaje que excede con mucho lo adquirido en las asignaturas individuales del CFGS.</w:t>
       </w:r>
     </w:p>
@@ -45609,8 +45205,16 @@
         <w:t>Encuesta de Condiciones de Vida (ECV). Año 2024. Resultados definitivos</w:t>
       </w:r>
       <w:r>
-        <w:t>. https://ine.es/dyngs/Prensa/es/ECV2024.htm</w:t>
-      </w:r>
+        <w:t xml:space="preserve">. </w:t>
+      </w:r>
+      <w:hyperlink r:id="rId23" w:history="1">
+        <w:r>
+          <w:rPr>
+            <w:rStyle w:val="Hipervnculo"/>
+          </w:rPr>
+          <w:t>https://ine.es/dyngs/Prensa/es/ECV2024.htm</w:t>
+        </w:r>
+      </w:hyperlink>
     </w:p>
     <w:p>
       <w:pPr>
@@ -45632,8 +45236,16 @@
         <w:t>Informe AROPE 2023: El Estado de la Pobreza. Seguimiento del indicador de pobreza y exclusión social en España 2008-2022</w:t>
       </w:r>
       <w:r>
-        <w:t>. EAPN España. https://www.eapn.es/ARCHIVO/documentos/documentos/1698046532_informe_arope-2023_completo.pdf</w:t>
-      </w:r>
+        <w:t xml:space="preserve">. EAPN España. </w:t>
+      </w:r>
+      <w:hyperlink r:id="rId24" w:history="1">
+        <w:r>
+          <w:rPr>
+            <w:rStyle w:val="Hipervnculo"/>
+          </w:rPr>
+          <w:t>https://www.eapn.es/ARCHIVO/documentos/documentos/1698046532_informe_arope-2023_completo.pdf</w:t>
+        </w:r>
+      </w:hyperlink>
     </w:p>
     <w:p>
       <w:pPr>
@@ -45684,8 +45296,16 @@
         <w:t>: Publicaciones e informes sobre pobreza y exclusión social en Europa</w:t>
       </w:r>
       <w:r>
-        <w:t>. https://www.eapn.eu/news-and-publications/publications/eapn-key-documents/</w:t>
-      </w:r>
+        <w:t xml:space="preserve">. </w:t>
+      </w:r>
+      <w:hyperlink r:id="rId25" w:history="1">
+        <w:r>
+          <w:rPr>
+            <w:rStyle w:val="Hipervnculo"/>
+          </w:rPr>
+          <w:t>https://www.eapn.eu/news-and-publications/publications/eapn-key-documents/</w:t>
+        </w:r>
+      </w:hyperlink>
     </w:p>
     <w:p>
       <w:pPr>
@@ -45707,8 +45327,16 @@
         <w:t>Informe mundial sobre la discapacidad</w:t>
       </w:r>
       <w:r>
-        <w:t>. https://www.who.int/es/publications/i/item/9789241564182</w:t>
-      </w:r>
+        <w:t xml:space="preserve">. </w:t>
+      </w:r>
+      <w:hyperlink r:id="rId26" w:history="1">
+        <w:r>
+          <w:rPr>
+            <w:rStyle w:val="Hipervnculo"/>
+          </w:rPr>
+          <w:t>https://www.who.int/es/publications/i/item/9789241564182</w:t>
+        </w:r>
+      </w:hyperlink>
     </w:p>
     <w:p>
       <w:pPr>
@@ -45745,8 +45373,16 @@
         <w:t>Directiva (UE) 2019/882 del Parlamento Europeo y del Consejo, de 17 de abril de 2019, sobre los requisitos de accesibilidad de los productos y servicios</w:t>
       </w:r>
       <w:r>
-        <w:t>. Diario Oficial de la Unión Europea. https://eur-lex.europa.eu/eli/dir/2019/882/oj</w:t>
-      </w:r>
+        <w:t xml:space="preserve">. Diario Oficial de la Unión Europea. </w:t>
+      </w:r>
+      <w:hyperlink r:id="rId27" w:history="1">
+        <w:r>
+          <w:rPr>
+            <w:rStyle w:val="Hipervnculo"/>
+          </w:rPr>
+          <w:t>https://eur-lex.europa.eu/eli/dir/2019/882/oj</w:t>
+        </w:r>
+      </w:hyperlink>
     </w:p>
     <w:p>
       <w:pPr>
@@ -45758,66 +45394,44 @@
         </w:rPr>
       </w:pPr>
       <w:r>
-        <w:t xml:space="preserve">World Wide Web </w:t>
-      </w:r>
-      <w:proofErr w:type="spellStart"/>
-      <w:r>
-        <w:t>Consortium</w:t>
-      </w:r>
-      <w:proofErr w:type="spellEnd"/>
-      <w:r>
-        <w:t xml:space="preserve">. (2023). </w:t>
+        <w:rPr>
+          <w:lang w:val="en-GB"/>
+        </w:rPr>
+        <w:t xml:space="preserve">World Wide Web Consortium. (2023). </w:t>
       </w:r>
       <w:r>
         <w:rPr>
           <w:i/>
           <w:iCs/>
-        </w:rPr>
-        <w:t xml:space="preserve">Web Content </w:t>
+          <w:lang w:val="en-GB"/>
+        </w:rPr>
+        <w:t>Web Content Accessibility Guidelines (WCAG) 2.2</w:t>
+      </w:r>
+      <w:r>
+        <w:rPr>
+          <w:lang w:val="en-GB"/>
+        </w:rPr>
+        <w:t xml:space="preserve">. </w:t>
+      </w:r>
+      <w:r>
+        <w:t xml:space="preserve">W3C </w:t>
       </w:r>
       <w:proofErr w:type="spellStart"/>
       <w:r>
-        <w:rPr>
-          <w:i/>
-          <w:iCs/>
-        </w:rPr>
-        <w:t>Accessibility</w:t>
+        <w:t>Recommendation</w:t>
       </w:r>
       <w:proofErr w:type="spellEnd"/>
       <w:r>
-        <w:rPr>
-          <w:i/>
-          <w:iCs/>
-        </w:rPr>
-        <w:t xml:space="preserve"> </w:t>
-      </w:r>
-      <w:proofErr w:type="spellStart"/>
-      <w:r>
-        <w:rPr>
-          <w:i/>
-          <w:iCs/>
-        </w:rPr>
-        <w:t>Guidelines</w:t>
-      </w:r>
-      <w:proofErr w:type="spellEnd"/>
-      <w:r>
-        <w:rPr>
-          <w:i/>
-          <w:iCs/>
-        </w:rPr>
-        <w:t xml:space="preserve"> (WCAG) 2.2</w:t>
-      </w:r>
-      <w:r>
-        <w:t xml:space="preserve">. W3C </w:t>
-      </w:r>
-      <w:proofErr w:type="spellStart"/>
-      <w:r>
-        <w:t>Recommendation</w:t>
-      </w:r>
-      <w:proofErr w:type="spellEnd"/>
-      <w:r>
-        <w:t>. https://www.w3.org/TR/WCAG22/</w:t>
-      </w:r>
+        <w:t xml:space="preserve">. </w:t>
+      </w:r>
+      <w:hyperlink r:id="rId28" w:history="1">
+        <w:r>
+          <w:rPr>
+            <w:rStyle w:val="Hipervnculo"/>
+          </w:rPr>
+          <w:t>https://www.w3.org/TR/WCAG22/</w:t>
+        </w:r>
+      </w:hyperlink>
     </w:p>
     <w:p>
       <w:pPr>
@@ -45854,8 +45468,16 @@
         <w:t>Iconicidad y facilidad de aprendizaje de los símbolos pictográficos de ARASAAC</w:t>
       </w:r>
       <w:r>
-        <w:t>. Aula Abierta ARASAAC. https://aulaabierta.arasaac.org/iconocidad-y-facilidad-de-aprendizaje-de-los-simbolos-pictograficos-de-arasaac</w:t>
-      </w:r>
+        <w:t xml:space="preserve">. Aula Abierta ARASAAC. </w:t>
+      </w:r>
+      <w:hyperlink r:id="rId29" w:history="1">
+        <w:r>
+          <w:rPr>
+            <w:rStyle w:val="Hipervnculo"/>
+          </w:rPr>
+          <w:t>https://aulaabierta.arasaac.org/iconocidad-y-facilidad-de-aprendizaje-de-los-simbolos-pictograficos-de-arasaac</w:t>
+        </w:r>
+      </w:hyperlink>
     </w:p>
     <w:p>
       <w:pPr>
@@ -45866,112 +45488,33 @@
           <w14:ligatures w14:val="standardContextual"/>
         </w:rPr>
       </w:pPr>
-      <w:r>
-        <w:t xml:space="preserve">Paolieri, D., y </w:t>
-      </w:r>
       <w:proofErr w:type="spellStart"/>
       <w:r>
+        <w:rPr>
+          <w:lang w:val="en-GB"/>
+        </w:rPr>
+        <w:t>Paolieri</w:t>
+      </w:r>
+      <w:proofErr w:type="spellEnd"/>
+      <w:r>
+        <w:rPr>
+          <w:lang w:val="en-GB"/>
+        </w:rPr>
+        <w:t xml:space="preserve">, D., y </w:t>
+      </w:r>
+      <w:proofErr w:type="spellStart"/>
+      <w:r>
+        <w:rPr>
+          <w:lang w:val="en-GB"/>
+        </w:rPr>
         <w:t>Marful</w:t>
       </w:r>
       <w:proofErr w:type="spellEnd"/>
       <w:r>
-        <w:t xml:space="preserve">, A. (2018). </w:t>
-      </w:r>
-      <w:proofErr w:type="spellStart"/>
-      <w:r>
-        <w:t>Norms</w:t>
-      </w:r>
-      <w:proofErr w:type="spellEnd"/>
-      <w:r>
-        <w:t xml:space="preserve"> </w:t>
-      </w:r>
-      <w:proofErr w:type="spellStart"/>
-      <w:r>
-        <w:t>for</w:t>
-      </w:r>
-      <w:proofErr w:type="spellEnd"/>
-      <w:r>
-        <w:t xml:space="preserve"> </w:t>
-      </w:r>
-      <w:proofErr w:type="spellStart"/>
-      <w:r>
-        <w:t>name</w:t>
-      </w:r>
-      <w:proofErr w:type="spellEnd"/>
-      <w:r>
-        <w:t xml:space="preserve"> </w:t>
-      </w:r>
-      <w:proofErr w:type="spellStart"/>
-      <w:r>
-        <w:t>agreement</w:t>
-      </w:r>
-      <w:proofErr w:type="spellEnd"/>
-      <w:r>
-        <w:t xml:space="preserve">, </w:t>
-      </w:r>
-      <w:proofErr w:type="spellStart"/>
-      <w:r>
-        <w:t>familiarity</w:t>
-      </w:r>
-      <w:proofErr w:type="spellEnd"/>
-      <w:r>
-        <w:t xml:space="preserve">, </w:t>
-      </w:r>
-      <w:proofErr w:type="spellStart"/>
-      <w:r>
-        <w:t>subjective</w:t>
-      </w:r>
-      <w:proofErr w:type="spellEnd"/>
-      <w:r>
-        <w:t xml:space="preserve"> </w:t>
-      </w:r>
-      <w:proofErr w:type="spellStart"/>
-      <w:r>
-        <w:t>frequency</w:t>
-      </w:r>
-      <w:proofErr w:type="spellEnd"/>
-      <w:r>
-        <w:t xml:space="preserve">, and </w:t>
-      </w:r>
-      <w:proofErr w:type="spellStart"/>
-      <w:r>
-        <w:t>imageability</w:t>
-      </w:r>
-      <w:proofErr w:type="spellEnd"/>
-      <w:r>
-        <w:t xml:space="preserve"> </w:t>
-      </w:r>
-      <w:proofErr w:type="spellStart"/>
-      <w:r>
-        <w:t>for</w:t>
-      </w:r>
-      <w:proofErr w:type="spellEnd"/>
-      <w:r>
-        <w:t xml:space="preserve"> 348 </w:t>
-      </w:r>
-      <w:proofErr w:type="spellStart"/>
-      <w:r>
-        <w:t>words</w:t>
-      </w:r>
-      <w:proofErr w:type="spellEnd"/>
-      <w:r>
-        <w:t xml:space="preserve"> in </w:t>
-      </w:r>
-      <w:proofErr w:type="spellStart"/>
-      <w:r>
-        <w:t>European</w:t>
-      </w:r>
-      <w:proofErr w:type="spellEnd"/>
-      <w:r>
-        <w:t xml:space="preserve"> Spanish and </w:t>
-      </w:r>
-      <w:proofErr w:type="spellStart"/>
-      <w:r>
-        <w:t>Romanian</w:t>
-      </w:r>
-      <w:proofErr w:type="spellEnd"/>
-      <w:r>
-        <w:t xml:space="preserve">. </w:t>
+        <w:rPr>
+          <w:lang w:val="en-GB"/>
+        </w:rPr>
+        <w:t xml:space="preserve">, A. (2018). Norms for name agreement, familiarity, subjective frequency, and imageability for 348 words in European Spanish and Romanian. </w:t>
       </w:r>
       <w:proofErr w:type="spellStart"/>
       <w:r>
@@ -45999,8 +45542,16 @@
       </w:r>
       <w:proofErr w:type="spellEnd"/>
       <w:r>
-        <w:t>, 9, 2538. https://doi.org/10.3389/fpsyg.2018.02538</w:t>
-      </w:r>
+        <w:t xml:space="preserve">, 9, 2538. </w:t>
+      </w:r>
+      <w:hyperlink r:id="rId30" w:history="1">
+        <w:r>
+          <w:rPr>
+            <w:rStyle w:val="Hipervnculo"/>
+          </w:rPr>
+          <w:t>https://doi.org/10.3389/fpsyg.2018.02538</w:t>
+        </w:r>
+      </w:hyperlink>
     </w:p>
     <w:p>
       <w:pPr>
@@ -46056,8 +45607,16 @@
       </w:r>
       <w:proofErr w:type="spellEnd"/>
       <w:r>
-        <w:t xml:space="preserve"> [Plataforma de software]. https://timeoverflow.org/</w:t>
-      </w:r>
+        <w:t xml:space="preserve"> [Plataforma de software]. </w:t>
+      </w:r>
+      <w:hyperlink r:id="rId31" w:history="1">
+        <w:r>
+          <w:rPr>
+            <w:rStyle w:val="Hipervnculo"/>
+          </w:rPr>
+          <w:t>https://timeoverflow.org/</w:t>
+        </w:r>
+      </w:hyperlink>
     </w:p>
     <w:p>
       <w:pPr>
@@ -46079,8 +45638,175 @@
         <w:t>Portal Aragonés de la Comunicación Aumentativa y Alternativa (ARASAAC)</w:t>
       </w:r>
       <w:r>
-        <w:t>. Centro Aragonés de la Comunicación Aumentativa y Alternativa. https://arasaac.org/</w:t>
-      </w:r>
+        <w:t xml:space="preserve">. Centro Aragonés de la Comunicación Aumentativa y Alternativa. </w:t>
+      </w:r>
+      <w:hyperlink r:id="rId32" w:history="1">
+        <w:r>
+          <w:rPr>
+            <w:rStyle w:val="Hipervnculo"/>
+          </w:rPr>
+          <w:t>https://arasaac.org/</w:t>
+        </w:r>
+      </w:hyperlink>
+    </w:p>
+    <w:p>
+      <w:pPr>
+        <w:spacing w:before="0" w:after="0"/>
+        <w:rPr>
+          <w:kern w:val="2"/>
+          <w:lang w:val="en-GB"/>
+          <w14:ligatures w14:val="standardContextual"/>
+        </w:rPr>
+      </w:pPr>
+      <w:r>
+        <w:rPr>
+          <w:lang w:val="en-GB"/>
+        </w:rPr>
+        <w:t>Google LLC. (</w:t>
+      </w:r>
+      <w:proofErr w:type="spellStart"/>
+      <w:r>
+        <w:rPr>
+          <w:lang w:val="en-GB"/>
+        </w:rPr>
+        <w:t>s.f.</w:t>
+      </w:r>
+      <w:proofErr w:type="spellEnd"/>
+      <w:r>
+        <w:rPr>
+          <w:lang w:val="en-GB"/>
+        </w:rPr>
+        <w:t xml:space="preserve">-a). </w:t>
+      </w:r>
+      <w:r>
+        <w:rPr>
+          <w:i/>
+          <w:iCs/>
+          <w:lang w:val="en-GB"/>
+        </w:rPr>
+        <w:t>Guide to app architecture</w:t>
+      </w:r>
+      <w:r>
+        <w:rPr>
+          <w:lang w:val="en-GB"/>
+        </w:rPr>
+        <w:t xml:space="preserve">. Android Developers. </w:t>
+      </w:r>
+      <w:hyperlink r:id="rId33" w:history="1">
+        <w:r>
+          <w:rPr>
+            <w:rStyle w:val="Hipervnculo"/>
+            <w:lang w:val="en-GB"/>
+          </w:rPr>
+          <w:t>https://developer.android.com/topic/architecture</w:t>
+        </w:r>
+      </w:hyperlink>
+    </w:p>
+    <w:p>
+      <w:pPr>
+        <w:spacing w:before="0" w:after="0"/>
+        <w:rPr>
+          <w:kern w:val="2"/>
+          <w:lang w:val="en-GB"/>
+          <w14:ligatures w14:val="standardContextual"/>
+        </w:rPr>
+      </w:pPr>
+      <w:r>
+        <w:rPr>
+          <w:lang w:val="en-GB"/>
+        </w:rPr>
+        <w:t>Google LLC. (</w:t>
+      </w:r>
+      <w:proofErr w:type="spellStart"/>
+      <w:r>
+        <w:rPr>
+          <w:lang w:val="en-GB"/>
+        </w:rPr>
+        <w:t>s.f.</w:t>
+      </w:r>
+      <w:proofErr w:type="spellEnd"/>
+      <w:r>
+        <w:rPr>
+          <w:lang w:val="en-GB"/>
+        </w:rPr>
+        <w:t xml:space="preserve">-b). </w:t>
+      </w:r>
+      <w:r>
+        <w:rPr>
+          <w:i/>
+          <w:iCs/>
+          <w:lang w:val="en-GB"/>
+        </w:rPr>
+        <w:t>Material Design 3</w:t>
+      </w:r>
+      <w:r>
+        <w:rPr>
+          <w:lang w:val="en-GB"/>
+        </w:rPr>
+        <w:t xml:space="preserve">. </w:t>
+      </w:r>
+      <w:hyperlink r:id="rId34" w:history="1">
+        <w:r>
+          <w:rPr>
+            <w:rStyle w:val="Hipervnculo"/>
+            <w:lang w:val="en-GB"/>
+          </w:rPr>
+          <w:t>https://m3.material.io/</w:t>
+        </w:r>
+      </w:hyperlink>
+    </w:p>
+    <w:p>
+      <w:pPr>
+        <w:spacing w:before="0" w:after="0"/>
+        <w:rPr>
+          <w:kern w:val="2"/>
+          <w:lang w:val="en-GB"/>
+          <w14:ligatures w14:val="standardContextual"/>
+        </w:rPr>
+      </w:pPr>
+      <w:r>
+        <w:rPr>
+          <w:lang w:val="en-GB"/>
+        </w:rPr>
+        <w:t>Google LLC. (</w:t>
+      </w:r>
+      <w:proofErr w:type="spellStart"/>
+      <w:r>
+        <w:rPr>
+          <w:lang w:val="en-GB"/>
+        </w:rPr>
+        <w:t>s.f.</w:t>
+      </w:r>
+      <w:proofErr w:type="spellEnd"/>
+      <w:r>
+        <w:rPr>
+          <w:lang w:val="en-GB"/>
+        </w:rPr>
+        <w:t xml:space="preserve">-c). </w:t>
+      </w:r>
+      <w:r>
+        <w:rPr>
+          <w:i/>
+          <w:iCs/>
+          <w:lang w:val="en-GB"/>
+        </w:rPr>
+        <w:t>Room persistence library</w:t>
+      </w:r>
+      <w:r>
+        <w:rPr>
+          <w:lang w:val="en-GB"/>
+        </w:rPr>
+        <w:t xml:space="preserve">. Android Developers. </w:t>
+      </w:r>
+      <w:hyperlink r:id="rId35" w:history="1">
+        <w:r>
+          <w:rPr>
+            <w:rStyle w:val="Hipervnculo"/>
+            <w:lang w:val="en-GB"/>
+          </w:rPr>
+          <w:t>https://developer.android.com/training/data-storage/room</w:t>
+        </w:r>
+      </w:hyperlink>
     </w:p>
     <w:p>
       <w:pPr>
@@ -46092,67 +45818,77 @@
         </w:rPr>
       </w:pPr>
       <w:r>
-        <w:t xml:space="preserve">Google LLC. (s.f.-a). </w:t>
-      </w:r>
+        <w:t xml:space="preserve">Jahoda, P. (2020). </w:t>
+      </w:r>
+      <w:proofErr w:type="spellStart"/>
       <w:r>
         <w:rPr>
           <w:i/>
           <w:iCs/>
         </w:rPr>
-        <w:t xml:space="preserve">Guide </w:t>
-      </w:r>
+        <w:t>MPAndroidChart</w:t>
+      </w:r>
+      <w:proofErr w:type="spellEnd"/>
+      <w:r>
+        <w:t xml:space="preserve"> (Versión 3.1.0) [Biblioteca de software]. GitHub</w:t>
+      </w:r>
+      <w:hyperlink r:id="rId36" w:history="1">
+        <w:r>
+          <w:rPr>
+            <w:rStyle w:val="Hipervnculo"/>
+          </w:rPr>
+          <w:t>. https://github.com/PhilJay/MPAndroidChart</w:t>
+        </w:r>
+      </w:hyperlink>
+    </w:p>
+    <w:p>
+      <w:pPr>
+        <w:spacing w:before="0" w:after="0"/>
+        <w:rPr>
+          <w:kern w:val="2"/>
+          <w:lang w:val="en-GB"/>
+          <w14:ligatures w14:val="standardContextual"/>
+        </w:rPr>
+      </w:pPr>
       <w:proofErr w:type="spellStart"/>
+      <w:r>
+        <w:t>JetBrains</w:t>
+      </w:r>
+      <w:proofErr w:type="spellEnd"/>
+      <w:r>
+        <w:t xml:space="preserve"> </w:t>
+      </w:r>
+      <w:proofErr w:type="spellStart"/>
+      <w:r>
+        <w:t>s.r.o</w:t>
+      </w:r>
+      <w:proofErr w:type="spellEnd"/>
+      <w:r>
+        <w:t xml:space="preserve">. (s.f.). </w:t>
+      </w:r>
       <w:r>
         <w:rPr>
           <w:i/>
           <w:iCs/>
-        </w:rPr>
-        <w:t>to</w:t>
-      </w:r>
-      <w:proofErr w:type="spellEnd"/>
-      <w:r>
-        <w:rPr>
-          <w:i/>
-          <w:iCs/>
-        </w:rPr>
-        <w:t xml:space="preserve"> </w:t>
-      </w:r>
-      <w:proofErr w:type="gramStart"/>
-      <w:r>
-        <w:rPr>
-          <w:i/>
-          <w:iCs/>
-        </w:rPr>
-        <w:t>app</w:t>
-      </w:r>
-      <w:proofErr w:type="gramEnd"/>
-      <w:r>
-        <w:rPr>
-          <w:i/>
-          <w:iCs/>
-        </w:rPr>
-        <w:t xml:space="preserve"> </w:t>
-      </w:r>
-      <w:proofErr w:type="spellStart"/>
-      <w:r>
-        <w:rPr>
-          <w:i/>
-          <w:iCs/>
-        </w:rPr>
-        <w:t>architecture</w:t>
-      </w:r>
-      <w:proofErr w:type="spellEnd"/>
-      <w:r>
-        <w:t xml:space="preserve">. Android </w:t>
-      </w:r>
-      <w:proofErr w:type="spellStart"/>
-      <w:r>
-        <w:t>Developers</w:t>
-      </w:r>
-      <w:proofErr w:type="spellEnd"/>
-      <w:r>
-        <w:t>. https://developer.android.com/topic/architecture</w:t>
-      </w:r>
+          <w:lang w:val="en-GB"/>
+        </w:rPr>
+        <w:t>Kotlin Programming Language</w:t>
+      </w:r>
+      <w:r>
+        <w:rPr>
+          <w:lang w:val="en-GB"/>
+        </w:rPr>
+        <w:t xml:space="preserve">. </w:t>
+      </w:r>
+      <w:hyperlink r:id="rId37" w:history="1">
+        <w:r>
+          <w:rPr>
+            <w:rStyle w:val="Hipervnculo"/>
+            <w:lang w:val="en-GB"/>
+          </w:rPr>
+          <w:t>https://kotlinlang.org/</w:t>
+        </w:r>
+      </w:hyperlink>
     </w:p>
     <w:p>
       <w:pPr>
@@ -46164,90 +45900,238 @@
         </w:rPr>
       </w:pPr>
       <w:r>
-        <w:t xml:space="preserve">Google LLC. (s.f.-b). </w:t>
+        <w:t xml:space="preserve">Palao, S. (s.f.). </w:t>
       </w:r>
       <w:r>
         <w:rPr>
           <w:i/>
           <w:iCs/>
         </w:rPr>
-        <w:t xml:space="preserve">Material </w:t>
-      </w:r>
-      <w:proofErr w:type="spellStart"/>
-      <w:r>
-        <w:rPr>
-          <w:i/>
-          <w:iCs/>
-        </w:rPr>
-        <w:t>Design</w:t>
-      </w:r>
-      <w:proofErr w:type="spellEnd"/>
-      <w:r>
-        <w:rPr>
-          <w:i/>
-          <w:iCs/>
-        </w:rPr>
-        <w:t xml:space="preserve"> 3</w:t>
-      </w:r>
-      <w:r>
-        <w:t>. https://m3.material.io/</w:t>
-      </w:r>
+        <w:t>Catálogo de pictogramas ARASAAC</w:t>
+      </w:r>
+      <w:r>
+        <w:t xml:space="preserve">. Centro Aragonés de la Comunicación Aumentativa y Alternativa y Gobierno de Aragón. </w:t>
+      </w:r>
+      <w:hyperlink r:id="rId38" w:history="1">
+        <w:r>
+          <w:rPr>
+            <w:rStyle w:val="Hipervnculo"/>
+          </w:rPr>
+          <w:t>https://arasaac.org/pictograms/search</w:t>
+        </w:r>
+      </w:hyperlink>
     </w:p>
     <w:p>
       <w:pPr>
-        <w:spacing w:before="0" w:after="0"/>
+        <w:pStyle w:val="Ttulo3"/>
         <w:rPr>
           <w:kern w:val="2"/>
           <w:lang w:val="es-ES"/>
           <w14:ligatures w14:val="standardContextual"/>
         </w:rPr>
       </w:pPr>
-      <w:r>
-        <w:t xml:space="preserve">Google LLC. (s.f.-c). </w:t>
+      <w:bookmarkStart w:id="78" w:name="_Toc227493759"/>
+      <w:r>
+        <w:t>Plataformas competidoras y contexto del sector</w:t>
+      </w:r>
+      <w:bookmarkEnd w:id="78"/>
+    </w:p>
+    <w:p>
+      <w:pPr>
+        <w:spacing w:before="0" w:after="0"/>
+        <w:rPr>
+          <w:kern w:val="2"/>
+          <w:lang w:val="en-GB"/>
+          <w14:ligatures w14:val="standardContextual"/>
+        </w:rPr>
+      </w:pPr>
+      <w:r>
+        <w:rPr>
+          <w:lang w:val="en-GB"/>
+        </w:rPr>
+        <w:t>Good Hood GmbH. (</w:t>
+      </w:r>
+      <w:proofErr w:type="spellStart"/>
+      <w:r>
+        <w:rPr>
+          <w:lang w:val="en-GB"/>
+        </w:rPr>
+        <w:t>s.f.</w:t>
+      </w:r>
+      <w:proofErr w:type="spellEnd"/>
+      <w:r>
+        <w:rPr>
+          <w:lang w:val="en-GB"/>
+        </w:rPr>
+        <w:t xml:space="preserve">). </w:t>
       </w:r>
       <w:r>
         <w:rPr>
           <w:i/>
           <w:iCs/>
-        </w:rPr>
-        <w:t xml:space="preserve">Room </w:t>
+          <w:lang w:val="en-GB"/>
+        </w:rPr>
+        <w:t xml:space="preserve">Nebenan.de: Die </w:t>
       </w:r>
       <w:proofErr w:type="spellStart"/>
       <w:r>
         <w:rPr>
           <w:i/>
           <w:iCs/>
-        </w:rPr>
-        <w:t>persistence</w:t>
+          <w:lang w:val="en-GB"/>
+        </w:rPr>
+        <w:t>Nachbarschaftsplattform</w:t>
       </w:r>
       <w:proofErr w:type="spellEnd"/>
+      <w:r>
+        <w:rPr>
+          <w:lang w:val="en-GB"/>
+        </w:rPr>
+        <w:t xml:space="preserve">. </w:t>
+      </w:r>
+      <w:hyperlink r:id="rId39" w:history="1">
+        <w:r>
+          <w:rPr>
+            <w:rStyle w:val="Hipervnculo"/>
+            <w:lang w:val="en-GB"/>
+          </w:rPr>
+          <w:t>https://nebenan.de/</w:t>
+        </w:r>
+      </w:hyperlink>
+    </w:p>
+    <w:p>
+      <w:pPr>
+        <w:spacing w:before="0" w:after="0"/>
+        <w:rPr>
+          <w:kern w:val="2"/>
+          <w:lang w:val="en-GB"/>
+          <w14:ligatures w14:val="standardContextual"/>
+        </w:rPr>
+      </w:pPr>
+      <w:proofErr w:type="spellStart"/>
+      <w:r>
+        <w:rPr>
+          <w:lang w:val="en-GB"/>
+        </w:rPr>
+        <w:t>Nextdoor</w:t>
+      </w:r>
+      <w:proofErr w:type="spellEnd"/>
+      <w:r>
+        <w:rPr>
+          <w:lang w:val="en-GB"/>
+        </w:rPr>
+        <w:t xml:space="preserve"> Holdings, Inc. (</w:t>
+      </w:r>
+      <w:proofErr w:type="spellStart"/>
+      <w:r>
+        <w:rPr>
+          <w:lang w:val="en-GB"/>
+        </w:rPr>
+        <w:t>s.f.</w:t>
+      </w:r>
+      <w:proofErr w:type="spellEnd"/>
+      <w:r>
+        <w:rPr>
+          <w:lang w:val="en-GB"/>
+        </w:rPr>
+        <w:t xml:space="preserve">). </w:t>
+      </w:r>
+      <w:proofErr w:type="spellStart"/>
       <w:r>
         <w:rPr>
           <w:i/>
           <w:iCs/>
-        </w:rPr>
-        <w:t xml:space="preserve"> </w:t>
+          <w:lang w:val="en-GB"/>
+        </w:rPr>
+        <w:t>Nextdoor</w:t>
+      </w:r>
+      <w:proofErr w:type="spellEnd"/>
+      <w:r>
+        <w:rPr>
+          <w:lang w:val="en-GB"/>
+        </w:rPr>
+        <w:t xml:space="preserve"> [Plataforma digital]. </w:t>
+      </w:r>
+      <w:hyperlink r:id="rId40" w:history="1">
+        <w:r>
+          <w:rPr>
+            <w:rStyle w:val="Hipervnculo"/>
+            <w:lang w:val="en-GB"/>
+          </w:rPr>
+          <w:t>https://nextdoor.es/</w:t>
+        </w:r>
+      </w:hyperlink>
+    </w:p>
+    <w:p>
+      <w:pPr>
+        <w:spacing w:before="0" w:after="0"/>
+        <w:rPr>
+          <w:kern w:val="2"/>
+          <w:lang w:val="en-GB"/>
+          <w14:ligatures w14:val="standardContextual"/>
+        </w:rPr>
+      </w:pPr>
+      <w:proofErr w:type="spellStart"/>
+      <w:r>
+        <w:rPr>
+          <w:lang w:val="en-GB"/>
+        </w:rPr>
+        <w:t>TimeRepublik</w:t>
+      </w:r>
+      <w:proofErr w:type="spellEnd"/>
+      <w:r>
+        <w:rPr>
+          <w:lang w:val="en-GB"/>
+        </w:rPr>
+        <w:t>. (</w:t>
+      </w:r>
+      <w:proofErr w:type="spellStart"/>
+      <w:r>
+        <w:rPr>
+          <w:lang w:val="en-GB"/>
+        </w:rPr>
+        <w:t>s.f.</w:t>
+      </w:r>
+      <w:proofErr w:type="spellEnd"/>
+      <w:r>
+        <w:rPr>
+          <w:lang w:val="en-GB"/>
+        </w:rPr>
+        <w:t xml:space="preserve">). </w:t>
       </w:r>
       <w:proofErr w:type="spellStart"/>
       <w:r>
         <w:rPr>
           <w:i/>
           <w:iCs/>
-        </w:rPr>
-        <w:t>library</w:t>
+          <w:lang w:val="en-GB"/>
+        </w:rPr>
+        <w:t>TimeRepublik</w:t>
       </w:r>
       <w:proofErr w:type="spellEnd"/>
       <w:r>
-        <w:t xml:space="preserve">. Android </w:t>
-      </w:r>
-      <w:proofErr w:type="spellStart"/>
-      <w:r>
-        <w:t>Developers</w:t>
-      </w:r>
-      <w:proofErr w:type="spellEnd"/>
-      <w:r>
-        <w:t>. https://developer.android.com/training/data-storage/room</w:t>
-      </w:r>
+        <w:rPr>
+          <w:i/>
+          <w:iCs/>
+          <w:lang w:val="en-GB"/>
+        </w:rPr>
+        <w:t>: The first economy built on the fairness of time</w:t>
+      </w:r>
+      <w:r>
+        <w:rPr>
+          <w:lang w:val="en-GB"/>
+        </w:rPr>
+        <w:t xml:space="preserve">. </w:t>
+      </w:r>
+      <w:hyperlink r:id="rId41" w:history="1">
+        <w:r>
+          <w:rPr>
+            <w:rStyle w:val="Hipervnculo"/>
+            <w:lang w:val="en-GB"/>
+          </w:rPr>
+          <w:t>https://timerepublik.com/</w:t>
+        </w:r>
+      </w:hyperlink>
     </w:p>
     <w:p>
       <w:pPr>
@@ -46259,389 +46143,48 @@
         </w:rPr>
       </w:pPr>
       <w:r>
-        <w:t xml:space="preserve">Jahoda, P. (2020). </w:t>
-      </w:r>
-      <w:proofErr w:type="spellStart"/>
+        <w:t xml:space="preserve">Zona Retiro. (2023, 27 de septiembre). </w:t>
+      </w:r>
       <w:r>
         <w:rPr>
           <w:i/>
           <w:iCs/>
         </w:rPr>
-        <w:t>MPAndroidChart</w:t>
-      </w:r>
-      <w:proofErr w:type="spellEnd"/>
-      <w:r>
-        <w:t xml:space="preserve"> (Versión 3.1.0) [Biblioteca de software]. GitHub. https://github.com/PhilJay/MPAndroidChart</w:t>
-      </w:r>
+        <w:t>Cierra '¿Tienes sal?': La plataforma vecinal dice adiós por falta de presupuesto</w:t>
+      </w:r>
+      <w:r>
+        <w:t xml:space="preserve">. </w:t>
+      </w:r>
+      <w:hyperlink r:id="rId42" w:history="1">
+        <w:r>
+          <w:rPr>
+            <w:rStyle w:val="Hipervnculo"/>
+          </w:rPr>
+          <w:t>https://zonaretiro.com/ciudadanos/cierr</w:t>
+        </w:r>
+        <w:r>
+          <w:rPr>
+            <w:rStyle w:val="Hipervnculo"/>
+          </w:rPr>
+          <w:t>a</w:t>
+        </w:r>
+        <w:r>
+          <w:rPr>
+            <w:rStyle w:val="Hipervnculo"/>
+          </w:rPr>
+          <w:t>-tienes-sal/</w:t>
+        </w:r>
+      </w:hyperlink>
     </w:p>
     <w:p>
       <w:pPr>
-        <w:spacing w:before="0" w:after="0"/>
+        <w:pStyle w:val="Ttulo3"/>
         <w:rPr>
           <w:kern w:val="2"/>
           <w:lang w:val="es-ES"/>
           <w14:ligatures w14:val="standardContextual"/>
         </w:rPr>
       </w:pPr>
-      <w:proofErr w:type="spellStart"/>
-      <w:r>
-        <w:t>JetBrains</w:t>
-      </w:r>
-      <w:proofErr w:type="spellEnd"/>
-      <w:r>
-        <w:t xml:space="preserve"> </w:t>
-      </w:r>
-      <w:proofErr w:type="spellStart"/>
-      <w:r>
-        <w:t>s.r.o</w:t>
-      </w:r>
-      <w:proofErr w:type="spellEnd"/>
-      <w:r>
-        <w:t xml:space="preserve">. (s.f.). </w:t>
-      </w:r>
-      <w:proofErr w:type="spellStart"/>
-      <w:r>
-        <w:rPr>
-          <w:i/>
-          <w:iCs/>
-        </w:rPr>
-        <w:t>Kotlin</w:t>
-      </w:r>
-      <w:proofErr w:type="spellEnd"/>
-      <w:r>
-        <w:rPr>
-          <w:i/>
-          <w:iCs/>
-        </w:rPr>
-        <w:t xml:space="preserve"> </w:t>
-      </w:r>
-      <w:proofErr w:type="spellStart"/>
-      <w:r>
-        <w:rPr>
-          <w:i/>
-          <w:iCs/>
-        </w:rPr>
-        <w:t>Programming</w:t>
-      </w:r>
-      <w:proofErr w:type="spellEnd"/>
-      <w:r>
-        <w:rPr>
-          <w:i/>
-          <w:iCs/>
-        </w:rPr>
-        <w:t xml:space="preserve"> </w:t>
-      </w:r>
-      <w:proofErr w:type="spellStart"/>
-      <w:r>
-        <w:rPr>
-          <w:i/>
-          <w:iCs/>
-        </w:rPr>
-        <w:t>Language</w:t>
-      </w:r>
-      <w:proofErr w:type="spellEnd"/>
-      <w:r>
-        <w:t>. https://kotlinlang.org/</w:t>
-      </w:r>
-    </w:p>
-    <w:p>
-      <w:pPr>
-        <w:spacing w:before="0" w:after="0"/>
-        <w:rPr>
-          <w:kern w:val="2"/>
-          <w:lang w:val="es-ES"/>
-          <w14:ligatures w14:val="standardContextual"/>
-        </w:rPr>
-      </w:pPr>
-      <w:r>
-        <w:t xml:space="preserve">Palao, S. (s.f.). </w:t>
-      </w:r>
-      <w:r>
-        <w:rPr>
-          <w:i/>
-          <w:iCs/>
-        </w:rPr>
-        <w:t>Catálogo de pictogramas ARASAAC</w:t>
-      </w:r>
-      <w:r>
-        <w:t>. Centro Aragonés de la Comunicación Aumentativa y Alternativa y Gobierno de Aragón. https://arasaac.org/pictograms/search</w:t>
-      </w:r>
-    </w:p>
-    <w:p>
-      <w:pPr>
-        <w:pStyle w:val="Ttulo3"/>
-        <w:rPr>
-          <w:kern w:val="2"/>
-          <w:lang w:val="es-ES"/>
-          <w14:ligatures w14:val="standardContextual"/>
-        </w:rPr>
-      </w:pPr>
-      <w:bookmarkStart w:id="78" w:name="_Toc227493759"/>
-      <w:r>
-        <w:t>Plataformas competidoras y contexto del sector</w:t>
-      </w:r>
-      <w:bookmarkEnd w:id="78"/>
-    </w:p>
-    <w:p>
-      <w:pPr>
-        <w:spacing w:before="0" w:after="0"/>
-        <w:rPr>
-          <w:kern w:val="2"/>
-          <w:lang w:val="es-ES"/>
-          <w14:ligatures w14:val="standardContextual"/>
-        </w:rPr>
-      </w:pPr>
-      <w:r>
-        <w:t xml:space="preserve">Good Hood </w:t>
-      </w:r>
-      <w:proofErr w:type="spellStart"/>
-      <w:r>
-        <w:t>GmbH</w:t>
-      </w:r>
-      <w:proofErr w:type="spellEnd"/>
-      <w:r>
-        <w:t xml:space="preserve">. (s.f.). </w:t>
-      </w:r>
-      <w:proofErr w:type="spellStart"/>
-      <w:r>
-        <w:rPr>
-          <w:i/>
-          <w:iCs/>
-        </w:rPr>
-        <w:t>Nebenan.de</w:t>
-      </w:r>
-      <w:proofErr w:type="spellEnd"/>
-      <w:r>
-        <w:rPr>
-          <w:i/>
-          <w:iCs/>
-        </w:rPr>
-        <w:t xml:space="preserve">: Die </w:t>
-      </w:r>
-      <w:proofErr w:type="spellStart"/>
-      <w:r>
-        <w:rPr>
-          <w:i/>
-          <w:iCs/>
-        </w:rPr>
-        <w:t>Nachbarschaftsplattform</w:t>
-      </w:r>
-      <w:proofErr w:type="spellEnd"/>
-      <w:r>
-        <w:t>. https://nebenan.de/</w:t>
-      </w:r>
-    </w:p>
-    <w:p>
-      <w:pPr>
-        <w:spacing w:before="0" w:after="0"/>
-        <w:rPr>
-          <w:kern w:val="2"/>
-          <w:lang w:val="es-ES"/>
-          <w14:ligatures w14:val="standardContextual"/>
-        </w:rPr>
-      </w:pPr>
-      <w:proofErr w:type="spellStart"/>
-      <w:r>
-        <w:t>Nextdoor</w:t>
-      </w:r>
-      <w:proofErr w:type="spellEnd"/>
-      <w:r>
-        <w:t xml:space="preserve"> Holdings, Inc. (s.f.). </w:t>
-      </w:r>
-      <w:proofErr w:type="spellStart"/>
-      <w:r>
-        <w:rPr>
-          <w:i/>
-          <w:iCs/>
-        </w:rPr>
-        <w:t>Nextdoor</w:t>
-      </w:r>
-      <w:proofErr w:type="spellEnd"/>
-      <w:r>
-        <w:t xml:space="preserve"> [Plataforma digital]. https://nextdoor.es/</w:t>
-      </w:r>
-    </w:p>
-    <w:p>
-      <w:pPr>
-        <w:spacing w:before="0" w:after="0"/>
-        <w:rPr>
-          <w:kern w:val="2"/>
-          <w:lang w:val="es-ES"/>
-          <w14:ligatures w14:val="standardContextual"/>
-        </w:rPr>
-      </w:pPr>
-      <w:proofErr w:type="spellStart"/>
-      <w:r>
-        <w:t>TimeRepublik</w:t>
-      </w:r>
-      <w:proofErr w:type="spellEnd"/>
-      <w:r>
-        <w:t xml:space="preserve">. (s.f.). </w:t>
-      </w:r>
-      <w:proofErr w:type="spellStart"/>
-      <w:r>
-        <w:rPr>
-          <w:i/>
-          <w:iCs/>
-        </w:rPr>
-        <w:t>TimeRepublik</w:t>
-      </w:r>
-      <w:proofErr w:type="spellEnd"/>
-      <w:r>
-        <w:rPr>
-          <w:i/>
-          <w:iCs/>
-        </w:rPr>
-        <w:t xml:space="preserve">: The </w:t>
-      </w:r>
-      <w:proofErr w:type="spellStart"/>
-      <w:r>
-        <w:rPr>
-          <w:i/>
-          <w:iCs/>
-        </w:rPr>
-        <w:t>first</w:t>
-      </w:r>
-      <w:proofErr w:type="spellEnd"/>
-      <w:r>
-        <w:rPr>
-          <w:i/>
-          <w:iCs/>
-        </w:rPr>
-        <w:t xml:space="preserve"> </w:t>
-      </w:r>
-      <w:proofErr w:type="spellStart"/>
-      <w:r>
-        <w:rPr>
-          <w:i/>
-          <w:iCs/>
-        </w:rPr>
-        <w:t>economy</w:t>
-      </w:r>
-      <w:proofErr w:type="spellEnd"/>
-      <w:r>
-        <w:rPr>
-          <w:i/>
-          <w:iCs/>
-        </w:rPr>
-        <w:t xml:space="preserve"> </w:t>
-      </w:r>
-      <w:proofErr w:type="spellStart"/>
-      <w:r>
-        <w:rPr>
-          <w:i/>
-          <w:iCs/>
-        </w:rPr>
-        <w:t>built</w:t>
-      </w:r>
-      <w:proofErr w:type="spellEnd"/>
-      <w:r>
-        <w:rPr>
-          <w:i/>
-          <w:iCs/>
-        </w:rPr>
-        <w:t xml:space="preserve"> </w:t>
-      </w:r>
-      <w:proofErr w:type="spellStart"/>
-      <w:r>
-        <w:rPr>
-          <w:i/>
-          <w:iCs/>
-        </w:rPr>
-        <w:t>on</w:t>
-      </w:r>
-      <w:proofErr w:type="spellEnd"/>
-      <w:r>
-        <w:rPr>
-          <w:i/>
-          <w:iCs/>
-        </w:rPr>
-        <w:t xml:space="preserve"> </w:t>
-      </w:r>
-      <w:proofErr w:type="spellStart"/>
-      <w:r>
-        <w:rPr>
-          <w:i/>
-          <w:iCs/>
-        </w:rPr>
-        <w:t>the</w:t>
-      </w:r>
-      <w:proofErr w:type="spellEnd"/>
-      <w:r>
-        <w:rPr>
-          <w:i/>
-          <w:iCs/>
-        </w:rPr>
-        <w:t xml:space="preserve"> </w:t>
-      </w:r>
-      <w:proofErr w:type="spellStart"/>
-      <w:r>
-        <w:rPr>
-          <w:i/>
-          <w:iCs/>
-        </w:rPr>
-        <w:t>fairness</w:t>
-      </w:r>
-      <w:proofErr w:type="spellEnd"/>
-      <w:r>
-        <w:rPr>
-          <w:i/>
-          <w:iCs/>
-        </w:rPr>
-        <w:t xml:space="preserve"> </w:t>
-      </w:r>
-      <w:proofErr w:type="spellStart"/>
-      <w:r>
-        <w:rPr>
-          <w:i/>
-          <w:iCs/>
-        </w:rPr>
-        <w:t>of</w:t>
-      </w:r>
-      <w:proofErr w:type="spellEnd"/>
-      <w:r>
-        <w:rPr>
-          <w:i/>
-          <w:iCs/>
-        </w:rPr>
-        <w:t xml:space="preserve"> time</w:t>
-      </w:r>
-      <w:r>
-        <w:t>. https://timerepublik.com/</w:t>
-      </w:r>
-    </w:p>
-    <w:p>
-      <w:pPr>
-        <w:spacing w:before="0" w:after="0"/>
-        <w:rPr>
-          <w:kern w:val="2"/>
-          <w:lang w:val="es-ES"/>
-          <w14:ligatures w14:val="standardContextual"/>
-        </w:rPr>
-      </w:pPr>
-      <w:r>
-        <w:t xml:space="preserve">Zona Retiro. (2023, 27 de septiembre). </w:t>
-      </w:r>
-      <w:r>
-        <w:rPr>
-          <w:i/>
-          <w:iCs/>
-        </w:rPr>
-        <w:t>Cierra '¿Tienes sal?': La plataforma vecinal dice adiós por falta de presupuesto</w:t>
-      </w:r>
-      <w:r>
-        <w:t>. https://zonaretiro.com/ciudadanos/cierra-tienes-sal/</w:t>
-      </w:r>
-    </w:p>
-    <w:p>
-      <w:pPr>
-        <w:pStyle w:val="Ttulo3"/>
-        <w:rPr>
-          <w:kern w:val="2"/>
-          <w:lang w:val="es-ES"/>
-          <w14:ligatures w14:val="standardContextual"/>
-        </w:rPr>
-      </w:pPr>
       <w:bookmarkStart w:id="79" w:name="_Toc227493760"/>
       <w:r>
         <w:t>Contexto socioeconómico y aislamiento urbano</w:t>
@@ -46663,8 +46206,16 @@
         <w:t>Aislamiento social en las grandes ciudades: cómo lo están superando las comunidades locales</w:t>
       </w:r>
       <w:r>
-        <w:t>. https://www.liberaldecastilla.com/aislamiento-social-en-las-grandes-ciudades-como-lo-estan-superando-las-comunidades-locales</w:t>
-      </w:r>
+        <w:t xml:space="preserve">. </w:t>
+      </w:r>
+      <w:hyperlink r:id="rId43" w:history="1">
+        <w:r>
+          <w:rPr>
+            <w:rStyle w:val="Hipervnculo"/>
+          </w:rPr>
+          <w:t>https://www.liberaldecastilla.com/aislamiento-social-en-las-grandes-ciudades-como-lo-estan-superando-las-comunidades-locales</w:t>
+        </w:r>
+      </w:hyperlink>
     </w:p>
     <w:p/>
     <w:p>
@@ -46713,7 +46264,6 @@
       </w:pPr>
       <w:bookmarkStart w:id="82" w:name="_Toc227493763"/>
       <w:r>
-        <w:lastRenderedPageBreak/>
         <w:t>Manual de Usuario</w:t>
       </w:r>
       <w:bookmarkEnd w:id="82"/>
@@ -46792,7 +46342,7 @@
                     <pic:cNvPicPr preferRelativeResize="0"/>
                   </pic:nvPicPr>
                   <pic:blipFill>
-                    <a:blip r:embed="rId8"/>
+                    <a:blip r:embed="rId9"/>
                     <a:srcRect/>
                     <a:stretch>
                       <a:fillRect/>
@@ -46816,10 +46366,10 @@
       </w:r>
     </w:p>
     <w:sectPr>
-      <w:headerReference w:type="default" r:id="rId12"/>
-      <w:footerReference w:type="default" r:id="rId13"/>
-      <w:headerReference w:type="first" r:id="rId14"/>
-      <w:footerReference w:type="first" r:id="rId15"/>
+      <w:headerReference w:type="default" r:id="rId44"/>
+      <w:footerReference w:type="default" r:id="rId45"/>
+      <w:headerReference w:type="first" r:id="rId46"/>
+      <w:footerReference w:type="first" r:id="rId47"/>
       <w:pgSz w:w="11909" w:h="16834"/>
       <w:pgMar w:top="1440" w:right="1440" w:bottom="1440" w:left="1440" w:header="283" w:footer="0" w:gutter="0"/>
       <w:pgNumType w:start="1"/>
@@ -51771,6 +51321,7 @@
   <w:style w:type="paragraph" w:default="1" w:styleId="Normal">
     <w:name w:val="Normal"/>
     <w:qFormat/>
+    <w:rsid w:val="00D27637"/>
   </w:style>
   <w:style w:type="paragraph" w:styleId="Ttulo1">
     <w:name w:val="heading 1"/>
@@ -51892,6 +51443,7 @@
   <w:style w:type="character" w:default="1" w:styleId="Fuentedeprrafopredeter">
     <w:name w:val="Default Paragraph Font"/>
     <w:uiPriority w:val="1"/>
+    <w:semiHidden/>
     <w:unhideWhenUsed/>
   </w:style>
   <w:style w:type="table" w:default="1" w:styleId="Tablanormal">
@@ -52438,6 +51990,49 @@
       <w:szCs w:val="32"/>
     </w:rPr>
   </w:style>
+  <w:style w:type="character" w:styleId="Mencinsinresolver">
+    <w:name w:val="Unresolved Mention"/>
+    <w:basedOn w:val="Fuentedeprrafopredeter"/>
+    <w:uiPriority w:val="99"/>
+    <w:semiHidden/>
+    <w:unhideWhenUsed/>
+    <w:rsid w:val="003B149C"/>
+    <w:rPr>
+      <w:color w:val="605E5C"/>
+      <w:shd w:val="clear" w:color="auto" w:fill="E1DFDD"/>
+    </w:rPr>
+  </w:style>
+  <w:style w:type="character" w:styleId="Hipervnculovisitado">
+    <w:name w:val="FollowedHyperlink"/>
+    <w:basedOn w:val="Fuentedeprrafopredeter"/>
+    <w:uiPriority w:val="99"/>
+    <w:semiHidden/>
+    <w:unhideWhenUsed/>
+    <w:rsid w:val="00885E46"/>
+    <w:rPr>
+      <w:color w:val="800080" w:themeColor="followedHyperlink"/>
+      <w:u w:val="single"/>
+    </w:rPr>
+  </w:style>
+  <w:style w:type="table" w:styleId="Tablaconcuadrcula">
+    <w:name w:val="Table Grid"/>
+    <w:basedOn w:val="Tablanormal"/>
+    <w:uiPriority w:val="39"/>
+    <w:rsid w:val="002F5103"/>
+    <w:pPr>
+      <w:spacing w:before="0" w:after="0" w:line="240" w:lineRule="auto"/>
+    </w:pPr>
+    <w:tblPr>
+      <w:tblBorders>
+        <w:top w:val="single" w:sz="4" w:space="0" w:color="auto"/>
+        <w:left w:val="single" w:sz="4" w:space="0" w:color="auto"/>
+        <w:bottom w:val="single" w:sz="4" w:space="0" w:color="auto"/>
+        <w:right w:val="single" w:sz="4" w:space="0" w:color="auto"/>
+        <w:insideH w:val="single" w:sz="4" w:space="0" w:color="auto"/>
+        <w:insideV w:val="single" w:sz="4" w:space="0" w:color="auto"/>
+      </w:tblBorders>
+    </w:tblPr>
+  </w:style>
 </w:styles>
 </file>
 
@@ -52789,6 +52384,10 @@
 </go:gDocsCustomXmlDataStorage>
 </file>
 
+<file path=customXml/item2.xml><?xml version="1.0" encoding="utf-8"?>
+<b:Sources xmlns:b="http://schemas.openxmlformats.org/officeDocument/2006/bibliography" xmlns="http://schemas.openxmlformats.org/officeDocument/2006/bibliography" SelectedStyle="\APASixthEditionOfficeOnline.xsl" StyleName="APA" Version="6"/>
+</file>
+
 <file path=customXml/itemProps1.xml><?xml version="1.0" encoding="utf-8"?>
 <ds:datastoreItem xmlns:ds="http://schemas.openxmlformats.org/officeDocument/2006/customXml" ds:itemID="{11111111-1234-1234-1234-123412341234}">
   <ds:schemaRefs>
@@ -52796,4 +52395,12 @@
     <ds:schemaRef ds:uri="http://schemas.openxmlformats.org/officeDocument/2006/relationships"/>
   </ds:schemaRefs>
 </ds:datastoreItem>
+</file>
+
+<file path=customXml/itemProps2.xml><?xml version="1.0" encoding="utf-8"?>
+<ds:datastoreItem xmlns:ds="http://schemas.openxmlformats.org/officeDocument/2006/customXml" ds:itemID="{596C4ED7-7D6B-44F9-ACB2-1263B5FE81C4}">
+  <ds:schemaRefs>
+    <ds:schemaRef ds:uri="http://schemas.openxmlformats.org/officeDocument/2006/bibliography"/>
+  </ds:schemaRefs>
+</ds:datastoreItem>
 </file>